--- a/Docker/7-network.docx
+++ b/Docker/7-network.docx
@@ -2356,6 +2356,7 @@
     </w:p>
     <w:p>
       <w:pPr>
+        <w:spacing w:after="60"/>
         <w:ind w:left="360"/>
         <w:jc w:val="both"/>
         <w:rPr>
@@ -2372,6 +2373,947 @@
         </w:rPr>
         <w:t>Bridge driver is local to one host.</w:t>
       </w:r>
+    </w:p>
+    <w:p>
+      <w:pPr>
+        <w:spacing w:after="60"/>
+        <w:ind w:left="360"/>
+        <w:jc w:val="both"/>
+        <w:rPr>
+          <w:rFonts w:asciiTheme="majorBidi" w:hAnsiTheme="majorBidi" w:cstheme="majorBidi"/>
+          <w:sz w:val="28"/>
+          <w:szCs w:val="28"/>
+        </w:rPr>
+      </w:pPr>
+      <w:r>
+        <w:rPr>
+          <w:rFonts w:asciiTheme="majorBidi" w:hAnsiTheme="majorBidi" w:cstheme="majorBidi"/>
+          <w:sz w:val="28"/>
+          <w:szCs w:val="28"/>
+        </w:rPr>
+        <w:t>There are two “bridge” networks in Docker:</w:t>
+      </w:r>
+    </w:p>
+    <w:p>
+      <w:pPr>
+        <w:pStyle w:val="ListParagraph"/>
+        <w:numPr>
+          <w:ilvl w:val="1"/>
+          <w:numId w:val="3"/>
+        </w:numPr>
+        <w:ind w:left="720"/>
+        <w:rPr>
+          <w:rFonts w:asciiTheme="majorBidi" w:hAnsiTheme="majorBidi" w:cstheme="majorBidi"/>
+          <w:sz w:val="28"/>
+          <w:szCs w:val="28"/>
+        </w:rPr>
+      </w:pPr>
+      <w:r>
+        <w:rPr>
+          <w:rFonts w:asciiTheme="majorBidi" w:hAnsiTheme="majorBidi" w:cstheme="majorBidi"/>
+          <w:sz w:val="28"/>
+          <w:szCs w:val="28"/>
+        </w:rPr>
+        <w:t>The default bridge (called bridge, backed by docker0)</w:t>
+      </w:r>
+    </w:p>
+    <w:p>
+      <w:pPr>
+        <w:pStyle w:val="ListParagraph"/>
+        <w:numPr>
+          <w:ilvl w:val="1"/>
+          <w:numId w:val="3"/>
+        </w:numPr>
+        <w:spacing w:after="60"/>
+        <w:ind w:left="720"/>
+        <w:jc w:val="both"/>
+        <w:rPr>
+          <w:rFonts w:asciiTheme="majorBidi" w:hAnsiTheme="majorBidi" w:cstheme="majorBidi"/>
+          <w:sz w:val="28"/>
+          <w:szCs w:val="28"/>
+        </w:rPr>
+      </w:pPr>
+      <w:r>
+        <w:rPr>
+          <w:rFonts w:asciiTheme="majorBidi" w:hAnsiTheme="majorBidi" w:cstheme="majorBidi"/>
+          <w:sz w:val="28"/>
+          <w:szCs w:val="28"/>
+        </w:rPr>
+        <w:t xml:space="preserve">A user-defined bridge (created with </w:t>
+      </w:r>
+      <w:r>
+        <w:rPr>
+          <w:rFonts w:asciiTheme="majorBidi" w:hAnsiTheme="majorBidi" w:cstheme="majorBidi"/>
+          <w:b/>
+          <w:bCs/>
+          <w:i/>
+          <w:iCs/>
+          <w:sz w:val="28"/>
+          <w:szCs w:val="28"/>
+        </w:rPr>
+        <w:t>docker network create</w:t>
+      </w:r>
+      <w:r>
+        <w:rPr>
+          <w:rFonts w:asciiTheme="majorBidi" w:hAnsiTheme="majorBidi" w:cstheme="majorBidi"/>
+          <w:sz w:val="28"/>
+          <w:szCs w:val="28"/>
+        </w:rPr>
+        <w:t>)</w:t>
+      </w:r>
+    </w:p>
+    <w:p>
+      <w:pPr>
+        <w:spacing w:after="60"/>
+        <w:ind w:left="360"/>
+        <w:jc w:val="both"/>
+        <w:rPr>
+          <w:rFonts w:asciiTheme="majorBidi" w:hAnsiTheme="majorBidi" w:cstheme="majorBidi"/>
+          <w:sz w:val="28"/>
+          <w:szCs w:val="28"/>
+        </w:rPr>
+      </w:pPr>
+      <w:r>
+        <w:rPr>
+          <w:rFonts w:asciiTheme="majorBidi" w:hAnsiTheme="majorBidi" w:cstheme="majorBidi"/>
+          <w:sz w:val="28"/>
+          <w:szCs w:val="28"/>
+        </w:rPr>
+        <w:t>They both use Linux bridges under the hood. The difference is control and behavior.</w:t>
+      </w:r>
+    </w:p>
+    <w:p>
+      <w:pPr>
+        <w:ind w:left="360"/>
+        <w:jc w:val="both"/>
+        <w:rPr>
+          <w:rFonts w:asciiTheme="majorBidi" w:hAnsiTheme="majorBidi" w:cstheme="majorBidi"/>
+          <w:sz w:val="28"/>
+          <w:szCs w:val="28"/>
+        </w:rPr>
+      </w:pPr>
+      <w:r>
+        <w:rPr>
+          <w:rFonts w:asciiTheme="majorBidi" w:hAnsiTheme="majorBidi" w:cstheme="majorBidi"/>
+          <w:sz w:val="28"/>
+          <w:szCs w:val="28"/>
+        </w:rPr>
+        <w:t>Here’s the clean comparison:</w:t>
+      </w:r>
+    </w:p>
+    <w:tbl>
+      <w:tblPr>
+        <w:tblStyle w:val="GridTable3"/>
+        <w:tblW w:w="0" w:type="auto"/>
+        <w:tblInd w:w="265" w:type="dxa"/>
+        <w:tblLook w:val="04A0" w:firstRow="1" w:lastRow="0" w:firstColumn="1" w:lastColumn="0" w:noHBand="0" w:noVBand="1"/>
+      </w:tblPr>
+      <w:tblGrid>
+        <w:gridCol w:w="3326"/>
+        <w:gridCol w:w="3597"/>
+        <w:gridCol w:w="3597"/>
+      </w:tblGrid>
+      <w:tr>
+        <w:trPr>
+          <w:cnfStyle w:val="100000000000" w:firstRow="1" w:lastRow="0" w:firstColumn="0" w:lastColumn="0" w:oddVBand="0" w:evenVBand="0" w:oddHBand="0" w:evenHBand="0" w:firstRowFirstColumn="0" w:firstRowLastColumn="0" w:lastRowFirstColumn="0" w:lastRowLastColumn="0"/>
+        </w:trPr>
+        <w:tc>
+          <w:tcPr>
+            <w:cnfStyle w:val="001000000100" w:firstRow="0" w:lastRow="0" w:firstColumn="1" w:lastColumn="0" w:oddVBand="0" w:evenVBand="0" w:oddHBand="0" w:evenHBand="0" w:firstRowFirstColumn="1" w:firstRowLastColumn="0" w:lastRowFirstColumn="0" w:lastRowLastColumn="0"/>
+            <w:tcW w:w="3326" w:type="dxa"/>
+            <w:tcBorders>
+              <w:top w:val="single" w:sz="12" w:space="0" w:color="000000"/>
+            </w:tcBorders>
+            <w:vAlign w:val="center"/>
+          </w:tcPr>
+          <w:p>
+            <w:pPr>
+              <w:spacing w:before="120" w:after="120"/>
+              <w:jc w:val="center"/>
+              <w:rPr>
+                <w:rFonts w:asciiTheme="majorBidi" w:hAnsiTheme="majorBidi" w:cstheme="majorBidi"/>
+                <w:sz w:val="28"/>
+                <w:szCs w:val="28"/>
+              </w:rPr>
+            </w:pPr>
+            <w:r>
+              <w:rPr>
+                <w:rFonts w:asciiTheme="majorBidi" w:hAnsiTheme="majorBidi" w:cstheme="majorBidi"/>
+                <w:sz w:val="28"/>
+                <w:szCs w:val="28"/>
+              </w:rPr>
+              <w:lastRenderedPageBreak/>
+              <w:t>Feature</w:t>
+            </w:r>
+          </w:p>
+        </w:tc>
+        <w:tc>
+          <w:tcPr>
+            <w:tcW w:w="3597" w:type="dxa"/>
+            <w:tcBorders>
+              <w:top w:val="single" w:sz="12" w:space="0" w:color="000000"/>
+            </w:tcBorders>
+            <w:vAlign w:val="center"/>
+          </w:tcPr>
+          <w:p>
+            <w:pPr>
+              <w:spacing w:before="120" w:after="120"/>
+              <w:jc w:val="center"/>
+              <w:cnfStyle w:val="100000000000" w:firstRow="1" w:lastRow="0" w:firstColumn="0" w:lastColumn="0" w:oddVBand="0" w:evenVBand="0" w:oddHBand="0" w:evenHBand="0" w:firstRowFirstColumn="0" w:firstRowLastColumn="0" w:lastRowFirstColumn="0" w:lastRowLastColumn="0"/>
+              <w:rPr>
+                <w:rFonts w:asciiTheme="majorBidi" w:hAnsiTheme="majorBidi" w:cstheme="majorBidi"/>
+                <w:sz w:val="28"/>
+                <w:szCs w:val="28"/>
+              </w:rPr>
+            </w:pPr>
+            <w:r>
+              <w:rPr>
+                <w:rFonts w:asciiTheme="majorBidi" w:hAnsiTheme="majorBidi" w:cstheme="majorBidi"/>
+                <w:sz w:val="28"/>
+                <w:szCs w:val="28"/>
+              </w:rPr>
+              <w:t>Default bridge (</w:t>
+            </w:r>
+            <w:r>
+              <w:rPr>
+                <w:rStyle w:val="HTMLCode"/>
+                <w:rFonts w:asciiTheme="majorBidi" w:eastAsiaTheme="majorEastAsia" w:hAnsiTheme="majorBidi" w:cstheme="majorBidi"/>
+                <w:sz w:val="28"/>
+                <w:szCs w:val="28"/>
+              </w:rPr>
+              <w:t>bridge</w:t>
+            </w:r>
+            <w:r>
+              <w:rPr>
+                <w:rFonts w:asciiTheme="majorBidi" w:hAnsiTheme="majorBidi" w:cstheme="majorBidi"/>
+                <w:sz w:val="28"/>
+                <w:szCs w:val="28"/>
+              </w:rPr>
+              <w:t>)</w:t>
+            </w:r>
+          </w:p>
+        </w:tc>
+        <w:tc>
+          <w:tcPr>
+            <w:tcW w:w="3597" w:type="dxa"/>
+            <w:tcBorders>
+              <w:top w:val="single" w:sz="12" w:space="0" w:color="000000"/>
+            </w:tcBorders>
+            <w:vAlign w:val="center"/>
+          </w:tcPr>
+          <w:p>
+            <w:pPr>
+              <w:spacing w:before="120" w:after="120"/>
+              <w:jc w:val="center"/>
+              <w:cnfStyle w:val="100000000000" w:firstRow="1" w:lastRow="0" w:firstColumn="0" w:lastColumn="0" w:oddVBand="0" w:evenVBand="0" w:oddHBand="0" w:evenHBand="0" w:firstRowFirstColumn="0" w:firstRowLastColumn="0" w:lastRowFirstColumn="0" w:lastRowLastColumn="0"/>
+              <w:rPr>
+                <w:rFonts w:asciiTheme="majorBidi" w:hAnsiTheme="majorBidi" w:cstheme="majorBidi"/>
+                <w:sz w:val="28"/>
+                <w:szCs w:val="28"/>
+              </w:rPr>
+            </w:pPr>
+            <w:r>
+              <w:rPr>
+                <w:rFonts w:asciiTheme="majorBidi" w:hAnsiTheme="majorBidi" w:cstheme="majorBidi"/>
+                <w:sz w:val="28"/>
+                <w:szCs w:val="28"/>
+              </w:rPr>
+              <w:t>User-defined bridge</w:t>
+            </w:r>
+          </w:p>
+        </w:tc>
+      </w:tr>
+      <w:tr>
+        <w:trPr>
+          <w:cnfStyle w:val="000000100000" w:firstRow="0" w:lastRow="0" w:firstColumn="0" w:lastColumn="0" w:oddVBand="0" w:evenVBand="0" w:oddHBand="1" w:evenHBand="0" w:firstRowFirstColumn="0" w:firstRowLastColumn="0" w:lastRowFirstColumn="0" w:lastRowLastColumn="0"/>
+        </w:trPr>
+        <w:tc>
+          <w:tcPr>
+            <w:cnfStyle w:val="001000000000" w:firstRow="0" w:lastRow="0" w:firstColumn="1" w:lastColumn="0" w:oddVBand="0" w:evenVBand="0" w:oddHBand="0" w:evenHBand="0" w:firstRowFirstColumn="0" w:firstRowLastColumn="0" w:lastRowFirstColumn="0" w:lastRowLastColumn="0"/>
+            <w:tcW w:w="3326" w:type="dxa"/>
+            <w:vAlign w:val="center"/>
+          </w:tcPr>
+          <w:p>
+            <w:pPr>
+              <w:spacing w:before="60" w:after="60"/>
+              <w:jc w:val="center"/>
+              <w:rPr>
+                <w:rFonts w:asciiTheme="majorBidi" w:hAnsiTheme="majorBidi" w:cstheme="majorBidi"/>
+                <w:b/>
+                <w:bCs/>
+                <w:sz w:val="28"/>
+                <w:szCs w:val="28"/>
+              </w:rPr>
+            </w:pPr>
+            <w:r>
+              <w:rPr>
+                <w:rFonts w:asciiTheme="majorBidi" w:hAnsiTheme="majorBidi" w:cstheme="majorBidi"/>
+                <w:b/>
+                <w:bCs/>
+                <w:sz w:val="28"/>
+                <w:szCs w:val="28"/>
+              </w:rPr>
+              <w:t>Created automatically</w:t>
+            </w:r>
+          </w:p>
+        </w:tc>
+        <w:tc>
+          <w:tcPr>
+            <w:tcW w:w="3597" w:type="dxa"/>
+            <w:vAlign w:val="center"/>
+          </w:tcPr>
+          <w:p>
+            <w:pPr>
+              <w:spacing w:before="60" w:after="60"/>
+              <w:jc w:val="center"/>
+              <w:cnfStyle w:val="000000100000" w:firstRow="0" w:lastRow="0" w:firstColumn="0" w:lastColumn="0" w:oddVBand="0" w:evenVBand="0" w:oddHBand="1" w:evenHBand="0" w:firstRowFirstColumn="0" w:firstRowLastColumn="0" w:lastRowFirstColumn="0" w:lastRowLastColumn="0"/>
+              <w:rPr>
+                <w:rFonts w:asciiTheme="majorBidi" w:hAnsiTheme="majorBidi" w:cstheme="majorBidi"/>
+                <w:sz w:val="28"/>
+                <w:szCs w:val="28"/>
+              </w:rPr>
+            </w:pPr>
+            <w:r>
+              <w:rPr>
+                <w:rFonts w:asciiTheme="majorBidi" w:hAnsiTheme="majorBidi" w:cstheme="majorBidi"/>
+                <w:sz w:val="28"/>
+                <w:szCs w:val="28"/>
+              </w:rPr>
+              <w:t>Yes (when Docker starts)</w:t>
+            </w:r>
+          </w:p>
+        </w:tc>
+        <w:tc>
+          <w:tcPr>
+            <w:tcW w:w="3597" w:type="dxa"/>
+            <w:vAlign w:val="center"/>
+          </w:tcPr>
+          <w:p>
+            <w:pPr>
+              <w:spacing w:before="60" w:after="60"/>
+              <w:jc w:val="center"/>
+              <w:cnfStyle w:val="000000100000" w:firstRow="0" w:lastRow="0" w:firstColumn="0" w:lastColumn="0" w:oddVBand="0" w:evenVBand="0" w:oddHBand="1" w:evenHBand="0" w:firstRowFirstColumn="0" w:firstRowLastColumn="0" w:lastRowFirstColumn="0" w:lastRowLastColumn="0"/>
+              <w:rPr>
+                <w:rFonts w:asciiTheme="majorBidi" w:hAnsiTheme="majorBidi" w:cstheme="majorBidi"/>
+                <w:sz w:val="28"/>
+                <w:szCs w:val="28"/>
+              </w:rPr>
+            </w:pPr>
+            <w:r>
+              <w:rPr>
+                <w:rFonts w:asciiTheme="majorBidi" w:hAnsiTheme="majorBidi" w:cstheme="majorBidi"/>
+                <w:sz w:val="28"/>
+                <w:szCs w:val="28"/>
+              </w:rPr>
+              <w:t>No (you create it)</w:t>
+            </w:r>
+          </w:p>
+        </w:tc>
+      </w:tr>
+      <w:tr>
+        <w:tc>
+          <w:tcPr>
+            <w:cnfStyle w:val="001000000000" w:firstRow="0" w:lastRow="0" w:firstColumn="1" w:lastColumn="0" w:oddVBand="0" w:evenVBand="0" w:oddHBand="0" w:evenHBand="0" w:firstRowFirstColumn="0" w:firstRowLastColumn="0" w:lastRowFirstColumn="0" w:lastRowLastColumn="0"/>
+            <w:tcW w:w="3326" w:type="dxa"/>
+            <w:vAlign w:val="center"/>
+          </w:tcPr>
+          <w:p>
+            <w:pPr>
+              <w:spacing w:before="60" w:after="60"/>
+              <w:jc w:val="center"/>
+              <w:rPr>
+                <w:rFonts w:asciiTheme="majorBidi" w:hAnsiTheme="majorBidi" w:cstheme="majorBidi"/>
+                <w:b/>
+                <w:bCs/>
+                <w:sz w:val="28"/>
+                <w:szCs w:val="28"/>
+              </w:rPr>
+            </w:pPr>
+            <w:r>
+              <w:rPr>
+                <w:rFonts w:asciiTheme="majorBidi" w:hAnsiTheme="majorBidi" w:cstheme="majorBidi"/>
+                <w:b/>
+                <w:bCs/>
+                <w:sz w:val="28"/>
+                <w:szCs w:val="28"/>
+              </w:rPr>
+              <w:t>Name resolution (DNS)</w:t>
+            </w:r>
+          </w:p>
+        </w:tc>
+        <w:tc>
+          <w:tcPr>
+            <w:tcW w:w="3597" w:type="dxa"/>
+            <w:vAlign w:val="center"/>
+          </w:tcPr>
+          <w:p>
+            <w:pPr>
+              <w:spacing w:before="60" w:after="60"/>
+              <w:jc w:val="center"/>
+              <w:cnfStyle w:val="000000000000" w:firstRow="0" w:lastRow="0" w:firstColumn="0" w:lastColumn="0" w:oddVBand="0" w:evenVBand="0" w:oddHBand="0" w:evenHBand="0" w:firstRowFirstColumn="0" w:firstRowLastColumn="0" w:lastRowFirstColumn="0" w:lastRowLastColumn="0"/>
+              <w:rPr>
+                <w:rFonts w:asciiTheme="majorBidi" w:hAnsiTheme="majorBidi" w:cstheme="majorBidi"/>
+                <w:sz w:val="28"/>
+                <w:szCs w:val="28"/>
+              </w:rPr>
+            </w:pPr>
+            <w:r>
+              <w:rPr>
+                <w:rFonts w:asciiTheme="majorBidi" w:hAnsiTheme="majorBidi" w:cstheme="majorBidi"/>
+                <w:sz w:val="28"/>
+                <w:szCs w:val="28"/>
+              </w:rPr>
+              <w:t>No automatic container name resolution</w:t>
+            </w:r>
+          </w:p>
+        </w:tc>
+        <w:tc>
+          <w:tcPr>
+            <w:tcW w:w="3597" w:type="dxa"/>
+            <w:vAlign w:val="center"/>
+          </w:tcPr>
+          <w:p>
+            <w:pPr>
+              <w:spacing w:before="60" w:after="60"/>
+              <w:jc w:val="center"/>
+              <w:cnfStyle w:val="000000000000" w:firstRow="0" w:lastRow="0" w:firstColumn="0" w:lastColumn="0" w:oddVBand="0" w:evenVBand="0" w:oddHBand="0" w:evenHBand="0" w:firstRowFirstColumn="0" w:firstRowLastColumn="0" w:lastRowFirstColumn="0" w:lastRowLastColumn="0"/>
+              <w:rPr>
+                <w:rFonts w:asciiTheme="majorBidi" w:hAnsiTheme="majorBidi" w:cstheme="majorBidi"/>
+                <w:sz w:val="28"/>
+                <w:szCs w:val="28"/>
+              </w:rPr>
+            </w:pPr>
+            <w:r>
+              <w:rPr>
+                <w:rFonts w:asciiTheme="majorBidi" w:hAnsiTheme="majorBidi" w:cstheme="majorBidi"/>
+                <w:sz w:val="28"/>
+                <w:szCs w:val="28"/>
+              </w:rPr>
+              <w:t>Built-in DNS (containers resolve each other by name)</w:t>
+            </w:r>
+          </w:p>
+        </w:tc>
+      </w:tr>
+      <w:tr>
+        <w:trPr>
+          <w:cnfStyle w:val="000000100000" w:firstRow="0" w:lastRow="0" w:firstColumn="0" w:lastColumn="0" w:oddVBand="0" w:evenVBand="0" w:oddHBand="1" w:evenHBand="0" w:firstRowFirstColumn="0" w:firstRowLastColumn="0" w:lastRowFirstColumn="0" w:lastRowLastColumn="0"/>
+        </w:trPr>
+        <w:tc>
+          <w:tcPr>
+            <w:cnfStyle w:val="001000000000" w:firstRow="0" w:lastRow="0" w:firstColumn="1" w:lastColumn="0" w:oddVBand="0" w:evenVBand="0" w:oddHBand="0" w:evenHBand="0" w:firstRowFirstColumn="0" w:firstRowLastColumn="0" w:lastRowFirstColumn="0" w:lastRowLastColumn="0"/>
+            <w:tcW w:w="3326" w:type="dxa"/>
+            <w:vAlign w:val="center"/>
+          </w:tcPr>
+          <w:p>
+            <w:pPr>
+              <w:spacing w:before="60" w:after="60"/>
+              <w:jc w:val="center"/>
+              <w:rPr>
+                <w:rFonts w:asciiTheme="majorBidi" w:hAnsiTheme="majorBidi" w:cstheme="majorBidi"/>
+                <w:b/>
+                <w:bCs/>
+                <w:sz w:val="28"/>
+                <w:szCs w:val="28"/>
+              </w:rPr>
+            </w:pPr>
+            <w:r>
+              <w:rPr>
+                <w:rFonts w:asciiTheme="majorBidi" w:hAnsiTheme="majorBidi" w:cstheme="majorBidi"/>
+                <w:b/>
+                <w:bCs/>
+                <w:sz w:val="28"/>
+                <w:szCs w:val="28"/>
+              </w:rPr>
+              <w:t>Isolation</w:t>
+            </w:r>
+          </w:p>
+        </w:tc>
+        <w:tc>
+          <w:tcPr>
+            <w:tcW w:w="3597" w:type="dxa"/>
+            <w:vAlign w:val="center"/>
+          </w:tcPr>
+          <w:p>
+            <w:pPr>
+              <w:spacing w:before="60" w:after="60"/>
+              <w:jc w:val="center"/>
+              <w:cnfStyle w:val="000000100000" w:firstRow="0" w:lastRow="0" w:firstColumn="0" w:lastColumn="0" w:oddVBand="0" w:evenVBand="0" w:oddHBand="1" w:evenHBand="0" w:firstRowFirstColumn="0" w:firstRowLastColumn="0" w:lastRowFirstColumn="0" w:lastRowLastColumn="0"/>
+              <w:rPr>
+                <w:rFonts w:asciiTheme="majorBidi" w:hAnsiTheme="majorBidi" w:cstheme="majorBidi"/>
+                <w:sz w:val="28"/>
+                <w:szCs w:val="28"/>
+              </w:rPr>
+            </w:pPr>
+            <w:r>
+              <w:rPr>
+                <w:rFonts w:asciiTheme="majorBidi" w:hAnsiTheme="majorBidi" w:cstheme="majorBidi"/>
+                <w:sz w:val="28"/>
+                <w:szCs w:val="28"/>
+              </w:rPr>
+              <w:t xml:space="preserve">Weak – all containers on </w:t>
+            </w:r>
+            <w:r>
+              <w:rPr>
+                <w:rStyle w:val="HTMLCode"/>
+                <w:rFonts w:asciiTheme="majorBidi" w:eastAsiaTheme="majorEastAsia" w:hAnsiTheme="majorBidi" w:cstheme="majorBidi"/>
+                <w:sz w:val="28"/>
+                <w:szCs w:val="28"/>
+              </w:rPr>
+              <w:t>bridge</w:t>
+            </w:r>
+            <w:r>
+              <w:rPr>
+                <w:rFonts w:asciiTheme="majorBidi" w:hAnsiTheme="majorBidi" w:cstheme="majorBidi"/>
+                <w:sz w:val="28"/>
+                <w:szCs w:val="28"/>
+              </w:rPr>
+              <w:t xml:space="preserve"> can talk</w:t>
+            </w:r>
+          </w:p>
+        </w:tc>
+        <w:tc>
+          <w:tcPr>
+            <w:tcW w:w="3597" w:type="dxa"/>
+            <w:vAlign w:val="center"/>
+          </w:tcPr>
+          <w:p>
+            <w:pPr>
+              <w:spacing w:before="60" w:after="60"/>
+              <w:jc w:val="center"/>
+              <w:cnfStyle w:val="000000100000" w:firstRow="0" w:lastRow="0" w:firstColumn="0" w:lastColumn="0" w:oddVBand="0" w:evenVBand="0" w:oddHBand="1" w:evenHBand="0" w:firstRowFirstColumn="0" w:firstRowLastColumn="0" w:lastRowFirstColumn="0" w:lastRowLastColumn="0"/>
+              <w:rPr>
+                <w:rFonts w:asciiTheme="majorBidi" w:hAnsiTheme="majorBidi" w:cstheme="majorBidi"/>
+                <w:sz w:val="28"/>
+                <w:szCs w:val="28"/>
+              </w:rPr>
+            </w:pPr>
+            <w:r>
+              <w:rPr>
+                <w:rFonts w:asciiTheme="majorBidi" w:hAnsiTheme="majorBidi" w:cstheme="majorBidi"/>
+                <w:sz w:val="28"/>
+                <w:szCs w:val="28"/>
+              </w:rPr>
+              <w:t>Stronger – only containers attached can talk</w:t>
+            </w:r>
+          </w:p>
+        </w:tc>
+      </w:tr>
+      <w:tr>
+        <w:tc>
+          <w:tcPr>
+            <w:cnfStyle w:val="001000000000" w:firstRow="0" w:lastRow="0" w:firstColumn="1" w:lastColumn="0" w:oddVBand="0" w:evenVBand="0" w:oddHBand="0" w:evenHBand="0" w:firstRowFirstColumn="0" w:firstRowLastColumn="0" w:lastRowFirstColumn="0" w:lastRowLastColumn="0"/>
+            <w:tcW w:w="3326" w:type="dxa"/>
+            <w:vAlign w:val="center"/>
+          </w:tcPr>
+          <w:p>
+            <w:pPr>
+              <w:spacing w:before="60" w:after="60"/>
+              <w:jc w:val="center"/>
+              <w:rPr>
+                <w:rFonts w:asciiTheme="majorBidi" w:hAnsiTheme="majorBidi" w:cstheme="majorBidi"/>
+                <w:b/>
+                <w:bCs/>
+                <w:sz w:val="28"/>
+                <w:szCs w:val="28"/>
+              </w:rPr>
+            </w:pPr>
+            <w:r>
+              <w:rPr>
+                <w:rFonts w:asciiTheme="majorBidi" w:hAnsiTheme="majorBidi" w:cstheme="majorBidi"/>
+                <w:b/>
+                <w:bCs/>
+                <w:sz w:val="28"/>
+                <w:szCs w:val="28"/>
+              </w:rPr>
+              <w:t>Attach/detach running containers</w:t>
+            </w:r>
+          </w:p>
+        </w:tc>
+        <w:tc>
+          <w:tcPr>
+            <w:tcW w:w="3597" w:type="dxa"/>
+            <w:vAlign w:val="center"/>
+          </w:tcPr>
+          <w:p>
+            <w:pPr>
+              <w:spacing w:before="60" w:after="60"/>
+              <w:jc w:val="center"/>
+              <w:cnfStyle w:val="000000000000" w:firstRow="0" w:lastRow="0" w:firstColumn="0" w:lastColumn="0" w:oddVBand="0" w:evenVBand="0" w:oddHBand="0" w:evenHBand="0" w:firstRowFirstColumn="0" w:firstRowLastColumn="0" w:lastRowFirstColumn="0" w:lastRowLastColumn="0"/>
+              <w:rPr>
+                <w:rFonts w:asciiTheme="majorBidi" w:hAnsiTheme="majorBidi" w:cstheme="majorBidi"/>
+                <w:sz w:val="28"/>
+                <w:szCs w:val="28"/>
+              </w:rPr>
+            </w:pPr>
+            <w:r>
+              <w:rPr>
+                <w:rFonts w:asciiTheme="majorBidi" w:hAnsiTheme="majorBidi" w:cstheme="majorBidi"/>
+                <w:sz w:val="28"/>
+                <w:szCs w:val="28"/>
+              </w:rPr>
+              <w:t>Must recreate container</w:t>
+            </w:r>
+          </w:p>
+        </w:tc>
+        <w:tc>
+          <w:tcPr>
+            <w:tcW w:w="3597" w:type="dxa"/>
+            <w:vAlign w:val="center"/>
+          </w:tcPr>
+          <w:p>
+            <w:pPr>
+              <w:spacing w:before="60" w:after="60"/>
+              <w:jc w:val="center"/>
+              <w:cnfStyle w:val="000000000000" w:firstRow="0" w:lastRow="0" w:firstColumn="0" w:lastColumn="0" w:oddVBand="0" w:evenVBand="0" w:oddHBand="0" w:evenHBand="0" w:firstRowFirstColumn="0" w:firstRowLastColumn="0" w:lastRowFirstColumn="0" w:lastRowLastColumn="0"/>
+              <w:rPr>
+                <w:rFonts w:asciiTheme="majorBidi" w:hAnsiTheme="majorBidi" w:cstheme="majorBidi"/>
+                <w:sz w:val="28"/>
+                <w:szCs w:val="28"/>
+              </w:rPr>
+            </w:pPr>
+            <w:r>
+              <w:rPr>
+                <w:rStyle w:val="HTMLCode"/>
+                <w:rFonts w:asciiTheme="majorBidi" w:eastAsiaTheme="majorEastAsia" w:hAnsiTheme="majorBidi" w:cstheme="majorBidi"/>
+                <w:sz w:val="28"/>
+                <w:szCs w:val="28"/>
+              </w:rPr>
+              <w:t>docker network connect/disconnect</w:t>
+            </w:r>
+          </w:p>
+        </w:tc>
+      </w:tr>
+      <w:tr>
+        <w:trPr>
+          <w:cnfStyle w:val="000000100000" w:firstRow="0" w:lastRow="0" w:firstColumn="0" w:lastColumn="0" w:oddVBand="0" w:evenVBand="0" w:oddHBand="1" w:evenHBand="0" w:firstRowFirstColumn="0" w:firstRowLastColumn="0" w:lastRowFirstColumn="0" w:lastRowLastColumn="0"/>
+        </w:trPr>
+        <w:tc>
+          <w:tcPr>
+            <w:cnfStyle w:val="001000000000" w:firstRow="0" w:lastRow="0" w:firstColumn="1" w:lastColumn="0" w:oddVBand="0" w:evenVBand="0" w:oddHBand="0" w:evenHBand="0" w:firstRowFirstColumn="0" w:firstRowLastColumn="0" w:lastRowFirstColumn="0" w:lastRowLastColumn="0"/>
+            <w:tcW w:w="3326" w:type="dxa"/>
+            <w:vAlign w:val="center"/>
+          </w:tcPr>
+          <w:p>
+            <w:pPr>
+              <w:spacing w:before="60" w:after="60"/>
+              <w:jc w:val="center"/>
+              <w:rPr>
+                <w:rFonts w:asciiTheme="majorBidi" w:hAnsiTheme="majorBidi" w:cstheme="majorBidi"/>
+                <w:b/>
+                <w:bCs/>
+                <w:sz w:val="28"/>
+                <w:szCs w:val="28"/>
+              </w:rPr>
+            </w:pPr>
+            <w:r>
+              <w:rPr>
+                <w:rFonts w:asciiTheme="majorBidi" w:hAnsiTheme="majorBidi" w:cstheme="majorBidi"/>
+                <w:b/>
+                <w:bCs/>
+                <w:sz w:val="28"/>
+                <w:szCs w:val="28"/>
+              </w:rPr>
+              <w:t>Custom subnet</w:t>
+            </w:r>
+          </w:p>
+        </w:tc>
+        <w:tc>
+          <w:tcPr>
+            <w:tcW w:w="3597" w:type="dxa"/>
+            <w:vAlign w:val="center"/>
+          </w:tcPr>
+          <w:p>
+            <w:pPr>
+              <w:spacing w:before="60" w:after="60"/>
+              <w:jc w:val="center"/>
+              <w:cnfStyle w:val="000000100000" w:firstRow="0" w:lastRow="0" w:firstColumn="0" w:lastColumn="0" w:oddVBand="0" w:evenVBand="0" w:oddHBand="1" w:evenHBand="0" w:firstRowFirstColumn="0" w:firstRowLastColumn="0" w:lastRowFirstColumn="0" w:lastRowLastColumn="0"/>
+              <w:rPr>
+                <w:rFonts w:asciiTheme="majorBidi" w:hAnsiTheme="majorBidi" w:cstheme="majorBidi"/>
+                <w:sz w:val="28"/>
+                <w:szCs w:val="28"/>
+              </w:rPr>
+            </w:pPr>
+            <w:r>
+              <w:rPr>
+                <w:rFonts w:asciiTheme="majorBidi" w:hAnsiTheme="majorBidi" w:cstheme="majorBidi"/>
+                <w:sz w:val="28"/>
+                <w:szCs w:val="28"/>
+              </w:rPr>
+              <w:t>Not easily</w:t>
+            </w:r>
+          </w:p>
+        </w:tc>
+        <w:tc>
+          <w:tcPr>
+            <w:tcW w:w="3597" w:type="dxa"/>
+            <w:vAlign w:val="center"/>
+          </w:tcPr>
+          <w:p>
+            <w:pPr>
+              <w:spacing w:before="60" w:after="60"/>
+              <w:jc w:val="center"/>
+              <w:cnfStyle w:val="000000100000" w:firstRow="0" w:lastRow="0" w:firstColumn="0" w:lastColumn="0" w:oddVBand="0" w:evenVBand="0" w:oddHBand="1" w:evenHBand="0" w:firstRowFirstColumn="0" w:firstRowLastColumn="0" w:lastRowFirstColumn="0" w:lastRowLastColumn="0"/>
+              <w:rPr>
+                <w:rFonts w:asciiTheme="majorBidi" w:hAnsiTheme="majorBidi" w:cstheme="majorBidi"/>
+                <w:sz w:val="28"/>
+                <w:szCs w:val="28"/>
+              </w:rPr>
+            </w:pPr>
+            <w:r>
+              <w:rPr>
+                <w:rStyle w:val="HTMLCode"/>
+                <w:rFonts w:asciiTheme="majorBidi" w:eastAsiaTheme="majorEastAsia" w:hAnsiTheme="majorBidi" w:cstheme="majorBidi"/>
+                <w:sz w:val="28"/>
+                <w:szCs w:val="28"/>
+              </w:rPr>
+              <w:t>--subnet</w:t>
+            </w:r>
+            <w:r>
+              <w:rPr>
+                <w:rFonts w:asciiTheme="majorBidi" w:hAnsiTheme="majorBidi" w:cstheme="majorBidi"/>
+                <w:sz w:val="28"/>
+                <w:szCs w:val="28"/>
+              </w:rPr>
+              <w:t xml:space="preserve">, </w:t>
+            </w:r>
+            <w:r>
+              <w:rPr>
+                <w:rStyle w:val="HTMLCode"/>
+                <w:rFonts w:asciiTheme="majorBidi" w:eastAsiaTheme="majorEastAsia" w:hAnsiTheme="majorBidi" w:cstheme="majorBidi"/>
+                <w:sz w:val="28"/>
+                <w:szCs w:val="28"/>
+              </w:rPr>
+              <w:t>--gateway</w:t>
+            </w:r>
+            <w:r>
+              <w:rPr>
+                <w:rFonts w:asciiTheme="majorBidi" w:hAnsiTheme="majorBidi" w:cstheme="majorBidi"/>
+                <w:sz w:val="28"/>
+                <w:szCs w:val="28"/>
+              </w:rPr>
+              <w:t xml:space="preserve"> supported</w:t>
+            </w:r>
+          </w:p>
+        </w:tc>
+      </w:tr>
+      <w:tr>
+        <w:tc>
+          <w:tcPr>
+            <w:cnfStyle w:val="001000000000" w:firstRow="0" w:lastRow="0" w:firstColumn="1" w:lastColumn="0" w:oddVBand="0" w:evenVBand="0" w:oddHBand="0" w:evenHBand="0" w:firstRowFirstColumn="0" w:firstRowLastColumn="0" w:lastRowFirstColumn="0" w:lastRowLastColumn="0"/>
+            <w:tcW w:w="3326" w:type="dxa"/>
+            <w:vAlign w:val="center"/>
+          </w:tcPr>
+          <w:p>
+            <w:pPr>
+              <w:spacing w:before="60" w:after="60"/>
+              <w:jc w:val="center"/>
+              <w:rPr>
+                <w:rFonts w:asciiTheme="majorBidi" w:hAnsiTheme="majorBidi" w:cstheme="majorBidi"/>
+                <w:b/>
+                <w:bCs/>
+                <w:sz w:val="28"/>
+                <w:szCs w:val="28"/>
+              </w:rPr>
+            </w:pPr>
+            <w:r>
+              <w:rPr>
+                <w:rFonts w:asciiTheme="majorBidi" w:hAnsiTheme="majorBidi" w:cstheme="majorBidi"/>
+                <w:b/>
+                <w:bCs/>
+                <w:sz w:val="28"/>
+                <w:szCs w:val="28"/>
+              </w:rPr>
+              <w:t>Static IP support</w:t>
+            </w:r>
+          </w:p>
+        </w:tc>
+        <w:tc>
+          <w:tcPr>
+            <w:tcW w:w="3597" w:type="dxa"/>
+            <w:vAlign w:val="center"/>
+          </w:tcPr>
+          <w:p>
+            <w:pPr>
+              <w:spacing w:before="60" w:after="60"/>
+              <w:jc w:val="center"/>
+              <w:cnfStyle w:val="000000000000" w:firstRow="0" w:lastRow="0" w:firstColumn="0" w:lastColumn="0" w:oddVBand="0" w:evenVBand="0" w:oddHBand="0" w:evenHBand="0" w:firstRowFirstColumn="0" w:firstRowLastColumn="0" w:lastRowFirstColumn="0" w:lastRowLastColumn="0"/>
+              <w:rPr>
+                <w:rFonts w:asciiTheme="majorBidi" w:hAnsiTheme="majorBidi" w:cstheme="majorBidi"/>
+                <w:sz w:val="28"/>
+                <w:szCs w:val="28"/>
+              </w:rPr>
+            </w:pPr>
+            <w:r>
+              <w:rPr>
+                <w:rFonts w:asciiTheme="majorBidi" w:hAnsiTheme="majorBidi" w:cstheme="majorBidi"/>
+                <w:sz w:val="28"/>
+                <w:szCs w:val="28"/>
+              </w:rPr>
+              <w:t>No</w:t>
+            </w:r>
+          </w:p>
+        </w:tc>
+        <w:tc>
+          <w:tcPr>
+            <w:tcW w:w="3597" w:type="dxa"/>
+            <w:vAlign w:val="center"/>
+          </w:tcPr>
+          <w:p>
+            <w:pPr>
+              <w:spacing w:before="60" w:after="60"/>
+              <w:jc w:val="center"/>
+              <w:cnfStyle w:val="000000000000" w:firstRow="0" w:lastRow="0" w:firstColumn="0" w:lastColumn="0" w:oddVBand="0" w:evenVBand="0" w:oddHBand="0" w:evenHBand="0" w:firstRowFirstColumn="0" w:firstRowLastColumn="0" w:lastRowFirstColumn="0" w:lastRowLastColumn="0"/>
+              <w:rPr>
+                <w:rFonts w:asciiTheme="majorBidi" w:hAnsiTheme="majorBidi" w:cstheme="majorBidi"/>
+                <w:sz w:val="28"/>
+                <w:szCs w:val="28"/>
+              </w:rPr>
+            </w:pPr>
+            <w:r>
+              <w:rPr>
+                <w:rFonts w:asciiTheme="majorBidi" w:hAnsiTheme="majorBidi" w:cstheme="majorBidi"/>
+                <w:sz w:val="28"/>
+                <w:szCs w:val="28"/>
+              </w:rPr>
+              <w:t>Yes (</w:t>
+            </w:r>
+            <w:r>
+              <w:rPr>
+                <w:rStyle w:val="HTMLCode"/>
+                <w:rFonts w:asciiTheme="majorBidi" w:eastAsiaTheme="majorEastAsia" w:hAnsiTheme="majorBidi" w:cstheme="majorBidi"/>
+                <w:sz w:val="28"/>
+                <w:szCs w:val="28"/>
+              </w:rPr>
+              <w:t>--</w:t>
+            </w:r>
+            <w:proofErr w:type="spellStart"/>
+            <w:r>
+              <w:rPr>
+                <w:rStyle w:val="HTMLCode"/>
+                <w:rFonts w:asciiTheme="majorBidi" w:eastAsiaTheme="majorEastAsia" w:hAnsiTheme="majorBidi" w:cstheme="majorBidi"/>
+                <w:sz w:val="28"/>
+                <w:szCs w:val="28"/>
+              </w:rPr>
+              <w:t>ip</w:t>
+            </w:r>
+            <w:proofErr w:type="spellEnd"/>
+            <w:r>
+              <w:rPr>
+                <w:rFonts w:asciiTheme="majorBidi" w:hAnsiTheme="majorBidi" w:cstheme="majorBidi"/>
+                <w:sz w:val="28"/>
+                <w:szCs w:val="28"/>
+              </w:rPr>
+              <w:t>)</w:t>
+            </w:r>
+          </w:p>
+        </w:tc>
+      </w:tr>
+      <w:tr>
+        <w:trPr>
+          <w:cnfStyle w:val="000000100000" w:firstRow="0" w:lastRow="0" w:firstColumn="0" w:lastColumn="0" w:oddVBand="0" w:evenVBand="0" w:oddHBand="1" w:evenHBand="0" w:firstRowFirstColumn="0" w:firstRowLastColumn="0" w:lastRowFirstColumn="0" w:lastRowLastColumn="0"/>
+        </w:trPr>
+        <w:tc>
+          <w:tcPr>
+            <w:cnfStyle w:val="001000000000" w:firstRow="0" w:lastRow="0" w:firstColumn="1" w:lastColumn="0" w:oddVBand="0" w:evenVBand="0" w:oddHBand="0" w:evenHBand="0" w:firstRowFirstColumn="0" w:firstRowLastColumn="0" w:lastRowFirstColumn="0" w:lastRowLastColumn="0"/>
+            <w:tcW w:w="3326" w:type="dxa"/>
+            <w:tcBorders>
+              <w:bottom w:val="single" w:sz="12" w:space="0" w:color="000000"/>
+            </w:tcBorders>
+            <w:vAlign w:val="center"/>
+          </w:tcPr>
+          <w:p>
+            <w:pPr>
+              <w:spacing w:before="60" w:after="60"/>
+              <w:jc w:val="center"/>
+              <w:rPr>
+                <w:rFonts w:asciiTheme="majorBidi" w:hAnsiTheme="majorBidi" w:cstheme="majorBidi"/>
+                <w:b/>
+                <w:bCs/>
+                <w:sz w:val="28"/>
+                <w:szCs w:val="28"/>
+              </w:rPr>
+            </w:pPr>
+            <w:r>
+              <w:rPr>
+                <w:rFonts w:asciiTheme="majorBidi" w:hAnsiTheme="majorBidi" w:cstheme="majorBidi"/>
+                <w:b/>
+                <w:bCs/>
+                <w:sz w:val="28"/>
+                <w:szCs w:val="28"/>
+              </w:rPr>
+              <w:t>Production use</w:t>
+            </w:r>
+          </w:p>
+        </w:tc>
+        <w:tc>
+          <w:tcPr>
+            <w:tcW w:w="3597" w:type="dxa"/>
+            <w:tcBorders>
+              <w:bottom w:val="single" w:sz="12" w:space="0" w:color="000000"/>
+            </w:tcBorders>
+            <w:vAlign w:val="center"/>
+          </w:tcPr>
+          <w:p>
+            <w:pPr>
+              <w:spacing w:before="60" w:after="60"/>
+              <w:jc w:val="center"/>
+              <w:cnfStyle w:val="000000100000" w:firstRow="0" w:lastRow="0" w:firstColumn="0" w:lastColumn="0" w:oddVBand="0" w:evenVBand="0" w:oddHBand="1" w:evenHBand="0" w:firstRowFirstColumn="0" w:firstRowLastColumn="0" w:lastRowFirstColumn="0" w:lastRowLastColumn="0"/>
+              <w:rPr>
+                <w:rFonts w:asciiTheme="majorBidi" w:hAnsiTheme="majorBidi" w:cstheme="majorBidi"/>
+                <w:sz w:val="28"/>
+                <w:szCs w:val="28"/>
+              </w:rPr>
+            </w:pPr>
+            <w:r>
+              <w:rPr>
+                <w:rFonts w:asciiTheme="majorBidi" w:hAnsiTheme="majorBidi" w:cstheme="majorBidi"/>
+                <w:sz w:val="28"/>
+                <w:szCs w:val="28"/>
+              </w:rPr>
+              <w:t>Not recommended</w:t>
+            </w:r>
+          </w:p>
+        </w:tc>
+        <w:tc>
+          <w:tcPr>
+            <w:tcW w:w="3597" w:type="dxa"/>
+            <w:tcBorders>
+              <w:bottom w:val="single" w:sz="12" w:space="0" w:color="000000"/>
+            </w:tcBorders>
+            <w:vAlign w:val="center"/>
+          </w:tcPr>
+          <w:p>
+            <w:pPr>
+              <w:spacing w:before="60" w:after="60"/>
+              <w:jc w:val="center"/>
+              <w:cnfStyle w:val="000000100000" w:firstRow="0" w:lastRow="0" w:firstColumn="0" w:lastColumn="0" w:oddVBand="0" w:evenVBand="0" w:oddHBand="1" w:evenHBand="0" w:firstRowFirstColumn="0" w:firstRowLastColumn="0" w:lastRowFirstColumn="0" w:lastRowLastColumn="0"/>
+              <w:rPr>
+                <w:rFonts w:asciiTheme="majorBidi" w:hAnsiTheme="majorBidi" w:cstheme="majorBidi"/>
+                <w:sz w:val="28"/>
+                <w:szCs w:val="28"/>
+              </w:rPr>
+            </w:pPr>
+            <w:r>
+              <w:rPr>
+                <w:rFonts w:asciiTheme="majorBidi" w:hAnsiTheme="majorBidi" w:cstheme="majorBidi"/>
+                <w:sz w:val="28"/>
+                <w:szCs w:val="28"/>
+              </w:rPr>
+              <w:t>Recommended</w:t>
+            </w:r>
+          </w:p>
+        </w:tc>
+      </w:tr>
+    </w:tbl>
+    <w:p>
+      <w:pPr>
+        <w:jc w:val="both"/>
+        <w:rPr>
+          <w:rFonts w:asciiTheme="majorBidi" w:hAnsiTheme="majorBidi" w:cstheme="majorBidi"/>
+          <w:sz w:val="6"/>
+          <w:szCs w:val="6"/>
+        </w:rPr>
+      </w:pPr>
     </w:p>
     <w:p>
       <w:pPr>
@@ -2401,6 +3343,16 @@
         </w:rPr>
         <w:t>Overlay Driver</w:t>
       </w:r>
+      <w:r>
+        <w:rPr>
+          <w:rFonts w:asciiTheme="majorBidi" w:hAnsiTheme="majorBidi" w:cstheme="majorBidi"/>
+          <w:b/>
+          <w:bCs/>
+          <w:sz w:val="32"/>
+          <w:szCs w:val="32"/>
+        </w:rPr>
+        <w:t>:</w:t>
+      </w:r>
     </w:p>
     <w:p>
       <w:pPr>
@@ -2527,7 +3479,6 @@
           <w:sz w:val="28"/>
           <w:szCs w:val="28"/>
         </w:rPr>
-        <w:lastRenderedPageBreak/>
         <w:t>Overlay requires:</w:t>
       </w:r>
     </w:p>
@@ -2938,6 +3889,7 @@
           <w:sz w:val="28"/>
           <w:szCs w:val="28"/>
         </w:rPr>
+        <w:lastRenderedPageBreak/>
         <w:t>Its own presence on physical LAN</w:t>
       </w:r>
     </w:p>
@@ -3452,7 +4404,6 @@
           <w:sz w:val="28"/>
           <w:szCs w:val="28"/>
         </w:rPr>
-        <w:lastRenderedPageBreak/>
         <w:t>Packets now flow via driver-managed infrastructure.</w:t>
       </w:r>
     </w:p>
@@ -3862,6 +4813,7 @@
           <w:sz w:val="28"/>
           <w:szCs w:val="28"/>
         </w:rPr>
+        <w:lastRenderedPageBreak/>
         <w:t>CNM</w:t>
       </w:r>
     </w:p>
@@ -4280,7 +5232,6 @@
           <w:sz w:val="28"/>
           <w:szCs w:val="28"/>
         </w:rPr>
-        <w:lastRenderedPageBreak/>
         <w:t>This allows:</w:t>
       </w:r>
     </w:p>
@@ -4663,6 +5614,7 @@
           <w:sz w:val="28"/>
           <w:szCs w:val="28"/>
         </w:rPr>
+        <w:lastRenderedPageBreak/>
         <w:t>Allocating IP addresses (IPAM)</w:t>
       </w:r>
     </w:p>
@@ -5095,7 +6047,6 @@
           <w:sz w:val="28"/>
           <w:szCs w:val="28"/>
         </w:rPr>
-        <w:lastRenderedPageBreak/>
         <w:t>Assigning MAC addresses (</w:t>
       </w:r>
       <w:proofErr w:type="spellStart"/>
@@ -5526,6 +6477,7 @@
           <w:sz w:val="28"/>
           <w:szCs w:val="28"/>
         </w:rPr>
+        <w:lastRenderedPageBreak/>
         <w:t>Coordinates components</w:t>
       </w:r>
     </w:p>
@@ -5993,7 +6945,6 @@
           <w:sz w:val="28"/>
           <w:szCs w:val="28"/>
         </w:rPr>
-        <w:lastRenderedPageBreak/>
         <w:t>libnetwork</w:t>
       </w:r>
       <w:proofErr w:type="spellEnd"/>
@@ -6564,6 +7515,7 @@
           <w:sz w:val="28"/>
           <w:szCs w:val="28"/>
         </w:rPr>
+        <w:lastRenderedPageBreak/>
         <w:t>Data Plane (Driver + Kernel):</w:t>
       </w:r>
     </w:p>
@@ -6973,7 +7925,6 @@
           <w:sz w:val="28"/>
           <w:szCs w:val="28"/>
         </w:rPr>
-        <w:lastRenderedPageBreak/>
         <w:t>Ethernet frames</w:t>
       </w:r>
     </w:p>
@@ -7354,6 +8305,7 @@
           <w:sz w:val="28"/>
           <w:szCs w:val="28"/>
         </w:rPr>
+        <w:lastRenderedPageBreak/>
         <w:t>ip</w:t>
       </w:r>
       <w:proofErr w:type="spellEnd"/>
@@ -7802,15 +8754,6 @@
     </w:p>
     <w:p>
       <w:pPr>
-        <w:rPr>
-          <w:rFonts w:asciiTheme="majorBidi" w:hAnsiTheme="majorBidi" w:cstheme="majorBidi"/>
-          <w:sz w:val="28"/>
-          <w:szCs w:val="28"/>
-        </w:rPr>
-      </w:pPr>
-    </w:p>
-    <w:p>
-      <w:pPr>
         <w:pStyle w:val="ListParagraph"/>
         <w:numPr>
           <w:ilvl w:val="0"/>
@@ -7829,7 +8772,6 @@
           <w:sz w:val="28"/>
           <w:szCs w:val="28"/>
         </w:rPr>
-        <w:lastRenderedPageBreak/>
         <w:t>No IP routing involved.</w:t>
       </w:r>
     </w:p>
@@ -8182,6 +9124,7 @@
           <w:sz w:val="28"/>
           <w:szCs w:val="28"/>
         </w:rPr>
+        <w:lastRenderedPageBreak/>
         <w:t>Bridge vs Router</w:t>
       </w:r>
       <w:r>
@@ -8498,7 +9441,6 @@
           <w:sz w:val="28"/>
           <w:szCs w:val="28"/>
         </w:rPr>
-        <w:lastRenderedPageBreak/>
         <w:t>docker0 usually has an IP like 172.17.0.1</w:t>
       </w:r>
     </w:p>
@@ -8634,6 +9576,2156 @@
           <w:szCs w:val="28"/>
         </w:rPr>
         <w:t>Linux bridge = software Ethernet switch inside the kernel.</w:t>
+      </w:r>
+    </w:p>
+    <w:p>
+      <w:pPr>
+        <w:rPr>
+          <w:rFonts w:asciiTheme="majorBidi" w:hAnsiTheme="majorBidi" w:cstheme="majorBidi"/>
+          <w:b/>
+          <w:bCs/>
+          <w:sz w:val="36"/>
+          <w:szCs w:val="36"/>
+        </w:rPr>
+      </w:pPr>
+      <w:r>
+        <w:rPr>
+          <w:rFonts w:asciiTheme="majorBidi" w:hAnsiTheme="majorBidi" w:cstheme="majorBidi"/>
+          <w:b/>
+          <w:bCs/>
+          <w:sz w:val="36"/>
+          <w:szCs w:val="36"/>
+        </w:rPr>
+        <w:t>Important Commands:</w:t>
+      </w:r>
+    </w:p>
+    <w:p>
+      <w:pPr>
+        <w:pStyle w:val="ListParagraph"/>
+        <w:numPr>
+          <w:ilvl w:val="0"/>
+          <w:numId w:val="39"/>
+        </w:numPr>
+        <w:spacing w:after="60"/>
+        <w:ind w:left="360"/>
+        <w:rPr>
+          <w:rFonts w:asciiTheme="majorBidi" w:hAnsiTheme="majorBidi" w:cstheme="majorBidi"/>
+          <w:b/>
+          <w:bCs/>
+          <w:i/>
+          <w:iCs/>
+          <w:sz w:val="32"/>
+          <w:szCs w:val="32"/>
+        </w:rPr>
+      </w:pPr>
+      <w:r>
+        <w:rPr>
+          <w:rFonts w:asciiTheme="majorBidi" w:hAnsiTheme="majorBidi" w:cstheme="majorBidi"/>
+          <w:b/>
+          <w:bCs/>
+          <w:i/>
+          <w:iCs/>
+          <w:sz w:val="32"/>
+          <w:szCs w:val="32"/>
+        </w:rPr>
+        <w:t>docker network create</w:t>
+      </w:r>
+    </w:p>
+    <w:p>
+      <w:pPr>
+        <w:spacing w:after="60"/>
+        <w:ind w:left="360"/>
+        <w:rPr>
+          <w:rFonts w:asciiTheme="majorBidi" w:hAnsiTheme="majorBidi" w:cstheme="majorBidi"/>
+          <w:sz w:val="28"/>
+          <w:szCs w:val="28"/>
+        </w:rPr>
+      </w:pPr>
+      <w:r>
+        <w:rPr>
+          <w:rFonts w:asciiTheme="majorBidi" w:hAnsiTheme="majorBidi" w:cstheme="majorBidi"/>
+          <w:sz w:val="28"/>
+          <w:szCs w:val="28"/>
+        </w:rPr>
+        <w:t>Creates a new network.</w:t>
+      </w:r>
+    </w:p>
+    <w:p>
+      <w:pPr>
+        <w:spacing w:after="60"/>
+        <w:ind w:left="360"/>
+        <w:rPr>
+          <w:rFonts w:asciiTheme="majorBidi" w:hAnsiTheme="majorBidi" w:cstheme="majorBidi"/>
+          <w:sz w:val="28"/>
+          <w:szCs w:val="28"/>
+        </w:rPr>
+      </w:pPr>
+      <w:r>
+        <w:rPr>
+          <w:rFonts w:asciiTheme="majorBidi" w:hAnsiTheme="majorBidi" w:cstheme="majorBidi"/>
+          <w:sz w:val="28"/>
+          <w:szCs w:val="28"/>
+        </w:rPr>
+        <w:t>Basic:</w:t>
+      </w:r>
+    </w:p>
+    <w:p>
+      <w:pPr>
+        <w:spacing w:after="60"/>
+        <w:ind w:left="360"/>
+        <w:rPr>
+          <w:rFonts w:asciiTheme="majorBidi" w:hAnsiTheme="majorBidi" w:cstheme="majorBidi"/>
+          <w:b/>
+          <w:bCs/>
+          <w:i/>
+          <w:iCs/>
+          <w:sz w:val="28"/>
+          <w:szCs w:val="28"/>
+        </w:rPr>
+      </w:pPr>
+      <w:r>
+        <w:rPr>
+          <w:rFonts w:asciiTheme="majorBidi" w:hAnsiTheme="majorBidi" w:cstheme="majorBidi"/>
+          <w:b/>
+          <w:bCs/>
+          <w:i/>
+          <w:iCs/>
+          <w:sz w:val="28"/>
+          <w:szCs w:val="28"/>
+        </w:rPr>
+        <w:t xml:space="preserve">docker network create </w:t>
+      </w:r>
+      <w:proofErr w:type="spellStart"/>
+      <w:r>
+        <w:rPr>
+          <w:rFonts w:asciiTheme="majorBidi" w:hAnsiTheme="majorBidi" w:cstheme="majorBidi"/>
+          <w:b/>
+          <w:bCs/>
+          <w:i/>
+          <w:iCs/>
+          <w:sz w:val="28"/>
+          <w:szCs w:val="28"/>
+        </w:rPr>
+        <w:t>mynet</w:t>
+      </w:r>
+      <w:proofErr w:type="spellEnd"/>
+    </w:p>
+    <w:p>
+      <w:pPr>
+        <w:spacing w:after="0"/>
+        <w:ind w:left="360"/>
+        <w:rPr>
+          <w:rFonts w:asciiTheme="majorBidi" w:hAnsiTheme="majorBidi" w:cstheme="majorBidi"/>
+          <w:sz w:val="28"/>
+          <w:szCs w:val="28"/>
+        </w:rPr>
+      </w:pPr>
+      <w:r>
+        <w:rPr>
+          <w:rFonts w:asciiTheme="majorBidi" w:hAnsiTheme="majorBidi" w:cstheme="majorBidi"/>
+          <w:sz w:val="28"/>
+          <w:szCs w:val="28"/>
+        </w:rPr>
+        <w:t>Important options:</w:t>
+      </w:r>
+    </w:p>
+    <w:p>
+      <w:pPr>
+        <w:pStyle w:val="ListParagraph"/>
+        <w:numPr>
+          <w:ilvl w:val="1"/>
+          <w:numId w:val="39"/>
+        </w:numPr>
+        <w:spacing w:after="0"/>
+        <w:ind w:left="720"/>
+        <w:rPr>
+          <w:rFonts w:asciiTheme="majorBidi" w:hAnsiTheme="majorBidi" w:cstheme="majorBidi"/>
+          <w:sz w:val="28"/>
+          <w:szCs w:val="28"/>
+        </w:rPr>
+      </w:pPr>
+      <w:r>
+        <w:rPr>
+          <w:rFonts w:asciiTheme="majorBidi" w:hAnsiTheme="majorBidi" w:cstheme="majorBidi"/>
+          <w:b/>
+          <w:bCs/>
+          <w:i/>
+          <w:iCs/>
+          <w:sz w:val="28"/>
+          <w:szCs w:val="28"/>
+        </w:rPr>
+        <w:t>--driver</w:t>
+      </w:r>
+      <w:r>
+        <w:rPr>
+          <w:rFonts w:asciiTheme="majorBidi" w:hAnsiTheme="majorBidi" w:cstheme="majorBidi"/>
+          <w:sz w:val="28"/>
+          <w:szCs w:val="28"/>
+        </w:rPr>
+        <w:t xml:space="preserve"> </w:t>
+      </w:r>
+      <w:r>
+        <w:rPr>
+          <w:rFonts w:asciiTheme="majorBidi" w:hAnsiTheme="majorBidi" w:cstheme="majorBidi"/>
+          <w:sz w:val="28"/>
+          <w:szCs w:val="28"/>
+        </w:rPr>
+        <w:t>→ Choose backend implementation.</w:t>
+      </w:r>
+      <w:r>
+        <w:rPr>
+          <w:rFonts w:asciiTheme="majorBidi" w:hAnsiTheme="majorBidi" w:cstheme="majorBidi"/>
+          <w:sz w:val="28"/>
+          <w:szCs w:val="28"/>
+        </w:rPr>
+        <w:t xml:space="preserve"> Example:</w:t>
+      </w:r>
+    </w:p>
+    <w:p>
+      <w:pPr>
+        <w:spacing w:after="0"/>
+        <w:ind w:left="720"/>
+        <w:rPr>
+          <w:rFonts w:asciiTheme="majorBidi" w:hAnsiTheme="majorBidi" w:cstheme="majorBidi"/>
+          <w:b/>
+          <w:bCs/>
+          <w:i/>
+          <w:iCs/>
+          <w:sz w:val="28"/>
+          <w:szCs w:val="28"/>
+        </w:rPr>
+      </w:pPr>
+      <w:r>
+        <w:rPr>
+          <w:rFonts w:asciiTheme="majorBidi" w:hAnsiTheme="majorBidi" w:cstheme="majorBidi"/>
+          <w:b/>
+          <w:bCs/>
+          <w:i/>
+          <w:iCs/>
+          <w:sz w:val="28"/>
+          <w:szCs w:val="28"/>
+        </w:rPr>
+        <w:t xml:space="preserve">docker network create --driver bridge </w:t>
+      </w:r>
+      <w:proofErr w:type="spellStart"/>
+      <w:r>
+        <w:rPr>
+          <w:rFonts w:asciiTheme="majorBidi" w:hAnsiTheme="majorBidi" w:cstheme="majorBidi"/>
+          <w:b/>
+          <w:bCs/>
+          <w:i/>
+          <w:iCs/>
+          <w:sz w:val="28"/>
+          <w:szCs w:val="28"/>
+        </w:rPr>
+        <w:t>mynet</w:t>
+      </w:r>
+      <w:proofErr w:type="spellEnd"/>
+    </w:p>
+    <w:p>
+      <w:pPr>
+        <w:spacing w:after="0"/>
+        <w:ind w:left="720"/>
+        <w:rPr>
+          <w:rFonts w:asciiTheme="majorBidi" w:hAnsiTheme="majorBidi" w:cstheme="majorBidi"/>
+          <w:sz w:val="28"/>
+          <w:szCs w:val="28"/>
+        </w:rPr>
+      </w:pPr>
+      <w:r>
+        <w:rPr>
+          <w:rFonts w:asciiTheme="majorBidi" w:hAnsiTheme="majorBidi" w:cstheme="majorBidi"/>
+          <w:sz w:val="28"/>
+          <w:szCs w:val="28"/>
+        </w:rPr>
+        <w:t>Common values:</w:t>
+      </w:r>
+    </w:p>
+    <w:p>
+      <w:pPr>
+        <w:pStyle w:val="ListParagraph"/>
+        <w:numPr>
+          <w:ilvl w:val="2"/>
+          <w:numId w:val="39"/>
+        </w:numPr>
+        <w:ind w:left="1080"/>
+        <w:rPr>
+          <w:rFonts w:asciiTheme="majorBidi" w:hAnsiTheme="majorBidi" w:cstheme="majorBidi"/>
+          <w:sz w:val="28"/>
+          <w:szCs w:val="28"/>
+        </w:rPr>
+      </w:pPr>
+      <w:r>
+        <w:rPr>
+          <w:rFonts w:asciiTheme="majorBidi" w:hAnsiTheme="majorBidi" w:cstheme="majorBidi"/>
+          <w:sz w:val="28"/>
+          <w:szCs w:val="28"/>
+        </w:rPr>
+        <w:lastRenderedPageBreak/>
+        <w:t>bridge</w:t>
+      </w:r>
+    </w:p>
+    <w:p>
+      <w:pPr>
+        <w:pStyle w:val="ListParagraph"/>
+        <w:numPr>
+          <w:ilvl w:val="2"/>
+          <w:numId w:val="39"/>
+        </w:numPr>
+        <w:ind w:left="1080"/>
+        <w:rPr>
+          <w:rFonts w:asciiTheme="majorBidi" w:hAnsiTheme="majorBidi" w:cstheme="majorBidi"/>
+          <w:sz w:val="28"/>
+          <w:szCs w:val="28"/>
+        </w:rPr>
+      </w:pPr>
+      <w:r>
+        <w:rPr>
+          <w:rFonts w:asciiTheme="majorBidi" w:hAnsiTheme="majorBidi" w:cstheme="majorBidi"/>
+          <w:sz w:val="28"/>
+          <w:szCs w:val="28"/>
+        </w:rPr>
+        <w:t>overlay</w:t>
+      </w:r>
+    </w:p>
+    <w:p>
+      <w:pPr>
+        <w:pStyle w:val="ListParagraph"/>
+        <w:numPr>
+          <w:ilvl w:val="2"/>
+          <w:numId w:val="39"/>
+        </w:numPr>
+        <w:ind w:left="1080"/>
+        <w:rPr>
+          <w:rFonts w:asciiTheme="majorBidi" w:hAnsiTheme="majorBidi" w:cstheme="majorBidi"/>
+          <w:sz w:val="28"/>
+          <w:szCs w:val="28"/>
+        </w:rPr>
+      </w:pPr>
+      <w:r>
+        <w:rPr>
+          <w:rFonts w:asciiTheme="majorBidi" w:hAnsiTheme="majorBidi" w:cstheme="majorBidi"/>
+          <w:sz w:val="28"/>
+          <w:szCs w:val="28"/>
+        </w:rPr>
+        <w:t>host</w:t>
+      </w:r>
+    </w:p>
+    <w:p>
+      <w:pPr>
+        <w:pStyle w:val="ListParagraph"/>
+        <w:numPr>
+          <w:ilvl w:val="2"/>
+          <w:numId w:val="39"/>
+        </w:numPr>
+        <w:ind w:left="1080"/>
+        <w:rPr>
+          <w:rFonts w:asciiTheme="majorBidi" w:hAnsiTheme="majorBidi" w:cstheme="majorBidi"/>
+          <w:sz w:val="28"/>
+          <w:szCs w:val="28"/>
+        </w:rPr>
+      </w:pPr>
+      <w:proofErr w:type="spellStart"/>
+      <w:r>
+        <w:rPr>
+          <w:rFonts w:asciiTheme="majorBidi" w:hAnsiTheme="majorBidi" w:cstheme="majorBidi"/>
+          <w:sz w:val="28"/>
+          <w:szCs w:val="28"/>
+        </w:rPr>
+        <w:t>macvlan</w:t>
+      </w:r>
+      <w:proofErr w:type="spellEnd"/>
+    </w:p>
+    <w:p>
+      <w:pPr>
+        <w:pStyle w:val="ListParagraph"/>
+        <w:numPr>
+          <w:ilvl w:val="2"/>
+          <w:numId w:val="39"/>
+        </w:numPr>
+        <w:ind w:left="1080"/>
+        <w:rPr>
+          <w:rFonts w:asciiTheme="majorBidi" w:hAnsiTheme="majorBidi" w:cstheme="majorBidi"/>
+          <w:sz w:val="28"/>
+          <w:szCs w:val="28"/>
+        </w:rPr>
+      </w:pPr>
+      <w:r>
+        <w:rPr>
+          <w:rFonts w:asciiTheme="majorBidi" w:hAnsiTheme="majorBidi" w:cstheme="majorBidi"/>
+          <w:sz w:val="28"/>
+          <w:szCs w:val="28"/>
+        </w:rPr>
+        <w:t>none</w:t>
+      </w:r>
+    </w:p>
+    <w:p>
+      <w:pPr>
+        <w:pStyle w:val="ListParagraph"/>
+        <w:ind w:left="1080"/>
+        <w:rPr>
+          <w:rFonts w:asciiTheme="majorBidi" w:hAnsiTheme="majorBidi" w:cstheme="majorBidi"/>
+          <w:sz w:val="6"/>
+          <w:szCs w:val="6"/>
+        </w:rPr>
+      </w:pPr>
+    </w:p>
+    <w:p>
+      <w:pPr>
+        <w:pStyle w:val="ListParagraph"/>
+        <w:numPr>
+          <w:ilvl w:val="2"/>
+          <w:numId w:val="41"/>
+        </w:numPr>
+        <w:spacing w:after="0"/>
+        <w:ind w:left="720"/>
+        <w:rPr>
+          <w:rFonts w:asciiTheme="majorBidi" w:hAnsiTheme="majorBidi" w:cstheme="majorBidi"/>
+          <w:b/>
+          <w:bCs/>
+          <w:i/>
+          <w:iCs/>
+          <w:sz w:val="28"/>
+          <w:szCs w:val="28"/>
+        </w:rPr>
+      </w:pPr>
+      <w:r>
+        <w:rPr>
+          <w:rFonts w:asciiTheme="majorBidi" w:hAnsiTheme="majorBidi" w:cstheme="majorBidi"/>
+          <w:b/>
+          <w:bCs/>
+          <w:i/>
+          <w:iCs/>
+          <w:sz w:val="28"/>
+          <w:szCs w:val="28"/>
+        </w:rPr>
+        <w:t>--</w:t>
+      </w:r>
+      <w:r>
+        <w:rPr>
+          <w:rFonts w:asciiTheme="majorBidi" w:hAnsiTheme="majorBidi" w:cstheme="majorBidi"/>
+          <w:b/>
+          <w:bCs/>
+          <w:i/>
+          <w:iCs/>
+          <w:sz w:val="28"/>
+          <w:szCs w:val="28"/>
+        </w:rPr>
+        <w:t>subnet</w:t>
+      </w:r>
+      <w:r>
+        <w:rPr>
+          <w:rFonts w:asciiTheme="majorBidi" w:hAnsiTheme="majorBidi" w:cstheme="majorBidi"/>
+          <w:b/>
+          <w:bCs/>
+          <w:i/>
+          <w:iCs/>
+          <w:sz w:val="28"/>
+          <w:szCs w:val="28"/>
+        </w:rPr>
+        <w:t xml:space="preserve"> </w:t>
+      </w:r>
+      <w:r>
+        <w:rPr>
+          <w:rFonts w:asciiTheme="majorBidi" w:hAnsiTheme="majorBidi" w:cstheme="majorBidi"/>
+          <w:sz w:val="28"/>
+          <w:szCs w:val="28"/>
+        </w:rPr>
+        <w:t>→ Define custom subnet.</w:t>
+      </w:r>
+      <w:r>
+        <w:rPr>
+          <w:rFonts w:asciiTheme="majorBidi" w:hAnsiTheme="majorBidi" w:cstheme="majorBidi"/>
+          <w:sz w:val="28"/>
+          <w:szCs w:val="28"/>
+        </w:rPr>
+        <w:t xml:space="preserve"> Example:</w:t>
+      </w:r>
+    </w:p>
+    <w:p>
+      <w:pPr>
+        <w:spacing w:after="60"/>
+        <w:ind w:left="720"/>
+        <w:rPr>
+          <w:rFonts w:asciiTheme="majorBidi" w:hAnsiTheme="majorBidi" w:cstheme="majorBidi"/>
+          <w:b/>
+          <w:bCs/>
+          <w:i/>
+          <w:iCs/>
+          <w:sz w:val="28"/>
+          <w:szCs w:val="28"/>
+        </w:rPr>
+      </w:pPr>
+      <w:r>
+        <w:rPr>
+          <w:rFonts w:asciiTheme="majorBidi" w:hAnsiTheme="majorBidi" w:cstheme="majorBidi"/>
+          <w:b/>
+          <w:bCs/>
+          <w:i/>
+          <w:iCs/>
+          <w:sz w:val="28"/>
+          <w:szCs w:val="28"/>
+        </w:rPr>
+        <w:t xml:space="preserve">docker network create --subnet 10.10.0.0/16 </w:t>
+      </w:r>
+      <w:proofErr w:type="spellStart"/>
+      <w:r>
+        <w:rPr>
+          <w:rFonts w:asciiTheme="majorBidi" w:hAnsiTheme="majorBidi" w:cstheme="majorBidi"/>
+          <w:b/>
+          <w:bCs/>
+          <w:i/>
+          <w:iCs/>
+          <w:sz w:val="28"/>
+          <w:szCs w:val="28"/>
+        </w:rPr>
+        <w:t>mynet</w:t>
+      </w:r>
+      <w:proofErr w:type="spellEnd"/>
+    </w:p>
+    <w:p>
+      <w:pPr>
+        <w:pStyle w:val="ListParagraph"/>
+        <w:numPr>
+          <w:ilvl w:val="0"/>
+          <w:numId w:val="42"/>
+        </w:numPr>
+        <w:spacing w:after="0"/>
+        <w:rPr>
+          <w:rFonts w:asciiTheme="majorBidi" w:hAnsiTheme="majorBidi" w:cstheme="majorBidi"/>
+          <w:b/>
+          <w:bCs/>
+          <w:i/>
+          <w:iCs/>
+          <w:sz w:val="28"/>
+          <w:szCs w:val="28"/>
+        </w:rPr>
+      </w:pPr>
+      <w:r>
+        <w:rPr>
+          <w:rFonts w:asciiTheme="majorBidi" w:hAnsiTheme="majorBidi" w:cstheme="majorBidi"/>
+          <w:b/>
+          <w:bCs/>
+          <w:i/>
+          <w:iCs/>
+          <w:sz w:val="28"/>
+          <w:szCs w:val="28"/>
+        </w:rPr>
+        <w:t>--gateway</w:t>
+      </w:r>
+      <w:r>
+        <w:rPr>
+          <w:rFonts w:asciiTheme="majorBidi" w:hAnsiTheme="majorBidi" w:cstheme="majorBidi"/>
+          <w:b/>
+          <w:bCs/>
+          <w:i/>
+          <w:iCs/>
+          <w:sz w:val="28"/>
+          <w:szCs w:val="28"/>
+        </w:rPr>
+        <w:t xml:space="preserve"> </w:t>
+      </w:r>
+      <w:r>
+        <w:rPr>
+          <w:rFonts w:asciiTheme="majorBidi" w:hAnsiTheme="majorBidi" w:cstheme="majorBidi"/>
+          <w:sz w:val="28"/>
+          <w:szCs w:val="28"/>
+        </w:rPr>
+        <w:t>→ Define gateway IP manually.</w:t>
+      </w:r>
+      <w:r>
+        <w:rPr>
+          <w:rFonts w:asciiTheme="majorBidi" w:hAnsiTheme="majorBidi" w:cstheme="majorBidi"/>
+          <w:sz w:val="28"/>
+          <w:szCs w:val="28"/>
+        </w:rPr>
+        <w:t xml:space="preserve"> Example:</w:t>
+      </w:r>
+    </w:p>
+    <w:p>
+      <w:pPr>
+        <w:spacing w:after="60"/>
+        <w:ind w:left="720"/>
+        <w:rPr>
+          <w:rFonts w:asciiTheme="majorBidi" w:hAnsiTheme="majorBidi" w:cstheme="majorBidi"/>
+          <w:b/>
+          <w:bCs/>
+          <w:i/>
+          <w:iCs/>
+          <w:sz w:val="28"/>
+          <w:szCs w:val="28"/>
+        </w:rPr>
+      </w:pPr>
+      <w:r>
+        <w:rPr>
+          <w:rFonts w:asciiTheme="majorBidi" w:hAnsiTheme="majorBidi" w:cstheme="majorBidi"/>
+          <w:b/>
+          <w:bCs/>
+          <w:i/>
+          <w:iCs/>
+          <w:sz w:val="28"/>
+          <w:szCs w:val="28"/>
+        </w:rPr>
+        <w:t>docker network create --subnet 10.10.0.0/16 --gateway 10.10.0.1</w:t>
+      </w:r>
+      <w:r>
+        <w:rPr>
+          <w:rFonts w:asciiTheme="majorBidi" w:hAnsiTheme="majorBidi" w:cstheme="majorBidi"/>
+          <w:b/>
+          <w:bCs/>
+          <w:i/>
+          <w:iCs/>
+          <w:sz w:val="28"/>
+          <w:szCs w:val="28"/>
+        </w:rPr>
+        <w:t xml:space="preserve"> </w:t>
+      </w:r>
+      <w:proofErr w:type="spellStart"/>
+      <w:r>
+        <w:rPr>
+          <w:rFonts w:asciiTheme="majorBidi" w:hAnsiTheme="majorBidi" w:cstheme="majorBidi"/>
+          <w:b/>
+          <w:bCs/>
+          <w:i/>
+          <w:iCs/>
+          <w:sz w:val="28"/>
+          <w:szCs w:val="28"/>
+        </w:rPr>
+        <w:t>mynet</w:t>
+      </w:r>
+      <w:proofErr w:type="spellEnd"/>
+    </w:p>
+    <w:p>
+      <w:pPr>
+        <w:pStyle w:val="ListParagraph"/>
+        <w:numPr>
+          <w:ilvl w:val="0"/>
+          <w:numId w:val="42"/>
+        </w:numPr>
+        <w:rPr>
+          <w:rFonts w:asciiTheme="majorBidi" w:hAnsiTheme="majorBidi" w:cstheme="majorBidi"/>
+          <w:b/>
+          <w:bCs/>
+          <w:i/>
+          <w:iCs/>
+          <w:sz w:val="28"/>
+          <w:szCs w:val="28"/>
+        </w:rPr>
+      </w:pPr>
+      <w:r>
+        <w:rPr>
+          <w:rFonts w:asciiTheme="majorBidi" w:hAnsiTheme="majorBidi" w:cstheme="majorBidi"/>
+          <w:b/>
+          <w:bCs/>
+          <w:i/>
+          <w:iCs/>
+          <w:sz w:val="28"/>
+          <w:szCs w:val="28"/>
+        </w:rPr>
+        <w:t>--</w:t>
+      </w:r>
+      <w:proofErr w:type="spellStart"/>
+      <w:r>
+        <w:rPr>
+          <w:rFonts w:asciiTheme="majorBidi" w:hAnsiTheme="majorBidi" w:cstheme="majorBidi"/>
+          <w:b/>
+          <w:bCs/>
+          <w:i/>
+          <w:iCs/>
+          <w:sz w:val="28"/>
+          <w:szCs w:val="28"/>
+        </w:rPr>
+        <w:t>ip</w:t>
+      </w:r>
+      <w:proofErr w:type="spellEnd"/>
+      <w:r>
+        <w:rPr>
+          <w:rFonts w:asciiTheme="majorBidi" w:hAnsiTheme="majorBidi" w:cstheme="majorBidi"/>
+          <w:b/>
+          <w:bCs/>
+          <w:i/>
+          <w:iCs/>
+          <w:sz w:val="28"/>
+          <w:szCs w:val="28"/>
+        </w:rPr>
+        <w:t>-range</w:t>
+      </w:r>
+      <w:r>
+        <w:rPr>
+          <w:rFonts w:asciiTheme="majorBidi" w:hAnsiTheme="majorBidi" w:cstheme="majorBidi"/>
+          <w:b/>
+          <w:bCs/>
+          <w:i/>
+          <w:iCs/>
+          <w:sz w:val="28"/>
+          <w:szCs w:val="28"/>
+        </w:rPr>
+        <w:t xml:space="preserve"> </w:t>
+      </w:r>
+      <w:r>
+        <w:rPr>
+          <w:rFonts w:asciiTheme="majorBidi" w:hAnsiTheme="majorBidi" w:cstheme="majorBidi"/>
+          <w:sz w:val="28"/>
+          <w:szCs w:val="28"/>
+        </w:rPr>
+        <w:t xml:space="preserve">→ </w:t>
+      </w:r>
+      <w:r>
+        <w:rPr>
+          <w:rFonts w:asciiTheme="majorBidi" w:hAnsiTheme="majorBidi" w:cstheme="majorBidi"/>
+          <w:sz w:val="28"/>
+          <w:szCs w:val="28"/>
+        </w:rPr>
+        <w:t>Define smaller allocation pool inside subnet.</w:t>
+      </w:r>
+      <w:r>
+        <w:rPr>
+          <w:rFonts w:asciiTheme="majorBidi" w:hAnsiTheme="majorBidi" w:cstheme="majorBidi"/>
+          <w:sz w:val="28"/>
+          <w:szCs w:val="28"/>
+        </w:rPr>
+        <w:t xml:space="preserve"> </w:t>
+      </w:r>
+      <w:r>
+        <w:rPr>
+          <w:rFonts w:asciiTheme="majorBidi" w:hAnsiTheme="majorBidi" w:cstheme="majorBidi"/>
+          <w:sz w:val="28"/>
+          <w:szCs w:val="28"/>
+        </w:rPr>
+        <w:t>Used for IPAM control.</w:t>
+      </w:r>
+    </w:p>
+    <w:p>
+      <w:pPr>
+        <w:pStyle w:val="ListParagraph"/>
+        <w:rPr>
+          <w:rFonts w:asciiTheme="majorBidi" w:hAnsiTheme="majorBidi" w:cstheme="majorBidi"/>
+          <w:b/>
+          <w:bCs/>
+          <w:i/>
+          <w:iCs/>
+          <w:sz w:val="8"/>
+          <w:szCs w:val="8"/>
+        </w:rPr>
+      </w:pPr>
+    </w:p>
+    <w:p>
+      <w:pPr>
+        <w:pStyle w:val="ListParagraph"/>
+        <w:numPr>
+          <w:ilvl w:val="0"/>
+          <w:numId w:val="42"/>
+        </w:numPr>
+        <w:rPr>
+          <w:rFonts w:asciiTheme="majorBidi" w:hAnsiTheme="majorBidi" w:cstheme="majorBidi"/>
+          <w:sz w:val="28"/>
+          <w:szCs w:val="28"/>
+        </w:rPr>
+      </w:pPr>
+      <w:r>
+        <w:rPr>
+          <w:rFonts w:asciiTheme="majorBidi" w:hAnsiTheme="majorBidi" w:cstheme="majorBidi"/>
+          <w:b/>
+          <w:bCs/>
+          <w:i/>
+          <w:iCs/>
+          <w:sz w:val="28"/>
+          <w:szCs w:val="28"/>
+        </w:rPr>
+        <w:t>--internal</w:t>
+      </w:r>
+      <w:r>
+        <w:rPr>
+          <w:rFonts w:asciiTheme="majorBidi" w:hAnsiTheme="majorBidi" w:cstheme="majorBidi"/>
+          <w:sz w:val="28"/>
+          <w:szCs w:val="28"/>
+        </w:rPr>
+        <w:t xml:space="preserve"> </w:t>
+      </w:r>
+      <w:r>
+        <w:rPr>
+          <w:rFonts w:asciiTheme="majorBidi" w:hAnsiTheme="majorBidi" w:cstheme="majorBidi"/>
+          <w:sz w:val="28"/>
+          <w:szCs w:val="28"/>
+        </w:rPr>
+        <w:t xml:space="preserve">→ </w:t>
+      </w:r>
+      <w:r>
+        <w:rPr>
+          <w:rFonts w:asciiTheme="majorBidi" w:hAnsiTheme="majorBidi" w:cstheme="majorBidi"/>
+          <w:sz w:val="28"/>
+          <w:szCs w:val="28"/>
+        </w:rPr>
+        <w:t>Prevents external access.</w:t>
+      </w:r>
+      <w:r>
+        <w:rPr>
+          <w:rFonts w:asciiTheme="majorBidi" w:hAnsiTheme="majorBidi" w:cstheme="majorBidi"/>
+          <w:sz w:val="28"/>
+          <w:szCs w:val="28"/>
+        </w:rPr>
+        <w:t xml:space="preserve"> </w:t>
+      </w:r>
+      <w:r>
+        <w:rPr>
+          <w:rFonts w:asciiTheme="majorBidi" w:hAnsiTheme="majorBidi" w:cstheme="majorBidi"/>
+          <w:sz w:val="28"/>
+          <w:szCs w:val="28"/>
+        </w:rPr>
+        <w:t>Containers can talk to each other but cannot reach outside internet.</w:t>
+      </w:r>
+      <w:r>
+        <w:rPr>
+          <w:rFonts w:asciiTheme="majorBidi" w:hAnsiTheme="majorBidi" w:cstheme="majorBidi"/>
+          <w:sz w:val="28"/>
+          <w:szCs w:val="28"/>
+        </w:rPr>
+        <w:t xml:space="preserve"> </w:t>
+      </w:r>
+      <w:r>
+        <w:rPr>
+          <w:rFonts w:asciiTheme="majorBidi" w:hAnsiTheme="majorBidi" w:cstheme="majorBidi"/>
+          <w:sz w:val="28"/>
+          <w:szCs w:val="28"/>
+        </w:rPr>
+        <w:t>Very useful for databases.</w:t>
+      </w:r>
+    </w:p>
+    <w:p>
+      <w:pPr>
+        <w:pStyle w:val="ListParagraph"/>
+        <w:rPr>
+          <w:rFonts w:asciiTheme="majorBidi" w:hAnsiTheme="majorBidi" w:cstheme="majorBidi"/>
+          <w:sz w:val="8"/>
+          <w:szCs w:val="8"/>
+        </w:rPr>
+      </w:pPr>
+    </w:p>
+    <w:p>
+      <w:pPr>
+        <w:pStyle w:val="ListParagraph"/>
+        <w:numPr>
+          <w:ilvl w:val="0"/>
+          <w:numId w:val="42"/>
+        </w:numPr>
+        <w:rPr>
+          <w:rFonts w:asciiTheme="majorBidi" w:hAnsiTheme="majorBidi" w:cstheme="majorBidi"/>
+          <w:b/>
+          <w:bCs/>
+          <w:i/>
+          <w:iCs/>
+          <w:sz w:val="28"/>
+          <w:szCs w:val="28"/>
+        </w:rPr>
+      </w:pPr>
+      <w:r>
+        <w:rPr>
+          <w:rFonts w:asciiTheme="majorBidi" w:hAnsiTheme="majorBidi" w:cstheme="majorBidi"/>
+          <w:b/>
+          <w:bCs/>
+          <w:i/>
+          <w:iCs/>
+          <w:sz w:val="28"/>
+          <w:szCs w:val="28"/>
+        </w:rPr>
+        <w:t>--attachable</w:t>
+      </w:r>
+      <w:r>
+        <w:rPr>
+          <w:rFonts w:asciiTheme="majorBidi" w:hAnsiTheme="majorBidi" w:cstheme="majorBidi"/>
+          <w:b/>
+          <w:bCs/>
+          <w:i/>
+          <w:iCs/>
+          <w:sz w:val="28"/>
+          <w:szCs w:val="28"/>
+        </w:rPr>
+        <w:t xml:space="preserve"> </w:t>
+      </w:r>
+      <w:r>
+        <w:rPr>
+          <w:rFonts w:asciiTheme="majorBidi" w:hAnsiTheme="majorBidi" w:cstheme="majorBidi"/>
+          <w:sz w:val="28"/>
+          <w:szCs w:val="28"/>
+        </w:rPr>
+        <w:t xml:space="preserve">→ </w:t>
+      </w:r>
+      <w:r>
+        <w:rPr>
+          <w:rFonts w:asciiTheme="majorBidi" w:hAnsiTheme="majorBidi" w:cstheme="majorBidi"/>
+          <w:sz w:val="28"/>
+          <w:szCs w:val="28"/>
+        </w:rPr>
+        <w:t>Overlay networks only (Swarm).</w:t>
+      </w:r>
+      <w:r>
+        <w:rPr>
+          <w:rFonts w:asciiTheme="majorBidi" w:hAnsiTheme="majorBidi" w:cstheme="majorBidi"/>
+          <w:sz w:val="28"/>
+          <w:szCs w:val="28"/>
+        </w:rPr>
+        <w:t xml:space="preserve"> </w:t>
+      </w:r>
+      <w:r>
+        <w:rPr>
+          <w:rFonts w:asciiTheme="majorBidi" w:hAnsiTheme="majorBidi" w:cstheme="majorBidi"/>
+          <w:sz w:val="28"/>
+          <w:szCs w:val="28"/>
+        </w:rPr>
+        <w:t>Allows standalone containers to join.</w:t>
+      </w:r>
+    </w:p>
+    <w:p>
+      <w:pPr>
+        <w:pStyle w:val="ListParagraph"/>
+        <w:rPr>
+          <w:rFonts w:asciiTheme="majorBidi" w:hAnsiTheme="majorBidi" w:cstheme="majorBidi"/>
+          <w:sz w:val="8"/>
+          <w:szCs w:val="8"/>
+        </w:rPr>
+      </w:pPr>
+    </w:p>
+    <w:p>
+      <w:pPr>
+        <w:pStyle w:val="ListParagraph"/>
+        <w:numPr>
+          <w:ilvl w:val="0"/>
+          <w:numId w:val="42"/>
+        </w:numPr>
+        <w:rPr>
+          <w:rFonts w:asciiTheme="majorBidi" w:hAnsiTheme="majorBidi" w:cstheme="majorBidi"/>
+          <w:b/>
+          <w:bCs/>
+          <w:i/>
+          <w:iCs/>
+          <w:sz w:val="28"/>
+          <w:szCs w:val="28"/>
+        </w:rPr>
+      </w:pPr>
+      <w:r>
+        <w:rPr>
+          <w:rFonts w:asciiTheme="majorBidi" w:hAnsiTheme="majorBidi" w:cstheme="majorBidi"/>
+          <w:b/>
+          <w:bCs/>
+          <w:i/>
+          <w:iCs/>
+          <w:sz w:val="28"/>
+          <w:szCs w:val="28"/>
+        </w:rPr>
+        <w:t>--opt</w:t>
+      </w:r>
+      <w:r>
+        <w:rPr>
+          <w:rFonts w:asciiTheme="majorBidi" w:hAnsiTheme="majorBidi" w:cstheme="majorBidi"/>
+          <w:b/>
+          <w:bCs/>
+          <w:i/>
+          <w:iCs/>
+          <w:sz w:val="28"/>
+          <w:szCs w:val="28"/>
+        </w:rPr>
+        <w:t xml:space="preserve"> </w:t>
+      </w:r>
+      <w:r>
+        <w:rPr>
+          <w:rFonts w:asciiTheme="majorBidi" w:hAnsiTheme="majorBidi" w:cstheme="majorBidi"/>
+          <w:sz w:val="28"/>
+          <w:szCs w:val="28"/>
+        </w:rPr>
+        <w:t xml:space="preserve">→ </w:t>
+      </w:r>
+      <w:r>
+        <w:rPr>
+          <w:rFonts w:asciiTheme="majorBidi" w:hAnsiTheme="majorBidi" w:cstheme="majorBidi"/>
+          <w:sz w:val="28"/>
+          <w:szCs w:val="28"/>
+        </w:rPr>
+        <w:t>Driver-specific options.</w:t>
+      </w:r>
+      <w:r>
+        <w:rPr>
+          <w:rFonts w:asciiTheme="majorBidi" w:hAnsiTheme="majorBidi" w:cstheme="majorBidi"/>
+          <w:sz w:val="28"/>
+          <w:szCs w:val="28"/>
+        </w:rPr>
+        <w:t xml:space="preserve"> </w:t>
+      </w:r>
+      <w:r>
+        <w:rPr>
+          <w:rFonts w:asciiTheme="majorBidi" w:hAnsiTheme="majorBidi" w:cstheme="majorBidi"/>
+          <w:sz w:val="28"/>
+          <w:szCs w:val="28"/>
+        </w:rPr>
+        <w:t>Example</w:t>
+      </w:r>
+      <w:r>
+        <w:rPr>
+          <w:rFonts w:asciiTheme="majorBidi" w:hAnsiTheme="majorBidi" w:cstheme="majorBidi"/>
+          <w:sz w:val="28"/>
+          <w:szCs w:val="28"/>
+        </w:rPr>
+        <w:t>:</w:t>
+      </w:r>
+    </w:p>
+    <w:p>
+      <w:pPr>
+        <w:pStyle w:val="ListParagraph"/>
+        <w:numPr>
+          <w:ilvl w:val="0"/>
+          <w:numId w:val="43"/>
+        </w:numPr>
+        <w:spacing w:after="0"/>
+        <w:ind w:left="1080"/>
+        <w:rPr>
+          <w:rFonts w:asciiTheme="majorBidi" w:hAnsiTheme="majorBidi" w:cstheme="majorBidi"/>
+          <w:b/>
+          <w:bCs/>
+          <w:i/>
+          <w:iCs/>
+          <w:sz w:val="28"/>
+          <w:szCs w:val="28"/>
+        </w:rPr>
+      </w:pPr>
+      <w:r>
+        <w:rPr>
+          <w:rFonts w:asciiTheme="majorBidi" w:hAnsiTheme="majorBidi" w:cstheme="majorBidi"/>
+          <w:sz w:val="28"/>
+          <w:szCs w:val="28"/>
+        </w:rPr>
+        <w:t>for bridge:</w:t>
+      </w:r>
+    </w:p>
+    <w:p>
+      <w:pPr>
+        <w:spacing w:after="60"/>
+        <w:ind w:left="1080"/>
+        <w:rPr>
+          <w:rFonts w:asciiTheme="majorBidi" w:hAnsiTheme="majorBidi" w:cstheme="majorBidi"/>
+          <w:b/>
+          <w:bCs/>
+          <w:i/>
+          <w:iCs/>
+          <w:sz w:val="28"/>
+          <w:szCs w:val="28"/>
+        </w:rPr>
+      </w:pPr>
+      <w:r>
+        <w:rPr>
+          <w:rFonts w:asciiTheme="majorBidi" w:hAnsiTheme="majorBidi" w:cstheme="majorBidi"/>
+          <w:b/>
+          <w:bCs/>
+          <w:i/>
+          <w:iCs/>
+          <w:sz w:val="28"/>
+          <w:szCs w:val="28"/>
+        </w:rPr>
+        <w:t>docker network create --driver bridge --opt com.docker.network.bridge.name=</w:t>
+      </w:r>
+      <w:proofErr w:type="spellStart"/>
+      <w:r>
+        <w:rPr>
+          <w:rFonts w:asciiTheme="majorBidi" w:hAnsiTheme="majorBidi" w:cstheme="majorBidi"/>
+          <w:b/>
+          <w:bCs/>
+          <w:i/>
+          <w:iCs/>
+          <w:sz w:val="28"/>
+          <w:szCs w:val="28"/>
+        </w:rPr>
+        <w:t>br_custom</w:t>
+      </w:r>
+      <w:proofErr w:type="spellEnd"/>
+      <w:r>
+        <w:rPr>
+          <w:rFonts w:asciiTheme="majorBidi" w:hAnsiTheme="majorBidi" w:cstheme="majorBidi"/>
+          <w:b/>
+          <w:bCs/>
+          <w:i/>
+          <w:iCs/>
+          <w:sz w:val="28"/>
+          <w:szCs w:val="28"/>
+        </w:rPr>
+        <w:t xml:space="preserve"> </w:t>
+      </w:r>
+      <w:proofErr w:type="spellStart"/>
+      <w:r>
+        <w:rPr>
+          <w:rFonts w:asciiTheme="majorBidi" w:hAnsiTheme="majorBidi" w:cstheme="majorBidi"/>
+          <w:b/>
+          <w:bCs/>
+          <w:i/>
+          <w:iCs/>
+          <w:sz w:val="28"/>
+          <w:szCs w:val="28"/>
+        </w:rPr>
+        <w:t>mynet</w:t>
+      </w:r>
+      <w:proofErr w:type="spellEnd"/>
+    </w:p>
+    <w:p>
+      <w:pPr>
+        <w:pStyle w:val="ListParagraph"/>
+        <w:numPr>
+          <w:ilvl w:val="0"/>
+          <w:numId w:val="43"/>
+        </w:numPr>
+        <w:spacing w:after="0"/>
+        <w:ind w:left="1080"/>
+        <w:rPr>
+          <w:rFonts w:asciiTheme="majorBidi" w:hAnsiTheme="majorBidi" w:cstheme="majorBidi"/>
+          <w:sz w:val="28"/>
+          <w:szCs w:val="28"/>
+        </w:rPr>
+      </w:pPr>
+      <w:r>
+        <w:rPr>
+          <w:rFonts w:asciiTheme="majorBidi" w:hAnsiTheme="majorBidi" w:cstheme="majorBidi"/>
+          <w:sz w:val="28"/>
+          <w:szCs w:val="28"/>
+        </w:rPr>
+        <w:t xml:space="preserve">For </w:t>
+      </w:r>
+      <w:proofErr w:type="spellStart"/>
+      <w:r>
+        <w:rPr>
+          <w:rFonts w:asciiTheme="majorBidi" w:hAnsiTheme="majorBidi" w:cstheme="majorBidi"/>
+          <w:sz w:val="28"/>
+          <w:szCs w:val="28"/>
+        </w:rPr>
+        <w:t>macvlan</w:t>
+      </w:r>
+      <w:proofErr w:type="spellEnd"/>
+      <w:r>
+        <w:rPr>
+          <w:rFonts w:asciiTheme="majorBidi" w:hAnsiTheme="majorBidi" w:cstheme="majorBidi"/>
+          <w:sz w:val="28"/>
+          <w:szCs w:val="28"/>
+        </w:rPr>
+        <w:t>:</w:t>
+      </w:r>
+    </w:p>
+    <w:p>
+      <w:pPr>
+        <w:spacing w:after="120"/>
+        <w:ind w:left="1080"/>
+        <w:rPr>
+          <w:rFonts w:asciiTheme="majorBidi" w:hAnsiTheme="majorBidi" w:cstheme="majorBidi"/>
+          <w:b/>
+          <w:bCs/>
+          <w:i/>
+          <w:iCs/>
+          <w:sz w:val="28"/>
+          <w:szCs w:val="28"/>
+        </w:rPr>
+      </w:pPr>
+      <w:r>
+        <w:rPr>
+          <w:rFonts w:asciiTheme="majorBidi" w:hAnsiTheme="majorBidi" w:cstheme="majorBidi"/>
+          <w:b/>
+          <w:bCs/>
+          <w:i/>
+          <w:iCs/>
+          <w:sz w:val="28"/>
+          <w:szCs w:val="28"/>
+        </w:rPr>
+        <w:t xml:space="preserve">docker network create -d </w:t>
+      </w:r>
+      <w:proofErr w:type="spellStart"/>
+      <w:r>
+        <w:rPr>
+          <w:rFonts w:asciiTheme="majorBidi" w:hAnsiTheme="majorBidi" w:cstheme="majorBidi"/>
+          <w:b/>
+          <w:bCs/>
+          <w:i/>
+          <w:iCs/>
+          <w:sz w:val="28"/>
+          <w:szCs w:val="28"/>
+        </w:rPr>
+        <w:t>macvlan</w:t>
+      </w:r>
+      <w:proofErr w:type="spellEnd"/>
+      <w:r>
+        <w:rPr>
+          <w:rFonts w:asciiTheme="majorBidi" w:hAnsiTheme="majorBidi" w:cstheme="majorBidi"/>
+          <w:b/>
+          <w:bCs/>
+          <w:i/>
+          <w:iCs/>
+          <w:sz w:val="28"/>
+          <w:szCs w:val="28"/>
+        </w:rPr>
+        <w:t xml:space="preserve"> --subnet=192.168.1.0/24 --gateway=192.168.1.1</w:t>
+      </w:r>
+      <w:r>
+        <w:rPr>
+          <w:rFonts w:asciiTheme="majorBidi" w:hAnsiTheme="majorBidi" w:cstheme="majorBidi"/>
+          <w:b/>
+          <w:bCs/>
+          <w:i/>
+          <w:iCs/>
+          <w:sz w:val="28"/>
+          <w:szCs w:val="28"/>
+        </w:rPr>
+        <w:t xml:space="preserve"> </w:t>
+      </w:r>
+      <w:r>
+        <w:rPr>
+          <w:rFonts w:asciiTheme="majorBidi" w:hAnsiTheme="majorBidi" w:cstheme="majorBidi"/>
+          <w:b/>
+          <w:bCs/>
+          <w:i/>
+          <w:iCs/>
+          <w:sz w:val="28"/>
+          <w:szCs w:val="28"/>
+        </w:rPr>
+        <w:t xml:space="preserve">-o parent=eth0 </w:t>
+      </w:r>
+      <w:proofErr w:type="spellStart"/>
+      <w:r>
+        <w:rPr>
+          <w:rFonts w:asciiTheme="majorBidi" w:hAnsiTheme="majorBidi" w:cstheme="majorBidi"/>
+          <w:b/>
+          <w:bCs/>
+          <w:i/>
+          <w:iCs/>
+          <w:sz w:val="28"/>
+          <w:szCs w:val="28"/>
+        </w:rPr>
+        <w:t>mymacvlan</w:t>
+      </w:r>
+      <w:proofErr w:type="spellEnd"/>
+    </w:p>
+    <w:p>
+      <w:pPr>
+        <w:pStyle w:val="ListParagraph"/>
+        <w:numPr>
+          <w:ilvl w:val="0"/>
+          <w:numId w:val="44"/>
+        </w:numPr>
+        <w:spacing w:after="60"/>
+        <w:ind w:left="360"/>
+        <w:rPr>
+          <w:rFonts w:asciiTheme="majorBidi" w:hAnsiTheme="majorBidi" w:cstheme="majorBidi"/>
+          <w:b/>
+          <w:bCs/>
+          <w:i/>
+          <w:iCs/>
+          <w:sz w:val="32"/>
+          <w:szCs w:val="32"/>
+        </w:rPr>
+      </w:pPr>
+      <w:r>
+        <w:rPr>
+          <w:rFonts w:asciiTheme="majorBidi" w:hAnsiTheme="majorBidi" w:cstheme="majorBidi"/>
+          <w:b/>
+          <w:bCs/>
+          <w:i/>
+          <w:iCs/>
+          <w:sz w:val="32"/>
+          <w:szCs w:val="32"/>
+        </w:rPr>
+        <w:t>docker network ls</w:t>
+      </w:r>
+    </w:p>
+    <w:p>
+      <w:pPr>
+        <w:spacing w:after="120"/>
+        <w:ind w:left="360"/>
+        <w:rPr>
+          <w:rFonts w:asciiTheme="majorBidi" w:hAnsiTheme="majorBidi" w:cstheme="majorBidi"/>
+          <w:sz w:val="28"/>
+          <w:szCs w:val="28"/>
+        </w:rPr>
+      </w:pPr>
+      <w:r>
+        <w:rPr>
+          <w:rFonts w:asciiTheme="majorBidi" w:hAnsiTheme="majorBidi" w:cstheme="majorBidi"/>
+          <w:sz w:val="28"/>
+          <w:szCs w:val="28"/>
+        </w:rPr>
+        <w:t>List networks.</w:t>
+      </w:r>
+    </w:p>
+    <w:p>
+      <w:pPr>
+        <w:pStyle w:val="ListParagraph"/>
+        <w:numPr>
+          <w:ilvl w:val="0"/>
+          <w:numId w:val="44"/>
+        </w:numPr>
+        <w:spacing w:after="60"/>
+        <w:ind w:left="360"/>
+        <w:rPr>
+          <w:rFonts w:asciiTheme="majorBidi" w:hAnsiTheme="majorBidi" w:cstheme="majorBidi"/>
+          <w:b/>
+          <w:bCs/>
+          <w:i/>
+          <w:iCs/>
+          <w:sz w:val="32"/>
+          <w:szCs w:val="32"/>
+        </w:rPr>
+      </w:pPr>
+      <w:r>
+        <w:rPr>
+          <w:rFonts w:asciiTheme="majorBidi" w:hAnsiTheme="majorBidi" w:cstheme="majorBidi"/>
+          <w:b/>
+          <w:bCs/>
+          <w:i/>
+          <w:iCs/>
+          <w:sz w:val="32"/>
+          <w:szCs w:val="32"/>
+        </w:rPr>
+        <w:t>docker network inspect</w:t>
+      </w:r>
+    </w:p>
+    <w:p>
+      <w:pPr>
+        <w:spacing w:after="120"/>
+        <w:ind w:left="360"/>
+        <w:rPr>
+          <w:rFonts w:asciiTheme="majorBidi" w:hAnsiTheme="majorBidi" w:cstheme="majorBidi"/>
+          <w:sz w:val="28"/>
+          <w:szCs w:val="28"/>
+        </w:rPr>
+      </w:pPr>
+      <w:r>
+        <w:rPr>
+          <w:rFonts w:asciiTheme="majorBidi" w:hAnsiTheme="majorBidi" w:cstheme="majorBidi"/>
+          <w:sz w:val="28"/>
+          <w:szCs w:val="28"/>
+        </w:rPr>
+        <w:t>Detailed information.</w:t>
+      </w:r>
+    </w:p>
+    <w:p>
+      <w:pPr>
+        <w:pStyle w:val="ListParagraph"/>
+        <w:numPr>
+          <w:ilvl w:val="0"/>
+          <w:numId w:val="44"/>
+        </w:numPr>
+        <w:spacing w:after="60"/>
+        <w:ind w:left="360"/>
+        <w:rPr>
+          <w:rFonts w:asciiTheme="majorBidi" w:hAnsiTheme="majorBidi" w:cstheme="majorBidi"/>
+          <w:b/>
+          <w:bCs/>
+          <w:i/>
+          <w:iCs/>
+          <w:sz w:val="32"/>
+          <w:szCs w:val="32"/>
+        </w:rPr>
+      </w:pPr>
+      <w:r>
+        <w:rPr>
+          <w:rFonts w:asciiTheme="majorBidi" w:hAnsiTheme="majorBidi" w:cstheme="majorBidi"/>
+          <w:b/>
+          <w:bCs/>
+          <w:i/>
+          <w:iCs/>
+          <w:sz w:val="32"/>
+          <w:szCs w:val="32"/>
+        </w:rPr>
+        <w:t>docker network rm</w:t>
+      </w:r>
+    </w:p>
+    <w:p>
+      <w:pPr>
+        <w:spacing w:after="120"/>
+        <w:ind w:left="360"/>
+        <w:rPr>
+          <w:rFonts w:asciiTheme="majorBidi" w:hAnsiTheme="majorBidi" w:cstheme="majorBidi"/>
+          <w:sz w:val="28"/>
+          <w:szCs w:val="28"/>
+        </w:rPr>
+      </w:pPr>
+      <w:r>
+        <w:rPr>
+          <w:rFonts w:asciiTheme="majorBidi" w:hAnsiTheme="majorBidi" w:cstheme="majorBidi"/>
+          <w:sz w:val="28"/>
+          <w:szCs w:val="28"/>
+        </w:rPr>
+        <w:t>Remove a network.</w:t>
+      </w:r>
+      <w:r>
+        <w:rPr>
+          <w:rFonts w:asciiTheme="majorBidi" w:hAnsiTheme="majorBidi" w:cstheme="majorBidi"/>
+          <w:sz w:val="28"/>
+          <w:szCs w:val="28"/>
+        </w:rPr>
+        <w:t xml:space="preserve"> </w:t>
+      </w:r>
+      <w:r>
+        <w:rPr>
+          <w:rFonts w:asciiTheme="majorBidi" w:hAnsiTheme="majorBidi" w:cstheme="majorBidi"/>
+          <w:sz w:val="28"/>
+          <w:szCs w:val="28"/>
+        </w:rPr>
+        <w:t>Fails if containers are still attached.</w:t>
+      </w:r>
+    </w:p>
+    <w:p>
+      <w:pPr>
+        <w:pStyle w:val="ListParagraph"/>
+        <w:numPr>
+          <w:ilvl w:val="0"/>
+          <w:numId w:val="44"/>
+        </w:numPr>
+        <w:spacing w:after="60"/>
+        <w:ind w:left="360"/>
+        <w:rPr>
+          <w:rFonts w:asciiTheme="majorBidi" w:hAnsiTheme="majorBidi" w:cstheme="majorBidi"/>
+          <w:b/>
+          <w:bCs/>
+          <w:i/>
+          <w:iCs/>
+          <w:sz w:val="32"/>
+          <w:szCs w:val="32"/>
+        </w:rPr>
+      </w:pPr>
+      <w:r>
+        <w:rPr>
+          <w:rFonts w:asciiTheme="majorBidi" w:hAnsiTheme="majorBidi" w:cstheme="majorBidi"/>
+          <w:b/>
+          <w:bCs/>
+          <w:i/>
+          <w:iCs/>
+          <w:sz w:val="32"/>
+          <w:szCs w:val="32"/>
+        </w:rPr>
+        <w:t>docker network prune</w:t>
+      </w:r>
+    </w:p>
+    <w:p>
+      <w:pPr>
+        <w:spacing w:after="120"/>
+        <w:ind w:left="360"/>
+        <w:rPr>
+          <w:rFonts w:asciiTheme="majorBidi" w:hAnsiTheme="majorBidi" w:cstheme="majorBidi"/>
+          <w:sz w:val="28"/>
+          <w:szCs w:val="28"/>
+        </w:rPr>
+      </w:pPr>
+      <w:r>
+        <w:rPr>
+          <w:rFonts w:asciiTheme="majorBidi" w:hAnsiTheme="majorBidi" w:cstheme="majorBidi"/>
+          <w:sz w:val="28"/>
+          <w:szCs w:val="28"/>
+        </w:rPr>
+        <w:t>Removes unused networks. It removes everything not connected.</w:t>
+      </w:r>
+    </w:p>
+    <w:p>
+      <w:pPr>
+        <w:pStyle w:val="ListParagraph"/>
+        <w:numPr>
+          <w:ilvl w:val="0"/>
+          <w:numId w:val="44"/>
+        </w:numPr>
+        <w:ind w:left="360"/>
+        <w:rPr>
+          <w:rFonts w:asciiTheme="majorBidi" w:hAnsiTheme="majorBidi" w:cstheme="majorBidi"/>
+          <w:b/>
+          <w:bCs/>
+          <w:i/>
+          <w:iCs/>
+          <w:sz w:val="32"/>
+          <w:szCs w:val="32"/>
+        </w:rPr>
+      </w:pPr>
+      <w:r>
+        <w:rPr>
+          <w:rFonts w:asciiTheme="majorBidi" w:hAnsiTheme="majorBidi" w:cstheme="majorBidi"/>
+          <w:b/>
+          <w:bCs/>
+          <w:sz w:val="32"/>
+          <w:szCs w:val="32"/>
+        </w:rPr>
+        <w:t>Container–Network Interaction</w:t>
+      </w:r>
+      <w:r>
+        <w:rPr>
+          <w:rFonts w:asciiTheme="majorBidi" w:hAnsiTheme="majorBidi" w:cstheme="majorBidi"/>
+          <w:b/>
+          <w:bCs/>
+          <w:sz w:val="32"/>
+          <w:szCs w:val="32"/>
+        </w:rPr>
+        <w:t xml:space="preserve"> with</w:t>
+      </w:r>
+      <w:r>
+        <w:rPr>
+          <w:rFonts w:asciiTheme="majorBidi" w:hAnsiTheme="majorBidi" w:cstheme="majorBidi"/>
+          <w:b/>
+          <w:bCs/>
+          <w:i/>
+          <w:iCs/>
+          <w:sz w:val="32"/>
+          <w:szCs w:val="32"/>
+        </w:rPr>
+        <w:t xml:space="preserve"> </w:t>
+      </w:r>
+      <w:r>
+        <w:rPr>
+          <w:rFonts w:asciiTheme="majorBidi" w:hAnsiTheme="majorBidi" w:cstheme="majorBidi"/>
+          <w:b/>
+          <w:bCs/>
+          <w:i/>
+          <w:iCs/>
+          <w:sz w:val="32"/>
+          <w:szCs w:val="32"/>
+        </w:rPr>
+        <w:t>docker run</w:t>
+      </w:r>
+    </w:p>
+    <w:p>
+      <w:pPr>
+        <w:pStyle w:val="ListParagraph"/>
+        <w:numPr>
+          <w:ilvl w:val="0"/>
+          <w:numId w:val="45"/>
+        </w:numPr>
+        <w:spacing w:after="0"/>
+        <w:rPr>
+          <w:rFonts w:asciiTheme="majorBidi" w:hAnsiTheme="majorBidi" w:cstheme="majorBidi"/>
+          <w:b/>
+          <w:bCs/>
+          <w:i/>
+          <w:iCs/>
+          <w:sz w:val="28"/>
+          <w:szCs w:val="28"/>
+        </w:rPr>
+      </w:pPr>
+      <w:r>
+        <w:rPr>
+          <w:rFonts w:asciiTheme="majorBidi" w:hAnsiTheme="majorBidi" w:cstheme="majorBidi"/>
+          <w:b/>
+          <w:bCs/>
+          <w:i/>
+          <w:iCs/>
+          <w:sz w:val="28"/>
+          <w:szCs w:val="28"/>
+        </w:rPr>
+        <w:t>--network</w:t>
+      </w:r>
+      <w:r>
+        <w:rPr>
+          <w:rFonts w:asciiTheme="majorBidi" w:hAnsiTheme="majorBidi" w:cstheme="majorBidi"/>
+          <w:b/>
+          <w:bCs/>
+          <w:i/>
+          <w:iCs/>
+          <w:sz w:val="28"/>
+          <w:szCs w:val="28"/>
+        </w:rPr>
+        <w:t xml:space="preserve"> </w:t>
+      </w:r>
+      <w:r>
+        <w:rPr>
+          <w:rFonts w:asciiTheme="majorBidi" w:hAnsiTheme="majorBidi" w:cstheme="majorBidi"/>
+          <w:sz w:val="28"/>
+          <w:szCs w:val="28"/>
+        </w:rPr>
+        <w:t>→ Attach container at startup.</w:t>
+      </w:r>
+      <w:r>
+        <w:rPr>
+          <w:rFonts w:asciiTheme="majorBidi" w:hAnsiTheme="majorBidi" w:cstheme="majorBidi"/>
+          <w:sz w:val="28"/>
+          <w:szCs w:val="28"/>
+        </w:rPr>
+        <w:t xml:space="preserve"> Example:</w:t>
+      </w:r>
+    </w:p>
+    <w:p>
+      <w:pPr>
+        <w:spacing w:after="60"/>
+        <w:ind w:left="720"/>
+        <w:rPr>
+          <w:rFonts w:asciiTheme="majorBidi" w:hAnsiTheme="majorBidi" w:cstheme="majorBidi"/>
+          <w:b/>
+          <w:bCs/>
+          <w:i/>
+          <w:iCs/>
+          <w:sz w:val="28"/>
+          <w:szCs w:val="28"/>
+        </w:rPr>
+      </w:pPr>
+      <w:r>
+        <w:rPr>
+          <w:rFonts w:asciiTheme="majorBidi" w:hAnsiTheme="majorBidi" w:cstheme="majorBidi"/>
+          <w:b/>
+          <w:bCs/>
+          <w:i/>
+          <w:iCs/>
+          <w:sz w:val="28"/>
+          <w:szCs w:val="28"/>
+        </w:rPr>
+        <w:t xml:space="preserve">docker run --network </w:t>
+      </w:r>
+      <w:proofErr w:type="spellStart"/>
+      <w:r>
+        <w:rPr>
+          <w:rFonts w:asciiTheme="majorBidi" w:hAnsiTheme="majorBidi" w:cstheme="majorBidi"/>
+          <w:b/>
+          <w:bCs/>
+          <w:i/>
+          <w:iCs/>
+          <w:sz w:val="28"/>
+          <w:szCs w:val="28"/>
+        </w:rPr>
+        <w:t>mynet</w:t>
+      </w:r>
+      <w:proofErr w:type="spellEnd"/>
+      <w:r>
+        <w:rPr>
+          <w:rFonts w:asciiTheme="majorBidi" w:hAnsiTheme="majorBidi" w:cstheme="majorBidi"/>
+          <w:b/>
+          <w:bCs/>
+          <w:i/>
+          <w:iCs/>
+          <w:sz w:val="28"/>
+          <w:szCs w:val="28"/>
+        </w:rPr>
+        <w:t xml:space="preserve"> nginx</w:t>
+      </w:r>
+    </w:p>
+    <w:p>
+      <w:pPr>
+        <w:pStyle w:val="ListParagraph"/>
+        <w:numPr>
+          <w:ilvl w:val="0"/>
+          <w:numId w:val="45"/>
+        </w:numPr>
+        <w:spacing w:after="0"/>
+        <w:rPr>
+          <w:rFonts w:asciiTheme="majorBidi" w:hAnsiTheme="majorBidi" w:cstheme="majorBidi"/>
+          <w:sz w:val="28"/>
+          <w:szCs w:val="28"/>
+        </w:rPr>
+      </w:pPr>
+      <w:r>
+        <w:rPr>
+          <w:rFonts w:asciiTheme="majorBidi" w:hAnsiTheme="majorBidi" w:cstheme="majorBidi"/>
+          <w:b/>
+          <w:bCs/>
+          <w:i/>
+          <w:iCs/>
+          <w:sz w:val="28"/>
+          <w:szCs w:val="28"/>
+        </w:rPr>
+        <w:t>--</w:t>
+      </w:r>
+      <w:proofErr w:type="spellStart"/>
+      <w:r>
+        <w:rPr>
+          <w:rFonts w:asciiTheme="majorBidi" w:hAnsiTheme="majorBidi" w:cstheme="majorBidi"/>
+          <w:b/>
+          <w:bCs/>
+          <w:i/>
+          <w:iCs/>
+          <w:sz w:val="28"/>
+          <w:szCs w:val="28"/>
+        </w:rPr>
+        <w:t>ip</w:t>
+      </w:r>
+      <w:proofErr w:type="spellEnd"/>
+      <w:r>
+        <w:rPr>
+          <w:rFonts w:asciiTheme="majorBidi" w:hAnsiTheme="majorBidi" w:cstheme="majorBidi"/>
+          <w:sz w:val="28"/>
+          <w:szCs w:val="28"/>
+        </w:rPr>
+        <w:t xml:space="preserve"> </w:t>
+      </w:r>
+      <w:r>
+        <w:rPr>
+          <w:rFonts w:asciiTheme="majorBidi" w:hAnsiTheme="majorBidi" w:cstheme="majorBidi"/>
+          <w:sz w:val="28"/>
+          <w:szCs w:val="28"/>
+        </w:rPr>
+        <w:t>→ Assign static IP (only works on user-defined networks).</w:t>
+      </w:r>
+    </w:p>
+    <w:p>
+      <w:pPr>
+        <w:spacing w:after="60"/>
+        <w:ind w:left="720"/>
+        <w:rPr>
+          <w:rFonts w:asciiTheme="majorBidi" w:hAnsiTheme="majorBidi" w:cstheme="majorBidi"/>
+          <w:sz w:val="28"/>
+          <w:szCs w:val="28"/>
+        </w:rPr>
+      </w:pPr>
+      <w:r>
+        <w:rPr>
+          <w:rFonts w:asciiTheme="majorBidi" w:hAnsiTheme="majorBidi" w:cstheme="majorBidi"/>
+          <w:sz w:val="28"/>
+          <w:szCs w:val="28"/>
+        </w:rPr>
+        <w:t xml:space="preserve">docker run --network </w:t>
+      </w:r>
+      <w:proofErr w:type="spellStart"/>
+      <w:r>
+        <w:rPr>
+          <w:rFonts w:asciiTheme="majorBidi" w:hAnsiTheme="majorBidi" w:cstheme="majorBidi"/>
+          <w:sz w:val="28"/>
+          <w:szCs w:val="28"/>
+        </w:rPr>
+        <w:t>mynet</w:t>
+      </w:r>
+      <w:proofErr w:type="spellEnd"/>
+      <w:r>
+        <w:rPr>
+          <w:rFonts w:asciiTheme="majorBidi" w:hAnsiTheme="majorBidi" w:cstheme="majorBidi"/>
+          <w:sz w:val="28"/>
+          <w:szCs w:val="28"/>
+        </w:rPr>
+        <w:t xml:space="preserve"> --</w:t>
+      </w:r>
+      <w:proofErr w:type="spellStart"/>
+      <w:r>
+        <w:rPr>
+          <w:rFonts w:asciiTheme="majorBidi" w:hAnsiTheme="majorBidi" w:cstheme="majorBidi"/>
+          <w:sz w:val="28"/>
+          <w:szCs w:val="28"/>
+        </w:rPr>
+        <w:t>ip</w:t>
+      </w:r>
+      <w:proofErr w:type="spellEnd"/>
+      <w:r>
+        <w:rPr>
+          <w:rFonts w:asciiTheme="majorBidi" w:hAnsiTheme="majorBidi" w:cstheme="majorBidi"/>
+          <w:sz w:val="28"/>
+          <w:szCs w:val="28"/>
+        </w:rPr>
+        <w:t xml:space="preserve"> 10.10.0.5 nginx</w:t>
+      </w:r>
+    </w:p>
+    <w:p>
+      <w:pPr>
+        <w:pStyle w:val="ListParagraph"/>
+        <w:numPr>
+          <w:ilvl w:val="0"/>
+          <w:numId w:val="45"/>
+        </w:numPr>
+        <w:spacing w:after="0"/>
+        <w:rPr>
+          <w:rFonts w:asciiTheme="majorBidi" w:hAnsiTheme="majorBidi" w:cstheme="majorBidi"/>
+          <w:b/>
+          <w:bCs/>
+          <w:i/>
+          <w:iCs/>
+          <w:sz w:val="28"/>
+          <w:szCs w:val="28"/>
+        </w:rPr>
+      </w:pPr>
+      <w:r>
+        <w:rPr>
+          <w:rFonts w:asciiTheme="majorBidi" w:hAnsiTheme="majorBidi" w:cstheme="majorBidi"/>
+          <w:b/>
+          <w:bCs/>
+          <w:i/>
+          <w:iCs/>
+          <w:sz w:val="28"/>
+          <w:szCs w:val="28"/>
+        </w:rPr>
+        <w:lastRenderedPageBreak/>
+        <w:t>--network-alias</w:t>
+      </w:r>
+      <w:r>
+        <w:rPr>
+          <w:rFonts w:asciiTheme="majorBidi" w:hAnsiTheme="majorBidi" w:cstheme="majorBidi"/>
+          <w:b/>
+          <w:bCs/>
+          <w:i/>
+          <w:iCs/>
+          <w:sz w:val="28"/>
+          <w:szCs w:val="28"/>
+        </w:rPr>
+        <w:t xml:space="preserve"> </w:t>
+      </w:r>
+      <w:r>
+        <w:rPr>
+          <w:rFonts w:asciiTheme="majorBidi" w:hAnsiTheme="majorBidi" w:cstheme="majorBidi"/>
+          <w:sz w:val="28"/>
+          <w:szCs w:val="28"/>
+        </w:rPr>
+        <w:t>→ Adds DNS alias inside that network.</w:t>
+      </w:r>
+      <w:r>
+        <w:rPr>
+          <w:rFonts w:asciiTheme="majorBidi" w:hAnsiTheme="majorBidi" w:cstheme="majorBidi"/>
+          <w:sz w:val="28"/>
+          <w:szCs w:val="28"/>
+        </w:rPr>
+        <w:t xml:space="preserve"> Example:</w:t>
+      </w:r>
+    </w:p>
+    <w:p>
+      <w:pPr>
+        <w:spacing w:after="120"/>
+        <w:ind w:left="720"/>
+        <w:rPr>
+          <w:rFonts w:asciiTheme="majorBidi" w:hAnsiTheme="majorBidi" w:cstheme="majorBidi"/>
+          <w:b/>
+          <w:bCs/>
+          <w:i/>
+          <w:iCs/>
+          <w:sz w:val="28"/>
+          <w:szCs w:val="28"/>
+        </w:rPr>
+      </w:pPr>
+      <w:r>
+        <w:rPr>
+          <w:rFonts w:asciiTheme="majorBidi" w:hAnsiTheme="majorBidi" w:cstheme="majorBidi"/>
+          <w:b/>
+          <w:bCs/>
+          <w:i/>
+          <w:iCs/>
+          <w:sz w:val="28"/>
+          <w:szCs w:val="28"/>
+        </w:rPr>
+        <w:t xml:space="preserve">docker run --network </w:t>
+      </w:r>
+      <w:proofErr w:type="spellStart"/>
+      <w:r>
+        <w:rPr>
+          <w:rFonts w:asciiTheme="majorBidi" w:hAnsiTheme="majorBidi" w:cstheme="majorBidi"/>
+          <w:b/>
+          <w:bCs/>
+          <w:i/>
+          <w:iCs/>
+          <w:sz w:val="28"/>
+          <w:szCs w:val="28"/>
+        </w:rPr>
+        <w:t>mynet</w:t>
+      </w:r>
+      <w:proofErr w:type="spellEnd"/>
+      <w:r>
+        <w:rPr>
+          <w:rFonts w:asciiTheme="majorBidi" w:hAnsiTheme="majorBidi" w:cstheme="majorBidi"/>
+          <w:b/>
+          <w:bCs/>
+          <w:i/>
+          <w:iCs/>
+          <w:sz w:val="28"/>
+          <w:szCs w:val="28"/>
+        </w:rPr>
+        <w:t xml:space="preserve"> --network-alias web nginx</w:t>
+      </w:r>
+    </w:p>
+    <w:p>
+      <w:pPr>
+        <w:pStyle w:val="ListParagraph"/>
+        <w:numPr>
+          <w:ilvl w:val="0"/>
+          <w:numId w:val="46"/>
+        </w:numPr>
+        <w:spacing w:after="60"/>
+        <w:ind w:left="360"/>
+        <w:rPr>
+          <w:rFonts w:asciiTheme="majorBidi" w:hAnsiTheme="majorBidi" w:cstheme="majorBidi"/>
+          <w:b/>
+          <w:bCs/>
+          <w:i/>
+          <w:iCs/>
+          <w:sz w:val="32"/>
+          <w:szCs w:val="32"/>
+        </w:rPr>
+      </w:pPr>
+      <w:r>
+        <w:rPr>
+          <w:rFonts w:asciiTheme="majorBidi" w:hAnsiTheme="majorBidi" w:cstheme="majorBidi"/>
+          <w:b/>
+          <w:bCs/>
+          <w:i/>
+          <w:iCs/>
+          <w:sz w:val="32"/>
+          <w:szCs w:val="32"/>
+        </w:rPr>
+        <w:t>docker network connect</w:t>
+      </w:r>
+    </w:p>
+    <w:p>
+      <w:pPr>
+        <w:spacing w:after="0"/>
+        <w:ind w:left="360"/>
+        <w:rPr>
+          <w:rFonts w:asciiTheme="majorBidi" w:hAnsiTheme="majorBidi" w:cstheme="majorBidi"/>
+          <w:sz w:val="28"/>
+          <w:szCs w:val="28"/>
+        </w:rPr>
+      </w:pPr>
+      <w:r>
+        <w:rPr>
+          <w:rFonts w:asciiTheme="majorBidi" w:hAnsiTheme="majorBidi" w:cstheme="majorBidi"/>
+          <w:sz w:val="28"/>
+          <w:szCs w:val="28"/>
+        </w:rPr>
+        <w:t>Attach running container to another network.</w:t>
+      </w:r>
+      <w:r>
+        <w:rPr>
+          <w:rFonts w:asciiTheme="majorBidi" w:hAnsiTheme="majorBidi" w:cstheme="majorBidi"/>
+          <w:sz w:val="28"/>
+          <w:szCs w:val="28"/>
+        </w:rPr>
+        <w:t xml:space="preserve"> Example:</w:t>
+      </w:r>
+    </w:p>
+    <w:p>
+      <w:pPr>
+        <w:spacing w:after="0"/>
+        <w:ind w:left="360"/>
+        <w:rPr>
+          <w:rFonts w:asciiTheme="majorBidi" w:hAnsiTheme="majorBidi" w:cstheme="majorBidi"/>
+          <w:b/>
+          <w:bCs/>
+          <w:i/>
+          <w:iCs/>
+          <w:sz w:val="28"/>
+          <w:szCs w:val="28"/>
+        </w:rPr>
+      </w:pPr>
+      <w:r>
+        <w:rPr>
+          <w:rFonts w:asciiTheme="majorBidi" w:hAnsiTheme="majorBidi" w:cstheme="majorBidi"/>
+          <w:b/>
+          <w:bCs/>
+          <w:i/>
+          <w:iCs/>
+          <w:sz w:val="28"/>
+          <w:szCs w:val="28"/>
+        </w:rPr>
+        <w:t xml:space="preserve">docker network connect </w:t>
+      </w:r>
+      <w:proofErr w:type="spellStart"/>
+      <w:r>
+        <w:rPr>
+          <w:rFonts w:asciiTheme="majorBidi" w:hAnsiTheme="majorBidi" w:cstheme="majorBidi"/>
+          <w:b/>
+          <w:bCs/>
+          <w:i/>
+          <w:iCs/>
+          <w:sz w:val="28"/>
+          <w:szCs w:val="28"/>
+        </w:rPr>
+        <w:t>mynet</w:t>
+      </w:r>
+      <w:proofErr w:type="spellEnd"/>
+      <w:r>
+        <w:rPr>
+          <w:rFonts w:asciiTheme="majorBidi" w:hAnsiTheme="majorBidi" w:cstheme="majorBidi"/>
+          <w:b/>
+          <w:bCs/>
+          <w:i/>
+          <w:iCs/>
+          <w:sz w:val="28"/>
+          <w:szCs w:val="28"/>
+        </w:rPr>
+        <w:t xml:space="preserve"> container1</w:t>
+      </w:r>
+    </w:p>
+    <w:p>
+      <w:pPr>
+        <w:spacing w:after="0"/>
+        <w:ind w:left="360"/>
+        <w:rPr>
+          <w:rFonts w:asciiTheme="majorBidi" w:hAnsiTheme="majorBidi" w:cstheme="majorBidi"/>
+          <w:sz w:val="28"/>
+          <w:szCs w:val="28"/>
+        </w:rPr>
+      </w:pPr>
+      <w:r>
+        <w:rPr>
+          <w:rFonts w:asciiTheme="majorBidi" w:hAnsiTheme="majorBidi" w:cstheme="majorBidi"/>
+          <w:sz w:val="28"/>
+          <w:szCs w:val="28"/>
+        </w:rPr>
+        <w:t>Important options:</w:t>
+      </w:r>
+    </w:p>
+    <w:p>
+      <w:pPr>
+        <w:pStyle w:val="ListParagraph"/>
+        <w:numPr>
+          <w:ilvl w:val="1"/>
+          <w:numId w:val="46"/>
+        </w:numPr>
+        <w:ind w:left="720"/>
+        <w:rPr>
+          <w:rFonts w:asciiTheme="majorBidi" w:hAnsiTheme="majorBidi" w:cstheme="majorBidi"/>
+          <w:sz w:val="28"/>
+          <w:szCs w:val="28"/>
+        </w:rPr>
+      </w:pPr>
+      <w:r>
+        <w:rPr>
+          <w:rFonts w:asciiTheme="majorBidi" w:hAnsiTheme="majorBidi" w:cstheme="majorBidi"/>
+          <w:b/>
+          <w:bCs/>
+          <w:i/>
+          <w:iCs/>
+          <w:sz w:val="28"/>
+          <w:szCs w:val="28"/>
+        </w:rPr>
+        <w:t>--</w:t>
+      </w:r>
+      <w:proofErr w:type="spellStart"/>
+      <w:r>
+        <w:rPr>
+          <w:rFonts w:asciiTheme="majorBidi" w:hAnsiTheme="majorBidi" w:cstheme="majorBidi"/>
+          <w:b/>
+          <w:bCs/>
+          <w:i/>
+          <w:iCs/>
+          <w:sz w:val="28"/>
+          <w:szCs w:val="28"/>
+        </w:rPr>
+        <w:t>ip</w:t>
+      </w:r>
+      <w:proofErr w:type="spellEnd"/>
+      <w:r>
+        <w:rPr>
+          <w:rFonts w:asciiTheme="majorBidi" w:hAnsiTheme="majorBidi" w:cstheme="majorBidi"/>
+          <w:sz w:val="28"/>
+          <w:szCs w:val="28"/>
+        </w:rPr>
+        <w:t xml:space="preserve"> </w:t>
+      </w:r>
+      <w:r>
+        <w:rPr>
+          <w:rFonts w:asciiTheme="majorBidi" w:hAnsiTheme="majorBidi" w:cstheme="majorBidi"/>
+          <w:sz w:val="28"/>
+          <w:szCs w:val="28"/>
+        </w:rPr>
+        <w:t xml:space="preserve">→ </w:t>
+      </w:r>
+      <w:r>
+        <w:rPr>
+          <w:rFonts w:asciiTheme="majorBidi" w:hAnsiTheme="majorBidi" w:cstheme="majorBidi"/>
+          <w:sz w:val="28"/>
+          <w:szCs w:val="28"/>
+        </w:rPr>
+        <w:t>Assign static IP on that network.</w:t>
+      </w:r>
+    </w:p>
+    <w:p>
+      <w:pPr>
+        <w:pStyle w:val="ListParagraph"/>
+        <w:rPr>
+          <w:rFonts w:asciiTheme="majorBidi" w:hAnsiTheme="majorBidi" w:cstheme="majorBidi"/>
+          <w:sz w:val="8"/>
+          <w:szCs w:val="8"/>
+        </w:rPr>
+      </w:pPr>
+    </w:p>
+    <w:p>
+      <w:pPr>
+        <w:pStyle w:val="ListParagraph"/>
+        <w:numPr>
+          <w:ilvl w:val="0"/>
+          <w:numId w:val="46"/>
+        </w:numPr>
+        <w:spacing w:after="60"/>
+        <w:ind w:left="360"/>
+        <w:rPr>
+          <w:rFonts w:asciiTheme="majorBidi" w:hAnsiTheme="majorBidi" w:cstheme="majorBidi"/>
+          <w:b/>
+          <w:bCs/>
+          <w:sz w:val="32"/>
+          <w:szCs w:val="32"/>
+        </w:rPr>
+      </w:pPr>
+      <w:r>
+        <w:rPr>
+          <w:rFonts w:asciiTheme="majorBidi" w:hAnsiTheme="majorBidi" w:cstheme="majorBidi"/>
+          <w:b/>
+          <w:bCs/>
+          <w:sz w:val="32"/>
+          <w:szCs w:val="32"/>
+        </w:rPr>
+        <w:t>docker network disconnect</w:t>
+      </w:r>
+    </w:p>
+    <w:p>
+      <w:pPr>
+        <w:spacing w:after="0"/>
+        <w:ind w:left="360"/>
+        <w:rPr>
+          <w:rFonts w:asciiTheme="majorBidi" w:hAnsiTheme="majorBidi" w:cstheme="majorBidi"/>
+          <w:sz w:val="28"/>
+          <w:szCs w:val="28"/>
+        </w:rPr>
+      </w:pPr>
+      <w:r>
+        <w:rPr>
+          <w:rFonts w:asciiTheme="majorBidi" w:hAnsiTheme="majorBidi" w:cstheme="majorBidi"/>
+          <w:sz w:val="28"/>
+          <w:szCs w:val="28"/>
+        </w:rPr>
+        <w:t>Detach container.</w:t>
+      </w:r>
+      <w:r>
+        <w:rPr>
+          <w:rFonts w:asciiTheme="majorBidi" w:hAnsiTheme="majorBidi" w:cstheme="majorBidi"/>
+          <w:sz w:val="28"/>
+          <w:szCs w:val="28"/>
+        </w:rPr>
+        <w:t xml:space="preserve"> Example:</w:t>
+      </w:r>
+    </w:p>
+    <w:p>
+      <w:pPr>
+        <w:ind w:left="360"/>
+        <w:rPr>
+          <w:rFonts w:asciiTheme="majorBidi" w:hAnsiTheme="majorBidi" w:cstheme="majorBidi"/>
+          <w:b/>
+          <w:bCs/>
+          <w:i/>
+          <w:iCs/>
+          <w:sz w:val="28"/>
+          <w:szCs w:val="28"/>
+        </w:rPr>
+      </w:pPr>
+      <w:r>
+        <w:rPr>
+          <w:rFonts w:asciiTheme="majorBidi" w:hAnsiTheme="majorBidi" w:cstheme="majorBidi"/>
+          <w:b/>
+          <w:bCs/>
+          <w:i/>
+          <w:iCs/>
+          <w:sz w:val="28"/>
+          <w:szCs w:val="28"/>
+        </w:rPr>
+        <w:t xml:space="preserve">docker network disconnect </w:t>
+      </w:r>
+      <w:proofErr w:type="spellStart"/>
+      <w:r>
+        <w:rPr>
+          <w:rFonts w:asciiTheme="majorBidi" w:hAnsiTheme="majorBidi" w:cstheme="majorBidi"/>
+          <w:b/>
+          <w:bCs/>
+          <w:i/>
+          <w:iCs/>
+          <w:sz w:val="28"/>
+          <w:szCs w:val="28"/>
+        </w:rPr>
+        <w:t>mynet</w:t>
+      </w:r>
+      <w:proofErr w:type="spellEnd"/>
+      <w:r>
+        <w:rPr>
+          <w:rFonts w:asciiTheme="majorBidi" w:hAnsiTheme="majorBidi" w:cstheme="majorBidi"/>
+          <w:b/>
+          <w:bCs/>
+          <w:i/>
+          <w:iCs/>
+          <w:sz w:val="28"/>
+          <w:szCs w:val="28"/>
+        </w:rPr>
+        <w:t xml:space="preserve"> container1</w:t>
       </w:r>
     </w:p>
     <w:sectPr>
@@ -10317,9 +13409,122 @@
     </w:lvl>
   </w:abstractNum>
   <w:abstractNum w:abstractNumId="15" w15:restartNumberingAfterBreak="0">
+    <w:nsid w:val="30F73160"/>
+    <w:multiLevelType w:val="hybridMultilevel"/>
+    <w:tmpl w:val="A34290C8"/>
+    <w:lvl w:ilvl="0" w:tplc="04090001">
+      <w:start w:val="1"/>
+      <w:numFmt w:val="bullet"/>
+      <w:lvlText w:val=""/>
+      <w:lvlJc w:val="left"/>
+      <w:pPr>
+        <w:ind w:left="720" w:hanging="360"/>
+      </w:pPr>
+      <w:rPr>
+        <w:rFonts w:ascii="Symbol" w:hAnsi="Symbol" w:hint="default"/>
+      </w:rPr>
+    </w:lvl>
+    <w:lvl w:ilvl="1" w:tplc="04090003" w:tentative="1">
+      <w:start w:val="1"/>
+      <w:numFmt w:val="bullet"/>
+      <w:lvlText w:val="o"/>
+      <w:lvlJc w:val="left"/>
+      <w:pPr>
+        <w:ind w:left="1440" w:hanging="360"/>
+      </w:pPr>
+      <w:rPr>
+        <w:rFonts w:ascii="Courier New" w:hAnsi="Courier New" w:cs="Courier New" w:hint="default"/>
+      </w:rPr>
+    </w:lvl>
+    <w:lvl w:ilvl="2" w:tplc="04090005" w:tentative="1">
+      <w:start w:val="1"/>
+      <w:numFmt w:val="bullet"/>
+      <w:lvlText w:val=""/>
+      <w:lvlJc w:val="left"/>
+      <w:pPr>
+        <w:ind w:left="2160" w:hanging="360"/>
+      </w:pPr>
+      <w:rPr>
+        <w:rFonts w:ascii="Wingdings" w:hAnsi="Wingdings" w:hint="default"/>
+      </w:rPr>
+    </w:lvl>
+    <w:lvl w:ilvl="3" w:tplc="04090001" w:tentative="1">
+      <w:start w:val="1"/>
+      <w:numFmt w:val="bullet"/>
+      <w:lvlText w:val=""/>
+      <w:lvlJc w:val="left"/>
+      <w:pPr>
+        <w:ind w:left="2880" w:hanging="360"/>
+      </w:pPr>
+      <w:rPr>
+        <w:rFonts w:ascii="Symbol" w:hAnsi="Symbol" w:hint="default"/>
+      </w:rPr>
+    </w:lvl>
+    <w:lvl w:ilvl="4" w:tplc="04090003" w:tentative="1">
+      <w:start w:val="1"/>
+      <w:numFmt w:val="bullet"/>
+      <w:lvlText w:val="o"/>
+      <w:lvlJc w:val="left"/>
+      <w:pPr>
+        <w:ind w:left="3600" w:hanging="360"/>
+      </w:pPr>
+      <w:rPr>
+        <w:rFonts w:ascii="Courier New" w:hAnsi="Courier New" w:cs="Courier New" w:hint="default"/>
+      </w:rPr>
+    </w:lvl>
+    <w:lvl w:ilvl="5" w:tplc="04090005" w:tentative="1">
+      <w:start w:val="1"/>
+      <w:numFmt w:val="bullet"/>
+      <w:lvlText w:val=""/>
+      <w:lvlJc w:val="left"/>
+      <w:pPr>
+        <w:ind w:left="4320" w:hanging="360"/>
+      </w:pPr>
+      <w:rPr>
+        <w:rFonts w:ascii="Wingdings" w:hAnsi="Wingdings" w:hint="default"/>
+      </w:rPr>
+    </w:lvl>
+    <w:lvl w:ilvl="6" w:tplc="04090001" w:tentative="1">
+      <w:start w:val="1"/>
+      <w:numFmt w:val="bullet"/>
+      <w:lvlText w:val=""/>
+      <w:lvlJc w:val="left"/>
+      <w:pPr>
+        <w:ind w:left="5040" w:hanging="360"/>
+      </w:pPr>
+      <w:rPr>
+        <w:rFonts w:ascii="Symbol" w:hAnsi="Symbol" w:hint="default"/>
+      </w:rPr>
+    </w:lvl>
+    <w:lvl w:ilvl="7" w:tplc="04090003" w:tentative="1">
+      <w:start w:val="1"/>
+      <w:numFmt w:val="bullet"/>
+      <w:lvlText w:val="o"/>
+      <w:lvlJc w:val="left"/>
+      <w:pPr>
+        <w:ind w:left="5760" w:hanging="360"/>
+      </w:pPr>
+      <w:rPr>
+        <w:rFonts w:ascii="Courier New" w:hAnsi="Courier New" w:cs="Courier New" w:hint="default"/>
+      </w:rPr>
+    </w:lvl>
+    <w:lvl w:ilvl="8" w:tplc="04090005" w:tentative="1">
+      <w:start w:val="1"/>
+      <w:numFmt w:val="bullet"/>
+      <w:lvlText w:val=""/>
+      <w:lvlJc w:val="left"/>
+      <w:pPr>
+        <w:ind w:left="6480" w:hanging="360"/>
+      </w:pPr>
+      <w:rPr>
+        <w:rFonts w:ascii="Wingdings" w:hAnsi="Wingdings" w:hint="default"/>
+      </w:rPr>
+    </w:lvl>
+  </w:abstractNum>
+  <w:abstractNum w:abstractNumId="16" w15:restartNumberingAfterBreak="0">
     <w:nsid w:val="34B82A56"/>
     <w:multiLevelType w:val="hybridMultilevel"/>
-    <w:tmpl w:val="E5A47EC4"/>
+    <w:tmpl w:val="C73E3704"/>
     <w:lvl w:ilvl="0" w:tplc="04090001">
       <w:start w:val="1"/>
       <w:numFmt w:val="bullet"/>
@@ -10332,6 +13537,119 @@
         <w:rFonts w:ascii="Symbol" w:hAnsi="Symbol" w:hint="default"/>
       </w:rPr>
     </w:lvl>
+    <w:lvl w:ilvl="1" w:tplc="04090003">
+      <w:start w:val="1"/>
+      <w:numFmt w:val="bullet"/>
+      <w:lvlText w:val="o"/>
+      <w:lvlJc w:val="left"/>
+      <w:pPr>
+        <w:ind w:left="1440" w:hanging="360"/>
+      </w:pPr>
+      <w:rPr>
+        <w:rFonts w:ascii="Courier New" w:hAnsi="Courier New" w:cs="Courier New" w:hint="default"/>
+      </w:rPr>
+    </w:lvl>
+    <w:lvl w:ilvl="2" w:tplc="04090005" w:tentative="1">
+      <w:start w:val="1"/>
+      <w:numFmt w:val="bullet"/>
+      <w:lvlText w:val=""/>
+      <w:lvlJc w:val="left"/>
+      <w:pPr>
+        <w:ind w:left="2160" w:hanging="360"/>
+      </w:pPr>
+      <w:rPr>
+        <w:rFonts w:ascii="Wingdings" w:hAnsi="Wingdings" w:hint="default"/>
+      </w:rPr>
+    </w:lvl>
+    <w:lvl w:ilvl="3" w:tplc="04090001" w:tentative="1">
+      <w:start w:val="1"/>
+      <w:numFmt w:val="bullet"/>
+      <w:lvlText w:val=""/>
+      <w:lvlJc w:val="left"/>
+      <w:pPr>
+        <w:ind w:left="2880" w:hanging="360"/>
+      </w:pPr>
+      <w:rPr>
+        <w:rFonts w:ascii="Symbol" w:hAnsi="Symbol" w:hint="default"/>
+      </w:rPr>
+    </w:lvl>
+    <w:lvl w:ilvl="4" w:tplc="04090003" w:tentative="1">
+      <w:start w:val="1"/>
+      <w:numFmt w:val="bullet"/>
+      <w:lvlText w:val="o"/>
+      <w:lvlJc w:val="left"/>
+      <w:pPr>
+        <w:ind w:left="3600" w:hanging="360"/>
+      </w:pPr>
+      <w:rPr>
+        <w:rFonts w:ascii="Courier New" w:hAnsi="Courier New" w:cs="Courier New" w:hint="default"/>
+      </w:rPr>
+    </w:lvl>
+    <w:lvl w:ilvl="5" w:tplc="04090005" w:tentative="1">
+      <w:start w:val="1"/>
+      <w:numFmt w:val="bullet"/>
+      <w:lvlText w:val=""/>
+      <w:lvlJc w:val="left"/>
+      <w:pPr>
+        <w:ind w:left="4320" w:hanging="360"/>
+      </w:pPr>
+      <w:rPr>
+        <w:rFonts w:ascii="Wingdings" w:hAnsi="Wingdings" w:hint="default"/>
+      </w:rPr>
+    </w:lvl>
+    <w:lvl w:ilvl="6" w:tplc="04090001" w:tentative="1">
+      <w:start w:val="1"/>
+      <w:numFmt w:val="bullet"/>
+      <w:lvlText w:val=""/>
+      <w:lvlJc w:val="left"/>
+      <w:pPr>
+        <w:ind w:left="5040" w:hanging="360"/>
+      </w:pPr>
+      <w:rPr>
+        <w:rFonts w:ascii="Symbol" w:hAnsi="Symbol" w:hint="default"/>
+      </w:rPr>
+    </w:lvl>
+    <w:lvl w:ilvl="7" w:tplc="04090003" w:tentative="1">
+      <w:start w:val="1"/>
+      <w:numFmt w:val="bullet"/>
+      <w:lvlText w:val="o"/>
+      <w:lvlJc w:val="left"/>
+      <w:pPr>
+        <w:ind w:left="5760" w:hanging="360"/>
+      </w:pPr>
+      <w:rPr>
+        <w:rFonts w:ascii="Courier New" w:hAnsi="Courier New" w:cs="Courier New" w:hint="default"/>
+      </w:rPr>
+    </w:lvl>
+    <w:lvl w:ilvl="8" w:tplc="04090005" w:tentative="1">
+      <w:start w:val="1"/>
+      <w:numFmt w:val="bullet"/>
+      <w:lvlText w:val=""/>
+      <w:lvlJc w:val="left"/>
+      <w:pPr>
+        <w:ind w:left="6480" w:hanging="360"/>
+      </w:pPr>
+      <w:rPr>
+        <w:rFonts w:ascii="Wingdings" w:hAnsi="Wingdings" w:hint="default"/>
+      </w:rPr>
+    </w:lvl>
+  </w:abstractNum>
+  <w:abstractNum w:abstractNumId="17" w15:restartNumberingAfterBreak="0">
+    <w:nsid w:val="3B44539B"/>
+    <w:multiLevelType w:val="hybridMultilevel"/>
+    <w:tmpl w:val="0FD47BD2"/>
+    <w:lvl w:ilvl="0" w:tplc="04090003">
+      <w:start w:val="1"/>
+      <w:numFmt w:val="bullet"/>
+      <w:lvlText w:val="o"/>
+      <w:lvlJc w:val="left"/>
+      <w:pPr>
+        <w:ind w:left="720" w:hanging="360"/>
+      </w:pPr>
+      <w:rPr>
+        <w:rFonts w:ascii="Courier New" w:hAnsi="Courier New" w:cs="Courier New" w:hint="default"/>
+      </w:rPr>
+    </w:lvl>
     <w:lvl w:ilvl="1" w:tplc="04090003" w:tentative="1">
       <w:start w:val="1"/>
       <w:numFmt w:val="bullet"/>
@@ -10429,7 +13747,7 @@
       </w:rPr>
     </w:lvl>
   </w:abstractNum>
-  <w:abstractNum w:abstractNumId="16" w15:restartNumberingAfterBreak="0">
+  <w:abstractNum w:abstractNumId="18" w15:restartNumberingAfterBreak="0">
     <w:nsid w:val="42D47DCB"/>
     <w:multiLevelType w:val="hybridMultilevel"/>
     <w:tmpl w:val="38EC0A8A"/>
@@ -10542,7 +13860,120 @@
       </w:rPr>
     </w:lvl>
   </w:abstractNum>
-  <w:abstractNum w:abstractNumId="17" w15:restartNumberingAfterBreak="0">
+  <w:abstractNum w:abstractNumId="19" w15:restartNumberingAfterBreak="0">
+    <w:nsid w:val="43CF2184"/>
+    <w:multiLevelType w:val="hybridMultilevel"/>
+    <w:tmpl w:val="31D40330"/>
+    <w:lvl w:ilvl="0" w:tplc="FFFFFFFF">
+      <w:start w:val="1"/>
+      <w:numFmt w:val="bullet"/>
+      <w:lvlText w:val=""/>
+      <w:lvlJc w:val="left"/>
+      <w:pPr>
+        <w:ind w:left="720" w:hanging="360"/>
+      </w:pPr>
+      <w:rPr>
+        <w:rFonts w:ascii="Symbol" w:hAnsi="Symbol" w:hint="default"/>
+      </w:rPr>
+    </w:lvl>
+    <w:lvl w:ilvl="1" w:tplc="FFFFFFFF">
+      <w:start w:val="1"/>
+      <w:numFmt w:val="bullet"/>
+      <w:lvlText w:val="o"/>
+      <w:lvlJc w:val="left"/>
+      <w:pPr>
+        <w:ind w:left="1440" w:hanging="360"/>
+      </w:pPr>
+      <w:rPr>
+        <w:rFonts w:ascii="Courier New" w:hAnsi="Courier New" w:cs="Courier New" w:hint="default"/>
+      </w:rPr>
+    </w:lvl>
+    <w:lvl w:ilvl="2" w:tplc="04090001">
+      <w:start w:val="1"/>
+      <w:numFmt w:val="bullet"/>
+      <w:lvlText w:val=""/>
+      <w:lvlJc w:val="left"/>
+      <w:pPr>
+        <w:ind w:left="2160" w:hanging="360"/>
+      </w:pPr>
+      <w:rPr>
+        <w:rFonts w:ascii="Symbol" w:hAnsi="Symbol" w:hint="default"/>
+      </w:rPr>
+    </w:lvl>
+    <w:lvl w:ilvl="3" w:tplc="FFFFFFFF" w:tentative="1">
+      <w:start w:val="1"/>
+      <w:numFmt w:val="bullet"/>
+      <w:lvlText w:val=""/>
+      <w:lvlJc w:val="left"/>
+      <w:pPr>
+        <w:ind w:left="2880" w:hanging="360"/>
+      </w:pPr>
+      <w:rPr>
+        <w:rFonts w:ascii="Symbol" w:hAnsi="Symbol" w:hint="default"/>
+      </w:rPr>
+    </w:lvl>
+    <w:lvl w:ilvl="4" w:tplc="FFFFFFFF" w:tentative="1">
+      <w:start w:val="1"/>
+      <w:numFmt w:val="bullet"/>
+      <w:lvlText w:val="o"/>
+      <w:lvlJc w:val="left"/>
+      <w:pPr>
+        <w:ind w:left="3600" w:hanging="360"/>
+      </w:pPr>
+      <w:rPr>
+        <w:rFonts w:ascii="Courier New" w:hAnsi="Courier New" w:cs="Courier New" w:hint="default"/>
+      </w:rPr>
+    </w:lvl>
+    <w:lvl w:ilvl="5" w:tplc="FFFFFFFF" w:tentative="1">
+      <w:start w:val="1"/>
+      <w:numFmt w:val="bullet"/>
+      <w:lvlText w:val=""/>
+      <w:lvlJc w:val="left"/>
+      <w:pPr>
+        <w:ind w:left="4320" w:hanging="360"/>
+      </w:pPr>
+      <w:rPr>
+        <w:rFonts w:ascii="Wingdings" w:hAnsi="Wingdings" w:hint="default"/>
+      </w:rPr>
+    </w:lvl>
+    <w:lvl w:ilvl="6" w:tplc="FFFFFFFF" w:tentative="1">
+      <w:start w:val="1"/>
+      <w:numFmt w:val="bullet"/>
+      <w:lvlText w:val=""/>
+      <w:lvlJc w:val="left"/>
+      <w:pPr>
+        <w:ind w:left="5040" w:hanging="360"/>
+      </w:pPr>
+      <w:rPr>
+        <w:rFonts w:ascii="Symbol" w:hAnsi="Symbol" w:hint="default"/>
+      </w:rPr>
+    </w:lvl>
+    <w:lvl w:ilvl="7" w:tplc="FFFFFFFF" w:tentative="1">
+      <w:start w:val="1"/>
+      <w:numFmt w:val="bullet"/>
+      <w:lvlText w:val="o"/>
+      <w:lvlJc w:val="left"/>
+      <w:pPr>
+        <w:ind w:left="5760" w:hanging="360"/>
+      </w:pPr>
+      <w:rPr>
+        <w:rFonts w:ascii="Courier New" w:hAnsi="Courier New" w:cs="Courier New" w:hint="default"/>
+      </w:rPr>
+    </w:lvl>
+    <w:lvl w:ilvl="8" w:tplc="FFFFFFFF" w:tentative="1">
+      <w:start w:val="1"/>
+      <w:numFmt w:val="bullet"/>
+      <w:lvlText w:val=""/>
+      <w:lvlJc w:val="left"/>
+      <w:pPr>
+        <w:ind w:left="6480" w:hanging="360"/>
+      </w:pPr>
+      <w:rPr>
+        <w:rFonts w:ascii="Wingdings" w:hAnsi="Wingdings" w:hint="default"/>
+      </w:rPr>
+    </w:lvl>
+  </w:abstractNum>
+  <w:abstractNum w:abstractNumId="20" w15:restartNumberingAfterBreak="0">
     <w:nsid w:val="46B72780"/>
     <w:multiLevelType w:val="hybridMultilevel"/>
     <w:tmpl w:val="3F7C0D16"/>
@@ -10655,7 +14086,7 @@
       </w:rPr>
     </w:lvl>
   </w:abstractNum>
-  <w:abstractNum w:abstractNumId="18" w15:restartNumberingAfterBreak="0">
+  <w:abstractNum w:abstractNumId="21" w15:restartNumberingAfterBreak="0">
     <w:nsid w:val="4713585B"/>
     <w:multiLevelType w:val="hybridMultilevel"/>
     <w:tmpl w:val="D5D03CA2"/>
@@ -10768,7 +14199,120 @@
       </w:rPr>
     </w:lvl>
   </w:abstractNum>
-  <w:abstractNum w:abstractNumId="19" w15:restartNumberingAfterBreak="0">
+  <w:abstractNum w:abstractNumId="22" w15:restartNumberingAfterBreak="0">
+    <w:nsid w:val="49AE5522"/>
+    <w:multiLevelType w:val="hybridMultilevel"/>
+    <w:tmpl w:val="A05EBD1E"/>
+    <w:lvl w:ilvl="0" w:tplc="04090005">
+      <w:start w:val="1"/>
+      <w:numFmt w:val="bullet"/>
+      <w:lvlText w:val=""/>
+      <w:lvlJc w:val="left"/>
+      <w:pPr>
+        <w:ind w:left="1440" w:hanging="360"/>
+      </w:pPr>
+      <w:rPr>
+        <w:rFonts w:ascii="Wingdings" w:hAnsi="Wingdings" w:hint="default"/>
+      </w:rPr>
+    </w:lvl>
+    <w:lvl w:ilvl="1" w:tplc="04090003" w:tentative="1">
+      <w:start w:val="1"/>
+      <w:numFmt w:val="bullet"/>
+      <w:lvlText w:val="o"/>
+      <w:lvlJc w:val="left"/>
+      <w:pPr>
+        <w:ind w:left="2160" w:hanging="360"/>
+      </w:pPr>
+      <w:rPr>
+        <w:rFonts w:ascii="Courier New" w:hAnsi="Courier New" w:cs="Courier New" w:hint="default"/>
+      </w:rPr>
+    </w:lvl>
+    <w:lvl w:ilvl="2" w:tplc="04090005" w:tentative="1">
+      <w:start w:val="1"/>
+      <w:numFmt w:val="bullet"/>
+      <w:lvlText w:val=""/>
+      <w:lvlJc w:val="left"/>
+      <w:pPr>
+        <w:ind w:left="2880" w:hanging="360"/>
+      </w:pPr>
+      <w:rPr>
+        <w:rFonts w:ascii="Wingdings" w:hAnsi="Wingdings" w:hint="default"/>
+      </w:rPr>
+    </w:lvl>
+    <w:lvl w:ilvl="3" w:tplc="04090001" w:tentative="1">
+      <w:start w:val="1"/>
+      <w:numFmt w:val="bullet"/>
+      <w:lvlText w:val=""/>
+      <w:lvlJc w:val="left"/>
+      <w:pPr>
+        <w:ind w:left="3600" w:hanging="360"/>
+      </w:pPr>
+      <w:rPr>
+        <w:rFonts w:ascii="Symbol" w:hAnsi="Symbol" w:hint="default"/>
+      </w:rPr>
+    </w:lvl>
+    <w:lvl w:ilvl="4" w:tplc="04090003" w:tentative="1">
+      <w:start w:val="1"/>
+      <w:numFmt w:val="bullet"/>
+      <w:lvlText w:val="o"/>
+      <w:lvlJc w:val="left"/>
+      <w:pPr>
+        <w:ind w:left="4320" w:hanging="360"/>
+      </w:pPr>
+      <w:rPr>
+        <w:rFonts w:ascii="Courier New" w:hAnsi="Courier New" w:cs="Courier New" w:hint="default"/>
+      </w:rPr>
+    </w:lvl>
+    <w:lvl w:ilvl="5" w:tplc="04090005" w:tentative="1">
+      <w:start w:val="1"/>
+      <w:numFmt w:val="bullet"/>
+      <w:lvlText w:val=""/>
+      <w:lvlJc w:val="left"/>
+      <w:pPr>
+        <w:ind w:left="5040" w:hanging="360"/>
+      </w:pPr>
+      <w:rPr>
+        <w:rFonts w:ascii="Wingdings" w:hAnsi="Wingdings" w:hint="default"/>
+      </w:rPr>
+    </w:lvl>
+    <w:lvl w:ilvl="6" w:tplc="04090001" w:tentative="1">
+      <w:start w:val="1"/>
+      <w:numFmt w:val="bullet"/>
+      <w:lvlText w:val=""/>
+      <w:lvlJc w:val="left"/>
+      <w:pPr>
+        <w:ind w:left="5760" w:hanging="360"/>
+      </w:pPr>
+      <w:rPr>
+        <w:rFonts w:ascii="Symbol" w:hAnsi="Symbol" w:hint="default"/>
+      </w:rPr>
+    </w:lvl>
+    <w:lvl w:ilvl="7" w:tplc="04090003" w:tentative="1">
+      <w:start w:val="1"/>
+      <w:numFmt w:val="bullet"/>
+      <w:lvlText w:val="o"/>
+      <w:lvlJc w:val="left"/>
+      <w:pPr>
+        <w:ind w:left="6480" w:hanging="360"/>
+      </w:pPr>
+      <w:rPr>
+        <w:rFonts w:ascii="Courier New" w:hAnsi="Courier New" w:cs="Courier New" w:hint="default"/>
+      </w:rPr>
+    </w:lvl>
+    <w:lvl w:ilvl="8" w:tplc="04090005" w:tentative="1">
+      <w:start w:val="1"/>
+      <w:numFmt w:val="bullet"/>
+      <w:lvlText w:val=""/>
+      <w:lvlJc w:val="left"/>
+      <w:pPr>
+        <w:ind w:left="7200" w:hanging="360"/>
+      </w:pPr>
+      <w:rPr>
+        <w:rFonts w:ascii="Wingdings" w:hAnsi="Wingdings" w:hint="default"/>
+      </w:rPr>
+    </w:lvl>
+  </w:abstractNum>
+  <w:abstractNum w:abstractNumId="23" w15:restartNumberingAfterBreak="0">
     <w:nsid w:val="4B46003E"/>
     <w:multiLevelType w:val="hybridMultilevel"/>
     <w:tmpl w:val="FFB68282"/>
@@ -10881,7 +14425,7 @@
       </w:rPr>
     </w:lvl>
   </w:abstractNum>
-  <w:abstractNum w:abstractNumId="20" w15:restartNumberingAfterBreak="0">
+  <w:abstractNum w:abstractNumId="24" w15:restartNumberingAfterBreak="0">
     <w:nsid w:val="4B862655"/>
     <w:multiLevelType w:val="hybridMultilevel"/>
     <w:tmpl w:val="8256C230"/>
@@ -10994,7 +14538,7 @@
       </w:rPr>
     </w:lvl>
   </w:abstractNum>
-  <w:abstractNum w:abstractNumId="21" w15:restartNumberingAfterBreak="0">
+  <w:abstractNum w:abstractNumId="25" w15:restartNumberingAfterBreak="0">
     <w:nsid w:val="4BB35744"/>
     <w:multiLevelType w:val="hybridMultilevel"/>
     <w:tmpl w:val="2AE04D9A"/>
@@ -11107,7 +14651,233 @@
       </w:rPr>
     </w:lvl>
   </w:abstractNum>
-  <w:abstractNum w:abstractNumId="22" w15:restartNumberingAfterBreak="0">
+  <w:abstractNum w:abstractNumId="26" w15:restartNumberingAfterBreak="0">
+    <w:nsid w:val="4C495AA5"/>
+    <w:multiLevelType w:val="hybridMultilevel"/>
+    <w:tmpl w:val="B3CC2100"/>
+    <w:lvl w:ilvl="0" w:tplc="04090001">
+      <w:start w:val="1"/>
+      <w:numFmt w:val="bullet"/>
+      <w:lvlText w:val=""/>
+      <w:lvlJc w:val="left"/>
+      <w:pPr>
+        <w:ind w:left="720" w:hanging="360"/>
+      </w:pPr>
+      <w:rPr>
+        <w:rFonts w:ascii="Symbol" w:hAnsi="Symbol" w:hint="default"/>
+      </w:rPr>
+    </w:lvl>
+    <w:lvl w:ilvl="1" w:tplc="04090003">
+      <w:start w:val="1"/>
+      <w:numFmt w:val="bullet"/>
+      <w:lvlText w:val="o"/>
+      <w:lvlJc w:val="left"/>
+      <w:pPr>
+        <w:ind w:left="1440" w:hanging="360"/>
+      </w:pPr>
+      <w:rPr>
+        <w:rFonts w:ascii="Courier New" w:hAnsi="Courier New" w:cs="Courier New" w:hint="default"/>
+      </w:rPr>
+    </w:lvl>
+    <w:lvl w:ilvl="2" w:tplc="04090005">
+      <w:start w:val="1"/>
+      <w:numFmt w:val="bullet"/>
+      <w:lvlText w:val=""/>
+      <w:lvlJc w:val="left"/>
+      <w:pPr>
+        <w:ind w:left="2160" w:hanging="360"/>
+      </w:pPr>
+      <w:rPr>
+        <w:rFonts w:ascii="Wingdings" w:hAnsi="Wingdings" w:hint="default"/>
+      </w:rPr>
+    </w:lvl>
+    <w:lvl w:ilvl="3" w:tplc="04090001" w:tentative="1">
+      <w:start w:val="1"/>
+      <w:numFmt w:val="bullet"/>
+      <w:lvlText w:val=""/>
+      <w:lvlJc w:val="left"/>
+      <w:pPr>
+        <w:ind w:left="2880" w:hanging="360"/>
+      </w:pPr>
+      <w:rPr>
+        <w:rFonts w:ascii="Symbol" w:hAnsi="Symbol" w:hint="default"/>
+      </w:rPr>
+    </w:lvl>
+    <w:lvl w:ilvl="4" w:tplc="04090003" w:tentative="1">
+      <w:start w:val="1"/>
+      <w:numFmt w:val="bullet"/>
+      <w:lvlText w:val="o"/>
+      <w:lvlJc w:val="left"/>
+      <w:pPr>
+        <w:ind w:left="3600" w:hanging="360"/>
+      </w:pPr>
+      <w:rPr>
+        <w:rFonts w:ascii="Courier New" w:hAnsi="Courier New" w:cs="Courier New" w:hint="default"/>
+      </w:rPr>
+    </w:lvl>
+    <w:lvl w:ilvl="5" w:tplc="04090005" w:tentative="1">
+      <w:start w:val="1"/>
+      <w:numFmt w:val="bullet"/>
+      <w:lvlText w:val=""/>
+      <w:lvlJc w:val="left"/>
+      <w:pPr>
+        <w:ind w:left="4320" w:hanging="360"/>
+      </w:pPr>
+      <w:rPr>
+        <w:rFonts w:ascii="Wingdings" w:hAnsi="Wingdings" w:hint="default"/>
+      </w:rPr>
+    </w:lvl>
+    <w:lvl w:ilvl="6" w:tplc="04090001" w:tentative="1">
+      <w:start w:val="1"/>
+      <w:numFmt w:val="bullet"/>
+      <w:lvlText w:val=""/>
+      <w:lvlJc w:val="left"/>
+      <w:pPr>
+        <w:ind w:left="5040" w:hanging="360"/>
+      </w:pPr>
+      <w:rPr>
+        <w:rFonts w:ascii="Symbol" w:hAnsi="Symbol" w:hint="default"/>
+      </w:rPr>
+    </w:lvl>
+    <w:lvl w:ilvl="7" w:tplc="04090003" w:tentative="1">
+      <w:start w:val="1"/>
+      <w:numFmt w:val="bullet"/>
+      <w:lvlText w:val="o"/>
+      <w:lvlJc w:val="left"/>
+      <w:pPr>
+        <w:ind w:left="5760" w:hanging="360"/>
+      </w:pPr>
+      <w:rPr>
+        <w:rFonts w:ascii="Courier New" w:hAnsi="Courier New" w:cs="Courier New" w:hint="default"/>
+      </w:rPr>
+    </w:lvl>
+    <w:lvl w:ilvl="8" w:tplc="04090005" w:tentative="1">
+      <w:start w:val="1"/>
+      <w:numFmt w:val="bullet"/>
+      <w:lvlText w:val=""/>
+      <w:lvlJc w:val="left"/>
+      <w:pPr>
+        <w:ind w:left="6480" w:hanging="360"/>
+      </w:pPr>
+      <w:rPr>
+        <w:rFonts w:ascii="Wingdings" w:hAnsi="Wingdings" w:hint="default"/>
+      </w:rPr>
+    </w:lvl>
+  </w:abstractNum>
+  <w:abstractNum w:abstractNumId="27" w15:restartNumberingAfterBreak="0">
+    <w:nsid w:val="4CFE6CCD"/>
+    <w:multiLevelType w:val="hybridMultilevel"/>
+    <w:tmpl w:val="D5526B9C"/>
+    <w:lvl w:ilvl="0" w:tplc="FFFFFFFF">
+      <w:start w:val="1"/>
+      <w:numFmt w:val="bullet"/>
+      <w:lvlText w:val=""/>
+      <w:lvlJc w:val="left"/>
+      <w:pPr>
+        <w:ind w:left="720" w:hanging="360"/>
+      </w:pPr>
+      <w:rPr>
+        <w:rFonts w:ascii="Symbol" w:hAnsi="Symbol" w:hint="default"/>
+      </w:rPr>
+    </w:lvl>
+    <w:lvl w:ilvl="1" w:tplc="FFFFFFFF">
+      <w:start w:val="1"/>
+      <w:numFmt w:val="bullet"/>
+      <w:lvlText w:val="o"/>
+      <w:lvlJc w:val="left"/>
+      <w:pPr>
+        <w:ind w:left="1440" w:hanging="360"/>
+      </w:pPr>
+      <w:rPr>
+        <w:rFonts w:ascii="Courier New" w:hAnsi="Courier New" w:cs="Courier New" w:hint="default"/>
+      </w:rPr>
+    </w:lvl>
+    <w:lvl w:ilvl="2" w:tplc="04090003">
+      <w:start w:val="1"/>
+      <w:numFmt w:val="bullet"/>
+      <w:lvlText w:val="o"/>
+      <w:lvlJc w:val="left"/>
+      <w:pPr>
+        <w:ind w:left="1440" w:hanging="360"/>
+      </w:pPr>
+      <w:rPr>
+        <w:rFonts w:ascii="Courier New" w:hAnsi="Courier New" w:cs="Courier New" w:hint="default"/>
+      </w:rPr>
+    </w:lvl>
+    <w:lvl w:ilvl="3" w:tplc="FFFFFFFF" w:tentative="1">
+      <w:start w:val="1"/>
+      <w:numFmt w:val="bullet"/>
+      <w:lvlText w:val=""/>
+      <w:lvlJc w:val="left"/>
+      <w:pPr>
+        <w:ind w:left="2880" w:hanging="360"/>
+      </w:pPr>
+      <w:rPr>
+        <w:rFonts w:ascii="Symbol" w:hAnsi="Symbol" w:hint="default"/>
+      </w:rPr>
+    </w:lvl>
+    <w:lvl w:ilvl="4" w:tplc="FFFFFFFF" w:tentative="1">
+      <w:start w:val="1"/>
+      <w:numFmt w:val="bullet"/>
+      <w:lvlText w:val="o"/>
+      <w:lvlJc w:val="left"/>
+      <w:pPr>
+        <w:ind w:left="3600" w:hanging="360"/>
+      </w:pPr>
+      <w:rPr>
+        <w:rFonts w:ascii="Courier New" w:hAnsi="Courier New" w:cs="Courier New" w:hint="default"/>
+      </w:rPr>
+    </w:lvl>
+    <w:lvl w:ilvl="5" w:tplc="FFFFFFFF" w:tentative="1">
+      <w:start w:val="1"/>
+      <w:numFmt w:val="bullet"/>
+      <w:lvlText w:val=""/>
+      <w:lvlJc w:val="left"/>
+      <w:pPr>
+        <w:ind w:left="4320" w:hanging="360"/>
+      </w:pPr>
+      <w:rPr>
+        <w:rFonts w:ascii="Wingdings" w:hAnsi="Wingdings" w:hint="default"/>
+      </w:rPr>
+    </w:lvl>
+    <w:lvl w:ilvl="6" w:tplc="FFFFFFFF" w:tentative="1">
+      <w:start w:val="1"/>
+      <w:numFmt w:val="bullet"/>
+      <w:lvlText w:val=""/>
+      <w:lvlJc w:val="left"/>
+      <w:pPr>
+        <w:ind w:left="5040" w:hanging="360"/>
+      </w:pPr>
+      <w:rPr>
+        <w:rFonts w:ascii="Symbol" w:hAnsi="Symbol" w:hint="default"/>
+      </w:rPr>
+    </w:lvl>
+    <w:lvl w:ilvl="7" w:tplc="FFFFFFFF" w:tentative="1">
+      <w:start w:val="1"/>
+      <w:numFmt w:val="bullet"/>
+      <w:lvlText w:val="o"/>
+      <w:lvlJc w:val="left"/>
+      <w:pPr>
+        <w:ind w:left="5760" w:hanging="360"/>
+      </w:pPr>
+      <w:rPr>
+        <w:rFonts w:ascii="Courier New" w:hAnsi="Courier New" w:cs="Courier New" w:hint="default"/>
+      </w:rPr>
+    </w:lvl>
+    <w:lvl w:ilvl="8" w:tplc="FFFFFFFF" w:tentative="1">
+      <w:start w:val="1"/>
+      <w:numFmt w:val="bullet"/>
+      <w:lvlText w:val=""/>
+      <w:lvlJc w:val="left"/>
+      <w:pPr>
+        <w:ind w:left="6480" w:hanging="360"/>
+      </w:pPr>
+      <w:rPr>
+        <w:rFonts w:ascii="Wingdings" w:hAnsi="Wingdings" w:hint="default"/>
+      </w:rPr>
+    </w:lvl>
+  </w:abstractNum>
+  <w:abstractNum w:abstractNumId="28" w15:restartNumberingAfterBreak="0">
     <w:nsid w:val="4EFC521F"/>
     <w:multiLevelType w:val="hybridMultilevel"/>
     <w:tmpl w:val="6D6641D4"/>
@@ -11220,7 +14990,7 @@
       </w:rPr>
     </w:lvl>
   </w:abstractNum>
-  <w:abstractNum w:abstractNumId="23" w15:restartNumberingAfterBreak="0">
+  <w:abstractNum w:abstractNumId="29" w15:restartNumberingAfterBreak="0">
     <w:nsid w:val="4F7509DD"/>
     <w:multiLevelType w:val="hybridMultilevel"/>
     <w:tmpl w:val="184A4B6A"/>
@@ -11306,7 +15076,7 @@
       </w:pPr>
     </w:lvl>
   </w:abstractNum>
-  <w:abstractNum w:abstractNumId="24" w15:restartNumberingAfterBreak="0">
+  <w:abstractNum w:abstractNumId="30" w15:restartNumberingAfterBreak="0">
     <w:nsid w:val="521A768C"/>
     <w:multiLevelType w:val="hybridMultilevel"/>
     <w:tmpl w:val="3758B944"/>
@@ -11419,7 +15189,7 @@
       </w:rPr>
     </w:lvl>
   </w:abstractNum>
-  <w:abstractNum w:abstractNumId="25" w15:restartNumberingAfterBreak="0">
+  <w:abstractNum w:abstractNumId="31" w15:restartNumberingAfterBreak="0">
     <w:nsid w:val="56E6060D"/>
     <w:multiLevelType w:val="hybridMultilevel"/>
     <w:tmpl w:val="A7FE6B06"/>
@@ -11532,7 +15302,7 @@
       </w:rPr>
     </w:lvl>
   </w:abstractNum>
-  <w:abstractNum w:abstractNumId="26" w15:restartNumberingAfterBreak="0">
+  <w:abstractNum w:abstractNumId="32" w15:restartNumberingAfterBreak="0">
     <w:nsid w:val="58A201D3"/>
     <w:multiLevelType w:val="hybridMultilevel"/>
     <w:tmpl w:val="D48CBA00"/>
@@ -11645,7 +15415,7 @@
       </w:rPr>
     </w:lvl>
   </w:abstractNum>
-  <w:abstractNum w:abstractNumId="27" w15:restartNumberingAfterBreak="0">
+  <w:abstractNum w:abstractNumId="33" w15:restartNumberingAfterBreak="0">
     <w:nsid w:val="5DF43296"/>
     <w:multiLevelType w:val="hybridMultilevel"/>
     <w:tmpl w:val="B5BEBBE0"/>
@@ -11758,7 +15528,7 @@
       </w:rPr>
     </w:lvl>
   </w:abstractNum>
-  <w:abstractNum w:abstractNumId="28" w15:restartNumberingAfterBreak="0">
+  <w:abstractNum w:abstractNumId="34" w15:restartNumberingAfterBreak="0">
     <w:nsid w:val="60DE0010"/>
     <w:multiLevelType w:val="hybridMultilevel"/>
     <w:tmpl w:val="0910F204"/>
@@ -11871,7 +15641,7 @@
       </w:rPr>
     </w:lvl>
   </w:abstractNum>
-  <w:abstractNum w:abstractNumId="29" w15:restartNumberingAfterBreak="0">
+  <w:abstractNum w:abstractNumId="35" w15:restartNumberingAfterBreak="0">
     <w:nsid w:val="615D6C3B"/>
     <w:multiLevelType w:val="hybridMultilevel"/>
     <w:tmpl w:val="B3E0162A"/>
@@ -11984,7 +15754,7 @@
       </w:rPr>
     </w:lvl>
   </w:abstractNum>
-  <w:abstractNum w:abstractNumId="30" w15:restartNumberingAfterBreak="0">
+  <w:abstractNum w:abstractNumId="36" w15:restartNumberingAfterBreak="0">
     <w:nsid w:val="63EA54DC"/>
     <w:multiLevelType w:val="hybridMultilevel"/>
     <w:tmpl w:val="AC0EFFDC"/>
@@ -12097,7 +15867,7 @@
       </w:rPr>
     </w:lvl>
   </w:abstractNum>
-  <w:abstractNum w:abstractNumId="31" w15:restartNumberingAfterBreak="0">
+  <w:abstractNum w:abstractNumId="37" w15:restartNumberingAfterBreak="0">
     <w:nsid w:val="68513ADD"/>
     <w:multiLevelType w:val="hybridMultilevel"/>
     <w:tmpl w:val="D6FC3B70"/>
@@ -12210,7 +15980,233 @@
       </w:rPr>
     </w:lvl>
   </w:abstractNum>
-  <w:abstractNum w:abstractNumId="32" w15:restartNumberingAfterBreak="0">
+  <w:abstractNum w:abstractNumId="38" w15:restartNumberingAfterBreak="0">
+    <w:nsid w:val="68E449C6"/>
+    <w:multiLevelType w:val="hybridMultilevel"/>
+    <w:tmpl w:val="43B4B23C"/>
+    <w:lvl w:ilvl="0" w:tplc="04090003">
+      <w:start w:val="1"/>
+      <w:numFmt w:val="bullet"/>
+      <w:lvlText w:val="o"/>
+      <w:lvlJc w:val="left"/>
+      <w:pPr>
+        <w:ind w:left="720" w:hanging="360"/>
+      </w:pPr>
+      <w:rPr>
+        <w:rFonts w:ascii="Courier New" w:hAnsi="Courier New" w:cs="Courier New" w:hint="default"/>
+      </w:rPr>
+    </w:lvl>
+    <w:lvl w:ilvl="1" w:tplc="FFFFFFFF" w:tentative="1">
+      <w:start w:val="1"/>
+      <w:numFmt w:val="bullet"/>
+      <w:lvlText w:val="o"/>
+      <w:lvlJc w:val="left"/>
+      <w:pPr>
+        <w:ind w:left="1440" w:hanging="360"/>
+      </w:pPr>
+      <w:rPr>
+        <w:rFonts w:ascii="Courier New" w:hAnsi="Courier New" w:cs="Courier New" w:hint="default"/>
+      </w:rPr>
+    </w:lvl>
+    <w:lvl w:ilvl="2" w:tplc="FFFFFFFF" w:tentative="1">
+      <w:start w:val="1"/>
+      <w:numFmt w:val="bullet"/>
+      <w:lvlText w:val=""/>
+      <w:lvlJc w:val="left"/>
+      <w:pPr>
+        <w:ind w:left="2160" w:hanging="360"/>
+      </w:pPr>
+      <w:rPr>
+        <w:rFonts w:ascii="Wingdings" w:hAnsi="Wingdings" w:hint="default"/>
+      </w:rPr>
+    </w:lvl>
+    <w:lvl w:ilvl="3" w:tplc="FFFFFFFF" w:tentative="1">
+      <w:start w:val="1"/>
+      <w:numFmt w:val="bullet"/>
+      <w:lvlText w:val=""/>
+      <w:lvlJc w:val="left"/>
+      <w:pPr>
+        <w:ind w:left="2880" w:hanging="360"/>
+      </w:pPr>
+      <w:rPr>
+        <w:rFonts w:ascii="Symbol" w:hAnsi="Symbol" w:hint="default"/>
+      </w:rPr>
+    </w:lvl>
+    <w:lvl w:ilvl="4" w:tplc="FFFFFFFF" w:tentative="1">
+      <w:start w:val="1"/>
+      <w:numFmt w:val="bullet"/>
+      <w:lvlText w:val="o"/>
+      <w:lvlJc w:val="left"/>
+      <w:pPr>
+        <w:ind w:left="3600" w:hanging="360"/>
+      </w:pPr>
+      <w:rPr>
+        <w:rFonts w:ascii="Courier New" w:hAnsi="Courier New" w:cs="Courier New" w:hint="default"/>
+      </w:rPr>
+    </w:lvl>
+    <w:lvl w:ilvl="5" w:tplc="FFFFFFFF" w:tentative="1">
+      <w:start w:val="1"/>
+      <w:numFmt w:val="bullet"/>
+      <w:lvlText w:val=""/>
+      <w:lvlJc w:val="left"/>
+      <w:pPr>
+        <w:ind w:left="4320" w:hanging="360"/>
+      </w:pPr>
+      <w:rPr>
+        <w:rFonts w:ascii="Wingdings" w:hAnsi="Wingdings" w:hint="default"/>
+      </w:rPr>
+    </w:lvl>
+    <w:lvl w:ilvl="6" w:tplc="FFFFFFFF" w:tentative="1">
+      <w:start w:val="1"/>
+      <w:numFmt w:val="bullet"/>
+      <w:lvlText w:val=""/>
+      <w:lvlJc w:val="left"/>
+      <w:pPr>
+        <w:ind w:left="5040" w:hanging="360"/>
+      </w:pPr>
+      <w:rPr>
+        <w:rFonts w:ascii="Symbol" w:hAnsi="Symbol" w:hint="default"/>
+      </w:rPr>
+    </w:lvl>
+    <w:lvl w:ilvl="7" w:tplc="FFFFFFFF" w:tentative="1">
+      <w:start w:val="1"/>
+      <w:numFmt w:val="bullet"/>
+      <w:lvlText w:val="o"/>
+      <w:lvlJc w:val="left"/>
+      <w:pPr>
+        <w:ind w:left="5760" w:hanging="360"/>
+      </w:pPr>
+      <w:rPr>
+        <w:rFonts w:ascii="Courier New" w:hAnsi="Courier New" w:cs="Courier New" w:hint="default"/>
+      </w:rPr>
+    </w:lvl>
+    <w:lvl w:ilvl="8" w:tplc="FFFFFFFF" w:tentative="1">
+      <w:start w:val="1"/>
+      <w:numFmt w:val="bullet"/>
+      <w:lvlText w:val=""/>
+      <w:lvlJc w:val="left"/>
+      <w:pPr>
+        <w:ind w:left="6480" w:hanging="360"/>
+      </w:pPr>
+      <w:rPr>
+        <w:rFonts w:ascii="Wingdings" w:hAnsi="Wingdings" w:hint="default"/>
+      </w:rPr>
+    </w:lvl>
+  </w:abstractNum>
+  <w:abstractNum w:abstractNumId="39" w15:restartNumberingAfterBreak="0">
+    <w:nsid w:val="6B5E5646"/>
+    <w:multiLevelType w:val="hybridMultilevel"/>
+    <w:tmpl w:val="9D9E4E1C"/>
+    <w:lvl w:ilvl="0" w:tplc="04090001">
+      <w:start w:val="1"/>
+      <w:numFmt w:val="bullet"/>
+      <w:lvlText w:val=""/>
+      <w:lvlJc w:val="left"/>
+      <w:pPr>
+        <w:ind w:left="1080" w:hanging="360"/>
+      </w:pPr>
+      <w:rPr>
+        <w:rFonts w:ascii="Symbol" w:hAnsi="Symbol" w:hint="default"/>
+      </w:rPr>
+    </w:lvl>
+    <w:lvl w:ilvl="1" w:tplc="04090003">
+      <w:start w:val="1"/>
+      <w:numFmt w:val="bullet"/>
+      <w:lvlText w:val="o"/>
+      <w:lvlJc w:val="left"/>
+      <w:pPr>
+        <w:ind w:left="1800" w:hanging="360"/>
+      </w:pPr>
+      <w:rPr>
+        <w:rFonts w:ascii="Courier New" w:hAnsi="Courier New" w:cs="Courier New" w:hint="default"/>
+      </w:rPr>
+    </w:lvl>
+    <w:lvl w:ilvl="2" w:tplc="04090005" w:tentative="1">
+      <w:start w:val="1"/>
+      <w:numFmt w:val="bullet"/>
+      <w:lvlText w:val=""/>
+      <w:lvlJc w:val="left"/>
+      <w:pPr>
+        <w:ind w:left="2520" w:hanging="360"/>
+      </w:pPr>
+      <w:rPr>
+        <w:rFonts w:ascii="Wingdings" w:hAnsi="Wingdings" w:hint="default"/>
+      </w:rPr>
+    </w:lvl>
+    <w:lvl w:ilvl="3" w:tplc="04090001" w:tentative="1">
+      <w:start w:val="1"/>
+      <w:numFmt w:val="bullet"/>
+      <w:lvlText w:val=""/>
+      <w:lvlJc w:val="left"/>
+      <w:pPr>
+        <w:ind w:left="3240" w:hanging="360"/>
+      </w:pPr>
+      <w:rPr>
+        <w:rFonts w:ascii="Symbol" w:hAnsi="Symbol" w:hint="default"/>
+      </w:rPr>
+    </w:lvl>
+    <w:lvl w:ilvl="4" w:tplc="04090003" w:tentative="1">
+      <w:start w:val="1"/>
+      <w:numFmt w:val="bullet"/>
+      <w:lvlText w:val="o"/>
+      <w:lvlJc w:val="left"/>
+      <w:pPr>
+        <w:ind w:left="3960" w:hanging="360"/>
+      </w:pPr>
+      <w:rPr>
+        <w:rFonts w:ascii="Courier New" w:hAnsi="Courier New" w:cs="Courier New" w:hint="default"/>
+      </w:rPr>
+    </w:lvl>
+    <w:lvl w:ilvl="5" w:tplc="04090005" w:tentative="1">
+      <w:start w:val="1"/>
+      <w:numFmt w:val="bullet"/>
+      <w:lvlText w:val=""/>
+      <w:lvlJc w:val="left"/>
+      <w:pPr>
+        <w:ind w:left="4680" w:hanging="360"/>
+      </w:pPr>
+      <w:rPr>
+        <w:rFonts w:ascii="Wingdings" w:hAnsi="Wingdings" w:hint="default"/>
+      </w:rPr>
+    </w:lvl>
+    <w:lvl w:ilvl="6" w:tplc="04090001" w:tentative="1">
+      <w:start w:val="1"/>
+      <w:numFmt w:val="bullet"/>
+      <w:lvlText w:val=""/>
+      <w:lvlJc w:val="left"/>
+      <w:pPr>
+        <w:ind w:left="5400" w:hanging="360"/>
+      </w:pPr>
+      <w:rPr>
+        <w:rFonts w:ascii="Symbol" w:hAnsi="Symbol" w:hint="default"/>
+      </w:rPr>
+    </w:lvl>
+    <w:lvl w:ilvl="7" w:tplc="04090003" w:tentative="1">
+      <w:start w:val="1"/>
+      <w:numFmt w:val="bullet"/>
+      <w:lvlText w:val="o"/>
+      <w:lvlJc w:val="left"/>
+      <w:pPr>
+        <w:ind w:left="6120" w:hanging="360"/>
+      </w:pPr>
+      <w:rPr>
+        <w:rFonts w:ascii="Courier New" w:hAnsi="Courier New" w:cs="Courier New" w:hint="default"/>
+      </w:rPr>
+    </w:lvl>
+    <w:lvl w:ilvl="8" w:tplc="04090005" w:tentative="1">
+      <w:start w:val="1"/>
+      <w:numFmt w:val="bullet"/>
+      <w:lvlText w:val=""/>
+      <w:lvlJc w:val="left"/>
+      <w:pPr>
+        <w:ind w:left="6840" w:hanging="360"/>
+      </w:pPr>
+      <w:rPr>
+        <w:rFonts w:ascii="Wingdings" w:hAnsi="Wingdings" w:hint="default"/>
+      </w:rPr>
+    </w:lvl>
+  </w:abstractNum>
+  <w:abstractNum w:abstractNumId="40" w15:restartNumberingAfterBreak="0">
     <w:nsid w:val="71841C50"/>
     <w:multiLevelType w:val="hybridMultilevel"/>
     <w:tmpl w:val="2F12406C"/>
@@ -12323,7 +16319,7 @@
       </w:rPr>
     </w:lvl>
   </w:abstractNum>
-  <w:abstractNum w:abstractNumId="33" w15:restartNumberingAfterBreak="0">
+  <w:abstractNum w:abstractNumId="41" w15:restartNumberingAfterBreak="0">
     <w:nsid w:val="71C7364A"/>
     <w:multiLevelType w:val="hybridMultilevel"/>
     <w:tmpl w:val="E62A71BA"/>
@@ -12436,7 +16432,7 @@
       </w:rPr>
     </w:lvl>
   </w:abstractNum>
-  <w:abstractNum w:abstractNumId="34" w15:restartNumberingAfterBreak="0">
+  <w:abstractNum w:abstractNumId="42" w15:restartNumberingAfterBreak="0">
     <w:nsid w:val="76DD489E"/>
     <w:multiLevelType w:val="hybridMultilevel"/>
     <w:tmpl w:val="3F46C344"/>
@@ -12549,7 +16545,7 @@
       </w:rPr>
     </w:lvl>
   </w:abstractNum>
-  <w:abstractNum w:abstractNumId="35" w15:restartNumberingAfterBreak="0">
+  <w:abstractNum w:abstractNumId="43" w15:restartNumberingAfterBreak="0">
     <w:nsid w:val="79AA416B"/>
     <w:multiLevelType w:val="hybridMultilevel"/>
     <w:tmpl w:val="ADFE69AE"/>
@@ -12662,7 +16658,7 @@
       </w:rPr>
     </w:lvl>
   </w:abstractNum>
-  <w:abstractNum w:abstractNumId="36" w15:restartNumberingAfterBreak="0">
+  <w:abstractNum w:abstractNumId="44" w15:restartNumberingAfterBreak="0">
     <w:nsid w:val="7A9041B9"/>
     <w:multiLevelType w:val="hybridMultilevel"/>
     <w:tmpl w:val="45F437CC"/>
@@ -12775,7 +16771,7 @@
       </w:rPr>
     </w:lvl>
   </w:abstractNum>
-  <w:abstractNum w:abstractNumId="37" w15:restartNumberingAfterBreak="0">
+  <w:abstractNum w:abstractNumId="45" w15:restartNumberingAfterBreak="0">
     <w:nsid w:val="7CAD4690"/>
     <w:multiLevelType w:val="hybridMultilevel"/>
     <w:tmpl w:val="A9BACDB0"/>
@@ -12889,16 +16885,16 @@
     </w:lvl>
   </w:abstractNum>
   <w:num w:numId="1" w16cid:durableId="658994979">
-    <w:abstractNumId w:val="18"/>
+    <w:abstractNumId w:val="21"/>
   </w:num>
   <w:num w:numId="2" w16cid:durableId="740174242">
-    <w:abstractNumId w:val="32"/>
+    <w:abstractNumId w:val="40"/>
   </w:num>
   <w:num w:numId="3" w16cid:durableId="471295010">
-    <w:abstractNumId w:val="15"/>
+    <w:abstractNumId w:val="16"/>
   </w:num>
   <w:num w:numId="4" w16cid:durableId="1146312485">
-    <w:abstractNumId w:val="31"/>
+    <w:abstractNumId w:val="37"/>
   </w:num>
   <w:num w:numId="5" w16cid:durableId="1009286173">
     <w:abstractNumId w:val="14"/>
@@ -12907,55 +16903,55 @@
     <w:abstractNumId w:val="3"/>
   </w:num>
   <w:num w:numId="7" w16cid:durableId="1638026638">
-    <w:abstractNumId w:val="35"/>
+    <w:abstractNumId w:val="43"/>
   </w:num>
   <w:num w:numId="8" w16cid:durableId="1120681555">
-    <w:abstractNumId w:val="25"/>
+    <w:abstractNumId w:val="31"/>
   </w:num>
   <w:num w:numId="9" w16cid:durableId="144859571">
-    <w:abstractNumId w:val="23"/>
+    <w:abstractNumId w:val="29"/>
   </w:num>
   <w:num w:numId="10" w16cid:durableId="654992174">
     <w:abstractNumId w:val="10"/>
   </w:num>
   <w:num w:numId="11" w16cid:durableId="800657404">
-    <w:abstractNumId w:val="33"/>
+    <w:abstractNumId w:val="41"/>
   </w:num>
   <w:num w:numId="12" w16cid:durableId="1393697662">
-    <w:abstractNumId w:val="30"/>
+    <w:abstractNumId w:val="36"/>
   </w:num>
   <w:num w:numId="13" w16cid:durableId="169955128">
-    <w:abstractNumId w:val="21"/>
+    <w:abstractNumId w:val="25"/>
   </w:num>
   <w:num w:numId="14" w16cid:durableId="1690982048">
     <w:abstractNumId w:val="1"/>
   </w:num>
   <w:num w:numId="15" w16cid:durableId="211161098">
-    <w:abstractNumId w:val="36"/>
+    <w:abstractNumId w:val="44"/>
   </w:num>
   <w:num w:numId="16" w16cid:durableId="1435441451">
-    <w:abstractNumId w:val="17"/>
+    <w:abstractNumId w:val="20"/>
   </w:num>
   <w:num w:numId="17" w16cid:durableId="927999176">
-    <w:abstractNumId w:val="20"/>
+    <w:abstractNumId w:val="24"/>
   </w:num>
   <w:num w:numId="18" w16cid:durableId="93599952">
-    <w:abstractNumId w:val="24"/>
+    <w:abstractNumId w:val="30"/>
   </w:num>
   <w:num w:numId="19" w16cid:durableId="521751371">
-    <w:abstractNumId w:val="19"/>
+    <w:abstractNumId w:val="23"/>
   </w:num>
   <w:num w:numId="20" w16cid:durableId="1656032199">
-    <w:abstractNumId w:val="37"/>
+    <w:abstractNumId w:val="45"/>
   </w:num>
   <w:num w:numId="21" w16cid:durableId="487332287">
-    <w:abstractNumId w:val="29"/>
+    <w:abstractNumId w:val="35"/>
   </w:num>
   <w:num w:numId="22" w16cid:durableId="842471202">
     <w:abstractNumId w:val="13"/>
   </w:num>
   <w:num w:numId="23" w16cid:durableId="696127414">
-    <w:abstractNumId w:val="34"/>
+    <w:abstractNumId w:val="42"/>
   </w:num>
   <w:num w:numId="24" w16cid:durableId="1773158374">
     <w:abstractNumId w:val="11"/>
@@ -12967,7 +16963,7 @@
     <w:abstractNumId w:val="9"/>
   </w:num>
   <w:num w:numId="27" w16cid:durableId="18701920">
-    <w:abstractNumId w:val="27"/>
+    <w:abstractNumId w:val="33"/>
   </w:num>
   <w:num w:numId="28" w16cid:durableId="1344746692">
     <w:abstractNumId w:val="7"/>
@@ -12982,10 +16978,10 @@
     <w:abstractNumId w:val="6"/>
   </w:num>
   <w:num w:numId="32" w16cid:durableId="508060214">
-    <w:abstractNumId w:val="26"/>
+    <w:abstractNumId w:val="32"/>
   </w:num>
   <w:num w:numId="33" w16cid:durableId="219363190">
-    <w:abstractNumId w:val="28"/>
+    <w:abstractNumId w:val="34"/>
   </w:num>
   <w:num w:numId="34" w16cid:durableId="500386984">
     <w:abstractNumId w:val="0"/>
@@ -12994,13 +16990,37 @@
     <w:abstractNumId w:val="12"/>
   </w:num>
   <w:num w:numId="36" w16cid:durableId="782269379">
-    <w:abstractNumId w:val="16"/>
+    <w:abstractNumId w:val="18"/>
   </w:num>
   <w:num w:numId="37" w16cid:durableId="1034616971">
     <w:abstractNumId w:val="5"/>
   </w:num>
   <w:num w:numId="38" w16cid:durableId="1174107392">
+    <w:abstractNumId w:val="28"/>
+  </w:num>
+  <w:num w:numId="39" w16cid:durableId="1331062212">
+    <w:abstractNumId w:val="26"/>
+  </w:num>
+  <w:num w:numId="40" w16cid:durableId="7634309">
+    <w:abstractNumId w:val="19"/>
+  </w:num>
+  <w:num w:numId="41" w16cid:durableId="1417945812">
+    <w:abstractNumId w:val="27"/>
+  </w:num>
+  <w:num w:numId="42" w16cid:durableId="1205412830">
+    <w:abstractNumId w:val="17"/>
+  </w:num>
+  <w:num w:numId="43" w16cid:durableId="1364748937">
     <w:abstractNumId w:val="22"/>
+  </w:num>
+  <w:num w:numId="44" w16cid:durableId="1160315120">
+    <w:abstractNumId w:val="15"/>
+  </w:num>
+  <w:num w:numId="45" w16cid:durableId="66264478">
+    <w:abstractNumId w:val="38"/>
+  </w:num>
+  <w:num w:numId="46" w16cid:durableId="1969823741">
+    <w:abstractNumId w:val="39"/>
   </w:num>
 </w:numbering>
 </file>
@@ -13922,6 +17942,174 @@
       <w:spacing w:val="5"/>
     </w:rPr>
   </w:style>
+  <w:style w:type="table" w:styleId="TableGrid">
+    <w:name w:val="Table Grid"/>
+    <w:basedOn w:val="TableNormal"/>
+    <w:uiPriority w:val="39"/>
+    <w:rsid w:val="001B6303"/>
+    <w:pPr>
+      <w:spacing w:after="0" w:line="240" w:lineRule="auto"/>
+    </w:pPr>
+    <w:tblPr>
+      <w:tblBorders>
+        <w:top w:val="single" w:sz="4" w:space="0" w:color="auto"/>
+        <w:left w:val="single" w:sz="4" w:space="0" w:color="auto"/>
+        <w:bottom w:val="single" w:sz="4" w:space="0" w:color="auto"/>
+        <w:right w:val="single" w:sz="4" w:space="0" w:color="auto"/>
+        <w:insideH w:val="single" w:sz="4" w:space="0" w:color="auto"/>
+        <w:insideV w:val="single" w:sz="4" w:space="0" w:color="auto"/>
+      </w:tblBorders>
+    </w:tblPr>
+  </w:style>
+  <w:style w:type="character" w:styleId="HTMLCode">
+    <w:name w:val="HTML Code"/>
+    <w:basedOn w:val="DefaultParagraphFont"/>
+    <w:uiPriority w:val="99"/>
+    <w:semiHidden/>
+    <w:unhideWhenUsed/>
+    <w:rsid w:val="001B6303"/>
+    <w:rPr>
+      <w:rFonts w:ascii="Courier New" w:eastAsia="Times New Roman" w:hAnsi="Courier New" w:cs="Courier New"/>
+      <w:sz w:val="20"/>
+      <w:szCs w:val="20"/>
+    </w:rPr>
+  </w:style>
+  <w:style w:type="table" w:styleId="GridTable3">
+    <w:name w:val="Grid Table 3"/>
+    <w:basedOn w:val="TableNormal"/>
+    <w:uiPriority w:val="48"/>
+    <w:rsid w:val="001B6303"/>
+    <w:pPr>
+      <w:spacing w:after="0" w:line="240" w:lineRule="auto"/>
+    </w:pPr>
+    <w:tblPr>
+      <w:tblStyleRowBandSize w:val="1"/>
+      <w:tblStyleColBandSize w:val="1"/>
+      <w:tblBorders>
+        <w:top w:val="single" w:sz="4" w:space="0" w:color="666666" w:themeColor="text1" w:themeTint="99"/>
+        <w:left w:val="single" w:sz="4" w:space="0" w:color="666666" w:themeColor="text1" w:themeTint="99"/>
+        <w:bottom w:val="single" w:sz="4" w:space="0" w:color="666666" w:themeColor="text1" w:themeTint="99"/>
+        <w:right w:val="single" w:sz="4" w:space="0" w:color="666666" w:themeColor="text1" w:themeTint="99"/>
+        <w:insideH w:val="single" w:sz="4" w:space="0" w:color="666666" w:themeColor="text1" w:themeTint="99"/>
+        <w:insideV w:val="single" w:sz="4" w:space="0" w:color="666666" w:themeColor="text1" w:themeTint="99"/>
+      </w:tblBorders>
+    </w:tblPr>
+    <w:tblStylePr w:type="firstRow">
+      <w:rPr>
+        <w:b/>
+        <w:bCs/>
+      </w:rPr>
+      <w:tblPr/>
+      <w:tcPr>
+        <w:tcBorders>
+          <w:top w:val="nil"/>
+          <w:left w:val="nil"/>
+          <w:right w:val="nil"/>
+          <w:insideH w:val="nil"/>
+          <w:insideV w:val="nil"/>
+        </w:tcBorders>
+        <w:shd w:val="clear" w:color="auto" w:fill="FFFFFF" w:themeFill="background1"/>
+      </w:tcPr>
+    </w:tblStylePr>
+    <w:tblStylePr w:type="lastRow">
+      <w:rPr>
+        <w:b/>
+        <w:bCs/>
+      </w:rPr>
+      <w:tblPr/>
+      <w:tcPr>
+        <w:tcBorders>
+          <w:left w:val="nil"/>
+          <w:bottom w:val="nil"/>
+          <w:right w:val="nil"/>
+          <w:insideH w:val="nil"/>
+          <w:insideV w:val="nil"/>
+        </w:tcBorders>
+        <w:shd w:val="clear" w:color="auto" w:fill="FFFFFF" w:themeFill="background1"/>
+      </w:tcPr>
+    </w:tblStylePr>
+    <w:tblStylePr w:type="firstCol">
+      <w:pPr>
+        <w:jc w:val="right"/>
+      </w:pPr>
+      <w:rPr>
+        <w:i/>
+        <w:iCs/>
+      </w:rPr>
+      <w:tblPr/>
+      <w:tcPr>
+        <w:tcBorders>
+          <w:top w:val="nil"/>
+          <w:left w:val="nil"/>
+          <w:bottom w:val="nil"/>
+          <w:insideH w:val="nil"/>
+          <w:insideV w:val="nil"/>
+        </w:tcBorders>
+        <w:shd w:val="clear" w:color="auto" w:fill="FFFFFF" w:themeFill="background1"/>
+      </w:tcPr>
+    </w:tblStylePr>
+    <w:tblStylePr w:type="lastCol">
+      <w:rPr>
+        <w:i/>
+        <w:iCs/>
+      </w:rPr>
+      <w:tblPr/>
+      <w:tcPr>
+        <w:tcBorders>
+          <w:top w:val="nil"/>
+          <w:bottom w:val="nil"/>
+          <w:right w:val="nil"/>
+          <w:insideH w:val="nil"/>
+          <w:insideV w:val="nil"/>
+        </w:tcBorders>
+        <w:shd w:val="clear" w:color="auto" w:fill="FFFFFF" w:themeFill="background1"/>
+      </w:tcPr>
+    </w:tblStylePr>
+    <w:tblStylePr w:type="band1Vert">
+      <w:tblPr/>
+      <w:tcPr>
+        <w:shd w:val="clear" w:color="auto" w:fill="CCCCCC" w:themeFill="text1" w:themeFillTint="33"/>
+      </w:tcPr>
+    </w:tblStylePr>
+    <w:tblStylePr w:type="band1Horz">
+      <w:tblPr/>
+      <w:tcPr>
+        <w:shd w:val="clear" w:color="auto" w:fill="CCCCCC" w:themeFill="text1" w:themeFillTint="33"/>
+      </w:tcPr>
+    </w:tblStylePr>
+    <w:tblStylePr w:type="neCell">
+      <w:tblPr/>
+      <w:tcPr>
+        <w:tcBorders>
+          <w:bottom w:val="single" w:sz="4" w:space="0" w:color="666666" w:themeColor="text1" w:themeTint="99"/>
+        </w:tcBorders>
+      </w:tcPr>
+    </w:tblStylePr>
+    <w:tblStylePr w:type="nwCell">
+      <w:tblPr/>
+      <w:tcPr>
+        <w:tcBorders>
+          <w:bottom w:val="single" w:sz="4" w:space="0" w:color="666666" w:themeColor="text1" w:themeTint="99"/>
+        </w:tcBorders>
+      </w:tcPr>
+    </w:tblStylePr>
+    <w:tblStylePr w:type="seCell">
+      <w:tblPr/>
+      <w:tcPr>
+        <w:tcBorders>
+          <w:top w:val="single" w:sz="4" w:space="0" w:color="666666" w:themeColor="text1" w:themeTint="99"/>
+        </w:tcBorders>
+      </w:tcPr>
+    </w:tblStylePr>
+    <w:tblStylePr w:type="swCell">
+      <w:tblPr/>
+      <w:tcPr>
+        <w:tcBorders>
+          <w:top w:val="single" w:sz="4" w:space="0" w:color="666666" w:themeColor="text1" w:themeTint="99"/>
+        </w:tcBorders>
+      </w:tcPr>
+    </w:tblStylePr>
+  </w:style>
 </w:styles>
 </file>
 

--- a/Docker/7-network.docx
+++ b/Docker/7-network.docx
@@ -3317,6 +3317,356 @@
     </w:p>
     <w:p>
       <w:pPr>
+        <w:spacing w:after="60"/>
+        <w:ind w:left="360"/>
+        <w:rPr>
+          <w:rFonts w:asciiTheme="majorBidi" w:hAnsiTheme="majorBidi" w:cstheme="majorBidi"/>
+          <w:b/>
+          <w:bCs/>
+          <w:sz w:val="32"/>
+          <w:szCs w:val="32"/>
+        </w:rPr>
+      </w:pPr>
+      <w:r>
+        <w:rPr>
+          <w:rFonts w:asciiTheme="majorBidi" w:hAnsiTheme="majorBidi" w:cstheme="majorBidi"/>
+          <w:b/>
+          <w:bCs/>
+          <w:sz w:val="32"/>
+          <w:szCs w:val="32"/>
+        </w:rPr>
+        <w:t>Port Publishing (Related but Not Network Object)</w:t>
+      </w:r>
+    </w:p>
+    <w:p>
+      <w:pPr>
+        <w:pStyle w:val="ListParagraph"/>
+        <w:numPr>
+          <w:ilvl w:val="1"/>
+          <w:numId w:val="3"/>
+        </w:numPr>
+        <w:spacing w:after="60"/>
+        <w:ind w:left="720"/>
+        <w:rPr>
+          <w:rFonts w:asciiTheme="majorBidi" w:hAnsiTheme="majorBidi" w:cstheme="majorBidi"/>
+          <w:b/>
+          <w:bCs/>
+          <w:i/>
+          <w:iCs/>
+          <w:sz w:val="28"/>
+          <w:szCs w:val="28"/>
+        </w:rPr>
+      </w:pPr>
+      <w:r>
+        <w:rPr>
+          <w:rFonts w:asciiTheme="majorBidi" w:hAnsiTheme="majorBidi" w:cstheme="majorBidi"/>
+          <w:b/>
+          <w:bCs/>
+          <w:i/>
+          <w:iCs/>
+          <w:sz w:val="28"/>
+          <w:szCs w:val="28"/>
+        </w:rPr>
+        <w:t>-p / --publish</w:t>
+      </w:r>
+      <w:r>
+        <w:rPr>
+          <w:rFonts w:asciiTheme="majorBidi" w:hAnsiTheme="majorBidi" w:cstheme="majorBidi"/>
+          <w:b/>
+          <w:bCs/>
+          <w:i/>
+          <w:iCs/>
+          <w:sz w:val="28"/>
+          <w:szCs w:val="28"/>
+        </w:rPr>
+        <w:t xml:space="preserve"> </w:t>
+      </w:r>
+      <w:r>
+        <w:rPr>
+          <w:rFonts w:asciiTheme="majorBidi" w:hAnsiTheme="majorBidi" w:cstheme="majorBidi"/>
+          <w:sz w:val="28"/>
+          <w:szCs w:val="28"/>
+        </w:rPr>
+        <w:t>→</w:t>
+      </w:r>
+      <w:r>
+        <w:rPr>
+          <w:rFonts w:asciiTheme="majorBidi" w:hAnsiTheme="majorBidi" w:cstheme="majorBidi"/>
+          <w:sz w:val="28"/>
+          <w:szCs w:val="28"/>
+        </w:rPr>
+        <w:t xml:space="preserve"> </w:t>
+      </w:r>
+      <w:r>
+        <w:rPr>
+          <w:rFonts w:asciiTheme="majorBidi" w:hAnsiTheme="majorBidi" w:cstheme="majorBidi"/>
+          <w:b/>
+          <w:bCs/>
+          <w:i/>
+          <w:iCs/>
+          <w:sz w:val="28"/>
+          <w:szCs w:val="28"/>
+        </w:rPr>
+        <w:t>docker run -p 8080:80 nginx</w:t>
+      </w:r>
+      <w:r>
+        <w:rPr>
+          <w:rFonts w:asciiTheme="majorBidi" w:hAnsiTheme="majorBidi" w:cstheme="majorBidi"/>
+          <w:b/>
+          <w:bCs/>
+          <w:i/>
+          <w:iCs/>
+          <w:sz w:val="28"/>
+          <w:szCs w:val="28"/>
+        </w:rPr>
+        <w:t xml:space="preserve"> </w:t>
+      </w:r>
+      <w:r>
+        <w:rPr>
+          <w:rFonts w:asciiTheme="majorBidi" w:hAnsiTheme="majorBidi" w:cstheme="majorBidi"/>
+          <w:sz w:val="28"/>
+          <w:szCs w:val="28"/>
+        </w:rPr>
+        <w:t>→</w:t>
+      </w:r>
+      <w:r>
+        <w:rPr>
+          <w:rFonts w:asciiTheme="majorBidi" w:hAnsiTheme="majorBidi" w:cstheme="majorBidi"/>
+          <w:sz w:val="28"/>
+          <w:szCs w:val="28"/>
+        </w:rPr>
+        <w:t xml:space="preserve"> </w:t>
+      </w:r>
+      <w:proofErr w:type="spellStart"/>
+      <w:proofErr w:type="gramStart"/>
+      <w:r>
+        <w:rPr>
+          <w:rFonts w:asciiTheme="majorBidi" w:hAnsiTheme="majorBidi" w:cstheme="majorBidi"/>
+          <w:sz w:val="28"/>
+          <w:szCs w:val="28"/>
+        </w:rPr>
+        <w:t>hostPort:containerPort</w:t>
+      </w:r>
+      <w:proofErr w:type="spellEnd"/>
+      <w:proofErr w:type="gramEnd"/>
+    </w:p>
+    <w:p>
+      <w:pPr>
+        <w:spacing w:after="60"/>
+        <w:ind w:left="720"/>
+        <w:rPr>
+          <w:rFonts w:asciiTheme="majorBidi" w:hAnsiTheme="majorBidi" w:cstheme="majorBidi"/>
+          <w:sz w:val="28"/>
+          <w:szCs w:val="28"/>
+          <w:u w:val="single"/>
+        </w:rPr>
+      </w:pPr>
+      <w:r>
+        <w:rPr>
+          <w:rFonts w:asciiTheme="majorBidi" w:hAnsiTheme="majorBidi" w:cstheme="majorBidi"/>
+          <w:sz w:val="28"/>
+          <w:szCs w:val="28"/>
+          <w:u w:val="single"/>
+        </w:rPr>
+        <w:t>Important forms:</w:t>
+      </w:r>
+    </w:p>
+    <w:p>
+      <w:pPr>
+        <w:pStyle w:val="ListParagraph"/>
+        <w:numPr>
+          <w:ilvl w:val="1"/>
+          <w:numId w:val="48"/>
+        </w:numPr>
+        <w:ind w:left="1080"/>
+        <w:rPr>
+          <w:rFonts w:asciiTheme="majorBidi" w:hAnsiTheme="majorBidi" w:cstheme="majorBidi"/>
+          <w:sz w:val="28"/>
+          <w:szCs w:val="28"/>
+        </w:rPr>
+      </w:pPr>
+      <w:r>
+        <w:rPr>
+          <w:rFonts w:asciiTheme="majorBidi" w:hAnsiTheme="majorBidi" w:cstheme="majorBidi"/>
+          <w:b/>
+          <w:bCs/>
+          <w:i/>
+          <w:iCs/>
+          <w:sz w:val="28"/>
+          <w:szCs w:val="28"/>
+        </w:rPr>
+        <w:t>-p 127.0.0.1:8080:80</w:t>
+      </w:r>
+      <w:r>
+        <w:rPr>
+          <w:rFonts w:asciiTheme="majorBidi" w:hAnsiTheme="majorBidi" w:cstheme="majorBidi"/>
+          <w:sz w:val="28"/>
+          <w:szCs w:val="28"/>
+        </w:rPr>
+        <w:t xml:space="preserve"> </w:t>
+      </w:r>
+      <w:r>
+        <w:rPr>
+          <w:rFonts w:asciiTheme="majorBidi" w:hAnsiTheme="majorBidi" w:cstheme="majorBidi"/>
+          <w:sz w:val="28"/>
+          <w:szCs w:val="28"/>
+        </w:rPr>
+        <w:t>→ Bind to specific host IP.</w:t>
+      </w:r>
+    </w:p>
+    <w:p>
+      <w:pPr>
+        <w:pStyle w:val="ListParagraph"/>
+        <w:numPr>
+          <w:ilvl w:val="1"/>
+          <w:numId w:val="48"/>
+        </w:numPr>
+        <w:ind w:left="1080"/>
+        <w:rPr>
+          <w:rFonts w:asciiTheme="majorBidi" w:hAnsiTheme="majorBidi" w:cstheme="majorBidi"/>
+          <w:sz w:val="28"/>
+          <w:szCs w:val="28"/>
+        </w:rPr>
+      </w:pPr>
+      <w:r>
+        <w:rPr>
+          <w:rFonts w:asciiTheme="majorBidi" w:hAnsiTheme="majorBidi" w:cstheme="majorBidi"/>
+          <w:b/>
+          <w:bCs/>
+          <w:i/>
+          <w:iCs/>
+          <w:sz w:val="28"/>
+          <w:szCs w:val="28"/>
+        </w:rPr>
+        <w:t>-p 80</w:t>
+      </w:r>
+      <w:r>
+        <w:rPr>
+          <w:rFonts w:asciiTheme="majorBidi" w:hAnsiTheme="majorBidi" w:cstheme="majorBidi"/>
+          <w:sz w:val="28"/>
+          <w:szCs w:val="28"/>
+        </w:rPr>
+        <w:t xml:space="preserve"> </w:t>
+      </w:r>
+      <w:r>
+        <w:rPr>
+          <w:rFonts w:asciiTheme="majorBidi" w:hAnsiTheme="majorBidi" w:cstheme="majorBidi"/>
+          <w:sz w:val="28"/>
+          <w:szCs w:val="28"/>
+        </w:rPr>
+        <w:t>→ Random host port.</w:t>
+      </w:r>
+    </w:p>
+    <w:p>
+      <w:pPr>
+        <w:pStyle w:val="ListParagraph"/>
+        <w:ind w:left="1080"/>
+        <w:rPr>
+          <w:rFonts w:asciiTheme="majorBidi" w:hAnsiTheme="majorBidi" w:cstheme="majorBidi"/>
+          <w:sz w:val="4"/>
+          <w:szCs w:val="4"/>
+        </w:rPr>
+      </w:pPr>
+    </w:p>
+    <w:p>
+      <w:pPr>
+        <w:pStyle w:val="ListParagraph"/>
+        <w:numPr>
+          <w:ilvl w:val="4"/>
+          <w:numId w:val="47"/>
+        </w:numPr>
+        <w:ind w:left="720"/>
+        <w:rPr>
+          <w:rFonts w:asciiTheme="majorBidi" w:hAnsiTheme="majorBidi" w:cstheme="majorBidi"/>
+          <w:b/>
+          <w:bCs/>
+          <w:i/>
+          <w:iCs/>
+          <w:sz w:val="28"/>
+          <w:szCs w:val="28"/>
+        </w:rPr>
+      </w:pPr>
+      <w:r>
+        <w:rPr>
+          <w:rFonts w:asciiTheme="majorBidi" w:hAnsiTheme="majorBidi" w:cstheme="majorBidi"/>
+          <w:b/>
+          <w:bCs/>
+          <w:i/>
+          <w:iCs/>
+          <w:sz w:val="28"/>
+          <w:szCs w:val="28"/>
+        </w:rPr>
+        <w:t>--expose</w:t>
+      </w:r>
+      <w:r>
+        <w:rPr>
+          <w:rFonts w:asciiTheme="majorBidi" w:hAnsiTheme="majorBidi" w:cstheme="majorBidi"/>
+          <w:b/>
+          <w:bCs/>
+          <w:i/>
+          <w:iCs/>
+          <w:sz w:val="28"/>
+          <w:szCs w:val="28"/>
+        </w:rPr>
+        <w:t xml:space="preserve"> </w:t>
+      </w:r>
+      <w:r>
+        <w:rPr>
+          <w:rFonts w:asciiTheme="majorBidi" w:hAnsiTheme="majorBidi" w:cstheme="majorBidi"/>
+          <w:sz w:val="28"/>
+          <w:szCs w:val="28"/>
+        </w:rPr>
+        <w:t>→</w:t>
+      </w:r>
+      <w:r>
+        <w:rPr>
+          <w:rFonts w:asciiTheme="majorBidi" w:hAnsiTheme="majorBidi" w:cstheme="majorBidi"/>
+          <w:sz w:val="28"/>
+          <w:szCs w:val="28"/>
+        </w:rPr>
+        <w:t xml:space="preserve"> </w:t>
+      </w:r>
+      <w:r>
+        <w:rPr>
+          <w:rFonts w:asciiTheme="majorBidi" w:hAnsiTheme="majorBidi" w:cstheme="majorBidi"/>
+          <w:sz w:val="28"/>
+          <w:szCs w:val="28"/>
+        </w:rPr>
+        <w:t>Only documents port.</w:t>
+      </w:r>
+      <w:r>
+        <w:rPr>
+          <w:rFonts w:asciiTheme="majorBidi" w:hAnsiTheme="majorBidi" w:cstheme="majorBidi"/>
+          <w:sz w:val="28"/>
+          <w:szCs w:val="28"/>
+        </w:rPr>
+        <w:t xml:space="preserve"> </w:t>
+      </w:r>
+      <w:r>
+        <w:rPr>
+          <w:rFonts w:asciiTheme="majorBidi" w:hAnsiTheme="majorBidi" w:cstheme="majorBidi"/>
+          <w:sz w:val="28"/>
+          <w:szCs w:val="28"/>
+        </w:rPr>
+        <w:t>Does not publish externally.</w:t>
+      </w:r>
+    </w:p>
+    <w:p>
+      <w:pPr>
+        <w:pStyle w:val="ListParagraph"/>
+        <w:rPr>
+          <w:rFonts w:asciiTheme="majorBidi" w:hAnsiTheme="majorBidi" w:cstheme="majorBidi"/>
+          <w:b/>
+          <w:bCs/>
+          <w:i/>
+          <w:iCs/>
+          <w:sz w:val="8"/>
+          <w:szCs w:val="8"/>
+        </w:rPr>
+      </w:pPr>
+    </w:p>
+    <w:p>
+      <w:pPr>
         <w:pStyle w:val="ListParagraph"/>
         <w:numPr>
           <w:ilvl w:val="0"/>
@@ -3734,6 +4084,7 @@
           <w:sz w:val="28"/>
           <w:szCs w:val="28"/>
         </w:rPr>
+        <w:lastRenderedPageBreak/>
         <w:t>Highest performance</w:t>
       </w:r>
     </w:p>
@@ -3889,7 +4240,6 @@
           <w:sz w:val="28"/>
           <w:szCs w:val="28"/>
         </w:rPr>
-        <w:lastRenderedPageBreak/>
         <w:t>Its own presence on physical LAN</w:t>
       </w:r>
     </w:p>
@@ -4648,6 +4998,7 @@
           <w:sz w:val="28"/>
           <w:szCs w:val="28"/>
         </w:rPr>
+        <w:lastRenderedPageBreak/>
         <w:t>Embedded DNS</w:t>
       </w:r>
       <w:r>
@@ -4813,7 +5164,6 @@
           <w:sz w:val="28"/>
           <w:szCs w:val="28"/>
         </w:rPr>
-        <w:lastRenderedPageBreak/>
         <w:t>CNM</w:t>
       </w:r>
     </w:p>
@@ -5458,6 +5808,7 @@
           <w:sz w:val="32"/>
           <w:szCs w:val="32"/>
         </w:rPr>
+        <w:lastRenderedPageBreak/>
         <w:t>Clarifications:</w:t>
       </w:r>
     </w:p>
@@ -5614,7 +5965,6 @@
           <w:sz w:val="28"/>
           <w:szCs w:val="28"/>
         </w:rPr>
-        <w:lastRenderedPageBreak/>
         <w:t>Allocating IP addresses (IPAM)</w:t>
       </w:r>
     </w:p>
@@ -6329,6 +6679,7 @@
           <w:sz w:val="28"/>
           <w:szCs w:val="28"/>
         </w:rPr>
+        <w:lastRenderedPageBreak/>
         <w:t>Sandbox</w:t>
       </w:r>
     </w:p>
@@ -6477,7 +6828,6 @@
           <w:sz w:val="28"/>
           <w:szCs w:val="28"/>
         </w:rPr>
-        <w:lastRenderedPageBreak/>
         <w:t>Coordinates components</w:t>
       </w:r>
     </w:p>
@@ -7322,6 +7672,7 @@
           <w:sz w:val="28"/>
           <w:szCs w:val="28"/>
         </w:rPr>
+        <w:lastRenderedPageBreak/>
         <w:t xml:space="preserve">Endpoint ≠ </w:t>
       </w:r>
       <w:proofErr w:type="spellStart"/>
@@ -7515,7 +7866,6 @@
           <w:sz w:val="28"/>
           <w:szCs w:val="28"/>
         </w:rPr>
-        <w:lastRenderedPageBreak/>
         <w:t>Data Plane (Driver + Kernel):</w:t>
       </w:r>
     </w:p>
@@ -8121,6 +8471,7 @@
           <w:sz w:val="32"/>
           <w:szCs w:val="32"/>
         </w:rPr>
+        <w:lastRenderedPageBreak/>
         <w:t>How a Linux Bridge Works Internally</w:t>
       </w:r>
       <w:r>
@@ -8305,7 +8656,6 @@
           <w:sz w:val="28"/>
           <w:szCs w:val="28"/>
         </w:rPr>
-        <w:lastRenderedPageBreak/>
         <w:t>ip</w:t>
       </w:r>
       <w:proofErr w:type="spellEnd"/>
@@ -9004,6 +9354,7 @@
           <w:sz w:val="28"/>
           <w:szCs w:val="28"/>
         </w:rPr>
+        <w:lastRenderedPageBreak/>
         <w:t>The other end attaches to docker0.</w:t>
       </w:r>
     </w:p>
@@ -9124,7 +9475,6 @@
           <w:sz w:val="28"/>
           <w:szCs w:val="28"/>
         </w:rPr>
-        <w:lastRenderedPageBreak/>
         <w:t>Bridge vs Router</w:t>
       </w:r>
       <w:r>
@@ -9647,6 +9997,7 @@
           <w:sz w:val="28"/>
           <w:szCs w:val="28"/>
         </w:rPr>
+        <w:lastRenderedPageBreak/>
         <w:t>Creates a new network.</w:t>
       </w:r>
     </w:p>
@@ -9762,23 +10113,7 @@
           <w:sz w:val="28"/>
           <w:szCs w:val="28"/>
         </w:rPr>
-        <w:t xml:space="preserve"> </w:t>
-      </w:r>
-      <w:r>
-        <w:rPr>
-          <w:rFonts w:asciiTheme="majorBidi" w:hAnsiTheme="majorBidi" w:cstheme="majorBidi"/>
-          <w:sz w:val="28"/>
-          <w:szCs w:val="28"/>
-        </w:rPr>
-        <w:t>→ Choose backend implementation.</w:t>
-      </w:r>
-      <w:r>
-        <w:rPr>
-          <w:rFonts w:asciiTheme="majorBidi" w:hAnsiTheme="majorBidi" w:cstheme="majorBidi"/>
-          <w:sz w:val="28"/>
-          <w:szCs w:val="28"/>
-        </w:rPr>
-        <w:t xml:space="preserve"> Example:</w:t>
+        <w:t xml:space="preserve"> → Choose backend implementation. Example:</w:t>
       </w:r>
     </w:p>
     <w:p>
@@ -9861,7 +10196,6 @@
           <w:sz w:val="28"/>
           <w:szCs w:val="28"/>
         </w:rPr>
-        <w:lastRenderedPageBreak/>
         <w:t>bridge</w:t>
       </w:r>
     </w:p>
@@ -10031,15 +10365,7 @@
           <w:sz w:val="28"/>
           <w:szCs w:val="28"/>
         </w:rPr>
-        <w:t>→ Define custom subnet.</w:t>
-      </w:r>
-      <w:r>
-        <w:rPr>
-          <w:rFonts w:asciiTheme="majorBidi" w:hAnsiTheme="majorBidi" w:cstheme="majorBidi"/>
-          <w:sz w:val="28"/>
-          <w:szCs w:val="28"/>
-        </w:rPr>
-        <w:t xml:space="preserve"> Example:</w:t>
+        <w:t>→ Define custom subnet. Example:</w:t>
       </w:r>
     </w:p>
     <w:p>
@@ -10166,19 +10492,7 @@
           <w:sz w:val="28"/>
           <w:szCs w:val="28"/>
         </w:rPr>
-        <w:t>docker network create --subnet 10.10.0.0/16 --gateway 10.10.0.1</w:t>
-      </w:r>
-      <w:r>
-        <w:rPr>
-          <w:rFonts w:asciiTheme="majorBidi" w:hAnsiTheme="majorBidi" w:cstheme="majorBidi"/>
-          <w:b/>
-          <w:bCs/>
-          <w:i/>
-          <w:iCs/>
-          <w:sz w:val="28"/>
-          <w:szCs w:val="28"/>
-        </w:rPr>
-        <w:t xml:space="preserve"> </w:t>
+        <w:t xml:space="preserve">docker network create --subnet 10.10.0.0/16 --gateway 10.10.0.1 </w:t>
       </w:r>
       <w:proofErr w:type="spellStart"/>
       <w:r>
@@ -11012,6 +11326,7 @@
           <w:sz w:val="28"/>
           <w:szCs w:val="28"/>
         </w:rPr>
+        <w:lastRenderedPageBreak/>
         <w:t>Removes unused networks. It removes everything not connected.</w:t>
       </w:r>
     </w:p>
@@ -11041,17 +11356,7 @@
           <w:sz w:val="32"/>
           <w:szCs w:val="32"/>
         </w:rPr>
-        <w:t>Container–Network Interaction</w:t>
-      </w:r>
-      <w:r>
-        <w:rPr>
-          <w:rFonts w:asciiTheme="majorBidi" w:hAnsiTheme="majorBidi" w:cstheme="majorBidi"/>
-          <w:b/>
-          <w:bCs/>
-          <w:sz w:val="32"/>
-          <w:szCs w:val="32"/>
-        </w:rPr>
-        <w:t xml:space="preserve"> with</w:t>
+        <w:t>Container–Network Interaction with</w:t>
       </w:r>
       <w:r>
         <w:rPr>
@@ -11063,9 +11368,306 @@
           <w:sz w:val="32"/>
           <w:szCs w:val="32"/>
         </w:rPr>
-        <w:t xml:space="preserve"> </w:t>
-      </w:r>
-      <w:r>
+        <w:t xml:space="preserve"> docker run</w:t>
+      </w:r>
+    </w:p>
+    <w:p>
+      <w:pPr>
+        <w:pStyle w:val="ListParagraph"/>
+        <w:numPr>
+          <w:ilvl w:val="0"/>
+          <w:numId w:val="45"/>
+        </w:numPr>
+        <w:spacing w:after="0"/>
+        <w:rPr>
+          <w:rFonts w:asciiTheme="majorBidi" w:hAnsiTheme="majorBidi" w:cstheme="majorBidi"/>
+          <w:b/>
+          <w:bCs/>
+          <w:i/>
+          <w:iCs/>
+          <w:sz w:val="28"/>
+          <w:szCs w:val="28"/>
+        </w:rPr>
+      </w:pPr>
+      <w:r>
+        <w:rPr>
+          <w:rFonts w:asciiTheme="majorBidi" w:hAnsiTheme="majorBidi" w:cstheme="majorBidi"/>
+          <w:b/>
+          <w:bCs/>
+          <w:i/>
+          <w:iCs/>
+          <w:sz w:val="28"/>
+          <w:szCs w:val="28"/>
+        </w:rPr>
+        <w:t xml:space="preserve">--network </w:t>
+      </w:r>
+      <w:r>
+        <w:rPr>
+          <w:rFonts w:asciiTheme="majorBidi" w:hAnsiTheme="majorBidi" w:cstheme="majorBidi"/>
+          <w:sz w:val="28"/>
+          <w:szCs w:val="28"/>
+        </w:rPr>
+        <w:t>→ Attach container at startup. Example:</w:t>
+      </w:r>
+    </w:p>
+    <w:p>
+      <w:pPr>
+        <w:spacing w:after="60"/>
+        <w:ind w:left="720"/>
+        <w:rPr>
+          <w:rFonts w:asciiTheme="majorBidi" w:hAnsiTheme="majorBidi" w:cstheme="majorBidi"/>
+          <w:b/>
+          <w:bCs/>
+          <w:i/>
+          <w:iCs/>
+          <w:sz w:val="28"/>
+          <w:szCs w:val="28"/>
+        </w:rPr>
+      </w:pPr>
+      <w:r>
+        <w:rPr>
+          <w:rFonts w:asciiTheme="majorBidi" w:hAnsiTheme="majorBidi" w:cstheme="majorBidi"/>
+          <w:b/>
+          <w:bCs/>
+          <w:i/>
+          <w:iCs/>
+          <w:sz w:val="28"/>
+          <w:szCs w:val="28"/>
+        </w:rPr>
+        <w:t xml:space="preserve">docker run --network </w:t>
+      </w:r>
+      <w:proofErr w:type="spellStart"/>
+      <w:r>
+        <w:rPr>
+          <w:rFonts w:asciiTheme="majorBidi" w:hAnsiTheme="majorBidi" w:cstheme="majorBidi"/>
+          <w:b/>
+          <w:bCs/>
+          <w:i/>
+          <w:iCs/>
+          <w:sz w:val="28"/>
+          <w:szCs w:val="28"/>
+        </w:rPr>
+        <w:t>mynet</w:t>
+      </w:r>
+      <w:proofErr w:type="spellEnd"/>
+      <w:r>
+        <w:rPr>
+          <w:rFonts w:asciiTheme="majorBidi" w:hAnsiTheme="majorBidi" w:cstheme="majorBidi"/>
+          <w:b/>
+          <w:bCs/>
+          <w:i/>
+          <w:iCs/>
+          <w:sz w:val="28"/>
+          <w:szCs w:val="28"/>
+        </w:rPr>
+        <w:t xml:space="preserve"> nginx</w:t>
+      </w:r>
+    </w:p>
+    <w:p>
+      <w:pPr>
+        <w:pStyle w:val="ListParagraph"/>
+        <w:numPr>
+          <w:ilvl w:val="0"/>
+          <w:numId w:val="45"/>
+        </w:numPr>
+        <w:spacing w:after="0"/>
+        <w:rPr>
+          <w:rFonts w:asciiTheme="majorBidi" w:hAnsiTheme="majorBidi" w:cstheme="majorBidi"/>
+          <w:sz w:val="28"/>
+          <w:szCs w:val="28"/>
+        </w:rPr>
+      </w:pPr>
+      <w:r>
+        <w:rPr>
+          <w:rFonts w:asciiTheme="majorBidi" w:hAnsiTheme="majorBidi" w:cstheme="majorBidi"/>
+          <w:b/>
+          <w:bCs/>
+          <w:i/>
+          <w:iCs/>
+          <w:sz w:val="28"/>
+          <w:szCs w:val="28"/>
+        </w:rPr>
+        <w:t>--</w:t>
+      </w:r>
+      <w:proofErr w:type="spellStart"/>
+      <w:r>
+        <w:rPr>
+          <w:rFonts w:asciiTheme="majorBidi" w:hAnsiTheme="majorBidi" w:cstheme="majorBidi"/>
+          <w:b/>
+          <w:bCs/>
+          <w:i/>
+          <w:iCs/>
+          <w:sz w:val="28"/>
+          <w:szCs w:val="28"/>
+        </w:rPr>
+        <w:t>ip</w:t>
+      </w:r>
+      <w:proofErr w:type="spellEnd"/>
+      <w:r>
+        <w:rPr>
+          <w:rFonts w:asciiTheme="majorBidi" w:hAnsiTheme="majorBidi" w:cstheme="majorBidi"/>
+          <w:sz w:val="28"/>
+          <w:szCs w:val="28"/>
+        </w:rPr>
+        <w:t xml:space="preserve"> → Assign static IP (only works on user-defined networks).</w:t>
+      </w:r>
+    </w:p>
+    <w:p>
+      <w:pPr>
+        <w:spacing w:after="60"/>
+        <w:ind w:left="720"/>
+        <w:rPr>
+          <w:rFonts w:asciiTheme="majorBidi" w:hAnsiTheme="majorBidi" w:cstheme="majorBidi"/>
+          <w:sz w:val="28"/>
+          <w:szCs w:val="28"/>
+        </w:rPr>
+      </w:pPr>
+      <w:r>
+        <w:rPr>
+          <w:rFonts w:asciiTheme="majorBidi" w:hAnsiTheme="majorBidi" w:cstheme="majorBidi"/>
+          <w:sz w:val="28"/>
+          <w:szCs w:val="28"/>
+        </w:rPr>
+        <w:t xml:space="preserve">docker run --network </w:t>
+      </w:r>
+      <w:proofErr w:type="spellStart"/>
+      <w:r>
+        <w:rPr>
+          <w:rFonts w:asciiTheme="majorBidi" w:hAnsiTheme="majorBidi" w:cstheme="majorBidi"/>
+          <w:sz w:val="28"/>
+          <w:szCs w:val="28"/>
+        </w:rPr>
+        <w:t>mynet</w:t>
+      </w:r>
+      <w:proofErr w:type="spellEnd"/>
+      <w:r>
+        <w:rPr>
+          <w:rFonts w:asciiTheme="majorBidi" w:hAnsiTheme="majorBidi" w:cstheme="majorBidi"/>
+          <w:sz w:val="28"/>
+          <w:szCs w:val="28"/>
+        </w:rPr>
+        <w:t xml:space="preserve"> --</w:t>
+      </w:r>
+      <w:proofErr w:type="spellStart"/>
+      <w:r>
+        <w:rPr>
+          <w:rFonts w:asciiTheme="majorBidi" w:hAnsiTheme="majorBidi" w:cstheme="majorBidi"/>
+          <w:sz w:val="28"/>
+          <w:szCs w:val="28"/>
+        </w:rPr>
+        <w:t>ip</w:t>
+      </w:r>
+      <w:proofErr w:type="spellEnd"/>
+      <w:r>
+        <w:rPr>
+          <w:rFonts w:asciiTheme="majorBidi" w:hAnsiTheme="majorBidi" w:cstheme="majorBidi"/>
+          <w:sz w:val="28"/>
+          <w:szCs w:val="28"/>
+        </w:rPr>
+        <w:t xml:space="preserve"> 10.10.0.5 nginx</w:t>
+      </w:r>
+    </w:p>
+    <w:p>
+      <w:pPr>
+        <w:pStyle w:val="ListParagraph"/>
+        <w:numPr>
+          <w:ilvl w:val="0"/>
+          <w:numId w:val="45"/>
+        </w:numPr>
+        <w:spacing w:after="0"/>
+        <w:rPr>
+          <w:rFonts w:asciiTheme="majorBidi" w:hAnsiTheme="majorBidi" w:cstheme="majorBidi"/>
+          <w:b/>
+          <w:bCs/>
+          <w:i/>
+          <w:iCs/>
+          <w:sz w:val="28"/>
+          <w:szCs w:val="28"/>
+        </w:rPr>
+      </w:pPr>
+      <w:r>
+        <w:rPr>
+          <w:rFonts w:asciiTheme="majorBidi" w:hAnsiTheme="majorBidi" w:cstheme="majorBidi"/>
+          <w:b/>
+          <w:bCs/>
+          <w:i/>
+          <w:iCs/>
+          <w:sz w:val="28"/>
+          <w:szCs w:val="28"/>
+        </w:rPr>
+        <w:t xml:space="preserve">--network-alias </w:t>
+      </w:r>
+      <w:r>
+        <w:rPr>
+          <w:rFonts w:asciiTheme="majorBidi" w:hAnsiTheme="majorBidi" w:cstheme="majorBidi"/>
+          <w:sz w:val="28"/>
+          <w:szCs w:val="28"/>
+        </w:rPr>
+        <w:t>→ Adds DNS alias inside that network. Example:</w:t>
+      </w:r>
+    </w:p>
+    <w:p>
+      <w:pPr>
+        <w:spacing w:after="120"/>
+        <w:ind w:left="720"/>
+        <w:rPr>
+          <w:rFonts w:asciiTheme="majorBidi" w:hAnsiTheme="majorBidi" w:cstheme="majorBidi"/>
+          <w:b/>
+          <w:bCs/>
+          <w:i/>
+          <w:iCs/>
+          <w:sz w:val="28"/>
+          <w:szCs w:val="28"/>
+        </w:rPr>
+      </w:pPr>
+      <w:r>
+        <w:rPr>
+          <w:rFonts w:asciiTheme="majorBidi" w:hAnsiTheme="majorBidi" w:cstheme="majorBidi"/>
+          <w:b/>
+          <w:bCs/>
+          <w:i/>
+          <w:iCs/>
+          <w:sz w:val="28"/>
+          <w:szCs w:val="28"/>
+        </w:rPr>
+        <w:t xml:space="preserve">docker run --network </w:t>
+      </w:r>
+      <w:proofErr w:type="spellStart"/>
+      <w:r>
+        <w:rPr>
+          <w:rFonts w:asciiTheme="majorBidi" w:hAnsiTheme="majorBidi" w:cstheme="majorBidi"/>
+          <w:b/>
+          <w:bCs/>
+          <w:i/>
+          <w:iCs/>
+          <w:sz w:val="28"/>
+          <w:szCs w:val="28"/>
+        </w:rPr>
+        <w:t>mynet</w:t>
+      </w:r>
+      <w:proofErr w:type="spellEnd"/>
+      <w:r>
+        <w:rPr>
+          <w:rFonts w:asciiTheme="majorBidi" w:hAnsiTheme="majorBidi" w:cstheme="majorBidi"/>
+          <w:b/>
+          <w:bCs/>
+          <w:i/>
+          <w:iCs/>
+          <w:sz w:val="28"/>
+          <w:szCs w:val="28"/>
+        </w:rPr>
+        <w:t xml:space="preserve"> --network-alias web nginx</w:t>
+      </w:r>
+    </w:p>
+    <w:p>
+      <w:pPr>
+        <w:pStyle w:val="ListParagraph"/>
+        <w:numPr>
+          <w:ilvl w:val="0"/>
+          <w:numId w:val="46"/>
+        </w:numPr>
+        <w:spacing w:after="60"/>
+        <w:ind w:left="360"/>
         <w:rPr>
           <w:rFonts w:asciiTheme="majorBidi" w:hAnsiTheme="majorBidi" w:cstheme="majorBidi"/>
           <w:b/>
@@ -11075,355 +11677,8 @@
           <w:sz w:val="32"/>
           <w:szCs w:val="32"/>
         </w:rPr>
-        <w:t>docker run</w:t>
-      </w:r>
-    </w:p>
-    <w:p>
-      <w:pPr>
-        <w:pStyle w:val="ListParagraph"/>
-        <w:numPr>
-          <w:ilvl w:val="0"/>
-          <w:numId w:val="45"/>
-        </w:numPr>
-        <w:spacing w:after="0"/>
-        <w:rPr>
-          <w:rFonts w:asciiTheme="majorBidi" w:hAnsiTheme="majorBidi" w:cstheme="majorBidi"/>
-          <w:b/>
-          <w:bCs/>
-          <w:i/>
-          <w:iCs/>
-          <w:sz w:val="28"/>
-          <w:szCs w:val="28"/>
-        </w:rPr>
-      </w:pPr>
-      <w:r>
-        <w:rPr>
-          <w:rFonts w:asciiTheme="majorBidi" w:hAnsiTheme="majorBidi" w:cstheme="majorBidi"/>
-          <w:b/>
-          <w:bCs/>
-          <w:i/>
-          <w:iCs/>
-          <w:sz w:val="28"/>
-          <w:szCs w:val="28"/>
-        </w:rPr>
-        <w:t>--network</w:t>
-      </w:r>
-      <w:r>
-        <w:rPr>
-          <w:rFonts w:asciiTheme="majorBidi" w:hAnsiTheme="majorBidi" w:cstheme="majorBidi"/>
-          <w:b/>
-          <w:bCs/>
-          <w:i/>
-          <w:iCs/>
-          <w:sz w:val="28"/>
-          <w:szCs w:val="28"/>
-        </w:rPr>
-        <w:t xml:space="preserve"> </w:t>
-      </w:r>
-      <w:r>
-        <w:rPr>
-          <w:rFonts w:asciiTheme="majorBidi" w:hAnsiTheme="majorBidi" w:cstheme="majorBidi"/>
-          <w:sz w:val="28"/>
-          <w:szCs w:val="28"/>
-        </w:rPr>
-        <w:t>→ Attach container at startup.</w:t>
-      </w:r>
-      <w:r>
-        <w:rPr>
-          <w:rFonts w:asciiTheme="majorBidi" w:hAnsiTheme="majorBidi" w:cstheme="majorBidi"/>
-          <w:sz w:val="28"/>
-          <w:szCs w:val="28"/>
-        </w:rPr>
-        <w:t xml:space="preserve"> Example:</w:t>
-      </w:r>
-    </w:p>
-    <w:p>
-      <w:pPr>
-        <w:spacing w:after="60"/>
-        <w:ind w:left="720"/>
-        <w:rPr>
-          <w:rFonts w:asciiTheme="majorBidi" w:hAnsiTheme="majorBidi" w:cstheme="majorBidi"/>
-          <w:b/>
-          <w:bCs/>
-          <w:i/>
-          <w:iCs/>
-          <w:sz w:val="28"/>
-          <w:szCs w:val="28"/>
-        </w:rPr>
-      </w:pPr>
-      <w:r>
-        <w:rPr>
-          <w:rFonts w:asciiTheme="majorBidi" w:hAnsiTheme="majorBidi" w:cstheme="majorBidi"/>
-          <w:b/>
-          <w:bCs/>
-          <w:i/>
-          <w:iCs/>
-          <w:sz w:val="28"/>
-          <w:szCs w:val="28"/>
-        </w:rPr>
-        <w:t xml:space="preserve">docker run --network </w:t>
-      </w:r>
-      <w:proofErr w:type="spellStart"/>
-      <w:r>
-        <w:rPr>
-          <w:rFonts w:asciiTheme="majorBidi" w:hAnsiTheme="majorBidi" w:cstheme="majorBidi"/>
-          <w:b/>
-          <w:bCs/>
-          <w:i/>
-          <w:iCs/>
-          <w:sz w:val="28"/>
-          <w:szCs w:val="28"/>
-        </w:rPr>
-        <w:t>mynet</w:t>
-      </w:r>
-      <w:proofErr w:type="spellEnd"/>
-      <w:r>
-        <w:rPr>
-          <w:rFonts w:asciiTheme="majorBidi" w:hAnsiTheme="majorBidi" w:cstheme="majorBidi"/>
-          <w:b/>
-          <w:bCs/>
-          <w:i/>
-          <w:iCs/>
-          <w:sz w:val="28"/>
-          <w:szCs w:val="28"/>
-        </w:rPr>
-        <w:t xml:space="preserve"> nginx</w:t>
-      </w:r>
-    </w:p>
-    <w:p>
-      <w:pPr>
-        <w:pStyle w:val="ListParagraph"/>
-        <w:numPr>
-          <w:ilvl w:val="0"/>
-          <w:numId w:val="45"/>
-        </w:numPr>
-        <w:spacing w:after="0"/>
-        <w:rPr>
-          <w:rFonts w:asciiTheme="majorBidi" w:hAnsiTheme="majorBidi" w:cstheme="majorBidi"/>
-          <w:sz w:val="28"/>
-          <w:szCs w:val="28"/>
-        </w:rPr>
-      </w:pPr>
-      <w:r>
-        <w:rPr>
-          <w:rFonts w:asciiTheme="majorBidi" w:hAnsiTheme="majorBidi" w:cstheme="majorBidi"/>
-          <w:b/>
-          <w:bCs/>
-          <w:i/>
-          <w:iCs/>
-          <w:sz w:val="28"/>
-          <w:szCs w:val="28"/>
-        </w:rPr>
-        <w:t>--</w:t>
-      </w:r>
-      <w:proofErr w:type="spellStart"/>
-      <w:r>
-        <w:rPr>
-          <w:rFonts w:asciiTheme="majorBidi" w:hAnsiTheme="majorBidi" w:cstheme="majorBidi"/>
-          <w:b/>
-          <w:bCs/>
-          <w:i/>
-          <w:iCs/>
-          <w:sz w:val="28"/>
-          <w:szCs w:val="28"/>
-        </w:rPr>
-        <w:t>ip</w:t>
-      </w:r>
-      <w:proofErr w:type="spellEnd"/>
-      <w:r>
-        <w:rPr>
-          <w:rFonts w:asciiTheme="majorBidi" w:hAnsiTheme="majorBidi" w:cstheme="majorBidi"/>
-          <w:sz w:val="28"/>
-          <w:szCs w:val="28"/>
-        </w:rPr>
-        <w:t xml:space="preserve"> </w:t>
-      </w:r>
-      <w:r>
-        <w:rPr>
-          <w:rFonts w:asciiTheme="majorBidi" w:hAnsiTheme="majorBidi" w:cstheme="majorBidi"/>
-          <w:sz w:val="28"/>
-          <w:szCs w:val="28"/>
-        </w:rPr>
-        <w:t>→ Assign static IP (only works on user-defined networks).</w:t>
-      </w:r>
-    </w:p>
-    <w:p>
-      <w:pPr>
-        <w:spacing w:after="60"/>
-        <w:ind w:left="720"/>
-        <w:rPr>
-          <w:rFonts w:asciiTheme="majorBidi" w:hAnsiTheme="majorBidi" w:cstheme="majorBidi"/>
-          <w:sz w:val="28"/>
-          <w:szCs w:val="28"/>
-        </w:rPr>
-      </w:pPr>
-      <w:r>
-        <w:rPr>
-          <w:rFonts w:asciiTheme="majorBidi" w:hAnsiTheme="majorBidi" w:cstheme="majorBidi"/>
-          <w:sz w:val="28"/>
-          <w:szCs w:val="28"/>
-        </w:rPr>
-        <w:t xml:space="preserve">docker run --network </w:t>
-      </w:r>
-      <w:proofErr w:type="spellStart"/>
-      <w:r>
-        <w:rPr>
-          <w:rFonts w:asciiTheme="majorBidi" w:hAnsiTheme="majorBidi" w:cstheme="majorBidi"/>
-          <w:sz w:val="28"/>
-          <w:szCs w:val="28"/>
-        </w:rPr>
-        <w:t>mynet</w:t>
-      </w:r>
-      <w:proofErr w:type="spellEnd"/>
-      <w:r>
-        <w:rPr>
-          <w:rFonts w:asciiTheme="majorBidi" w:hAnsiTheme="majorBidi" w:cstheme="majorBidi"/>
-          <w:sz w:val="28"/>
-          <w:szCs w:val="28"/>
-        </w:rPr>
-        <w:t xml:space="preserve"> --</w:t>
-      </w:r>
-      <w:proofErr w:type="spellStart"/>
-      <w:r>
-        <w:rPr>
-          <w:rFonts w:asciiTheme="majorBidi" w:hAnsiTheme="majorBidi" w:cstheme="majorBidi"/>
-          <w:sz w:val="28"/>
-          <w:szCs w:val="28"/>
-        </w:rPr>
-        <w:t>ip</w:t>
-      </w:r>
-      <w:proofErr w:type="spellEnd"/>
-      <w:r>
-        <w:rPr>
-          <w:rFonts w:asciiTheme="majorBidi" w:hAnsiTheme="majorBidi" w:cstheme="majorBidi"/>
-          <w:sz w:val="28"/>
-          <w:szCs w:val="28"/>
-        </w:rPr>
-        <w:t xml:space="preserve"> 10.10.0.5 nginx</w:t>
-      </w:r>
-    </w:p>
-    <w:p>
-      <w:pPr>
-        <w:pStyle w:val="ListParagraph"/>
-        <w:numPr>
-          <w:ilvl w:val="0"/>
-          <w:numId w:val="45"/>
-        </w:numPr>
-        <w:spacing w:after="0"/>
-        <w:rPr>
-          <w:rFonts w:asciiTheme="majorBidi" w:hAnsiTheme="majorBidi" w:cstheme="majorBidi"/>
-          <w:b/>
-          <w:bCs/>
-          <w:i/>
-          <w:iCs/>
-          <w:sz w:val="28"/>
-          <w:szCs w:val="28"/>
-        </w:rPr>
-      </w:pPr>
-      <w:r>
-        <w:rPr>
-          <w:rFonts w:asciiTheme="majorBidi" w:hAnsiTheme="majorBidi" w:cstheme="majorBidi"/>
-          <w:b/>
-          <w:bCs/>
-          <w:i/>
-          <w:iCs/>
-          <w:sz w:val="28"/>
-          <w:szCs w:val="28"/>
-        </w:rPr>
-        <w:lastRenderedPageBreak/>
-        <w:t>--network-alias</w:t>
-      </w:r>
-      <w:r>
-        <w:rPr>
-          <w:rFonts w:asciiTheme="majorBidi" w:hAnsiTheme="majorBidi" w:cstheme="majorBidi"/>
-          <w:b/>
-          <w:bCs/>
-          <w:i/>
-          <w:iCs/>
-          <w:sz w:val="28"/>
-          <w:szCs w:val="28"/>
-        </w:rPr>
-        <w:t xml:space="preserve"> </w:t>
-      </w:r>
-      <w:r>
-        <w:rPr>
-          <w:rFonts w:asciiTheme="majorBidi" w:hAnsiTheme="majorBidi" w:cstheme="majorBidi"/>
-          <w:sz w:val="28"/>
-          <w:szCs w:val="28"/>
-        </w:rPr>
-        <w:t>→ Adds DNS alias inside that network.</w:t>
-      </w:r>
-      <w:r>
-        <w:rPr>
-          <w:rFonts w:asciiTheme="majorBidi" w:hAnsiTheme="majorBidi" w:cstheme="majorBidi"/>
-          <w:sz w:val="28"/>
-          <w:szCs w:val="28"/>
-        </w:rPr>
-        <w:t xml:space="preserve"> Example:</w:t>
-      </w:r>
-    </w:p>
-    <w:p>
-      <w:pPr>
-        <w:spacing w:after="120"/>
-        <w:ind w:left="720"/>
-        <w:rPr>
-          <w:rFonts w:asciiTheme="majorBidi" w:hAnsiTheme="majorBidi" w:cstheme="majorBidi"/>
-          <w:b/>
-          <w:bCs/>
-          <w:i/>
-          <w:iCs/>
-          <w:sz w:val="28"/>
-          <w:szCs w:val="28"/>
-        </w:rPr>
-      </w:pPr>
-      <w:r>
-        <w:rPr>
-          <w:rFonts w:asciiTheme="majorBidi" w:hAnsiTheme="majorBidi" w:cstheme="majorBidi"/>
-          <w:b/>
-          <w:bCs/>
-          <w:i/>
-          <w:iCs/>
-          <w:sz w:val="28"/>
-          <w:szCs w:val="28"/>
-        </w:rPr>
-        <w:t xml:space="preserve">docker run --network </w:t>
-      </w:r>
-      <w:proofErr w:type="spellStart"/>
-      <w:r>
-        <w:rPr>
-          <w:rFonts w:asciiTheme="majorBidi" w:hAnsiTheme="majorBidi" w:cstheme="majorBidi"/>
-          <w:b/>
-          <w:bCs/>
-          <w:i/>
-          <w:iCs/>
-          <w:sz w:val="28"/>
-          <w:szCs w:val="28"/>
-        </w:rPr>
-        <w:t>mynet</w:t>
-      </w:r>
-      <w:proofErr w:type="spellEnd"/>
-      <w:r>
-        <w:rPr>
-          <w:rFonts w:asciiTheme="majorBidi" w:hAnsiTheme="majorBidi" w:cstheme="majorBidi"/>
-          <w:b/>
-          <w:bCs/>
-          <w:i/>
-          <w:iCs/>
-          <w:sz w:val="28"/>
-          <w:szCs w:val="28"/>
-        </w:rPr>
-        <w:t xml:space="preserve"> --network-alias web nginx</w:t>
-      </w:r>
-    </w:p>
-    <w:p>
-      <w:pPr>
-        <w:pStyle w:val="ListParagraph"/>
-        <w:numPr>
-          <w:ilvl w:val="0"/>
-          <w:numId w:val="46"/>
-        </w:numPr>
-        <w:spacing w:after="60"/>
-        <w:ind w:left="360"/>
+      </w:pPr>
+      <w:r>
         <w:rPr>
           <w:rFonts w:asciiTheme="majorBidi" w:hAnsiTheme="majorBidi" w:cstheme="majorBidi"/>
           <w:b/>
@@ -11433,18 +11688,87 @@
           <w:sz w:val="32"/>
           <w:szCs w:val="32"/>
         </w:rPr>
-      </w:pPr>
-      <w:r>
+        <w:t>docker network connect</w:t>
+      </w:r>
+    </w:p>
+    <w:p>
+      <w:pPr>
+        <w:spacing w:after="0"/>
+        <w:ind w:left="360"/>
+        <w:rPr>
+          <w:rFonts w:asciiTheme="majorBidi" w:hAnsiTheme="majorBidi" w:cstheme="majorBidi"/>
+          <w:sz w:val="28"/>
+          <w:szCs w:val="28"/>
+        </w:rPr>
+      </w:pPr>
+      <w:r>
+        <w:rPr>
+          <w:rFonts w:asciiTheme="majorBidi" w:hAnsiTheme="majorBidi" w:cstheme="majorBidi"/>
+          <w:sz w:val="28"/>
+          <w:szCs w:val="28"/>
+        </w:rPr>
+        <w:t>Attach running container to another network.</w:t>
+      </w:r>
+      <w:r>
+        <w:rPr>
+          <w:rFonts w:asciiTheme="majorBidi" w:hAnsiTheme="majorBidi" w:cstheme="majorBidi"/>
+          <w:sz w:val="28"/>
+          <w:szCs w:val="28"/>
+        </w:rPr>
+        <w:t xml:space="preserve"> Example:</w:t>
+      </w:r>
+    </w:p>
+    <w:p>
+      <w:pPr>
+        <w:spacing w:after="0"/>
+        <w:ind w:left="360"/>
         <w:rPr>
           <w:rFonts w:asciiTheme="majorBidi" w:hAnsiTheme="majorBidi" w:cstheme="majorBidi"/>
           <w:b/>
           <w:bCs/>
           <w:i/>
           <w:iCs/>
-          <w:sz w:val="32"/>
-          <w:szCs w:val="32"/>
-        </w:rPr>
-        <w:t>docker network connect</w:t>
+          <w:sz w:val="28"/>
+          <w:szCs w:val="28"/>
+        </w:rPr>
+      </w:pPr>
+      <w:r>
+        <w:rPr>
+          <w:rFonts w:asciiTheme="majorBidi" w:hAnsiTheme="majorBidi" w:cstheme="majorBidi"/>
+          <w:b/>
+          <w:bCs/>
+          <w:i/>
+          <w:iCs/>
+          <w:sz w:val="28"/>
+          <w:szCs w:val="28"/>
+        </w:rPr>
+        <w:t xml:space="preserve">docker network connect </w:t>
+      </w:r>
+      <w:proofErr w:type="spellStart"/>
+      <w:r>
+        <w:rPr>
+          <w:rFonts w:asciiTheme="majorBidi" w:hAnsiTheme="majorBidi" w:cstheme="majorBidi"/>
+          <w:b/>
+          <w:bCs/>
+          <w:i/>
+          <w:iCs/>
+          <w:sz w:val="28"/>
+          <w:szCs w:val="28"/>
+        </w:rPr>
+        <w:t>mynet</w:t>
+      </w:r>
+      <w:proofErr w:type="spellEnd"/>
+      <w:r>
+        <w:rPr>
+          <w:rFonts w:asciiTheme="majorBidi" w:hAnsiTheme="majorBidi" w:cstheme="majorBidi"/>
+          <w:b/>
+          <w:bCs/>
+          <w:i/>
+          <w:iCs/>
+          <w:sz w:val="28"/>
+          <w:szCs w:val="28"/>
+        </w:rPr>
+        <w:t xml:space="preserve"> container1</w:t>
       </w:r>
     </w:p>
     <w:p>
@@ -11463,21 +11787,24 @@
           <w:sz w:val="28"/>
           <w:szCs w:val="28"/>
         </w:rPr>
-        <w:t>Attach running container to another network.</w:t>
-      </w:r>
-      <w:r>
-        <w:rPr>
-          <w:rFonts w:asciiTheme="majorBidi" w:hAnsiTheme="majorBidi" w:cstheme="majorBidi"/>
-          <w:sz w:val="28"/>
-          <w:szCs w:val="28"/>
-        </w:rPr>
-        <w:t xml:space="preserve"> Example:</w:t>
-      </w:r>
-    </w:p>
-    <w:p>
-      <w:pPr>
-        <w:spacing w:after="0"/>
-        <w:ind w:left="360"/>
+        <w:t>Important options:</w:t>
+      </w:r>
+    </w:p>
+    <w:p>
+      <w:pPr>
+        <w:pStyle w:val="ListParagraph"/>
+        <w:numPr>
+          <w:ilvl w:val="1"/>
+          <w:numId w:val="46"/>
+        </w:numPr>
+        <w:ind w:left="720"/>
+        <w:rPr>
+          <w:rFonts w:asciiTheme="majorBidi" w:hAnsiTheme="majorBidi" w:cstheme="majorBidi"/>
+          <w:sz w:val="28"/>
+          <w:szCs w:val="28"/>
+        </w:rPr>
+      </w:pPr>
+      <w:r>
         <w:rPr>
           <w:rFonts w:asciiTheme="majorBidi" w:hAnsiTheme="majorBidi" w:cstheme="majorBidi"/>
           <w:b/>
@@ -11487,7 +11814,9 @@
           <w:sz w:val="28"/>
           <w:szCs w:val="28"/>
         </w:rPr>
-      </w:pPr>
+        <w:t>--</w:t>
+      </w:r>
+      <w:proofErr w:type="spellStart"/>
       <w:r>
         <w:rPr>
           <w:rFonts w:asciiTheme="majorBidi" w:hAnsiTheme="majorBidi" w:cstheme="majorBidi"/>
@@ -11498,109 +11827,16 @@
           <w:sz w:val="28"/>
           <w:szCs w:val="28"/>
         </w:rPr>
-        <w:t xml:space="preserve">docker network connect </w:t>
-      </w:r>
-      <w:proofErr w:type="spellStart"/>
-      <w:r>
-        <w:rPr>
-          <w:rFonts w:asciiTheme="majorBidi" w:hAnsiTheme="majorBidi" w:cstheme="majorBidi"/>
-          <w:b/>
-          <w:bCs/>
-          <w:i/>
-          <w:iCs/>
-          <w:sz w:val="28"/>
-          <w:szCs w:val="28"/>
-        </w:rPr>
-        <w:t>mynet</w:t>
+        <w:t>ip</w:t>
       </w:r>
       <w:proofErr w:type="spellEnd"/>
       <w:r>
         <w:rPr>
           <w:rFonts w:asciiTheme="majorBidi" w:hAnsiTheme="majorBidi" w:cstheme="majorBidi"/>
-          <w:b/>
-          <w:bCs/>
-          <w:i/>
-          <w:iCs/>
-          <w:sz w:val="28"/>
-          <w:szCs w:val="28"/>
-        </w:rPr>
-        <w:t xml:space="preserve"> container1</w:t>
-      </w:r>
-    </w:p>
-    <w:p>
-      <w:pPr>
-        <w:spacing w:after="0"/>
-        <w:ind w:left="360"/>
-        <w:rPr>
-          <w:rFonts w:asciiTheme="majorBidi" w:hAnsiTheme="majorBidi" w:cstheme="majorBidi"/>
-          <w:sz w:val="28"/>
-          <w:szCs w:val="28"/>
-        </w:rPr>
-      </w:pPr>
-      <w:r>
-        <w:rPr>
-          <w:rFonts w:asciiTheme="majorBidi" w:hAnsiTheme="majorBidi" w:cstheme="majorBidi"/>
-          <w:sz w:val="28"/>
-          <w:szCs w:val="28"/>
-        </w:rPr>
-        <w:t>Important options:</w:t>
-      </w:r>
-    </w:p>
-    <w:p>
-      <w:pPr>
-        <w:pStyle w:val="ListParagraph"/>
-        <w:numPr>
-          <w:ilvl w:val="1"/>
-          <w:numId w:val="46"/>
-        </w:numPr>
-        <w:ind w:left="720"/>
-        <w:rPr>
-          <w:rFonts w:asciiTheme="majorBidi" w:hAnsiTheme="majorBidi" w:cstheme="majorBidi"/>
-          <w:sz w:val="28"/>
-          <w:szCs w:val="28"/>
-        </w:rPr>
-      </w:pPr>
-      <w:r>
-        <w:rPr>
-          <w:rFonts w:asciiTheme="majorBidi" w:hAnsiTheme="majorBidi" w:cstheme="majorBidi"/>
-          <w:b/>
-          <w:bCs/>
-          <w:i/>
-          <w:iCs/>
-          <w:sz w:val="28"/>
-          <w:szCs w:val="28"/>
-        </w:rPr>
-        <w:t>--</w:t>
-      </w:r>
-      <w:proofErr w:type="spellStart"/>
-      <w:r>
-        <w:rPr>
-          <w:rFonts w:asciiTheme="majorBidi" w:hAnsiTheme="majorBidi" w:cstheme="majorBidi"/>
-          <w:b/>
-          <w:bCs/>
-          <w:i/>
-          <w:iCs/>
-          <w:sz w:val="28"/>
-          <w:szCs w:val="28"/>
-        </w:rPr>
-        <w:t>ip</w:t>
-      </w:r>
-      <w:proofErr w:type="spellEnd"/>
-      <w:r>
-        <w:rPr>
-          <w:rFonts w:asciiTheme="majorBidi" w:hAnsiTheme="majorBidi" w:cstheme="majorBidi"/>
-          <w:sz w:val="28"/>
-          <w:szCs w:val="28"/>
-        </w:rPr>
-        <w:t xml:space="preserve"> </w:t>
-      </w:r>
-      <w:r>
-        <w:rPr>
-          <w:rFonts w:asciiTheme="majorBidi" w:hAnsiTheme="majorBidi" w:cstheme="majorBidi"/>
-          <w:sz w:val="28"/>
-          <w:szCs w:val="28"/>
-        </w:rPr>
-        <w:t xml:space="preserve">→ </w:t>
+          <w:sz w:val="28"/>
+          <w:szCs w:val="28"/>
+        </w:rPr>
+        <w:t xml:space="preserve"> → </w:t>
       </w:r>
       <w:r>
         <w:rPr>
@@ -12618,6 +12854,119 @@
     </w:lvl>
   </w:abstractNum>
   <w:abstractNum w:abstractNumId="8" w15:restartNumberingAfterBreak="0">
+    <w:nsid w:val="112D1BC3"/>
+    <w:multiLevelType w:val="hybridMultilevel"/>
+    <w:tmpl w:val="DDD24222"/>
+    <w:lvl w:ilvl="0" w:tplc="FFFFFFFF">
+      <w:start w:val="1"/>
+      <w:numFmt w:val="bullet"/>
+      <w:lvlText w:val=""/>
+      <w:lvlJc w:val="left"/>
+      <w:pPr>
+        <w:ind w:left="720" w:hanging="360"/>
+      </w:pPr>
+      <w:rPr>
+        <w:rFonts w:ascii="Symbol" w:hAnsi="Symbol" w:hint="default"/>
+      </w:rPr>
+    </w:lvl>
+    <w:lvl w:ilvl="1" w:tplc="04090001">
+      <w:start w:val="1"/>
+      <w:numFmt w:val="bullet"/>
+      <w:lvlText w:val=""/>
+      <w:lvlJc w:val="left"/>
+      <w:pPr>
+        <w:ind w:left="1440" w:hanging="360"/>
+      </w:pPr>
+      <w:rPr>
+        <w:rFonts w:ascii="Symbol" w:hAnsi="Symbol" w:hint="default"/>
+      </w:rPr>
+    </w:lvl>
+    <w:lvl w:ilvl="2" w:tplc="FFFFFFFF">
+      <w:start w:val="1"/>
+      <w:numFmt w:val="bullet"/>
+      <w:lvlText w:val=""/>
+      <w:lvlJc w:val="left"/>
+      <w:pPr>
+        <w:ind w:left="2160" w:hanging="360"/>
+      </w:pPr>
+      <w:rPr>
+        <w:rFonts w:ascii="Wingdings" w:hAnsi="Wingdings" w:hint="default"/>
+      </w:rPr>
+    </w:lvl>
+    <w:lvl w:ilvl="3" w:tplc="FFFFFFFF">
+      <w:start w:val="1"/>
+      <w:numFmt w:val="bullet"/>
+      <w:lvlText w:val=""/>
+      <w:lvlJc w:val="left"/>
+      <w:pPr>
+        <w:ind w:left="2880" w:hanging="360"/>
+      </w:pPr>
+      <w:rPr>
+        <w:rFonts w:ascii="Symbol" w:hAnsi="Symbol" w:hint="default"/>
+      </w:rPr>
+    </w:lvl>
+    <w:lvl w:ilvl="4" w:tplc="FFFFFFFF">
+      <w:start w:val="1"/>
+      <w:numFmt w:val="bullet"/>
+      <w:lvlText w:val="o"/>
+      <w:lvlJc w:val="left"/>
+      <w:pPr>
+        <w:ind w:left="3600" w:hanging="360"/>
+      </w:pPr>
+      <w:rPr>
+        <w:rFonts w:ascii="Courier New" w:hAnsi="Courier New" w:cs="Courier New" w:hint="default"/>
+      </w:rPr>
+    </w:lvl>
+    <w:lvl w:ilvl="5" w:tplc="FFFFFFFF" w:tentative="1">
+      <w:start w:val="1"/>
+      <w:numFmt w:val="bullet"/>
+      <w:lvlText w:val=""/>
+      <w:lvlJc w:val="left"/>
+      <w:pPr>
+        <w:ind w:left="4320" w:hanging="360"/>
+      </w:pPr>
+      <w:rPr>
+        <w:rFonts w:ascii="Wingdings" w:hAnsi="Wingdings" w:hint="default"/>
+      </w:rPr>
+    </w:lvl>
+    <w:lvl w:ilvl="6" w:tplc="FFFFFFFF" w:tentative="1">
+      <w:start w:val="1"/>
+      <w:numFmt w:val="bullet"/>
+      <w:lvlText w:val=""/>
+      <w:lvlJc w:val="left"/>
+      <w:pPr>
+        <w:ind w:left="5040" w:hanging="360"/>
+      </w:pPr>
+      <w:rPr>
+        <w:rFonts w:ascii="Symbol" w:hAnsi="Symbol" w:hint="default"/>
+      </w:rPr>
+    </w:lvl>
+    <w:lvl w:ilvl="7" w:tplc="FFFFFFFF" w:tentative="1">
+      <w:start w:val="1"/>
+      <w:numFmt w:val="bullet"/>
+      <w:lvlText w:val="o"/>
+      <w:lvlJc w:val="left"/>
+      <w:pPr>
+        <w:ind w:left="5760" w:hanging="360"/>
+      </w:pPr>
+      <w:rPr>
+        <w:rFonts w:ascii="Courier New" w:hAnsi="Courier New" w:cs="Courier New" w:hint="default"/>
+      </w:rPr>
+    </w:lvl>
+    <w:lvl w:ilvl="8" w:tplc="FFFFFFFF" w:tentative="1">
+      <w:start w:val="1"/>
+      <w:numFmt w:val="bullet"/>
+      <w:lvlText w:val=""/>
+      <w:lvlJc w:val="left"/>
+      <w:pPr>
+        <w:ind w:left="6480" w:hanging="360"/>
+      </w:pPr>
+      <w:rPr>
+        <w:rFonts w:ascii="Wingdings" w:hAnsi="Wingdings" w:hint="default"/>
+      </w:rPr>
+    </w:lvl>
+  </w:abstractNum>
+  <w:abstractNum w:abstractNumId="9" w15:restartNumberingAfterBreak="0">
     <w:nsid w:val="11825367"/>
     <w:multiLevelType w:val="hybridMultilevel"/>
     <w:tmpl w:val="9DAA0632"/>
@@ -12730,7 +13079,7 @@
       </w:rPr>
     </w:lvl>
   </w:abstractNum>
-  <w:abstractNum w:abstractNumId="9" w15:restartNumberingAfterBreak="0">
+  <w:abstractNum w:abstractNumId="10" w15:restartNumberingAfterBreak="0">
     <w:nsid w:val="159768D7"/>
     <w:multiLevelType w:val="hybridMultilevel"/>
     <w:tmpl w:val="AE823386"/>
@@ -12843,7 +13192,7 @@
       </w:rPr>
     </w:lvl>
   </w:abstractNum>
-  <w:abstractNum w:abstractNumId="10" w15:restartNumberingAfterBreak="0">
+  <w:abstractNum w:abstractNumId="11" w15:restartNumberingAfterBreak="0">
     <w:nsid w:val="17E60F69"/>
     <w:multiLevelType w:val="hybridMultilevel"/>
     <w:tmpl w:val="D57EBCC0"/>
@@ -12956,7 +13305,7 @@
       </w:rPr>
     </w:lvl>
   </w:abstractNum>
-  <w:abstractNum w:abstractNumId="11" w15:restartNumberingAfterBreak="0">
+  <w:abstractNum w:abstractNumId="12" w15:restartNumberingAfterBreak="0">
     <w:nsid w:val="2765043F"/>
     <w:multiLevelType w:val="hybridMultilevel"/>
     <w:tmpl w:val="237A7502"/>
@@ -13069,7 +13418,7 @@
       </w:rPr>
     </w:lvl>
   </w:abstractNum>
-  <w:abstractNum w:abstractNumId="12" w15:restartNumberingAfterBreak="0">
+  <w:abstractNum w:abstractNumId="13" w15:restartNumberingAfterBreak="0">
     <w:nsid w:val="2B6D4073"/>
     <w:multiLevelType w:val="hybridMultilevel"/>
     <w:tmpl w:val="7BD049D4"/>
@@ -13182,7 +13531,7 @@
       </w:rPr>
     </w:lvl>
   </w:abstractNum>
-  <w:abstractNum w:abstractNumId="13" w15:restartNumberingAfterBreak="0">
+  <w:abstractNum w:abstractNumId="14" w15:restartNumberingAfterBreak="0">
     <w:nsid w:val="2F9524A1"/>
     <w:multiLevelType w:val="hybridMultilevel"/>
     <w:tmpl w:val="DF08C20A"/>
@@ -13295,7 +13644,7 @@
       </w:rPr>
     </w:lvl>
   </w:abstractNum>
-  <w:abstractNum w:abstractNumId="14" w15:restartNumberingAfterBreak="0">
+  <w:abstractNum w:abstractNumId="15" w15:restartNumberingAfterBreak="0">
     <w:nsid w:val="3035182D"/>
     <w:multiLevelType w:val="hybridMultilevel"/>
     <w:tmpl w:val="8D6C112A"/>
@@ -13408,7 +13757,7 @@
       </w:rPr>
     </w:lvl>
   </w:abstractNum>
-  <w:abstractNum w:abstractNumId="15" w15:restartNumberingAfterBreak="0">
+  <w:abstractNum w:abstractNumId="16" w15:restartNumberingAfterBreak="0">
     <w:nsid w:val="30F73160"/>
     <w:multiLevelType w:val="hybridMultilevel"/>
     <w:tmpl w:val="A34290C8"/>
@@ -13521,10 +13870,10 @@
       </w:rPr>
     </w:lvl>
   </w:abstractNum>
-  <w:abstractNum w:abstractNumId="16" w15:restartNumberingAfterBreak="0">
+  <w:abstractNum w:abstractNumId="17" w15:restartNumberingAfterBreak="0">
     <w:nsid w:val="34B82A56"/>
     <w:multiLevelType w:val="hybridMultilevel"/>
-    <w:tmpl w:val="C73E3704"/>
+    <w:tmpl w:val="6FAA4392"/>
     <w:lvl w:ilvl="0" w:tplc="04090001">
       <w:start w:val="1"/>
       <w:numFmt w:val="bullet"/>
@@ -13634,7 +13983,7 @@
       </w:rPr>
     </w:lvl>
   </w:abstractNum>
-  <w:abstractNum w:abstractNumId="17" w15:restartNumberingAfterBreak="0">
+  <w:abstractNum w:abstractNumId="18" w15:restartNumberingAfterBreak="0">
     <w:nsid w:val="3B44539B"/>
     <w:multiLevelType w:val="hybridMultilevel"/>
     <w:tmpl w:val="0FD47BD2"/>
@@ -13747,7 +14096,7 @@
       </w:rPr>
     </w:lvl>
   </w:abstractNum>
-  <w:abstractNum w:abstractNumId="18" w15:restartNumberingAfterBreak="0">
+  <w:abstractNum w:abstractNumId="19" w15:restartNumberingAfterBreak="0">
     <w:nsid w:val="42D47DCB"/>
     <w:multiLevelType w:val="hybridMultilevel"/>
     <w:tmpl w:val="38EC0A8A"/>
@@ -13860,7 +14209,7 @@
       </w:rPr>
     </w:lvl>
   </w:abstractNum>
-  <w:abstractNum w:abstractNumId="19" w15:restartNumberingAfterBreak="0">
+  <w:abstractNum w:abstractNumId="20" w15:restartNumberingAfterBreak="0">
     <w:nsid w:val="43CF2184"/>
     <w:multiLevelType w:val="hybridMultilevel"/>
     <w:tmpl w:val="31D40330"/>
@@ -13973,7 +14322,7 @@
       </w:rPr>
     </w:lvl>
   </w:abstractNum>
-  <w:abstractNum w:abstractNumId="20" w15:restartNumberingAfterBreak="0">
+  <w:abstractNum w:abstractNumId="21" w15:restartNumberingAfterBreak="0">
     <w:nsid w:val="46B72780"/>
     <w:multiLevelType w:val="hybridMultilevel"/>
     <w:tmpl w:val="3F7C0D16"/>
@@ -14086,7 +14435,7 @@
       </w:rPr>
     </w:lvl>
   </w:abstractNum>
-  <w:abstractNum w:abstractNumId="21" w15:restartNumberingAfterBreak="0">
+  <w:abstractNum w:abstractNumId="22" w15:restartNumberingAfterBreak="0">
     <w:nsid w:val="4713585B"/>
     <w:multiLevelType w:val="hybridMultilevel"/>
     <w:tmpl w:val="D5D03CA2"/>
@@ -14199,7 +14548,7 @@
       </w:rPr>
     </w:lvl>
   </w:abstractNum>
-  <w:abstractNum w:abstractNumId="22" w15:restartNumberingAfterBreak="0">
+  <w:abstractNum w:abstractNumId="23" w15:restartNumberingAfterBreak="0">
     <w:nsid w:val="49AE5522"/>
     <w:multiLevelType w:val="hybridMultilevel"/>
     <w:tmpl w:val="A05EBD1E"/>
@@ -14312,7 +14661,7 @@
       </w:rPr>
     </w:lvl>
   </w:abstractNum>
-  <w:abstractNum w:abstractNumId="23" w15:restartNumberingAfterBreak="0">
+  <w:abstractNum w:abstractNumId="24" w15:restartNumberingAfterBreak="0">
     <w:nsid w:val="4B46003E"/>
     <w:multiLevelType w:val="hybridMultilevel"/>
     <w:tmpl w:val="FFB68282"/>
@@ -14425,7 +14774,7 @@
       </w:rPr>
     </w:lvl>
   </w:abstractNum>
-  <w:abstractNum w:abstractNumId="24" w15:restartNumberingAfterBreak="0">
+  <w:abstractNum w:abstractNumId="25" w15:restartNumberingAfterBreak="0">
     <w:nsid w:val="4B862655"/>
     <w:multiLevelType w:val="hybridMultilevel"/>
     <w:tmpl w:val="8256C230"/>
@@ -14538,7 +14887,7 @@
       </w:rPr>
     </w:lvl>
   </w:abstractNum>
-  <w:abstractNum w:abstractNumId="25" w15:restartNumberingAfterBreak="0">
+  <w:abstractNum w:abstractNumId="26" w15:restartNumberingAfterBreak="0">
     <w:nsid w:val="4BB35744"/>
     <w:multiLevelType w:val="hybridMultilevel"/>
     <w:tmpl w:val="2AE04D9A"/>
@@ -14651,7 +15000,7 @@
       </w:rPr>
     </w:lvl>
   </w:abstractNum>
-  <w:abstractNum w:abstractNumId="26" w15:restartNumberingAfterBreak="0">
+  <w:abstractNum w:abstractNumId="27" w15:restartNumberingAfterBreak="0">
     <w:nsid w:val="4C495AA5"/>
     <w:multiLevelType w:val="hybridMultilevel"/>
     <w:tmpl w:val="B3CC2100"/>
@@ -14764,7 +15113,7 @@
       </w:rPr>
     </w:lvl>
   </w:abstractNum>
-  <w:abstractNum w:abstractNumId="27" w15:restartNumberingAfterBreak="0">
+  <w:abstractNum w:abstractNumId="28" w15:restartNumberingAfterBreak="0">
     <w:nsid w:val="4CFE6CCD"/>
     <w:multiLevelType w:val="hybridMultilevel"/>
     <w:tmpl w:val="D5526B9C"/>
@@ -14877,7 +15226,7 @@
       </w:rPr>
     </w:lvl>
   </w:abstractNum>
-  <w:abstractNum w:abstractNumId="28" w15:restartNumberingAfterBreak="0">
+  <w:abstractNum w:abstractNumId="29" w15:restartNumberingAfterBreak="0">
     <w:nsid w:val="4EFC521F"/>
     <w:multiLevelType w:val="hybridMultilevel"/>
     <w:tmpl w:val="6D6641D4"/>
@@ -14990,7 +15339,7 @@
       </w:rPr>
     </w:lvl>
   </w:abstractNum>
-  <w:abstractNum w:abstractNumId="29" w15:restartNumberingAfterBreak="0">
+  <w:abstractNum w:abstractNumId="30" w15:restartNumberingAfterBreak="0">
     <w:nsid w:val="4F7509DD"/>
     <w:multiLevelType w:val="hybridMultilevel"/>
     <w:tmpl w:val="184A4B6A"/>
@@ -15076,7 +15425,120 @@
       </w:pPr>
     </w:lvl>
   </w:abstractNum>
-  <w:abstractNum w:abstractNumId="30" w15:restartNumberingAfterBreak="0">
+  <w:abstractNum w:abstractNumId="31" w15:restartNumberingAfterBreak="0">
+    <w:nsid w:val="50B74D83"/>
+    <w:multiLevelType w:val="hybridMultilevel"/>
+    <w:tmpl w:val="A2B0B756"/>
+    <w:lvl w:ilvl="0" w:tplc="FFFFFFFF">
+      <w:start w:val="1"/>
+      <w:numFmt w:val="bullet"/>
+      <w:lvlText w:val=""/>
+      <w:lvlJc w:val="left"/>
+      <w:pPr>
+        <w:ind w:left="720" w:hanging="360"/>
+      </w:pPr>
+      <w:rPr>
+        <w:rFonts w:ascii="Symbol" w:hAnsi="Symbol" w:hint="default"/>
+      </w:rPr>
+    </w:lvl>
+    <w:lvl w:ilvl="1" w:tplc="04090005">
+      <w:start w:val="1"/>
+      <w:numFmt w:val="bullet"/>
+      <w:lvlText w:val=""/>
+      <w:lvlJc w:val="left"/>
+      <w:pPr>
+        <w:ind w:left="1440" w:hanging="360"/>
+      </w:pPr>
+      <w:rPr>
+        <w:rFonts w:ascii="Wingdings" w:hAnsi="Wingdings" w:hint="default"/>
+      </w:rPr>
+    </w:lvl>
+    <w:lvl w:ilvl="2" w:tplc="FFFFFFFF" w:tentative="1">
+      <w:start w:val="1"/>
+      <w:numFmt w:val="bullet"/>
+      <w:lvlText w:val=""/>
+      <w:lvlJc w:val="left"/>
+      <w:pPr>
+        <w:ind w:left="2160" w:hanging="360"/>
+      </w:pPr>
+      <w:rPr>
+        <w:rFonts w:ascii="Wingdings" w:hAnsi="Wingdings" w:hint="default"/>
+      </w:rPr>
+    </w:lvl>
+    <w:lvl w:ilvl="3" w:tplc="FFFFFFFF" w:tentative="1">
+      <w:start w:val="1"/>
+      <w:numFmt w:val="bullet"/>
+      <w:lvlText w:val=""/>
+      <w:lvlJc w:val="left"/>
+      <w:pPr>
+        <w:ind w:left="2880" w:hanging="360"/>
+      </w:pPr>
+      <w:rPr>
+        <w:rFonts w:ascii="Symbol" w:hAnsi="Symbol" w:hint="default"/>
+      </w:rPr>
+    </w:lvl>
+    <w:lvl w:ilvl="4" w:tplc="FFFFFFFF" w:tentative="1">
+      <w:start w:val="1"/>
+      <w:numFmt w:val="bullet"/>
+      <w:lvlText w:val="o"/>
+      <w:lvlJc w:val="left"/>
+      <w:pPr>
+        <w:ind w:left="3600" w:hanging="360"/>
+      </w:pPr>
+      <w:rPr>
+        <w:rFonts w:ascii="Courier New" w:hAnsi="Courier New" w:cs="Courier New" w:hint="default"/>
+      </w:rPr>
+    </w:lvl>
+    <w:lvl w:ilvl="5" w:tplc="FFFFFFFF" w:tentative="1">
+      <w:start w:val="1"/>
+      <w:numFmt w:val="bullet"/>
+      <w:lvlText w:val=""/>
+      <w:lvlJc w:val="left"/>
+      <w:pPr>
+        <w:ind w:left="4320" w:hanging="360"/>
+      </w:pPr>
+      <w:rPr>
+        <w:rFonts w:ascii="Wingdings" w:hAnsi="Wingdings" w:hint="default"/>
+      </w:rPr>
+    </w:lvl>
+    <w:lvl w:ilvl="6" w:tplc="FFFFFFFF" w:tentative="1">
+      <w:start w:val="1"/>
+      <w:numFmt w:val="bullet"/>
+      <w:lvlText w:val=""/>
+      <w:lvlJc w:val="left"/>
+      <w:pPr>
+        <w:ind w:left="5040" w:hanging="360"/>
+      </w:pPr>
+      <w:rPr>
+        <w:rFonts w:ascii="Symbol" w:hAnsi="Symbol" w:hint="default"/>
+      </w:rPr>
+    </w:lvl>
+    <w:lvl w:ilvl="7" w:tplc="FFFFFFFF" w:tentative="1">
+      <w:start w:val="1"/>
+      <w:numFmt w:val="bullet"/>
+      <w:lvlText w:val="o"/>
+      <w:lvlJc w:val="left"/>
+      <w:pPr>
+        <w:ind w:left="5760" w:hanging="360"/>
+      </w:pPr>
+      <w:rPr>
+        <w:rFonts w:ascii="Courier New" w:hAnsi="Courier New" w:cs="Courier New" w:hint="default"/>
+      </w:rPr>
+    </w:lvl>
+    <w:lvl w:ilvl="8" w:tplc="FFFFFFFF" w:tentative="1">
+      <w:start w:val="1"/>
+      <w:numFmt w:val="bullet"/>
+      <w:lvlText w:val=""/>
+      <w:lvlJc w:val="left"/>
+      <w:pPr>
+        <w:ind w:left="6480" w:hanging="360"/>
+      </w:pPr>
+      <w:rPr>
+        <w:rFonts w:ascii="Wingdings" w:hAnsi="Wingdings" w:hint="default"/>
+      </w:rPr>
+    </w:lvl>
+  </w:abstractNum>
+  <w:abstractNum w:abstractNumId="32" w15:restartNumberingAfterBreak="0">
     <w:nsid w:val="521A768C"/>
     <w:multiLevelType w:val="hybridMultilevel"/>
     <w:tmpl w:val="3758B944"/>
@@ -15189,7 +15651,7 @@
       </w:rPr>
     </w:lvl>
   </w:abstractNum>
-  <w:abstractNum w:abstractNumId="31" w15:restartNumberingAfterBreak="0">
+  <w:abstractNum w:abstractNumId="33" w15:restartNumberingAfterBreak="0">
     <w:nsid w:val="56E6060D"/>
     <w:multiLevelType w:val="hybridMultilevel"/>
     <w:tmpl w:val="A7FE6B06"/>
@@ -15302,7 +15764,7 @@
       </w:rPr>
     </w:lvl>
   </w:abstractNum>
-  <w:abstractNum w:abstractNumId="32" w15:restartNumberingAfterBreak="0">
+  <w:abstractNum w:abstractNumId="34" w15:restartNumberingAfterBreak="0">
     <w:nsid w:val="58A201D3"/>
     <w:multiLevelType w:val="hybridMultilevel"/>
     <w:tmpl w:val="D48CBA00"/>
@@ -15415,7 +15877,7 @@
       </w:rPr>
     </w:lvl>
   </w:abstractNum>
-  <w:abstractNum w:abstractNumId="33" w15:restartNumberingAfterBreak="0">
+  <w:abstractNum w:abstractNumId="35" w15:restartNumberingAfterBreak="0">
     <w:nsid w:val="5DF43296"/>
     <w:multiLevelType w:val="hybridMultilevel"/>
     <w:tmpl w:val="B5BEBBE0"/>
@@ -15528,7 +15990,7 @@
       </w:rPr>
     </w:lvl>
   </w:abstractNum>
-  <w:abstractNum w:abstractNumId="34" w15:restartNumberingAfterBreak="0">
+  <w:abstractNum w:abstractNumId="36" w15:restartNumberingAfterBreak="0">
     <w:nsid w:val="60DE0010"/>
     <w:multiLevelType w:val="hybridMultilevel"/>
     <w:tmpl w:val="0910F204"/>
@@ -15641,7 +16103,7 @@
       </w:rPr>
     </w:lvl>
   </w:abstractNum>
-  <w:abstractNum w:abstractNumId="35" w15:restartNumberingAfterBreak="0">
+  <w:abstractNum w:abstractNumId="37" w15:restartNumberingAfterBreak="0">
     <w:nsid w:val="615D6C3B"/>
     <w:multiLevelType w:val="hybridMultilevel"/>
     <w:tmpl w:val="B3E0162A"/>
@@ -15754,7 +16216,7 @@
       </w:rPr>
     </w:lvl>
   </w:abstractNum>
-  <w:abstractNum w:abstractNumId="36" w15:restartNumberingAfterBreak="0">
+  <w:abstractNum w:abstractNumId="38" w15:restartNumberingAfterBreak="0">
     <w:nsid w:val="63EA54DC"/>
     <w:multiLevelType w:val="hybridMultilevel"/>
     <w:tmpl w:val="AC0EFFDC"/>
@@ -15867,7 +16329,7 @@
       </w:rPr>
     </w:lvl>
   </w:abstractNum>
-  <w:abstractNum w:abstractNumId="37" w15:restartNumberingAfterBreak="0">
+  <w:abstractNum w:abstractNumId="39" w15:restartNumberingAfterBreak="0">
     <w:nsid w:val="68513ADD"/>
     <w:multiLevelType w:val="hybridMultilevel"/>
     <w:tmpl w:val="D6FC3B70"/>
@@ -15980,7 +16442,7 @@
       </w:rPr>
     </w:lvl>
   </w:abstractNum>
-  <w:abstractNum w:abstractNumId="38" w15:restartNumberingAfterBreak="0">
+  <w:abstractNum w:abstractNumId="40" w15:restartNumberingAfterBreak="0">
     <w:nsid w:val="68E449C6"/>
     <w:multiLevelType w:val="hybridMultilevel"/>
     <w:tmpl w:val="43B4B23C"/>
@@ -16093,7 +16555,7 @@
       </w:rPr>
     </w:lvl>
   </w:abstractNum>
-  <w:abstractNum w:abstractNumId="39" w15:restartNumberingAfterBreak="0">
+  <w:abstractNum w:abstractNumId="41" w15:restartNumberingAfterBreak="0">
     <w:nsid w:val="6B5E5646"/>
     <w:multiLevelType w:val="hybridMultilevel"/>
     <w:tmpl w:val="9D9E4E1C"/>
@@ -16206,7 +16668,7 @@
       </w:rPr>
     </w:lvl>
   </w:abstractNum>
-  <w:abstractNum w:abstractNumId="40" w15:restartNumberingAfterBreak="0">
+  <w:abstractNum w:abstractNumId="42" w15:restartNumberingAfterBreak="0">
     <w:nsid w:val="71841C50"/>
     <w:multiLevelType w:val="hybridMultilevel"/>
     <w:tmpl w:val="2F12406C"/>
@@ -16319,7 +16781,7 @@
       </w:rPr>
     </w:lvl>
   </w:abstractNum>
-  <w:abstractNum w:abstractNumId="41" w15:restartNumberingAfterBreak="0">
+  <w:abstractNum w:abstractNumId="43" w15:restartNumberingAfterBreak="0">
     <w:nsid w:val="71C7364A"/>
     <w:multiLevelType w:val="hybridMultilevel"/>
     <w:tmpl w:val="E62A71BA"/>
@@ -16432,7 +16894,7 @@
       </w:rPr>
     </w:lvl>
   </w:abstractNum>
-  <w:abstractNum w:abstractNumId="42" w15:restartNumberingAfterBreak="0">
+  <w:abstractNum w:abstractNumId="44" w15:restartNumberingAfterBreak="0">
     <w:nsid w:val="76DD489E"/>
     <w:multiLevelType w:val="hybridMultilevel"/>
     <w:tmpl w:val="3F46C344"/>
@@ -16545,7 +17007,7 @@
       </w:rPr>
     </w:lvl>
   </w:abstractNum>
-  <w:abstractNum w:abstractNumId="43" w15:restartNumberingAfterBreak="0">
+  <w:abstractNum w:abstractNumId="45" w15:restartNumberingAfterBreak="0">
     <w:nsid w:val="79AA416B"/>
     <w:multiLevelType w:val="hybridMultilevel"/>
     <w:tmpl w:val="ADFE69AE"/>
@@ -16658,7 +17120,7 @@
       </w:rPr>
     </w:lvl>
   </w:abstractNum>
-  <w:abstractNum w:abstractNumId="44" w15:restartNumberingAfterBreak="0">
+  <w:abstractNum w:abstractNumId="46" w15:restartNumberingAfterBreak="0">
     <w:nsid w:val="7A9041B9"/>
     <w:multiLevelType w:val="hybridMultilevel"/>
     <w:tmpl w:val="45F437CC"/>
@@ -16771,7 +17233,7 @@
       </w:rPr>
     </w:lvl>
   </w:abstractNum>
-  <w:abstractNum w:abstractNumId="45" w15:restartNumberingAfterBreak="0">
+  <w:abstractNum w:abstractNumId="47" w15:restartNumberingAfterBreak="0">
     <w:nsid w:val="7CAD4690"/>
     <w:multiLevelType w:val="hybridMultilevel"/>
     <w:tmpl w:val="A9BACDB0"/>
@@ -16885,85 +17347,85 @@
     </w:lvl>
   </w:abstractNum>
   <w:num w:numId="1" w16cid:durableId="658994979">
-    <w:abstractNumId w:val="21"/>
+    <w:abstractNumId w:val="22"/>
   </w:num>
   <w:num w:numId="2" w16cid:durableId="740174242">
-    <w:abstractNumId w:val="40"/>
+    <w:abstractNumId w:val="42"/>
   </w:num>
   <w:num w:numId="3" w16cid:durableId="471295010">
-    <w:abstractNumId w:val="16"/>
+    <w:abstractNumId w:val="17"/>
   </w:num>
   <w:num w:numId="4" w16cid:durableId="1146312485">
-    <w:abstractNumId w:val="37"/>
+    <w:abstractNumId w:val="39"/>
   </w:num>
   <w:num w:numId="5" w16cid:durableId="1009286173">
-    <w:abstractNumId w:val="14"/>
+    <w:abstractNumId w:val="15"/>
   </w:num>
   <w:num w:numId="6" w16cid:durableId="653339824">
     <w:abstractNumId w:val="3"/>
   </w:num>
   <w:num w:numId="7" w16cid:durableId="1638026638">
+    <w:abstractNumId w:val="45"/>
+  </w:num>
+  <w:num w:numId="8" w16cid:durableId="1120681555">
+    <w:abstractNumId w:val="33"/>
+  </w:num>
+  <w:num w:numId="9" w16cid:durableId="144859571">
+    <w:abstractNumId w:val="30"/>
+  </w:num>
+  <w:num w:numId="10" w16cid:durableId="654992174">
+    <w:abstractNumId w:val="11"/>
+  </w:num>
+  <w:num w:numId="11" w16cid:durableId="800657404">
     <w:abstractNumId w:val="43"/>
   </w:num>
-  <w:num w:numId="8" w16cid:durableId="1120681555">
-    <w:abstractNumId w:val="31"/>
-  </w:num>
-  <w:num w:numId="9" w16cid:durableId="144859571">
-    <w:abstractNumId w:val="29"/>
-  </w:num>
-  <w:num w:numId="10" w16cid:durableId="654992174">
-    <w:abstractNumId w:val="10"/>
-  </w:num>
-  <w:num w:numId="11" w16cid:durableId="800657404">
-    <w:abstractNumId w:val="41"/>
-  </w:num>
   <w:num w:numId="12" w16cid:durableId="1393697662">
-    <w:abstractNumId w:val="36"/>
+    <w:abstractNumId w:val="38"/>
   </w:num>
   <w:num w:numId="13" w16cid:durableId="169955128">
-    <w:abstractNumId w:val="25"/>
+    <w:abstractNumId w:val="26"/>
   </w:num>
   <w:num w:numId="14" w16cid:durableId="1690982048">
     <w:abstractNumId w:val="1"/>
   </w:num>
   <w:num w:numId="15" w16cid:durableId="211161098">
+    <w:abstractNumId w:val="46"/>
+  </w:num>
+  <w:num w:numId="16" w16cid:durableId="1435441451">
+    <w:abstractNumId w:val="21"/>
+  </w:num>
+  <w:num w:numId="17" w16cid:durableId="927999176">
+    <w:abstractNumId w:val="25"/>
+  </w:num>
+  <w:num w:numId="18" w16cid:durableId="93599952">
+    <w:abstractNumId w:val="32"/>
+  </w:num>
+  <w:num w:numId="19" w16cid:durableId="521751371">
+    <w:abstractNumId w:val="24"/>
+  </w:num>
+  <w:num w:numId="20" w16cid:durableId="1656032199">
+    <w:abstractNumId w:val="47"/>
+  </w:num>
+  <w:num w:numId="21" w16cid:durableId="487332287">
+    <w:abstractNumId w:val="37"/>
+  </w:num>
+  <w:num w:numId="22" w16cid:durableId="842471202">
+    <w:abstractNumId w:val="14"/>
+  </w:num>
+  <w:num w:numId="23" w16cid:durableId="696127414">
     <w:abstractNumId w:val="44"/>
   </w:num>
-  <w:num w:numId="16" w16cid:durableId="1435441451">
-    <w:abstractNumId w:val="20"/>
-  </w:num>
-  <w:num w:numId="17" w16cid:durableId="927999176">
-    <w:abstractNumId w:val="24"/>
-  </w:num>
-  <w:num w:numId="18" w16cid:durableId="93599952">
-    <w:abstractNumId w:val="30"/>
-  </w:num>
-  <w:num w:numId="19" w16cid:durableId="521751371">
-    <w:abstractNumId w:val="23"/>
-  </w:num>
-  <w:num w:numId="20" w16cid:durableId="1656032199">
-    <w:abstractNumId w:val="45"/>
-  </w:num>
-  <w:num w:numId="21" w16cid:durableId="487332287">
-    <w:abstractNumId w:val="35"/>
-  </w:num>
-  <w:num w:numId="22" w16cid:durableId="842471202">
-    <w:abstractNumId w:val="13"/>
-  </w:num>
-  <w:num w:numId="23" w16cid:durableId="696127414">
-    <w:abstractNumId w:val="42"/>
-  </w:num>
   <w:num w:numId="24" w16cid:durableId="1773158374">
-    <w:abstractNumId w:val="11"/>
+    <w:abstractNumId w:val="12"/>
   </w:num>
   <w:num w:numId="25" w16cid:durableId="53552584">
-    <w:abstractNumId w:val="8"/>
+    <w:abstractNumId w:val="9"/>
   </w:num>
   <w:num w:numId="26" w16cid:durableId="1343165771">
-    <w:abstractNumId w:val="9"/>
+    <w:abstractNumId w:val="10"/>
   </w:num>
   <w:num w:numId="27" w16cid:durableId="18701920">
-    <w:abstractNumId w:val="33"/>
+    <w:abstractNumId w:val="35"/>
   </w:num>
   <w:num w:numId="28" w16cid:durableId="1344746692">
     <w:abstractNumId w:val="7"/>
@@ -16978,49 +17440,55 @@
     <w:abstractNumId w:val="6"/>
   </w:num>
   <w:num w:numId="32" w16cid:durableId="508060214">
-    <w:abstractNumId w:val="32"/>
+    <w:abstractNumId w:val="34"/>
   </w:num>
   <w:num w:numId="33" w16cid:durableId="219363190">
-    <w:abstractNumId w:val="34"/>
+    <w:abstractNumId w:val="36"/>
   </w:num>
   <w:num w:numId="34" w16cid:durableId="500386984">
     <w:abstractNumId w:val="0"/>
   </w:num>
   <w:num w:numId="35" w16cid:durableId="1372878523">
-    <w:abstractNumId w:val="12"/>
+    <w:abstractNumId w:val="13"/>
   </w:num>
   <w:num w:numId="36" w16cid:durableId="782269379">
-    <w:abstractNumId w:val="18"/>
+    <w:abstractNumId w:val="19"/>
   </w:num>
   <w:num w:numId="37" w16cid:durableId="1034616971">
     <w:abstractNumId w:val="5"/>
   </w:num>
   <w:num w:numId="38" w16cid:durableId="1174107392">
+    <w:abstractNumId w:val="29"/>
+  </w:num>
+  <w:num w:numId="39" w16cid:durableId="1331062212">
+    <w:abstractNumId w:val="27"/>
+  </w:num>
+  <w:num w:numId="40" w16cid:durableId="7634309">
+    <w:abstractNumId w:val="20"/>
+  </w:num>
+  <w:num w:numId="41" w16cid:durableId="1417945812">
     <w:abstractNumId w:val="28"/>
   </w:num>
-  <w:num w:numId="39" w16cid:durableId="1331062212">
-    <w:abstractNumId w:val="26"/>
-  </w:num>
-  <w:num w:numId="40" w16cid:durableId="7634309">
-    <w:abstractNumId w:val="19"/>
-  </w:num>
-  <w:num w:numId="41" w16cid:durableId="1417945812">
-    <w:abstractNumId w:val="27"/>
-  </w:num>
   <w:num w:numId="42" w16cid:durableId="1205412830">
-    <w:abstractNumId w:val="17"/>
+    <w:abstractNumId w:val="18"/>
   </w:num>
   <w:num w:numId="43" w16cid:durableId="1364748937">
-    <w:abstractNumId w:val="22"/>
+    <w:abstractNumId w:val="23"/>
   </w:num>
   <w:num w:numId="44" w16cid:durableId="1160315120">
-    <w:abstractNumId w:val="15"/>
+    <w:abstractNumId w:val="16"/>
   </w:num>
   <w:num w:numId="45" w16cid:durableId="66264478">
-    <w:abstractNumId w:val="38"/>
+    <w:abstractNumId w:val="40"/>
   </w:num>
   <w:num w:numId="46" w16cid:durableId="1969823741">
-    <w:abstractNumId w:val="39"/>
+    <w:abstractNumId w:val="41"/>
+  </w:num>
+  <w:num w:numId="47" w16cid:durableId="938636468">
+    <w:abstractNumId w:val="8"/>
+  </w:num>
+  <w:num w:numId="48" w16cid:durableId="1446271087">
+    <w:abstractNumId w:val="31"/>
   </w:num>
 </w:numbering>
 </file>

--- a/Docker/7-network.docx
+++ b/Docker/7-network.docx
@@ -3503,15 +3503,7 @@
           <w:sz w:val="28"/>
           <w:szCs w:val="28"/>
         </w:rPr>
-        <w:t xml:space="preserve"> </w:t>
-      </w:r>
-      <w:r>
-        <w:rPr>
-          <w:rFonts w:asciiTheme="majorBidi" w:hAnsiTheme="majorBidi" w:cstheme="majorBidi"/>
-          <w:sz w:val="28"/>
-          <w:szCs w:val="28"/>
-        </w:rPr>
-        <w:t>→ Bind to specific host IP.</w:t>
+        <w:t xml:space="preserve"> → Bind to specific host IP.</w:t>
       </w:r>
     </w:p>
     <w:p>
@@ -3546,15 +3538,7 @@
           <w:sz w:val="28"/>
           <w:szCs w:val="28"/>
         </w:rPr>
-        <w:t xml:space="preserve"> </w:t>
-      </w:r>
-      <w:r>
-        <w:rPr>
-          <w:rFonts w:asciiTheme="majorBidi" w:hAnsiTheme="majorBidi" w:cstheme="majorBidi"/>
-          <w:sz w:val="28"/>
-          <w:szCs w:val="28"/>
-        </w:rPr>
-        <w:t>→ Random host port.</w:t>
+        <w:t xml:space="preserve"> → Random host port.</w:t>
       </w:r>
     </w:p>
     <w:p>
@@ -4335,52 +4319,425 @@
     </w:p>
     <w:p>
       <w:pPr>
-        <w:ind w:left="360"/>
-        <w:jc w:val="both"/>
-        <w:rPr>
-          <w:rFonts w:asciiTheme="majorBidi" w:hAnsiTheme="majorBidi" w:cstheme="majorBidi"/>
-          <w:sz w:val="28"/>
-          <w:szCs w:val="28"/>
+        <w:spacing w:after="60"/>
+        <w:ind w:left="360"/>
+        <w:jc w:val="both"/>
+        <w:rPr>
+          <w:rFonts w:asciiTheme="majorBidi" w:hAnsiTheme="majorBidi" w:cstheme="majorBidi"/>
+          <w:sz w:val="28"/>
+          <w:szCs w:val="28"/>
+          <w:lang w:bidi="fa-IR"/>
+        </w:rPr>
+      </w:pPr>
+      <w:r>
+        <w:rPr>
+          <w:rFonts w:asciiTheme="majorBidi" w:hAnsiTheme="majorBidi" w:cstheme="majorBidi"/>
+          <w:sz w:val="28"/>
+          <w:szCs w:val="28"/>
+          <w:lang w:bidi="fa-IR"/>
+        </w:rPr>
+        <w:t>Containers are recognized as a physical device to network devices such as switches</w:t>
+      </w:r>
+      <w:r>
+        <w:rPr>
+          <w:rFonts w:asciiTheme="majorBidi" w:hAnsiTheme="majorBidi" w:cstheme="majorBidi"/>
+          <w:sz w:val="28"/>
+          <w:szCs w:val="28"/>
+          <w:lang w:bidi="fa-IR"/>
+        </w:rPr>
+        <w:t>,</w:t>
+      </w:r>
+      <w:r>
+        <w:rPr>
+          <w:rFonts w:asciiTheme="majorBidi" w:hAnsiTheme="majorBidi" w:cstheme="majorBidi"/>
+          <w:sz w:val="28"/>
+          <w:szCs w:val="28"/>
+          <w:lang w:bidi="fa-IR"/>
+        </w:rPr>
+        <w:t xml:space="preserve"> routers</w:t>
+      </w:r>
+      <w:r>
+        <w:rPr>
+          <w:rFonts w:asciiTheme="majorBidi" w:hAnsiTheme="majorBidi" w:cstheme="majorBidi"/>
+          <w:sz w:val="28"/>
+          <w:szCs w:val="28"/>
+          <w:lang w:bidi="fa-IR"/>
+        </w:rPr>
+        <w:t xml:space="preserve"> and etc.</w:t>
+      </w:r>
+    </w:p>
+    <w:p>
+      <w:pPr>
+        <w:spacing w:after="60"/>
+        <w:ind w:left="360"/>
+        <w:jc w:val="both"/>
+        <w:rPr>
+          <w:rFonts w:asciiTheme="majorBidi" w:hAnsiTheme="majorBidi" w:cstheme="majorBidi"/>
+          <w:b/>
+          <w:bCs/>
+          <w:sz w:val="28"/>
+          <w:szCs w:val="28"/>
+          <w:lang w:bidi="fa-IR"/>
+        </w:rPr>
+      </w:pPr>
+      <w:r>
+        <w:rPr>
+          <w:rFonts w:asciiTheme="majorBidi" w:hAnsiTheme="majorBidi" w:cstheme="majorBidi"/>
+          <w:b/>
+          <w:bCs/>
+          <w:sz w:val="28"/>
+          <w:szCs w:val="28"/>
+          <w:lang w:bidi="fa-IR"/>
+        </w:rPr>
+        <w:t>Promiscuous mode</w:t>
+      </w:r>
+      <w:r>
+        <w:rPr>
+          <w:rFonts w:asciiTheme="majorBidi" w:hAnsiTheme="majorBidi" w:cstheme="majorBidi"/>
+          <w:b/>
+          <w:bCs/>
+          <w:sz w:val="28"/>
+          <w:szCs w:val="28"/>
+          <w:lang w:bidi="fa-IR"/>
+        </w:rPr>
+        <w:t>:</w:t>
+      </w:r>
+    </w:p>
+    <w:p>
+      <w:pPr>
+        <w:spacing w:after="60"/>
+        <w:ind w:left="360"/>
+        <w:jc w:val="both"/>
+        <w:rPr>
+          <w:rFonts w:asciiTheme="majorBidi" w:hAnsiTheme="majorBidi" w:cstheme="majorBidi"/>
+          <w:sz w:val="28"/>
+          <w:szCs w:val="28"/>
+          <w:lang w:bidi="fa-IR"/>
+        </w:rPr>
+      </w:pPr>
+      <w:r>
+        <w:rPr>
+          <w:rFonts w:asciiTheme="majorBidi" w:hAnsiTheme="majorBidi" w:cstheme="majorBidi"/>
+          <w:sz w:val="28"/>
+          <w:szCs w:val="28"/>
+          <w:lang w:bidi="fa-IR"/>
+        </w:rPr>
+        <w:t xml:space="preserve">When using </w:t>
+      </w:r>
+      <w:proofErr w:type="spellStart"/>
+      <w:r>
+        <w:rPr>
+          <w:rFonts w:asciiTheme="majorBidi" w:hAnsiTheme="majorBidi" w:cstheme="majorBidi"/>
+          <w:sz w:val="28"/>
+          <w:szCs w:val="28"/>
+          <w:lang w:bidi="fa-IR"/>
+        </w:rPr>
+        <w:t>macvlan</w:t>
+      </w:r>
+      <w:proofErr w:type="spellEnd"/>
+      <w:r>
+        <w:rPr>
+          <w:rFonts w:asciiTheme="majorBidi" w:hAnsiTheme="majorBidi" w:cstheme="majorBidi"/>
+          <w:sz w:val="28"/>
+          <w:szCs w:val="28"/>
+          <w:lang w:bidi="fa-IR"/>
+        </w:rPr>
+        <w:t>, the physical NIC (and sometimes the upstream switch or hypervisor) must allow multiple MAC addresses on the same port. Promiscuous mode may be required so the NIC accepts frames destined to those additional MAC addresses. This is unrelated to VLAN parsing.</w:t>
+      </w:r>
+    </w:p>
+    <w:p>
+      <w:pPr>
+        <w:spacing w:after="60"/>
+        <w:ind w:left="360"/>
+        <w:rPr>
+          <w:rFonts w:asciiTheme="majorBidi" w:hAnsiTheme="majorBidi" w:cstheme="majorBidi"/>
+          <w:sz w:val="28"/>
+          <w:szCs w:val="28"/>
+          <w:lang w:bidi="fa-IR"/>
+        </w:rPr>
+      </w:pPr>
+      <w:r>
+        <w:rPr>
+          <w:rFonts w:asciiTheme="majorBidi" w:hAnsiTheme="majorBidi" w:cstheme="majorBidi"/>
+          <w:sz w:val="28"/>
+          <w:szCs w:val="28"/>
+          <w:lang w:bidi="fa-IR"/>
+        </w:rPr>
+        <w:t>Promiscuous mode means</w:t>
+      </w:r>
+      <w:r>
+        <w:rPr>
+          <w:rFonts w:asciiTheme="majorBidi" w:hAnsiTheme="majorBidi" w:cstheme="majorBidi"/>
+          <w:sz w:val="28"/>
+          <w:szCs w:val="28"/>
+          <w:lang w:bidi="fa-IR"/>
+        </w:rPr>
+        <w:t xml:space="preserve">, </w:t>
+      </w:r>
+      <w:r>
+        <w:rPr>
+          <w:rFonts w:asciiTheme="majorBidi" w:hAnsiTheme="majorBidi" w:cstheme="majorBidi"/>
+          <w:sz w:val="28"/>
+          <w:szCs w:val="28"/>
+          <w:lang w:bidi="fa-IR"/>
+        </w:rPr>
+        <w:t>The NIC accepts all Ethernet frames it sees, not just frames addressed to its own MAC address.</w:t>
+      </w:r>
+    </w:p>
+    <w:p>
+      <w:pPr>
+        <w:spacing w:after="60"/>
+        <w:ind w:left="360"/>
+        <w:rPr>
+          <w:rFonts w:asciiTheme="majorBidi" w:hAnsiTheme="majorBidi" w:cstheme="majorBidi"/>
+          <w:sz w:val="28"/>
+          <w:szCs w:val="28"/>
+          <w:lang w:bidi="fa-IR"/>
+        </w:rPr>
+      </w:pPr>
+      <w:r>
+        <w:rPr>
+          <w:rFonts w:asciiTheme="majorBidi" w:hAnsiTheme="majorBidi" w:cstheme="majorBidi"/>
+          <w:sz w:val="28"/>
+          <w:szCs w:val="28"/>
+          <w:lang w:bidi="fa-IR"/>
+        </w:rPr>
+        <w:t>Normally a NIC discards frames unless:</w:t>
+      </w:r>
+    </w:p>
+    <w:p>
+      <w:pPr>
+        <w:pStyle w:val="ListParagraph"/>
+        <w:numPr>
+          <w:ilvl w:val="1"/>
+          <w:numId w:val="7"/>
+        </w:numPr>
+        <w:ind w:left="720"/>
+        <w:rPr>
+          <w:rFonts w:asciiTheme="majorBidi" w:hAnsiTheme="majorBidi" w:cstheme="majorBidi"/>
+          <w:sz w:val="28"/>
+          <w:szCs w:val="28"/>
+          <w:lang w:bidi="fa-IR"/>
+        </w:rPr>
+      </w:pPr>
+      <w:r>
+        <w:rPr>
+          <w:rFonts w:asciiTheme="majorBidi" w:hAnsiTheme="majorBidi" w:cstheme="majorBidi"/>
+          <w:sz w:val="28"/>
+          <w:szCs w:val="28"/>
+          <w:lang w:bidi="fa-IR"/>
+        </w:rPr>
+        <w:t>Destination MAC matches its own MAC</w:t>
+      </w:r>
+    </w:p>
+    <w:p>
+      <w:pPr>
+        <w:pStyle w:val="ListParagraph"/>
+        <w:numPr>
+          <w:ilvl w:val="1"/>
+          <w:numId w:val="7"/>
+        </w:numPr>
+        <w:ind w:left="720"/>
+        <w:rPr>
+          <w:rFonts w:asciiTheme="majorBidi" w:hAnsiTheme="majorBidi" w:cstheme="majorBidi"/>
+          <w:sz w:val="28"/>
+          <w:szCs w:val="28"/>
+          <w:lang w:bidi="fa-IR"/>
+        </w:rPr>
+      </w:pPr>
+      <w:r>
+        <w:rPr>
+          <w:rFonts w:asciiTheme="majorBidi" w:hAnsiTheme="majorBidi" w:cstheme="majorBidi"/>
+          <w:sz w:val="28"/>
+          <w:szCs w:val="28"/>
+          <w:lang w:bidi="fa-IR"/>
+        </w:rPr>
+        <w:t>Broadcast</w:t>
+      </w:r>
+    </w:p>
+    <w:p>
+      <w:pPr>
+        <w:pStyle w:val="ListParagraph"/>
+        <w:numPr>
+          <w:ilvl w:val="1"/>
+          <w:numId w:val="7"/>
+        </w:numPr>
+        <w:spacing w:after="60"/>
+        <w:ind w:left="720"/>
+        <w:rPr>
+          <w:rFonts w:asciiTheme="majorBidi" w:hAnsiTheme="majorBidi" w:cstheme="majorBidi"/>
+          <w:sz w:val="28"/>
+          <w:szCs w:val="28"/>
+          <w:lang w:bidi="fa-IR"/>
+        </w:rPr>
+      </w:pPr>
+      <w:r>
+        <w:rPr>
+          <w:rFonts w:asciiTheme="majorBidi" w:hAnsiTheme="majorBidi" w:cstheme="majorBidi"/>
+          <w:sz w:val="28"/>
+          <w:szCs w:val="28"/>
+          <w:lang w:bidi="fa-IR"/>
+        </w:rPr>
+        <w:t>Multicast it subscribed to</w:t>
+      </w:r>
+    </w:p>
+    <w:p>
+      <w:pPr>
+        <w:spacing w:after="60"/>
+        <w:ind w:left="360"/>
+        <w:rPr>
+          <w:rFonts w:asciiTheme="majorBidi" w:hAnsiTheme="majorBidi" w:cstheme="majorBidi"/>
+          <w:sz w:val="28"/>
+          <w:szCs w:val="28"/>
+          <w:lang w:bidi="fa-IR"/>
+        </w:rPr>
+      </w:pPr>
+      <w:r>
+        <w:rPr>
+          <w:rFonts w:asciiTheme="majorBidi" w:hAnsiTheme="majorBidi" w:cstheme="majorBidi"/>
+          <w:sz w:val="28"/>
+          <w:szCs w:val="28"/>
+          <w:lang w:bidi="fa-IR"/>
+        </w:rPr>
+        <w:t xml:space="preserve">But with </w:t>
+      </w:r>
+      <w:proofErr w:type="spellStart"/>
+      <w:r>
+        <w:rPr>
+          <w:rFonts w:asciiTheme="majorBidi" w:hAnsiTheme="majorBidi" w:cstheme="majorBidi"/>
+          <w:sz w:val="28"/>
+          <w:szCs w:val="28"/>
+          <w:lang w:bidi="fa-IR"/>
+        </w:rPr>
+        <w:t>macvlan</w:t>
+      </w:r>
+      <w:proofErr w:type="spellEnd"/>
+      <w:r>
+        <w:rPr>
+          <w:rFonts w:asciiTheme="majorBidi" w:hAnsiTheme="majorBidi" w:cstheme="majorBidi"/>
+          <w:sz w:val="28"/>
+          <w:szCs w:val="28"/>
+          <w:lang w:bidi="fa-IR"/>
+        </w:rPr>
+        <w:t>, multiple MAC addresses live behind one physical NIC.</w:t>
+      </w:r>
+    </w:p>
+    <w:p>
+      <w:pPr>
+        <w:spacing w:after="60"/>
+        <w:ind w:left="360"/>
+        <w:rPr>
+          <w:rFonts w:asciiTheme="majorBidi" w:hAnsiTheme="majorBidi" w:cstheme="majorBidi"/>
+          <w:sz w:val="28"/>
+          <w:szCs w:val="28"/>
+          <w:lang w:bidi="fa-IR"/>
+        </w:rPr>
+      </w:pPr>
+      <w:r>
+        <w:rPr>
+          <w:rFonts w:asciiTheme="majorBidi" w:hAnsiTheme="majorBidi" w:cstheme="majorBidi"/>
+          <w:sz w:val="28"/>
+          <w:szCs w:val="28"/>
+          <w:lang w:bidi="fa-IR"/>
+        </w:rPr>
+        <w:t>Many cloud providers disable promiscuous mode or multiple MAC addresses per port.</w:t>
+      </w:r>
+    </w:p>
+    <w:p>
+      <w:pPr>
+        <w:spacing w:after="60"/>
+        <w:ind w:left="360"/>
+        <w:rPr>
+          <w:rFonts w:asciiTheme="majorBidi" w:hAnsiTheme="majorBidi" w:cstheme="majorBidi"/>
+          <w:sz w:val="28"/>
+          <w:szCs w:val="28"/>
+          <w:u w:val="single"/>
+          <w:lang w:bidi="fa-IR"/>
+        </w:rPr>
+      </w:pPr>
+      <w:r>
+        <w:rPr>
+          <w:rFonts w:asciiTheme="majorBidi" w:hAnsiTheme="majorBidi" w:cstheme="majorBidi"/>
+          <w:sz w:val="28"/>
+          <w:szCs w:val="28"/>
+          <w:u w:val="single"/>
+          <w:lang w:bidi="fa-IR"/>
+        </w:rPr>
+        <w:t>Summery:</w:t>
+      </w:r>
+    </w:p>
+    <w:p>
+      <w:pPr>
+        <w:pStyle w:val="ListParagraph"/>
+        <w:numPr>
+          <w:ilvl w:val="1"/>
+          <w:numId w:val="7"/>
+        </w:numPr>
+        <w:ind w:left="720"/>
+        <w:rPr>
+          <w:rFonts w:asciiTheme="majorBidi" w:hAnsiTheme="majorBidi" w:cstheme="majorBidi"/>
+          <w:sz w:val="28"/>
+          <w:szCs w:val="28"/>
+          <w:lang w:bidi="fa-IR"/>
+        </w:rPr>
+      </w:pPr>
+      <w:r>
+        <w:rPr>
+          <w:rFonts w:asciiTheme="majorBidi" w:hAnsiTheme="majorBidi" w:cstheme="majorBidi"/>
+          <w:sz w:val="28"/>
+          <w:szCs w:val="28"/>
+          <w:lang w:bidi="fa-IR"/>
+        </w:rPr>
+        <w:t>Bridge driver = virtual Layer 2 network isolated inside the host</w:t>
+      </w:r>
+    </w:p>
+    <w:p>
+      <w:pPr>
+        <w:pStyle w:val="ListParagraph"/>
+        <w:numPr>
+          <w:ilvl w:val="1"/>
+          <w:numId w:val="7"/>
+        </w:numPr>
+        <w:ind w:left="720"/>
+        <w:rPr>
+          <w:rFonts w:asciiTheme="majorBidi" w:hAnsiTheme="majorBidi" w:cstheme="majorBidi"/>
+          <w:sz w:val="28"/>
+          <w:szCs w:val="28"/>
+          <w:lang w:bidi="fa-IR"/>
+        </w:rPr>
+      </w:pPr>
+      <w:proofErr w:type="spellStart"/>
+      <w:r>
+        <w:rPr>
+          <w:rFonts w:asciiTheme="majorBidi" w:hAnsiTheme="majorBidi" w:cstheme="majorBidi"/>
+          <w:sz w:val="28"/>
+          <w:szCs w:val="28"/>
+          <w:lang w:bidi="fa-IR"/>
+        </w:rPr>
+        <w:t>Macvlan</w:t>
+      </w:r>
+      <w:proofErr w:type="spellEnd"/>
+      <w:r>
+        <w:rPr>
+          <w:rFonts w:asciiTheme="majorBidi" w:hAnsiTheme="majorBidi" w:cstheme="majorBidi"/>
+          <w:sz w:val="28"/>
+          <w:szCs w:val="28"/>
+          <w:lang w:bidi="fa-IR"/>
+        </w:rPr>
+        <w:t xml:space="preserve"> driver = makes containers first-class citizens of the physical Layer 2 network</w:t>
+      </w:r>
+    </w:p>
+    <w:p>
+      <w:pPr>
+        <w:pStyle w:val="ListParagraph"/>
+        <w:rPr>
+          <w:rFonts w:asciiTheme="majorBidi" w:hAnsiTheme="majorBidi" w:cstheme="majorBidi"/>
+          <w:sz w:val="8"/>
+          <w:szCs w:val="8"/>
           <w:rtl/>
           <w:lang w:bidi="fa-IR"/>
         </w:rPr>
       </w:pPr>
-      <w:r>
-        <w:rPr>
-          <w:rFonts w:asciiTheme="majorBidi" w:hAnsiTheme="majorBidi" w:cstheme="majorBidi"/>
-          <w:sz w:val="28"/>
-          <w:szCs w:val="28"/>
-          <w:lang w:bidi="fa-IR"/>
-        </w:rPr>
-        <w:t>Containers are recognized as a physical device to network devices such as switches</w:t>
-      </w:r>
-      <w:r>
-        <w:rPr>
-          <w:rFonts w:asciiTheme="majorBidi" w:hAnsiTheme="majorBidi" w:cstheme="majorBidi"/>
-          <w:sz w:val="28"/>
-          <w:szCs w:val="28"/>
-          <w:lang w:bidi="fa-IR"/>
-        </w:rPr>
-        <w:t>,</w:t>
-      </w:r>
-      <w:r>
-        <w:rPr>
-          <w:rFonts w:asciiTheme="majorBidi" w:hAnsiTheme="majorBidi" w:cstheme="majorBidi"/>
-          <w:sz w:val="28"/>
-          <w:szCs w:val="28"/>
-          <w:lang w:bidi="fa-IR"/>
-        </w:rPr>
-        <w:t xml:space="preserve"> routers</w:t>
-      </w:r>
-      <w:r>
-        <w:rPr>
-          <w:rFonts w:asciiTheme="majorBidi" w:hAnsiTheme="majorBidi" w:cstheme="majorBidi"/>
-          <w:sz w:val="28"/>
-          <w:szCs w:val="28"/>
-          <w:lang w:bidi="fa-IR"/>
-        </w:rPr>
-        <w:t xml:space="preserve"> and etc.</w:t>
-      </w:r>
     </w:p>
     <w:p>
       <w:pPr>
@@ -4389,6 +4746,7 @@
           <w:ilvl w:val="1"/>
           <w:numId w:val="8"/>
         </w:numPr>
+        <w:spacing w:after="60"/>
         <w:ind w:left="360"/>
         <w:jc w:val="both"/>
         <w:rPr>
@@ -4611,6 +4969,7 @@
           <w:sz w:val="28"/>
           <w:szCs w:val="28"/>
         </w:rPr>
+        <w:lastRenderedPageBreak/>
         <w:t>libnetwork</w:t>
       </w:r>
       <w:proofErr w:type="spellEnd"/>
@@ -4998,7 +5357,6 @@
           <w:sz w:val="28"/>
           <w:szCs w:val="28"/>
         </w:rPr>
-        <w:lastRenderedPageBreak/>
         <w:t>Embedded DNS</w:t>
       </w:r>
       <w:r>
@@ -5473,6 +5831,7 @@
           <w:sz w:val="28"/>
           <w:szCs w:val="28"/>
         </w:rPr>
+        <w:lastRenderedPageBreak/>
         <w:t>Why CNM Matters</w:t>
       </w:r>
     </w:p>
@@ -5808,7 +6167,6 @@
           <w:sz w:val="32"/>
           <w:szCs w:val="32"/>
         </w:rPr>
-        <w:lastRenderedPageBreak/>
         <w:t>Clarifications:</w:t>
       </w:r>
     </w:p>
@@ -6234,6 +6592,7 @@
           <w:sz w:val="28"/>
           <w:szCs w:val="28"/>
         </w:rPr>
+        <w:lastRenderedPageBreak/>
         <w:t>libnetwork</w:t>
       </w:r>
       <w:proofErr w:type="spellEnd"/>
@@ -6679,7 +7038,6 @@
           <w:sz w:val="28"/>
           <w:szCs w:val="28"/>
         </w:rPr>
-        <w:lastRenderedPageBreak/>
         <w:t>Sandbox</w:t>
       </w:r>
     </w:p>
@@ -7099,6 +7457,7 @@
           <w:sz w:val="28"/>
           <w:szCs w:val="28"/>
         </w:rPr>
+        <w:lastRenderedPageBreak/>
         <w:t>libnetwork</w:t>
       </w:r>
       <w:proofErr w:type="spellEnd"/>
@@ -7672,7 +8031,6 @@
           <w:sz w:val="28"/>
           <w:szCs w:val="28"/>
         </w:rPr>
-        <w:lastRenderedPageBreak/>
         <w:t xml:space="preserve">Endpoint ≠ </w:t>
       </w:r>
       <w:proofErr w:type="spellStart"/>
@@ -8131,6 +8489,7 @@
           <w:sz w:val="28"/>
           <w:szCs w:val="28"/>
         </w:rPr>
+        <w:lastRenderedPageBreak/>
         <w:t>It forwards Ethernet frames</w:t>
       </w:r>
     </w:p>
@@ -8471,7 +8830,6 @@
           <w:sz w:val="32"/>
           <w:szCs w:val="32"/>
         </w:rPr>
-        <w:lastRenderedPageBreak/>
         <w:t>How a Linux Bridge Works Internally</w:t>
       </w:r>
       <w:r>
@@ -8916,6 +9274,7 @@
           <w:sz w:val="28"/>
           <w:szCs w:val="28"/>
         </w:rPr>
+        <w:lastRenderedPageBreak/>
         <w:t>Let’s say:</w:t>
       </w:r>
       <w:r>
@@ -9354,7 +9713,6 @@
           <w:sz w:val="28"/>
           <w:szCs w:val="28"/>
         </w:rPr>
-        <w:lastRenderedPageBreak/>
         <w:t>The other end attaches to docker0.</w:t>
       </w:r>
     </w:p>
@@ -9674,6 +10032,7 @@
           <w:sz w:val="28"/>
           <w:szCs w:val="28"/>
         </w:rPr>
+        <w:lastRenderedPageBreak/>
         <w:t>Docker uses both:</w:t>
       </w:r>
     </w:p>
@@ -9997,7 +10356,6 @@
           <w:sz w:val="28"/>
           <w:szCs w:val="28"/>
         </w:rPr>
-        <w:lastRenderedPageBreak/>
         <w:t>Creates a new network.</w:t>
       </w:r>
     </w:p>
@@ -10646,6 +11004,7 @@
           <w:sz w:val="28"/>
           <w:szCs w:val="28"/>
         </w:rPr>
+        <w:lastRenderedPageBreak/>
         <w:t>--internal</w:t>
       </w:r>
       <w:r>
@@ -11326,7 +11685,6 @@
           <w:sz w:val="28"/>
           <w:szCs w:val="28"/>
         </w:rPr>
-        <w:lastRenderedPageBreak/>
         <w:t>Removes unused networks. It removes everything not connected.</w:t>
       </w:r>
     </w:p>
@@ -17010,7 +17368,7 @@
   <w:abstractNum w:abstractNumId="45" w15:restartNumberingAfterBreak="0">
     <w:nsid w:val="79AA416B"/>
     <w:multiLevelType w:val="hybridMultilevel"/>
-    <w:tmpl w:val="ADFE69AE"/>
+    <w:tmpl w:val="E1D2DBB6"/>
     <w:lvl w:ilvl="0" w:tplc="04090001">
       <w:start w:val="1"/>
       <w:numFmt w:val="bullet"/>

--- a/Docker/7-network.docx
+++ b/Docker/7-network.docx
@@ -2402,6 +2402,7 @@
           <w:numId w:val="3"/>
         </w:numPr>
         <w:ind w:left="720"/>
+        <w:jc w:val="both"/>
         <w:rPr>
           <w:rFonts w:asciiTheme="majorBidi" w:hAnsiTheme="majorBidi" w:cstheme="majorBidi"/>
           <w:sz w:val="28"/>
@@ -2529,7 +2530,7 @@
           <w:p>
             <w:pPr>
               <w:spacing w:before="120" w:after="120"/>
-              <w:jc w:val="center"/>
+              <w:jc w:val="both"/>
               <w:rPr>
                 <w:rFonts w:asciiTheme="majorBidi" w:hAnsiTheme="majorBidi" w:cstheme="majorBidi"/>
                 <w:sz w:val="28"/>
@@ -2558,7 +2559,7 @@
           <w:p>
             <w:pPr>
               <w:spacing w:before="120" w:after="120"/>
-              <w:jc w:val="center"/>
+              <w:jc w:val="both"/>
               <w:cnfStyle w:val="100000000000" w:firstRow="1" w:lastRow="0" w:firstColumn="0" w:lastColumn="0" w:oddVBand="0" w:evenVBand="0" w:oddHBand="0" w:evenHBand="0" w:firstRowFirstColumn="0" w:firstRowLastColumn="0" w:lastRowFirstColumn="0" w:lastRowLastColumn="0"/>
               <w:rPr>
                 <w:rFonts w:asciiTheme="majorBidi" w:hAnsiTheme="majorBidi" w:cstheme="majorBidi"/>
@@ -2604,7 +2605,7 @@
           <w:p>
             <w:pPr>
               <w:spacing w:before="120" w:after="120"/>
-              <w:jc w:val="center"/>
+              <w:jc w:val="both"/>
               <w:cnfStyle w:val="100000000000" w:firstRow="1" w:lastRow="0" w:firstColumn="0" w:lastColumn="0" w:oddVBand="0" w:evenVBand="0" w:oddHBand="0" w:evenHBand="0" w:firstRowFirstColumn="0" w:firstRowLastColumn="0" w:lastRowFirstColumn="0" w:lastRowLastColumn="0"/>
               <w:rPr>
                 <w:rFonts w:asciiTheme="majorBidi" w:hAnsiTheme="majorBidi" w:cstheme="majorBidi"/>
@@ -2636,7 +2637,7 @@
           <w:p>
             <w:pPr>
               <w:spacing w:before="60" w:after="60"/>
-              <w:jc w:val="center"/>
+              <w:jc w:val="both"/>
               <w:rPr>
                 <w:rFonts w:asciiTheme="majorBidi" w:hAnsiTheme="majorBidi" w:cstheme="majorBidi"/>
                 <w:b/>
@@ -2665,7 +2666,7 @@
           <w:p>
             <w:pPr>
               <w:spacing w:before="60" w:after="60"/>
-              <w:jc w:val="center"/>
+              <w:jc w:val="both"/>
               <w:cnfStyle w:val="000000100000" w:firstRow="0" w:lastRow="0" w:firstColumn="0" w:lastColumn="0" w:oddVBand="0" w:evenVBand="0" w:oddHBand="1" w:evenHBand="0" w:firstRowFirstColumn="0" w:firstRowLastColumn="0" w:lastRowFirstColumn="0" w:lastRowLastColumn="0"/>
               <w:rPr>
                 <w:rFonts w:asciiTheme="majorBidi" w:hAnsiTheme="majorBidi" w:cstheme="majorBidi"/>
@@ -2691,7 +2692,7 @@
           <w:p>
             <w:pPr>
               <w:spacing w:before="60" w:after="60"/>
-              <w:jc w:val="center"/>
+              <w:jc w:val="both"/>
               <w:cnfStyle w:val="000000100000" w:firstRow="0" w:lastRow="0" w:firstColumn="0" w:lastColumn="0" w:oddVBand="0" w:evenVBand="0" w:oddHBand="1" w:evenHBand="0" w:firstRowFirstColumn="0" w:firstRowLastColumn="0" w:lastRowFirstColumn="0" w:lastRowLastColumn="0"/>
               <w:rPr>
                 <w:rFonts w:asciiTheme="majorBidi" w:hAnsiTheme="majorBidi" w:cstheme="majorBidi"/>
@@ -2720,7 +2721,7 @@
           <w:p>
             <w:pPr>
               <w:spacing w:before="60" w:after="60"/>
-              <w:jc w:val="center"/>
+              <w:jc w:val="both"/>
               <w:rPr>
                 <w:rFonts w:asciiTheme="majorBidi" w:hAnsiTheme="majorBidi" w:cstheme="majorBidi"/>
                 <w:b/>
@@ -2749,7 +2750,7 @@
           <w:p>
             <w:pPr>
               <w:spacing w:before="60" w:after="60"/>
-              <w:jc w:val="center"/>
+              <w:jc w:val="both"/>
               <w:cnfStyle w:val="000000000000" w:firstRow="0" w:lastRow="0" w:firstColumn="0" w:lastColumn="0" w:oddVBand="0" w:evenVBand="0" w:oddHBand="0" w:evenHBand="0" w:firstRowFirstColumn="0" w:firstRowLastColumn="0" w:lastRowFirstColumn="0" w:lastRowLastColumn="0"/>
               <w:rPr>
                 <w:rFonts w:asciiTheme="majorBidi" w:hAnsiTheme="majorBidi" w:cstheme="majorBidi"/>
@@ -2775,7 +2776,7 @@
           <w:p>
             <w:pPr>
               <w:spacing w:before="60" w:after="60"/>
-              <w:jc w:val="center"/>
+              <w:jc w:val="both"/>
               <w:cnfStyle w:val="000000000000" w:firstRow="0" w:lastRow="0" w:firstColumn="0" w:lastColumn="0" w:oddVBand="0" w:evenVBand="0" w:oddHBand="0" w:evenHBand="0" w:firstRowFirstColumn="0" w:firstRowLastColumn="0" w:lastRowFirstColumn="0" w:lastRowLastColumn="0"/>
               <w:rPr>
                 <w:rFonts w:asciiTheme="majorBidi" w:hAnsiTheme="majorBidi" w:cstheme="majorBidi"/>
@@ -2807,7 +2808,7 @@
           <w:p>
             <w:pPr>
               <w:spacing w:before="60" w:after="60"/>
-              <w:jc w:val="center"/>
+              <w:jc w:val="both"/>
               <w:rPr>
                 <w:rFonts w:asciiTheme="majorBidi" w:hAnsiTheme="majorBidi" w:cstheme="majorBidi"/>
                 <w:b/>
@@ -2836,7 +2837,7 @@
           <w:p>
             <w:pPr>
               <w:spacing w:before="60" w:after="60"/>
-              <w:jc w:val="center"/>
+              <w:jc w:val="both"/>
               <w:cnfStyle w:val="000000100000" w:firstRow="0" w:lastRow="0" w:firstColumn="0" w:lastColumn="0" w:oddVBand="0" w:evenVBand="0" w:oddHBand="1" w:evenHBand="0" w:firstRowFirstColumn="0" w:firstRowLastColumn="0" w:lastRowFirstColumn="0" w:lastRowLastColumn="0"/>
               <w:rPr>
                 <w:rFonts w:asciiTheme="majorBidi" w:hAnsiTheme="majorBidi" w:cstheme="majorBidi"/>
@@ -2879,7 +2880,7 @@
           <w:p>
             <w:pPr>
               <w:spacing w:before="60" w:after="60"/>
-              <w:jc w:val="center"/>
+              <w:jc w:val="both"/>
               <w:cnfStyle w:val="000000100000" w:firstRow="0" w:lastRow="0" w:firstColumn="0" w:lastColumn="0" w:oddVBand="0" w:evenVBand="0" w:oddHBand="1" w:evenHBand="0" w:firstRowFirstColumn="0" w:firstRowLastColumn="0" w:lastRowFirstColumn="0" w:lastRowLastColumn="0"/>
               <w:rPr>
                 <w:rFonts w:asciiTheme="majorBidi" w:hAnsiTheme="majorBidi" w:cstheme="majorBidi"/>
@@ -2908,7 +2909,7 @@
           <w:p>
             <w:pPr>
               <w:spacing w:before="60" w:after="60"/>
-              <w:jc w:val="center"/>
+              <w:jc w:val="both"/>
               <w:rPr>
                 <w:rFonts w:asciiTheme="majorBidi" w:hAnsiTheme="majorBidi" w:cstheme="majorBidi"/>
                 <w:b/>
@@ -2937,7 +2938,7 @@
           <w:p>
             <w:pPr>
               <w:spacing w:before="60" w:after="60"/>
-              <w:jc w:val="center"/>
+              <w:jc w:val="both"/>
               <w:cnfStyle w:val="000000000000" w:firstRow="0" w:lastRow="0" w:firstColumn="0" w:lastColumn="0" w:oddVBand="0" w:evenVBand="0" w:oddHBand="0" w:evenHBand="0" w:firstRowFirstColumn="0" w:firstRowLastColumn="0" w:lastRowFirstColumn="0" w:lastRowLastColumn="0"/>
               <w:rPr>
                 <w:rFonts w:asciiTheme="majorBidi" w:hAnsiTheme="majorBidi" w:cstheme="majorBidi"/>
@@ -2963,7 +2964,7 @@
           <w:p>
             <w:pPr>
               <w:spacing w:before="60" w:after="60"/>
-              <w:jc w:val="center"/>
+              <w:jc w:val="both"/>
               <w:cnfStyle w:val="000000000000" w:firstRow="0" w:lastRow="0" w:firstColumn="0" w:lastColumn="0" w:oddVBand="0" w:evenVBand="0" w:oddHBand="0" w:evenHBand="0" w:firstRowFirstColumn="0" w:firstRowLastColumn="0" w:lastRowFirstColumn="0" w:lastRowLastColumn="0"/>
               <w:rPr>
                 <w:rFonts w:asciiTheme="majorBidi" w:hAnsiTheme="majorBidi" w:cstheme="majorBidi"/>
@@ -2996,7 +2997,7 @@
           <w:p>
             <w:pPr>
               <w:spacing w:before="60" w:after="60"/>
-              <w:jc w:val="center"/>
+              <w:jc w:val="both"/>
               <w:rPr>
                 <w:rFonts w:asciiTheme="majorBidi" w:hAnsiTheme="majorBidi" w:cstheme="majorBidi"/>
                 <w:b/>
@@ -3025,7 +3026,7 @@
           <w:p>
             <w:pPr>
               <w:spacing w:before="60" w:after="60"/>
-              <w:jc w:val="center"/>
+              <w:jc w:val="both"/>
               <w:cnfStyle w:val="000000100000" w:firstRow="0" w:lastRow="0" w:firstColumn="0" w:lastColumn="0" w:oddVBand="0" w:evenVBand="0" w:oddHBand="1" w:evenHBand="0" w:firstRowFirstColumn="0" w:firstRowLastColumn="0" w:lastRowFirstColumn="0" w:lastRowLastColumn="0"/>
               <w:rPr>
                 <w:rFonts w:asciiTheme="majorBidi" w:hAnsiTheme="majorBidi" w:cstheme="majorBidi"/>
@@ -3051,7 +3052,7 @@
           <w:p>
             <w:pPr>
               <w:spacing w:before="60" w:after="60"/>
-              <w:jc w:val="center"/>
+              <w:jc w:val="both"/>
               <w:cnfStyle w:val="000000100000" w:firstRow="0" w:lastRow="0" w:firstColumn="0" w:lastColumn="0" w:oddVBand="0" w:evenVBand="0" w:oddHBand="1" w:evenHBand="0" w:firstRowFirstColumn="0" w:firstRowLastColumn="0" w:lastRowFirstColumn="0" w:lastRowLastColumn="0"/>
               <w:rPr>
                 <w:rFonts w:asciiTheme="majorBidi" w:hAnsiTheme="majorBidi" w:cstheme="majorBidi"/>
@@ -3106,7 +3107,7 @@
           <w:p>
             <w:pPr>
               <w:spacing w:before="60" w:after="60"/>
-              <w:jc w:val="center"/>
+              <w:jc w:val="both"/>
               <w:rPr>
                 <w:rFonts w:asciiTheme="majorBidi" w:hAnsiTheme="majorBidi" w:cstheme="majorBidi"/>
                 <w:b/>
@@ -3135,7 +3136,7 @@
           <w:p>
             <w:pPr>
               <w:spacing w:before="60" w:after="60"/>
-              <w:jc w:val="center"/>
+              <w:jc w:val="both"/>
               <w:cnfStyle w:val="000000000000" w:firstRow="0" w:lastRow="0" w:firstColumn="0" w:lastColumn="0" w:oddVBand="0" w:evenVBand="0" w:oddHBand="0" w:evenHBand="0" w:firstRowFirstColumn="0" w:firstRowLastColumn="0" w:lastRowFirstColumn="0" w:lastRowLastColumn="0"/>
               <w:rPr>
                 <w:rFonts w:asciiTheme="majorBidi" w:hAnsiTheme="majorBidi" w:cstheme="majorBidi"/>
@@ -3161,7 +3162,7 @@
           <w:p>
             <w:pPr>
               <w:spacing w:before="60" w:after="60"/>
-              <w:jc w:val="center"/>
+              <w:jc w:val="both"/>
               <w:cnfStyle w:val="000000000000" w:firstRow="0" w:lastRow="0" w:firstColumn="0" w:lastColumn="0" w:oddVBand="0" w:evenVBand="0" w:oddHBand="0" w:evenHBand="0" w:firstRowFirstColumn="0" w:firstRowLastColumn="0" w:lastRowFirstColumn="0" w:lastRowLastColumn="0"/>
               <w:rPr>
                 <w:rFonts w:asciiTheme="majorBidi" w:hAnsiTheme="majorBidi" w:cstheme="majorBidi"/>
@@ -3224,7 +3225,7 @@
           <w:p>
             <w:pPr>
               <w:spacing w:before="60" w:after="60"/>
-              <w:jc w:val="center"/>
+              <w:jc w:val="both"/>
               <w:rPr>
                 <w:rFonts w:asciiTheme="majorBidi" w:hAnsiTheme="majorBidi" w:cstheme="majorBidi"/>
                 <w:b/>
@@ -3256,7 +3257,7 @@
           <w:p>
             <w:pPr>
               <w:spacing w:before="60" w:after="60"/>
-              <w:jc w:val="center"/>
+              <w:jc w:val="both"/>
               <w:cnfStyle w:val="000000100000" w:firstRow="0" w:lastRow="0" w:firstColumn="0" w:lastColumn="0" w:oddVBand="0" w:evenVBand="0" w:oddHBand="1" w:evenHBand="0" w:firstRowFirstColumn="0" w:firstRowLastColumn="0" w:lastRowFirstColumn="0" w:lastRowLastColumn="0"/>
               <w:rPr>
                 <w:rFonts w:asciiTheme="majorBidi" w:hAnsiTheme="majorBidi" w:cstheme="majorBidi"/>
@@ -3285,7 +3286,7 @@
           <w:p>
             <w:pPr>
               <w:spacing w:before="60" w:after="60"/>
-              <w:jc w:val="center"/>
+              <w:jc w:val="both"/>
               <w:cnfStyle w:val="000000100000" w:firstRow="0" w:lastRow="0" w:firstColumn="0" w:lastColumn="0" w:oddVBand="0" w:evenVBand="0" w:oddHBand="1" w:evenHBand="0" w:firstRowFirstColumn="0" w:firstRowLastColumn="0" w:lastRowFirstColumn="0" w:lastRowLastColumn="0"/>
               <w:rPr>
                 <w:rFonts w:asciiTheme="majorBidi" w:hAnsiTheme="majorBidi" w:cstheme="majorBidi"/>
@@ -3319,6 +3320,7 @@
       <w:pPr>
         <w:spacing w:after="60"/>
         <w:ind w:left="360"/>
+        <w:jc w:val="both"/>
         <w:rPr>
           <w:rFonts w:asciiTheme="majorBidi" w:hAnsiTheme="majorBidi" w:cstheme="majorBidi"/>
           <w:b/>
@@ -3347,6 +3349,7 @@
         </w:numPr>
         <w:spacing w:after="60"/>
         <w:ind w:left="720"/>
+        <w:jc w:val="both"/>
         <w:rPr>
           <w:rFonts w:asciiTheme="majorBidi" w:hAnsiTheme="majorBidi" w:cstheme="majorBidi"/>
           <w:b/>
@@ -3442,6 +3445,10 @@
       <w:r>
         <w:rPr>
           <w:rFonts w:asciiTheme="majorBidi" w:hAnsiTheme="majorBidi" w:cstheme="majorBidi"/>
+          <w:b/>
+          <w:bCs/>
+          <w:i/>
+          <w:iCs/>
           <w:sz w:val="28"/>
           <w:szCs w:val="28"/>
         </w:rPr>
@@ -3454,6 +3461,7 @@
       <w:pPr>
         <w:spacing w:after="60"/>
         <w:ind w:left="720"/>
+        <w:jc w:val="both"/>
         <w:rPr>
           <w:rFonts w:asciiTheme="majorBidi" w:hAnsiTheme="majorBidi" w:cstheme="majorBidi"/>
           <w:sz w:val="28"/>
@@ -3479,6 +3487,7 @@
           <w:numId w:val="48"/>
         </w:numPr>
         <w:ind w:left="1080"/>
+        <w:jc w:val="both"/>
         <w:rPr>
           <w:rFonts w:asciiTheme="majorBidi" w:hAnsiTheme="majorBidi" w:cstheme="majorBidi"/>
           <w:sz w:val="28"/>
@@ -3514,6 +3523,7 @@
           <w:numId w:val="48"/>
         </w:numPr>
         <w:ind w:left="1080"/>
+        <w:jc w:val="both"/>
         <w:rPr>
           <w:rFonts w:asciiTheme="majorBidi" w:hAnsiTheme="majorBidi" w:cstheme="majorBidi"/>
           <w:sz w:val="28"/>
@@ -3545,6 +3555,7 @@
       <w:pPr>
         <w:pStyle w:val="ListParagraph"/>
         <w:ind w:left="1080"/>
+        <w:jc w:val="both"/>
         <w:rPr>
           <w:rFonts w:asciiTheme="majorBidi" w:hAnsiTheme="majorBidi" w:cstheme="majorBidi"/>
           <w:sz w:val="4"/>
@@ -3560,6 +3571,7 @@
           <w:numId w:val="47"/>
         </w:numPr>
         <w:ind w:left="720"/>
+        <w:jc w:val="both"/>
         <w:rPr>
           <w:rFonts w:asciiTheme="majorBidi" w:hAnsiTheme="majorBidi" w:cstheme="majorBidi"/>
           <w:b/>
@@ -3638,6 +3650,7 @@
     <w:p>
       <w:pPr>
         <w:pStyle w:val="ListParagraph"/>
+        <w:jc w:val="both"/>
         <w:rPr>
           <w:rFonts w:asciiTheme="majorBidi" w:hAnsiTheme="majorBidi" w:cstheme="majorBidi"/>
           <w:b/>
@@ -4389,18 +4402,7 @@
           <w:szCs w:val="28"/>
           <w:lang w:bidi="fa-IR"/>
         </w:rPr>
-        <w:t>Promiscuous mode</w:t>
-      </w:r>
-      <w:r>
-        <w:rPr>
-          <w:rFonts w:asciiTheme="majorBidi" w:hAnsiTheme="majorBidi" w:cstheme="majorBidi"/>
-          <w:b/>
-          <w:bCs/>
-          <w:sz w:val="28"/>
-          <w:szCs w:val="28"/>
-          <w:lang w:bidi="fa-IR"/>
-        </w:rPr>
-        <w:t>:</w:t>
+        <w:t>Promiscuous mode:</w:t>
       </w:r>
     </w:p>
     <w:p>
@@ -4449,6 +4451,7 @@
       <w:pPr>
         <w:spacing w:after="60"/>
         <w:ind w:left="360"/>
+        <w:jc w:val="both"/>
         <w:rPr>
           <w:rFonts w:asciiTheme="majorBidi" w:hAnsiTheme="majorBidi" w:cstheme="majorBidi"/>
           <w:sz w:val="28"/>
@@ -4488,6 +4491,7 @@
       <w:pPr>
         <w:spacing w:after="60"/>
         <w:ind w:left="360"/>
+        <w:jc w:val="both"/>
         <w:rPr>
           <w:rFonts w:asciiTheme="majorBidi" w:hAnsiTheme="majorBidi" w:cstheme="majorBidi"/>
           <w:sz w:val="28"/>
@@ -4513,6 +4517,7 @@
           <w:numId w:val="7"/>
         </w:numPr>
         <w:ind w:left="720"/>
+        <w:jc w:val="both"/>
         <w:rPr>
           <w:rFonts w:asciiTheme="majorBidi" w:hAnsiTheme="majorBidi" w:cstheme="majorBidi"/>
           <w:sz w:val="28"/>
@@ -4538,6 +4543,7 @@
           <w:numId w:val="7"/>
         </w:numPr>
         <w:ind w:left="720"/>
+        <w:jc w:val="both"/>
         <w:rPr>
           <w:rFonts w:asciiTheme="majorBidi" w:hAnsiTheme="majorBidi" w:cstheme="majorBidi"/>
           <w:sz w:val="28"/>
@@ -4564,6 +4570,7 @@
         </w:numPr>
         <w:spacing w:after="60"/>
         <w:ind w:left="720"/>
+        <w:jc w:val="both"/>
         <w:rPr>
           <w:rFonts w:asciiTheme="majorBidi" w:hAnsiTheme="majorBidi" w:cstheme="majorBidi"/>
           <w:sz w:val="28"/>
@@ -4585,6 +4592,7 @@
       <w:pPr>
         <w:spacing w:after="60"/>
         <w:ind w:left="360"/>
+        <w:jc w:val="both"/>
         <w:rPr>
           <w:rFonts w:asciiTheme="majorBidi" w:hAnsiTheme="majorBidi" w:cstheme="majorBidi"/>
           <w:sz w:val="28"/>
@@ -4626,6 +4634,7 @@
       <w:pPr>
         <w:spacing w:after="60"/>
         <w:ind w:left="360"/>
+        <w:jc w:val="both"/>
         <w:rPr>
           <w:rFonts w:asciiTheme="majorBidi" w:hAnsiTheme="majorBidi" w:cstheme="majorBidi"/>
           <w:sz w:val="28"/>
@@ -4647,6 +4656,7 @@
       <w:pPr>
         <w:spacing w:after="60"/>
         <w:ind w:left="360"/>
+        <w:jc w:val="both"/>
         <w:rPr>
           <w:rFonts w:asciiTheme="majorBidi" w:hAnsiTheme="majorBidi" w:cstheme="majorBidi"/>
           <w:sz w:val="28"/>
@@ -4674,6 +4684,7 @@
           <w:numId w:val="7"/>
         </w:numPr>
         <w:ind w:left="720"/>
+        <w:jc w:val="both"/>
         <w:rPr>
           <w:rFonts w:asciiTheme="majorBidi" w:hAnsiTheme="majorBidi" w:cstheme="majorBidi"/>
           <w:sz w:val="28"/>
@@ -4699,6 +4710,7 @@
           <w:numId w:val="7"/>
         </w:numPr>
         <w:ind w:left="720"/>
+        <w:jc w:val="both"/>
         <w:rPr>
           <w:rFonts w:asciiTheme="majorBidi" w:hAnsiTheme="majorBidi" w:cstheme="majorBidi"/>
           <w:sz w:val="28"/>
@@ -4730,6 +4742,7 @@
     <w:p>
       <w:pPr>
         <w:pStyle w:val="ListParagraph"/>
+        <w:jc w:val="both"/>
         <w:rPr>
           <w:rFonts w:asciiTheme="majorBidi" w:hAnsiTheme="majorBidi" w:cstheme="majorBidi"/>
           <w:sz w:val="8"/>
@@ -5140,6 +5153,7 @@
     </w:p>
     <w:p>
       <w:pPr>
+        <w:spacing w:after="60"/>
         <w:jc w:val="both"/>
         <w:rPr>
           <w:rFonts w:asciiTheme="majorBidi" w:hAnsiTheme="majorBidi" w:cstheme="majorBidi"/>
@@ -5246,6 +5260,7 @@
     </w:p>
     <w:p>
       <w:pPr>
+        <w:spacing w:after="60"/>
         <w:jc w:val="both"/>
         <w:rPr>
           <w:rFonts w:asciiTheme="majorBidi" w:hAnsiTheme="majorBidi" w:cstheme="majorBidi"/>
@@ -8096,6 +8111,7 @@
     </w:p>
     <w:p>
       <w:pPr>
+        <w:jc w:val="both"/>
         <w:rPr>
           <w:rFonts w:asciiTheme="majorBidi" w:hAnsiTheme="majorBidi" w:cstheme="majorBidi"/>
           <w:b/>
@@ -8145,6 +8161,7 @@
           <w:numId w:val="25"/>
         </w:numPr>
         <w:ind w:left="360"/>
+        <w:jc w:val="both"/>
         <w:rPr>
           <w:rFonts w:asciiTheme="majorBidi" w:hAnsiTheme="majorBidi" w:cstheme="majorBidi"/>
           <w:sz w:val="28"/>
@@ -8168,6 +8185,7 @@
           <w:numId w:val="25"/>
         </w:numPr>
         <w:ind w:left="360"/>
+        <w:jc w:val="both"/>
         <w:rPr>
           <w:rFonts w:asciiTheme="majorBidi" w:hAnsiTheme="majorBidi" w:cstheme="majorBidi"/>
           <w:sz w:val="28"/>
@@ -8191,6 +8209,7 @@
           <w:numId w:val="25"/>
         </w:numPr>
         <w:ind w:left="360"/>
+        <w:jc w:val="both"/>
         <w:rPr>
           <w:rFonts w:asciiTheme="majorBidi" w:hAnsiTheme="majorBidi" w:cstheme="majorBidi"/>
           <w:sz w:val="28"/>
@@ -8208,6 +8227,7 @@
     </w:p>
     <w:p>
       <w:pPr>
+        <w:jc w:val="both"/>
         <w:rPr>
           <w:rFonts w:asciiTheme="majorBidi" w:hAnsiTheme="majorBidi" w:cstheme="majorBidi"/>
           <w:b/>
@@ -8235,6 +8255,7 @@
           <w:numId w:val="26"/>
         </w:numPr>
         <w:ind w:left="360"/>
+        <w:jc w:val="both"/>
         <w:rPr>
           <w:rFonts w:asciiTheme="majorBidi" w:hAnsiTheme="majorBidi" w:cstheme="majorBidi"/>
           <w:sz w:val="28"/>
@@ -8268,6 +8289,7 @@
           <w:numId w:val="26"/>
         </w:numPr>
         <w:ind w:left="360"/>
+        <w:jc w:val="both"/>
         <w:rPr>
           <w:rFonts w:asciiTheme="majorBidi" w:hAnsiTheme="majorBidi" w:cstheme="majorBidi"/>
           <w:sz w:val="28"/>
@@ -8291,6 +8313,7 @@
           <w:numId w:val="26"/>
         </w:numPr>
         <w:ind w:left="360"/>
+        <w:jc w:val="both"/>
         <w:rPr>
           <w:rFonts w:asciiTheme="majorBidi" w:hAnsiTheme="majorBidi" w:cstheme="majorBidi"/>
           <w:sz w:val="28"/>
@@ -8314,6 +8337,7 @@
           <w:numId w:val="26"/>
         </w:numPr>
         <w:ind w:left="360"/>
+        <w:jc w:val="both"/>
         <w:rPr>
           <w:rFonts w:asciiTheme="majorBidi" w:hAnsiTheme="majorBidi" w:cstheme="majorBidi"/>
           <w:sz w:val="28"/>
@@ -8347,6 +8371,7 @@
           <w:numId w:val="26"/>
         </w:numPr>
         <w:ind w:left="360"/>
+        <w:jc w:val="both"/>
         <w:rPr>
           <w:rFonts w:asciiTheme="majorBidi" w:hAnsiTheme="majorBidi" w:cstheme="majorBidi"/>
           <w:sz w:val="28"/>
@@ -8364,6 +8389,7 @@
     </w:p>
     <w:p>
       <w:pPr>
+        <w:jc w:val="both"/>
         <w:rPr>
           <w:rFonts w:asciiTheme="majorBidi" w:hAnsiTheme="majorBidi" w:cstheme="majorBidi"/>
           <w:sz w:val="28"/>
@@ -8407,6 +8433,7 @@
     </w:p>
     <w:p>
       <w:pPr>
+        <w:jc w:val="both"/>
         <w:rPr>
           <w:rFonts w:asciiTheme="majorBidi" w:hAnsiTheme="majorBidi" w:cstheme="majorBidi"/>
           <w:b/>
@@ -8438,6 +8465,7 @@
     </w:p>
     <w:p>
       <w:pPr>
+        <w:jc w:val="both"/>
         <w:rPr>
           <w:rFonts w:asciiTheme="majorBidi" w:hAnsiTheme="majorBidi" w:cstheme="majorBidi"/>
           <w:sz w:val="28"/>
@@ -8477,6 +8505,7 @@
           <w:numId w:val="27"/>
         </w:numPr>
         <w:ind w:left="360"/>
+        <w:jc w:val="both"/>
         <w:rPr>
           <w:rFonts w:asciiTheme="majorBidi" w:hAnsiTheme="majorBidi" w:cstheme="majorBidi"/>
           <w:sz w:val="28"/>
@@ -8501,6 +8530,7 @@
           <w:numId w:val="27"/>
         </w:numPr>
         <w:ind w:left="360"/>
+        <w:jc w:val="both"/>
         <w:rPr>
           <w:rFonts w:asciiTheme="majorBidi" w:hAnsiTheme="majorBidi" w:cstheme="majorBidi"/>
           <w:sz w:val="28"/>
@@ -8524,6 +8554,7 @@
           <w:numId w:val="27"/>
         </w:numPr>
         <w:ind w:left="360"/>
+        <w:jc w:val="both"/>
         <w:rPr>
           <w:rFonts w:asciiTheme="majorBidi" w:hAnsiTheme="majorBidi" w:cstheme="majorBidi"/>
           <w:sz w:val="28"/>
@@ -8541,6 +8572,7 @@
     </w:p>
     <w:p>
       <w:pPr>
+        <w:jc w:val="both"/>
         <w:rPr>
           <w:rFonts w:asciiTheme="majorBidi" w:hAnsiTheme="majorBidi" w:cstheme="majorBidi"/>
           <w:sz w:val="28"/>
@@ -8576,6 +8608,7 @@
     </w:p>
     <w:p>
       <w:pPr>
+        <w:jc w:val="both"/>
         <w:rPr>
           <w:rFonts w:asciiTheme="majorBidi" w:hAnsiTheme="majorBidi" w:cstheme="majorBidi"/>
           <w:sz w:val="28"/>
@@ -8599,6 +8632,7 @@
           <w:numId w:val="28"/>
         </w:numPr>
         <w:ind w:left="360"/>
+        <w:jc w:val="both"/>
         <w:rPr>
           <w:rFonts w:asciiTheme="majorBidi" w:hAnsiTheme="majorBidi" w:cstheme="majorBidi"/>
           <w:sz w:val="28"/>
@@ -8622,6 +8656,7 @@
           <w:numId w:val="28"/>
         </w:numPr>
         <w:ind w:left="360"/>
+        <w:jc w:val="both"/>
         <w:rPr>
           <w:rFonts w:asciiTheme="majorBidi" w:hAnsiTheme="majorBidi" w:cstheme="majorBidi"/>
           <w:sz w:val="28"/>
@@ -8645,6 +8680,7 @@
           <w:numId w:val="28"/>
         </w:numPr>
         <w:ind w:left="360"/>
+        <w:jc w:val="both"/>
         <w:rPr>
           <w:rFonts w:asciiTheme="majorBidi" w:hAnsiTheme="majorBidi" w:cstheme="majorBidi"/>
           <w:sz w:val="28"/>
@@ -8662,6 +8698,7 @@
     </w:p>
     <w:p>
       <w:pPr>
+        <w:jc w:val="both"/>
         <w:rPr>
           <w:rFonts w:asciiTheme="majorBidi" w:hAnsiTheme="majorBidi" w:cstheme="majorBidi"/>
           <w:sz w:val="28"/>
@@ -8711,6 +8748,7 @@
     </w:p>
     <w:p>
       <w:pPr>
+        <w:jc w:val="both"/>
         <w:rPr>
           <w:rFonts w:asciiTheme="majorBidi" w:hAnsiTheme="majorBidi" w:cstheme="majorBidi"/>
           <w:sz w:val="28"/>
@@ -8734,6 +8772,7 @@
           <w:numId w:val="29"/>
         </w:numPr>
         <w:ind w:left="360"/>
+        <w:jc w:val="both"/>
         <w:rPr>
           <w:rFonts w:asciiTheme="majorBidi" w:hAnsiTheme="majorBidi" w:cstheme="majorBidi"/>
           <w:sz w:val="28"/>
@@ -8757,6 +8796,7 @@
           <w:numId w:val="29"/>
         </w:numPr>
         <w:ind w:left="360"/>
+        <w:jc w:val="both"/>
         <w:rPr>
           <w:rFonts w:asciiTheme="majorBidi" w:hAnsiTheme="majorBidi" w:cstheme="majorBidi"/>
           <w:sz w:val="28"/>
@@ -8780,6 +8820,7 @@
           <w:numId w:val="29"/>
         </w:numPr>
         <w:ind w:left="360"/>
+        <w:jc w:val="both"/>
         <w:rPr>
           <w:rFonts w:asciiTheme="majorBidi" w:hAnsiTheme="majorBidi" w:cstheme="majorBidi"/>
           <w:sz w:val="28"/>
@@ -8797,6 +8838,7 @@
     </w:p>
     <w:p>
       <w:pPr>
+        <w:jc w:val="both"/>
         <w:rPr>
           <w:rFonts w:asciiTheme="majorBidi" w:hAnsiTheme="majorBidi" w:cstheme="majorBidi"/>
           <w:sz w:val="28"/>
@@ -8814,6 +8856,7 @@
     </w:p>
     <w:p>
       <w:pPr>
+        <w:jc w:val="both"/>
         <w:rPr>
           <w:rFonts w:asciiTheme="majorBidi" w:hAnsiTheme="majorBidi" w:cstheme="majorBidi"/>
           <w:b/>
@@ -8845,6 +8888,7 @@
     </w:p>
     <w:p>
       <w:pPr>
+        <w:jc w:val="both"/>
         <w:rPr>
           <w:rFonts w:asciiTheme="majorBidi" w:hAnsiTheme="majorBidi" w:cstheme="majorBidi"/>
           <w:sz w:val="28"/>
@@ -8862,6 +8906,7 @@
     </w:p>
     <w:p>
       <w:pPr>
+        <w:jc w:val="both"/>
         <w:rPr>
           <w:rFonts w:asciiTheme="majorBidi" w:hAnsiTheme="majorBidi" w:cstheme="majorBidi"/>
           <w:b/>
@@ -8957,6 +9002,7 @@
     </w:p>
     <w:p>
       <w:pPr>
+        <w:jc w:val="both"/>
         <w:rPr>
           <w:rFonts w:asciiTheme="majorBidi" w:hAnsiTheme="majorBidi" w:cstheme="majorBidi"/>
           <w:sz w:val="28"/>
@@ -8975,6 +9021,7 @@
     <w:p>
       <w:pPr>
         <w:spacing w:after="60"/>
+        <w:jc w:val="both"/>
         <w:rPr>
           <w:rFonts w:asciiTheme="majorBidi" w:hAnsiTheme="majorBidi" w:cstheme="majorBidi"/>
           <w:sz w:val="28"/>
@@ -8993,6 +9040,7 @@
     <w:p>
       <w:pPr>
         <w:spacing w:after="0"/>
+        <w:jc w:val="both"/>
         <w:rPr>
           <w:rFonts w:asciiTheme="majorBidi" w:hAnsiTheme="majorBidi" w:cstheme="majorBidi"/>
           <w:b/>
@@ -9033,6 +9081,7 @@
     <w:p>
       <w:pPr>
         <w:spacing w:after="60"/>
+        <w:jc w:val="both"/>
         <w:rPr>
           <w:rFonts w:asciiTheme="majorBidi" w:hAnsiTheme="majorBidi" w:cstheme="majorBidi"/>
           <w:b/>
@@ -9072,6 +9121,7 @@
     </w:p>
     <w:p>
       <w:pPr>
+        <w:jc w:val="both"/>
         <w:rPr>
           <w:rFonts w:asciiTheme="majorBidi" w:hAnsiTheme="majorBidi" w:cstheme="majorBidi"/>
           <w:sz w:val="28"/>
@@ -9129,6 +9179,7 @@
     </w:p>
     <w:p>
       <w:pPr>
+        <w:jc w:val="both"/>
         <w:rPr>
           <w:rFonts w:asciiTheme="majorBidi" w:hAnsiTheme="majorBidi" w:cstheme="majorBidi"/>
           <w:sz w:val="28"/>
@@ -9168,6 +9219,7 @@
           <w:numId w:val="30"/>
         </w:numPr>
         <w:ind w:left="360"/>
+        <w:jc w:val="both"/>
         <w:rPr>
           <w:rFonts w:asciiTheme="majorBidi" w:hAnsiTheme="majorBidi" w:cstheme="majorBidi"/>
           <w:sz w:val="28"/>
@@ -9191,6 +9243,7 @@
           <w:numId w:val="30"/>
         </w:numPr>
         <w:ind w:left="360"/>
+        <w:jc w:val="both"/>
         <w:rPr>
           <w:rFonts w:asciiTheme="majorBidi" w:hAnsiTheme="majorBidi" w:cstheme="majorBidi"/>
           <w:sz w:val="28"/>
@@ -9208,6 +9261,7 @@
     </w:p>
     <w:p>
       <w:pPr>
+        <w:jc w:val="both"/>
         <w:rPr>
           <w:rFonts w:asciiTheme="majorBidi" w:hAnsiTheme="majorBidi" w:cstheme="majorBidi"/>
           <w:sz w:val="28"/>
@@ -9241,6 +9295,7 @@
     </w:p>
     <w:p>
       <w:pPr>
+        <w:jc w:val="both"/>
         <w:rPr>
           <w:rFonts w:asciiTheme="majorBidi" w:hAnsiTheme="majorBidi" w:cstheme="majorBidi"/>
           <w:b/>
@@ -9262,19 +9317,19 @@
     </w:p>
     <w:p>
       <w:pPr>
-        <w:rPr>
-          <w:rFonts w:asciiTheme="majorBidi" w:hAnsiTheme="majorBidi" w:cstheme="majorBidi"/>
-          <w:sz w:val="28"/>
-          <w:szCs w:val="28"/>
-        </w:rPr>
-      </w:pPr>
-      <w:r>
-        <w:rPr>
-          <w:rFonts w:asciiTheme="majorBidi" w:hAnsiTheme="majorBidi" w:cstheme="majorBidi"/>
-          <w:sz w:val="28"/>
-          <w:szCs w:val="28"/>
-        </w:rPr>
-        <w:lastRenderedPageBreak/>
+        <w:jc w:val="both"/>
+        <w:rPr>
+          <w:rFonts w:asciiTheme="majorBidi" w:hAnsiTheme="majorBidi" w:cstheme="majorBidi"/>
+          <w:sz w:val="28"/>
+          <w:szCs w:val="28"/>
+        </w:rPr>
+      </w:pPr>
+      <w:r>
+        <w:rPr>
+          <w:rFonts w:asciiTheme="majorBidi" w:hAnsiTheme="majorBidi" w:cstheme="majorBidi"/>
+          <w:sz w:val="28"/>
+          <w:szCs w:val="28"/>
+        </w:rPr>
         <w:t>Let’s say:</w:t>
       </w:r>
       <w:r>
@@ -9318,6 +9373,7 @@
           <w:numId w:val="32"/>
         </w:numPr>
         <w:ind w:left="360"/>
+        <w:jc w:val="both"/>
         <w:rPr>
           <w:rFonts w:asciiTheme="majorBidi" w:hAnsiTheme="majorBidi" w:cstheme="majorBidi"/>
           <w:sz w:val="28"/>
@@ -9341,18 +9397,20 @@
           <w:numId w:val="32"/>
         </w:numPr>
         <w:ind w:left="360"/>
-        <w:rPr>
-          <w:rFonts w:asciiTheme="majorBidi" w:hAnsiTheme="majorBidi" w:cstheme="majorBidi"/>
-          <w:sz w:val="28"/>
-          <w:szCs w:val="28"/>
-        </w:rPr>
-      </w:pPr>
-      <w:r>
-        <w:rPr>
-          <w:rFonts w:asciiTheme="majorBidi" w:hAnsiTheme="majorBidi" w:cstheme="majorBidi"/>
-          <w:sz w:val="28"/>
-          <w:szCs w:val="28"/>
-        </w:rPr>
+        <w:jc w:val="both"/>
+        <w:rPr>
+          <w:rFonts w:asciiTheme="majorBidi" w:hAnsiTheme="majorBidi" w:cstheme="majorBidi"/>
+          <w:sz w:val="28"/>
+          <w:szCs w:val="28"/>
+        </w:rPr>
+      </w:pPr>
+      <w:r>
+        <w:rPr>
+          <w:rFonts w:asciiTheme="majorBidi" w:hAnsiTheme="majorBidi" w:cstheme="majorBidi"/>
+          <w:sz w:val="28"/>
+          <w:szCs w:val="28"/>
+        </w:rPr>
+        <w:lastRenderedPageBreak/>
         <w:t xml:space="preserve">Frame goes through its </w:t>
       </w:r>
       <w:proofErr w:type="spellStart"/>
@@ -9382,6 +9440,7 @@
           <w:numId w:val="32"/>
         </w:numPr>
         <w:ind w:left="360"/>
+        <w:jc w:val="both"/>
         <w:rPr>
           <w:rFonts w:asciiTheme="majorBidi" w:hAnsiTheme="majorBidi" w:cstheme="majorBidi"/>
           <w:sz w:val="28"/>
@@ -9405,6 +9464,7 @@
           <w:numId w:val="32"/>
         </w:numPr>
         <w:ind w:left="360"/>
+        <w:jc w:val="both"/>
         <w:rPr>
           <w:rFonts w:asciiTheme="majorBidi" w:hAnsiTheme="majorBidi" w:cstheme="majorBidi"/>
           <w:sz w:val="28"/>
@@ -9428,6 +9488,7 @@
           <w:numId w:val="32"/>
         </w:numPr>
         <w:ind w:left="360"/>
+        <w:jc w:val="both"/>
         <w:rPr>
           <w:rFonts w:asciiTheme="majorBidi" w:hAnsiTheme="majorBidi" w:cstheme="majorBidi"/>
           <w:sz w:val="28"/>
@@ -9469,6 +9530,7 @@
           <w:numId w:val="33"/>
         </w:numPr>
         <w:ind w:left="360"/>
+        <w:jc w:val="both"/>
         <w:rPr>
           <w:rFonts w:asciiTheme="majorBidi" w:hAnsiTheme="majorBidi" w:cstheme="majorBidi"/>
           <w:sz w:val="28"/>
@@ -9492,6 +9554,7 @@
           <w:numId w:val="33"/>
         </w:numPr>
         <w:ind w:left="360"/>
+        <w:jc w:val="both"/>
         <w:rPr>
           <w:rFonts w:asciiTheme="majorBidi" w:hAnsiTheme="majorBidi" w:cstheme="majorBidi"/>
           <w:sz w:val="28"/>
@@ -9515,6 +9578,7 @@
           <w:numId w:val="33"/>
         </w:numPr>
         <w:ind w:left="360"/>
+        <w:jc w:val="both"/>
         <w:rPr>
           <w:rFonts w:asciiTheme="majorBidi" w:hAnsiTheme="majorBidi" w:cstheme="majorBidi"/>
           <w:sz w:val="28"/>
@@ -9532,6 +9596,7 @@
     </w:p>
     <w:p>
       <w:pPr>
+        <w:jc w:val="both"/>
         <w:rPr>
           <w:rFonts w:asciiTheme="majorBidi" w:hAnsiTheme="majorBidi" w:cstheme="majorBidi"/>
           <w:sz w:val="28"/>
@@ -9549,6 +9614,7 @@
     </w:p>
     <w:p>
       <w:pPr>
+        <w:jc w:val="both"/>
         <w:rPr>
           <w:rFonts w:asciiTheme="majorBidi" w:hAnsiTheme="majorBidi" w:cstheme="majorBidi"/>
           <w:b/>
@@ -9580,6 +9646,7 @@
     </w:p>
     <w:p>
       <w:pPr>
+        <w:jc w:val="both"/>
         <w:rPr>
           <w:rFonts w:asciiTheme="majorBidi" w:hAnsiTheme="majorBidi" w:cstheme="majorBidi"/>
           <w:sz w:val="28"/>
@@ -9597,6 +9664,7 @@
     </w:p>
     <w:p>
       <w:pPr>
+        <w:jc w:val="both"/>
         <w:rPr>
           <w:rFonts w:asciiTheme="majorBidi" w:hAnsiTheme="majorBidi" w:cstheme="majorBidi"/>
           <w:sz w:val="28"/>
@@ -9614,6 +9682,7 @@
     </w:p>
     <w:p>
       <w:pPr>
+        <w:jc w:val="both"/>
         <w:rPr>
           <w:rFonts w:asciiTheme="majorBidi" w:hAnsiTheme="majorBidi" w:cstheme="majorBidi"/>
           <w:sz w:val="28"/>
@@ -9637,6 +9706,7 @@
           <w:numId w:val="34"/>
         </w:numPr>
         <w:ind w:left="360"/>
+        <w:jc w:val="both"/>
         <w:rPr>
           <w:rFonts w:asciiTheme="majorBidi" w:hAnsiTheme="majorBidi" w:cstheme="majorBidi"/>
           <w:sz w:val="28"/>
@@ -9678,6 +9748,7 @@
           <w:numId w:val="34"/>
         </w:numPr>
         <w:ind w:left="360"/>
+        <w:jc w:val="both"/>
         <w:rPr>
           <w:rFonts w:asciiTheme="majorBidi" w:hAnsiTheme="majorBidi" w:cstheme="majorBidi"/>
           <w:sz w:val="28"/>
@@ -9701,6 +9772,7 @@
           <w:numId w:val="34"/>
         </w:numPr>
         <w:ind w:left="360"/>
+        <w:jc w:val="both"/>
         <w:rPr>
           <w:rFonts w:asciiTheme="majorBidi" w:hAnsiTheme="majorBidi" w:cstheme="majorBidi"/>
           <w:sz w:val="28"/>
@@ -9718,6 +9790,7 @@
     </w:p>
     <w:p>
       <w:pPr>
+        <w:jc w:val="both"/>
         <w:rPr>
           <w:rFonts w:asciiTheme="majorBidi" w:hAnsiTheme="majorBidi" w:cstheme="majorBidi"/>
           <w:sz w:val="28"/>
@@ -9735,6 +9808,7 @@
     </w:p>
     <w:p>
       <w:pPr>
+        <w:jc w:val="both"/>
         <w:rPr>
           <w:rFonts w:asciiTheme="majorBidi" w:hAnsiTheme="majorBidi" w:cstheme="majorBidi"/>
           <w:sz w:val="28"/>
@@ -9752,6 +9826,7 @@
     </w:p>
     <w:p>
       <w:pPr>
+        <w:jc w:val="both"/>
         <w:rPr>
           <w:rFonts w:asciiTheme="majorBidi" w:hAnsiTheme="majorBidi" w:cstheme="majorBidi"/>
           <w:sz w:val="28"/>
@@ -9817,6 +9892,7 @@
     </w:p>
     <w:p>
       <w:pPr>
+        <w:jc w:val="both"/>
         <w:rPr>
           <w:rFonts w:asciiTheme="majorBidi" w:hAnsiTheme="majorBidi" w:cstheme="majorBidi"/>
           <w:b/>
@@ -9848,6 +9924,7 @@
     </w:p>
     <w:p>
       <w:pPr>
+        <w:jc w:val="both"/>
         <w:rPr>
           <w:rFonts w:asciiTheme="majorBidi" w:hAnsiTheme="majorBidi" w:cstheme="majorBidi"/>
           <w:sz w:val="28"/>
@@ -9871,6 +9948,7 @@
           <w:numId w:val="36"/>
         </w:numPr>
         <w:ind w:left="360"/>
+        <w:jc w:val="both"/>
         <w:rPr>
           <w:rFonts w:asciiTheme="majorBidi" w:hAnsiTheme="majorBidi" w:cstheme="majorBidi"/>
           <w:sz w:val="28"/>
@@ -9894,6 +9972,7 @@
           <w:numId w:val="36"/>
         </w:numPr>
         <w:ind w:left="360"/>
+        <w:jc w:val="both"/>
         <w:rPr>
           <w:rFonts w:asciiTheme="majorBidi" w:hAnsiTheme="majorBidi" w:cstheme="majorBidi"/>
           <w:sz w:val="28"/>
@@ -9917,6 +9996,7 @@
           <w:numId w:val="36"/>
         </w:numPr>
         <w:ind w:left="360"/>
+        <w:jc w:val="both"/>
         <w:rPr>
           <w:rFonts w:asciiTheme="majorBidi" w:hAnsiTheme="majorBidi" w:cstheme="majorBidi"/>
           <w:sz w:val="28"/>
@@ -9934,6 +10014,7 @@
     </w:p>
     <w:p>
       <w:pPr>
+        <w:jc w:val="both"/>
         <w:rPr>
           <w:rFonts w:asciiTheme="majorBidi" w:hAnsiTheme="majorBidi" w:cstheme="majorBidi"/>
           <w:sz w:val="28"/>
@@ -9957,6 +10038,7 @@
           <w:numId w:val="35"/>
         </w:numPr>
         <w:ind w:left="360"/>
+        <w:jc w:val="both"/>
         <w:rPr>
           <w:rFonts w:asciiTheme="majorBidi" w:hAnsiTheme="majorBidi" w:cstheme="majorBidi"/>
           <w:sz w:val="28"/>
@@ -9980,6 +10062,7 @@
           <w:numId w:val="35"/>
         </w:numPr>
         <w:ind w:left="360"/>
+        <w:jc w:val="both"/>
         <w:rPr>
           <w:rFonts w:asciiTheme="majorBidi" w:hAnsiTheme="majorBidi" w:cstheme="majorBidi"/>
           <w:sz w:val="28"/>
@@ -10003,6 +10086,7 @@
           <w:numId w:val="35"/>
         </w:numPr>
         <w:ind w:left="360"/>
+        <w:jc w:val="both"/>
         <w:rPr>
           <w:rFonts w:asciiTheme="majorBidi" w:hAnsiTheme="majorBidi" w:cstheme="majorBidi"/>
           <w:sz w:val="28"/>
@@ -10020,19 +10104,19 @@
     </w:p>
     <w:p>
       <w:pPr>
-        <w:rPr>
-          <w:rFonts w:asciiTheme="majorBidi" w:hAnsiTheme="majorBidi" w:cstheme="majorBidi"/>
-          <w:sz w:val="28"/>
-          <w:szCs w:val="28"/>
-        </w:rPr>
-      </w:pPr>
-      <w:r>
-        <w:rPr>
-          <w:rFonts w:asciiTheme="majorBidi" w:hAnsiTheme="majorBidi" w:cstheme="majorBidi"/>
-          <w:sz w:val="28"/>
-          <w:szCs w:val="28"/>
-        </w:rPr>
-        <w:lastRenderedPageBreak/>
+        <w:jc w:val="both"/>
+        <w:rPr>
+          <w:rFonts w:asciiTheme="majorBidi" w:hAnsiTheme="majorBidi" w:cstheme="majorBidi"/>
+          <w:sz w:val="28"/>
+          <w:szCs w:val="28"/>
+        </w:rPr>
+      </w:pPr>
+      <w:r>
+        <w:rPr>
+          <w:rFonts w:asciiTheme="majorBidi" w:hAnsiTheme="majorBidi" w:cstheme="majorBidi"/>
+          <w:sz w:val="28"/>
+          <w:szCs w:val="28"/>
+        </w:rPr>
         <w:t>Docker uses both:</w:t>
       </w:r>
     </w:p>
@@ -10044,6 +10128,7 @@
           <w:numId w:val="37"/>
         </w:numPr>
         <w:ind w:left="360"/>
+        <w:jc w:val="both"/>
         <w:rPr>
           <w:rFonts w:asciiTheme="majorBidi" w:hAnsiTheme="majorBidi" w:cstheme="majorBidi"/>
           <w:sz w:val="28"/>
@@ -10067,6 +10152,7 @@
           <w:numId w:val="37"/>
         </w:numPr>
         <w:ind w:left="360"/>
+        <w:jc w:val="both"/>
         <w:rPr>
           <w:rFonts w:asciiTheme="majorBidi" w:hAnsiTheme="majorBidi" w:cstheme="majorBidi"/>
           <w:sz w:val="28"/>
@@ -10084,27 +10170,30 @@
     </w:p>
     <w:p>
       <w:pPr>
-        <w:rPr>
-          <w:rFonts w:asciiTheme="majorBidi" w:hAnsiTheme="majorBidi" w:cstheme="majorBidi"/>
-          <w:b/>
-          <w:bCs/>
-          <w:sz w:val="28"/>
-          <w:szCs w:val="28"/>
-        </w:rPr>
-      </w:pPr>
-      <w:r>
-        <w:rPr>
-          <w:rFonts w:asciiTheme="majorBidi" w:hAnsiTheme="majorBidi" w:cstheme="majorBidi"/>
-          <w:b/>
-          <w:bCs/>
-          <w:sz w:val="28"/>
-          <w:szCs w:val="28"/>
-        </w:rPr>
+        <w:jc w:val="both"/>
+        <w:rPr>
+          <w:rFonts w:asciiTheme="majorBidi" w:hAnsiTheme="majorBidi" w:cstheme="majorBidi"/>
+          <w:b/>
+          <w:bCs/>
+          <w:sz w:val="28"/>
+          <w:szCs w:val="28"/>
+        </w:rPr>
+      </w:pPr>
+      <w:r>
+        <w:rPr>
+          <w:rFonts w:asciiTheme="majorBidi" w:hAnsiTheme="majorBidi" w:cstheme="majorBidi"/>
+          <w:b/>
+          <w:bCs/>
+          <w:sz w:val="28"/>
+          <w:szCs w:val="28"/>
+        </w:rPr>
+        <w:lastRenderedPageBreak/>
         <w:t>Does the Bridge Have an IP?</w:t>
       </w:r>
     </w:p>
     <w:p>
       <w:pPr>
+        <w:jc w:val="both"/>
         <w:rPr>
           <w:rFonts w:asciiTheme="majorBidi" w:hAnsiTheme="majorBidi" w:cstheme="majorBidi"/>
           <w:sz w:val="28"/>
@@ -10138,6 +10227,7 @@
     </w:p>
     <w:p>
       <w:pPr>
+        <w:jc w:val="both"/>
         <w:rPr>
           <w:rFonts w:asciiTheme="majorBidi" w:hAnsiTheme="majorBidi" w:cstheme="majorBidi"/>
           <w:sz w:val="28"/>
@@ -10155,6 +10245,7 @@
     </w:p>
     <w:p>
       <w:pPr>
+        <w:jc w:val="both"/>
         <w:rPr>
           <w:rFonts w:asciiTheme="majorBidi" w:hAnsiTheme="majorBidi" w:cstheme="majorBidi"/>
           <w:sz w:val="28"/>
@@ -10178,6 +10269,7 @@
           <w:numId w:val="38"/>
         </w:numPr>
         <w:ind w:left="360"/>
+        <w:jc w:val="both"/>
         <w:rPr>
           <w:rFonts w:asciiTheme="majorBidi" w:hAnsiTheme="majorBidi" w:cstheme="majorBidi"/>
           <w:sz w:val="28"/>
@@ -10201,6 +10293,7 @@
           <w:numId w:val="38"/>
         </w:numPr>
         <w:ind w:left="360"/>
+        <w:jc w:val="both"/>
         <w:rPr>
           <w:rFonts w:asciiTheme="majorBidi" w:hAnsiTheme="majorBidi" w:cstheme="majorBidi"/>
           <w:sz w:val="28"/>
@@ -10218,6 +10311,7 @@
     </w:p>
     <w:p>
       <w:pPr>
+        <w:jc w:val="both"/>
         <w:rPr>
           <w:rFonts w:asciiTheme="majorBidi" w:hAnsiTheme="majorBidi" w:cstheme="majorBidi"/>
           <w:sz w:val="28"/>
@@ -10251,6 +10345,7 @@
     </w:p>
     <w:p>
       <w:pPr>
+        <w:jc w:val="both"/>
         <w:rPr>
           <w:rFonts w:asciiTheme="majorBidi" w:hAnsiTheme="majorBidi" w:cstheme="majorBidi"/>
           <w:b/>
@@ -10272,6 +10367,7 @@
     </w:p>
     <w:p>
       <w:pPr>
+        <w:jc w:val="both"/>
         <w:rPr>
           <w:rFonts w:asciiTheme="majorBidi" w:hAnsiTheme="majorBidi" w:cstheme="majorBidi"/>
           <w:sz w:val="28"/>
@@ -10289,6 +10385,7 @@
     </w:p>
     <w:p>
       <w:pPr>
+        <w:jc w:val="both"/>
         <w:rPr>
           <w:rFonts w:asciiTheme="majorBidi" w:hAnsiTheme="majorBidi" w:cstheme="majorBidi"/>
           <w:b/>
@@ -10317,6 +10414,7 @@
         </w:numPr>
         <w:spacing w:after="60"/>
         <w:ind w:left="360"/>
+        <w:jc w:val="both"/>
         <w:rPr>
           <w:rFonts w:asciiTheme="majorBidi" w:hAnsiTheme="majorBidi" w:cstheme="majorBidi"/>
           <w:b/>
@@ -10344,6 +10442,7 @@
       <w:pPr>
         <w:spacing w:after="60"/>
         <w:ind w:left="360"/>
+        <w:jc w:val="both"/>
         <w:rPr>
           <w:rFonts w:asciiTheme="majorBidi" w:hAnsiTheme="majorBidi" w:cstheme="majorBidi"/>
           <w:sz w:val="28"/>
@@ -10363,6 +10462,7 @@
       <w:pPr>
         <w:spacing w:after="60"/>
         <w:ind w:left="360"/>
+        <w:jc w:val="both"/>
         <w:rPr>
           <w:rFonts w:asciiTheme="majorBidi" w:hAnsiTheme="majorBidi" w:cstheme="majorBidi"/>
           <w:sz w:val="28"/>
@@ -10382,6 +10482,7 @@
       <w:pPr>
         <w:spacing w:after="60"/>
         <w:ind w:left="360"/>
+        <w:jc w:val="both"/>
         <w:rPr>
           <w:rFonts w:asciiTheme="majorBidi" w:hAnsiTheme="majorBidi" w:cstheme="majorBidi"/>
           <w:b/>
@@ -10423,6 +10524,7 @@
       <w:pPr>
         <w:spacing w:after="0"/>
         <w:ind w:left="360"/>
+        <w:jc w:val="both"/>
         <w:rPr>
           <w:rFonts w:asciiTheme="majorBidi" w:hAnsiTheme="majorBidi" w:cstheme="majorBidi"/>
           <w:sz w:val="28"/>
@@ -10447,6 +10549,7 @@
         </w:numPr>
         <w:spacing w:after="0"/>
         <w:ind w:left="720"/>
+        <w:jc w:val="both"/>
         <w:rPr>
           <w:rFonts w:asciiTheme="majorBidi" w:hAnsiTheme="majorBidi" w:cstheme="majorBidi"/>
           <w:sz w:val="28"/>
@@ -10478,6 +10581,7 @@
       <w:pPr>
         <w:spacing w:after="0"/>
         <w:ind w:left="720"/>
+        <w:jc w:val="both"/>
         <w:rPr>
           <w:rFonts w:asciiTheme="majorBidi" w:hAnsiTheme="majorBidi" w:cstheme="majorBidi"/>
           <w:b/>
@@ -10519,6 +10623,7 @@
       <w:pPr>
         <w:spacing w:after="0"/>
         <w:ind w:left="720"/>
+        <w:jc w:val="both"/>
         <w:rPr>
           <w:rFonts w:asciiTheme="majorBidi" w:hAnsiTheme="majorBidi" w:cstheme="majorBidi"/>
           <w:sz w:val="28"/>
@@ -10542,6 +10647,7 @@
           <w:numId w:val="39"/>
         </w:numPr>
         <w:ind w:left="1080"/>
+        <w:jc w:val="both"/>
         <w:rPr>
           <w:rFonts w:asciiTheme="majorBidi" w:hAnsiTheme="majorBidi" w:cstheme="majorBidi"/>
           <w:sz w:val="28"/>
@@ -10565,6 +10671,7 @@
           <w:numId w:val="39"/>
         </w:numPr>
         <w:ind w:left="1080"/>
+        <w:jc w:val="both"/>
         <w:rPr>
           <w:rFonts w:asciiTheme="majorBidi" w:hAnsiTheme="majorBidi" w:cstheme="majorBidi"/>
           <w:sz w:val="28"/>
@@ -10588,6 +10695,7 @@
           <w:numId w:val="39"/>
         </w:numPr>
         <w:ind w:left="1080"/>
+        <w:jc w:val="both"/>
         <w:rPr>
           <w:rFonts w:asciiTheme="majorBidi" w:hAnsiTheme="majorBidi" w:cstheme="majorBidi"/>
           <w:sz w:val="28"/>
@@ -10611,6 +10719,7 @@
           <w:numId w:val="39"/>
         </w:numPr>
         <w:ind w:left="1080"/>
+        <w:jc w:val="both"/>
         <w:rPr>
           <w:rFonts w:asciiTheme="majorBidi" w:hAnsiTheme="majorBidi" w:cstheme="majorBidi"/>
           <w:sz w:val="28"/>
@@ -10636,6 +10745,7 @@
           <w:numId w:val="39"/>
         </w:numPr>
         <w:ind w:left="1080"/>
+        <w:jc w:val="both"/>
         <w:rPr>
           <w:rFonts w:asciiTheme="majorBidi" w:hAnsiTheme="majorBidi" w:cstheme="majorBidi"/>
           <w:sz w:val="28"/>
@@ -10655,6 +10765,7 @@
       <w:pPr>
         <w:pStyle w:val="ListParagraph"/>
         <w:ind w:left="1080"/>
+        <w:jc w:val="both"/>
         <w:rPr>
           <w:rFonts w:asciiTheme="majorBidi" w:hAnsiTheme="majorBidi" w:cstheme="majorBidi"/>
           <w:sz w:val="6"/>
@@ -10671,6 +10782,7 @@
         </w:numPr>
         <w:spacing w:after="0"/>
         <w:ind w:left="720"/>
+        <w:jc w:val="both"/>
         <w:rPr>
           <w:rFonts w:asciiTheme="majorBidi" w:hAnsiTheme="majorBidi" w:cstheme="majorBidi"/>
           <w:b/>
@@ -10730,6 +10842,7 @@
       <w:pPr>
         <w:spacing w:after="60"/>
         <w:ind w:left="720"/>
+        <w:jc w:val="both"/>
         <w:rPr>
           <w:rFonts w:asciiTheme="majorBidi" w:hAnsiTheme="majorBidi" w:cstheme="majorBidi"/>
           <w:b/>
@@ -10775,6 +10888,7 @@
           <w:numId w:val="42"/>
         </w:numPr>
         <w:spacing w:after="0"/>
+        <w:jc w:val="both"/>
         <w:rPr>
           <w:rFonts w:asciiTheme="majorBidi" w:hAnsiTheme="majorBidi" w:cstheme="majorBidi"/>
           <w:b/>
@@ -10830,6 +10944,7 @@
       <w:pPr>
         <w:spacing w:after="60"/>
         <w:ind w:left="720"/>
+        <w:jc w:val="both"/>
         <w:rPr>
           <w:rFonts w:asciiTheme="majorBidi" w:hAnsiTheme="majorBidi" w:cstheme="majorBidi"/>
           <w:b/>
@@ -10874,6 +10989,7 @@
           <w:ilvl w:val="0"/>
           <w:numId w:val="42"/>
         </w:numPr>
+        <w:jc w:val="both"/>
         <w:rPr>
           <w:rFonts w:asciiTheme="majorBidi" w:hAnsiTheme="majorBidi" w:cstheme="majorBidi"/>
           <w:b/>
@@ -10970,6 +11086,7 @@
     <w:p>
       <w:pPr>
         <w:pStyle w:val="ListParagraph"/>
+        <w:jc w:val="both"/>
         <w:rPr>
           <w:rFonts w:asciiTheme="majorBidi" w:hAnsiTheme="majorBidi" w:cstheme="majorBidi"/>
           <w:b/>
@@ -10988,6 +11105,7 @@
           <w:ilvl w:val="0"/>
           <w:numId w:val="42"/>
         </w:numPr>
+        <w:jc w:val="both"/>
         <w:rPr>
           <w:rFonts w:asciiTheme="majorBidi" w:hAnsiTheme="majorBidi" w:cstheme="majorBidi"/>
           <w:sz w:val="28"/>
@@ -11004,7 +11122,6 @@
           <w:sz w:val="28"/>
           <w:szCs w:val="28"/>
         </w:rPr>
-        <w:lastRenderedPageBreak/>
         <w:t>--internal</w:t>
       </w:r>
       <w:r>
@@ -11067,6 +11184,7 @@
     <w:p>
       <w:pPr>
         <w:pStyle w:val="ListParagraph"/>
+        <w:jc w:val="both"/>
         <w:rPr>
           <w:rFonts w:asciiTheme="majorBidi" w:hAnsiTheme="majorBidi" w:cstheme="majorBidi"/>
           <w:sz w:val="8"/>
@@ -11081,6 +11199,7 @@
           <w:ilvl w:val="0"/>
           <w:numId w:val="42"/>
         </w:numPr>
+        <w:jc w:val="both"/>
         <w:rPr>
           <w:rFonts w:asciiTheme="majorBidi" w:hAnsiTheme="majorBidi" w:cstheme="majorBidi"/>
           <w:b/>
@@ -11151,6 +11270,7 @@
     <w:p>
       <w:pPr>
         <w:pStyle w:val="ListParagraph"/>
+        <w:jc w:val="both"/>
         <w:rPr>
           <w:rFonts w:asciiTheme="majorBidi" w:hAnsiTheme="majorBidi" w:cstheme="majorBidi"/>
           <w:sz w:val="8"/>
@@ -11165,6 +11285,7 @@
           <w:ilvl w:val="0"/>
           <w:numId w:val="42"/>
         </w:numPr>
+        <w:jc w:val="both"/>
         <w:rPr>
           <w:rFonts w:asciiTheme="majorBidi" w:hAnsiTheme="majorBidi" w:cstheme="majorBidi"/>
           <w:b/>
@@ -11249,6 +11370,7 @@
         </w:numPr>
         <w:spacing w:after="0"/>
         <w:ind w:left="1080"/>
+        <w:jc w:val="both"/>
         <w:rPr>
           <w:rFonts w:asciiTheme="majorBidi" w:hAnsiTheme="majorBidi" w:cstheme="majorBidi"/>
           <w:b/>
@@ -11265,6 +11387,7 @@
           <w:sz w:val="28"/>
           <w:szCs w:val="28"/>
         </w:rPr>
+        <w:lastRenderedPageBreak/>
         <w:t>for bridge:</w:t>
       </w:r>
     </w:p>
@@ -11344,6 +11467,7 @@
         </w:numPr>
         <w:spacing w:after="0"/>
         <w:ind w:left="1080"/>
+        <w:jc w:val="both"/>
         <w:rPr>
           <w:rFonts w:asciiTheme="majorBidi" w:hAnsiTheme="majorBidi" w:cstheme="majorBidi"/>
           <w:sz w:val="28"/>
@@ -11381,6 +11505,7 @@
       <w:pPr>
         <w:spacing w:after="120"/>
         <w:ind w:left="1080"/>
+        <w:jc w:val="both"/>
         <w:rPr>
           <w:rFonts w:asciiTheme="majorBidi" w:hAnsiTheme="majorBidi" w:cstheme="majorBidi"/>
           <w:b/>
@@ -11477,6 +11602,7 @@
         </w:numPr>
         <w:spacing w:after="60"/>
         <w:ind w:left="360"/>
+        <w:jc w:val="both"/>
         <w:rPr>
           <w:rFonts w:asciiTheme="majorBidi" w:hAnsiTheme="majorBidi" w:cstheme="majorBidi"/>
           <w:b/>
@@ -11504,6 +11630,7 @@
       <w:pPr>
         <w:spacing w:after="120"/>
         <w:ind w:left="360"/>
+        <w:jc w:val="both"/>
         <w:rPr>
           <w:rFonts w:asciiTheme="majorBidi" w:hAnsiTheme="majorBidi" w:cstheme="majorBidi"/>
           <w:sz w:val="28"/>
@@ -11528,6 +11655,7 @@
         </w:numPr>
         <w:spacing w:after="60"/>
         <w:ind w:left="360"/>
+        <w:jc w:val="both"/>
         <w:rPr>
           <w:rFonts w:asciiTheme="majorBidi" w:hAnsiTheme="majorBidi" w:cstheme="majorBidi"/>
           <w:b/>
@@ -11555,6 +11683,7 @@
       <w:pPr>
         <w:spacing w:after="120"/>
         <w:ind w:left="360"/>
+        <w:jc w:val="both"/>
         <w:rPr>
           <w:rFonts w:asciiTheme="majorBidi" w:hAnsiTheme="majorBidi" w:cstheme="majorBidi"/>
           <w:sz w:val="28"/>
@@ -11579,6 +11708,7 @@
         </w:numPr>
         <w:spacing w:after="60"/>
         <w:ind w:left="360"/>
+        <w:jc w:val="both"/>
         <w:rPr>
           <w:rFonts w:asciiTheme="majorBidi" w:hAnsiTheme="majorBidi" w:cstheme="majorBidi"/>
           <w:b/>
@@ -11606,6 +11736,7 @@
       <w:pPr>
         <w:spacing w:after="120"/>
         <w:ind w:left="360"/>
+        <w:jc w:val="both"/>
         <w:rPr>
           <w:rFonts w:asciiTheme="majorBidi" w:hAnsiTheme="majorBidi" w:cstheme="majorBidi"/>
           <w:sz w:val="28"/>
@@ -11646,6 +11777,7 @@
         </w:numPr>
         <w:spacing w:after="60"/>
         <w:ind w:left="360"/>
+        <w:jc w:val="both"/>
         <w:rPr>
           <w:rFonts w:asciiTheme="majorBidi" w:hAnsiTheme="majorBidi" w:cstheme="majorBidi"/>
           <w:b/>
@@ -11673,6 +11805,7 @@
       <w:pPr>
         <w:spacing w:after="120"/>
         <w:ind w:left="360"/>
+        <w:jc w:val="both"/>
         <w:rPr>
           <w:rFonts w:asciiTheme="majorBidi" w:hAnsiTheme="majorBidi" w:cstheme="majorBidi"/>
           <w:sz w:val="28"/>
@@ -11696,6 +11829,7 @@
           <w:numId w:val="44"/>
         </w:numPr>
         <w:ind w:left="360"/>
+        <w:jc w:val="both"/>
         <w:rPr>
           <w:rFonts w:asciiTheme="majorBidi" w:hAnsiTheme="majorBidi" w:cstheme="majorBidi"/>
           <w:b/>
@@ -11737,6 +11871,7 @@
           <w:numId w:val="45"/>
         </w:numPr>
         <w:spacing w:after="0"/>
+        <w:jc w:val="both"/>
         <w:rPr>
           <w:rFonts w:asciiTheme="majorBidi" w:hAnsiTheme="majorBidi" w:cstheme="majorBidi"/>
           <w:b/>
@@ -11772,6 +11907,7 @@
       <w:pPr>
         <w:spacing w:after="60"/>
         <w:ind w:left="720"/>
+        <w:jc w:val="both"/>
         <w:rPr>
           <w:rFonts w:asciiTheme="majorBidi" w:hAnsiTheme="majorBidi" w:cstheme="majorBidi"/>
           <w:b/>
@@ -11829,6 +11965,7 @@
           <w:numId w:val="45"/>
         </w:numPr>
         <w:spacing w:after="0"/>
+        <w:jc w:val="both"/>
         <w:rPr>
           <w:rFonts w:asciiTheme="majorBidi" w:hAnsiTheme="majorBidi" w:cstheme="majorBidi"/>
           <w:sz w:val="28"/>
@@ -11874,6 +12011,7 @@
       <w:pPr>
         <w:spacing w:after="60"/>
         <w:ind w:left="720"/>
+        <w:jc w:val="both"/>
         <w:rPr>
           <w:rFonts w:asciiTheme="majorBidi" w:hAnsiTheme="majorBidi" w:cstheme="majorBidi"/>
           <w:sz w:val="28"/>
@@ -11933,6 +12071,7 @@
           <w:numId w:val="45"/>
         </w:numPr>
         <w:spacing w:after="0"/>
+        <w:jc w:val="both"/>
         <w:rPr>
           <w:rFonts w:asciiTheme="majorBidi" w:hAnsiTheme="majorBidi" w:cstheme="majorBidi"/>
           <w:b/>
@@ -11968,6 +12107,7 @@
       <w:pPr>
         <w:spacing w:after="120"/>
         <w:ind w:left="720"/>
+        <w:jc w:val="both"/>
         <w:rPr>
           <w:rFonts w:asciiTheme="majorBidi" w:hAnsiTheme="majorBidi" w:cstheme="majorBidi"/>
           <w:b/>
@@ -12026,6 +12166,7 @@
         </w:numPr>
         <w:spacing w:after="60"/>
         <w:ind w:left="360"/>
+        <w:jc w:val="both"/>
         <w:rPr>
           <w:rFonts w:asciiTheme="majorBidi" w:hAnsiTheme="majorBidi" w:cstheme="majorBidi"/>
           <w:b/>
@@ -12053,6 +12194,7 @@
       <w:pPr>
         <w:spacing w:after="0"/>
         <w:ind w:left="360"/>
+        <w:jc w:val="both"/>
         <w:rPr>
           <w:rFonts w:asciiTheme="majorBidi" w:hAnsiTheme="majorBidi" w:cstheme="majorBidi"/>
           <w:sz w:val="28"/>
@@ -12080,6 +12222,7 @@
       <w:pPr>
         <w:spacing w:after="0"/>
         <w:ind w:left="360"/>
+        <w:jc w:val="both"/>
         <w:rPr>
           <w:rFonts w:asciiTheme="majorBidi" w:hAnsiTheme="majorBidi" w:cstheme="majorBidi"/>
           <w:b/>
@@ -12133,6 +12276,7 @@
       <w:pPr>
         <w:spacing w:after="0"/>
         <w:ind w:left="360"/>
+        <w:jc w:val="both"/>
         <w:rPr>
           <w:rFonts w:asciiTheme="majorBidi" w:hAnsiTheme="majorBidi" w:cstheme="majorBidi"/>
           <w:sz w:val="28"/>
@@ -12156,6 +12300,7 @@
           <w:numId w:val="46"/>
         </w:numPr>
         <w:ind w:left="720"/>
+        <w:jc w:val="both"/>
         <w:rPr>
           <w:rFonts w:asciiTheme="majorBidi" w:hAnsiTheme="majorBidi" w:cstheme="majorBidi"/>
           <w:sz w:val="28"/>
@@ -12208,6 +12353,7 @@
     <w:p>
       <w:pPr>
         <w:pStyle w:val="ListParagraph"/>
+        <w:jc w:val="both"/>
         <w:rPr>
           <w:rFonts w:asciiTheme="majorBidi" w:hAnsiTheme="majorBidi" w:cstheme="majorBidi"/>
           <w:sz w:val="8"/>
@@ -12224,6 +12370,7 @@
         </w:numPr>
         <w:spacing w:after="60"/>
         <w:ind w:left="360"/>
+        <w:jc w:val="both"/>
         <w:rPr>
           <w:rFonts w:asciiTheme="majorBidi" w:hAnsiTheme="majorBidi" w:cstheme="majorBidi"/>
           <w:b/>
@@ -12247,6 +12394,7 @@
       <w:pPr>
         <w:spacing w:after="0"/>
         <w:ind w:left="360"/>
+        <w:jc w:val="both"/>
         <w:rPr>
           <w:rFonts w:asciiTheme="majorBidi" w:hAnsiTheme="majorBidi" w:cstheme="majorBidi"/>
           <w:sz w:val="28"/>
@@ -12273,6 +12421,7 @@
     <w:p>
       <w:pPr>
         <w:ind w:left="360"/>
+        <w:jc w:val="both"/>
         <w:rPr>
           <w:rFonts w:asciiTheme="majorBidi" w:hAnsiTheme="majorBidi" w:cstheme="majorBidi"/>
           <w:b/>

--- a/Docker/7-network.docx
+++ b/Docker/7-network.docx
@@ -1,6 +1,6 @@
 
 <file path=word/document.xml><?xml version="1.0" encoding="utf-8"?>
-<w:document xmlns:wpc="http://schemas.microsoft.com/office/word/2010/wordprocessingCanvas" xmlns:cx="http://schemas.microsoft.com/office/drawing/2014/chartex" xmlns:cx1="http://schemas.microsoft.com/office/drawing/2015/9/8/chartex" xmlns:cx2="http://schemas.microsoft.com/office/drawing/2015/10/21/chartex" xmlns:cx3="http://schemas.microsoft.com/office/drawing/2016/5/9/chartex" xmlns:cx4="http://schemas.microsoft.com/office/drawing/2016/5/10/chartex" xmlns:cx5="http://schemas.microsoft.com/office/drawing/2016/5/11/chartex" xmlns:cx6="http://schemas.microsoft.com/office/drawing/2016/5/12/chartex" xmlns:cx7="http://schemas.microsoft.com/office/drawing/2016/5/13/chartex" xmlns:cx8="http://schemas.microsoft.com/office/drawing/2016/5/14/chartex" xmlns:mc="http://schemas.openxmlformats.org/markup-compatibility/2006" xmlns:aink="http://schemas.microsoft.com/office/drawing/2016/ink" xmlns:am3d="http://schemas.microsoft.com/office/drawing/2017/model3d" xmlns:o="urn:schemas-microsoft-com:office:office" xmlns:oel="http://schemas.microsoft.com/office/2019/extlst" xmlns:r="http://schemas.openxmlformats.org/officeDocument/2006/relationships" xmlns:m="http://schemas.openxmlformats.org/officeDocument/2006/math" xmlns:v="urn:schemas-microsoft-com:vml" xmlns:wp14="http://schemas.microsoft.com/office/word/2010/wordprocessingDrawing" xmlns:wp="http://schemas.openxmlformats.org/drawingml/2006/wordprocessingDrawing" xmlns:w10="urn:schemas-microsoft-com:office:word" xmlns:w="http://schemas.openxmlformats.org/wordprocessingml/2006/main" xmlns:w14="http://schemas.microsoft.com/office/word/2010/wordml" xmlns:w15="http://schemas.microsoft.com/office/word/2012/wordml" xmlns:w16cex="http://schemas.microsoft.com/office/word/2018/wordml/cex" xmlns:w16cid="http://schemas.microsoft.com/office/word/2016/wordml/cid" xmlns:w16="http://schemas.microsoft.com/office/word/2018/wordml" xmlns:w16du="http://schemas.microsoft.com/office/word/2023/wordml/word16du" xmlns:w16sdtdh="http://schemas.microsoft.com/office/word/2020/wordml/sdtdatahash" xmlns:w16sdtfl="http://schemas.microsoft.com/office/word/2024/wordml/sdtformatlock" xmlns:w16se="http://schemas.microsoft.com/office/word/2015/wordml/symex" xmlns:wpg="http://schemas.microsoft.com/office/word/2010/wordprocessingGroup" xmlns:wpi="http://schemas.microsoft.com/office/word/2010/wordprocessingInk" xmlns:wne="http://schemas.microsoft.com/office/word/2006/wordml" xmlns:wps="http://schemas.microsoft.com/office/word/2010/wordprocessingShape" mc:Ignorable="w14 w15 w16se w16cid w16 w16cex w16sdtdh w16sdtfl w16du wp14">
+<w:document xmlns:wpc="http://schemas.microsoft.com/office/word/2010/wordprocessingCanvas" xmlns:cx="http://schemas.microsoft.com/office/drawing/2014/chartex" xmlns:cx1="http://schemas.microsoft.com/office/drawing/2015/9/8/chartex" xmlns:cx2="http://schemas.microsoft.com/office/drawing/2015/10/21/chartex" xmlns:cx3="http://schemas.microsoft.com/office/drawing/2016/5/9/chartex" xmlns:cx4="http://schemas.microsoft.com/office/drawing/2016/5/10/chartex" xmlns:cx5="http://schemas.microsoft.com/office/drawing/2016/5/11/chartex" xmlns:cx6="http://schemas.microsoft.com/office/drawing/2016/5/12/chartex" xmlns:cx7="http://schemas.microsoft.com/office/drawing/2016/5/13/chartex" xmlns:cx8="http://schemas.microsoft.com/office/drawing/2016/5/14/chartex" xmlns:mc="http://schemas.openxmlformats.org/markup-compatibility/2006" xmlns:aink="http://schemas.microsoft.com/office/drawing/2016/ink" xmlns:am3d="http://schemas.microsoft.com/office/drawing/2017/model3d" xmlns:o="urn:schemas-microsoft-com:office:office" xmlns:oel="http://schemas.microsoft.com/office/2019/extlst" xmlns:r="http://schemas.openxmlformats.org/officeDocument/2006/relationships" xmlns:m="http://schemas.openxmlformats.org/officeDocument/2006/math" xmlns:v="urn:schemas-microsoft-com:vml" xmlns:wp14="http://schemas.microsoft.com/office/word/2010/wordprocessingDrawing" xmlns:wp="http://schemas.openxmlformats.org/drawingml/2006/wordprocessingDrawing" xmlns:w10="urn:schemas-microsoft-com:office:word" xmlns:w="http://schemas.openxmlformats.org/wordprocessingml/2006/main" xmlns:w14="http://schemas.microsoft.com/office/word/2010/wordml" xmlns:w15="http://schemas.microsoft.com/office/word/2012/wordml" xmlns:w16cex="http://schemas.microsoft.com/office/word/2018/wordml/cex" xmlns:w16cid="http://schemas.microsoft.com/office/word/2016/wordml/cid" xmlns:w16="http://schemas.microsoft.com/office/word/2018/wordml" xmlns:w16sdtdh="http://schemas.microsoft.com/office/word/2020/wordml/sdtdatahash" xmlns:w16se="http://schemas.microsoft.com/office/word/2015/wordml/symex" xmlns:wpg="http://schemas.microsoft.com/office/word/2010/wordprocessingGroup" xmlns:wpi="http://schemas.microsoft.com/office/word/2010/wordprocessingInk" xmlns:wne="http://schemas.microsoft.com/office/word/2006/wordml" xmlns:wps="http://schemas.microsoft.com/office/word/2010/wordprocessingShape" mc:Ignorable="w14 w15 w16se w16cid w16 w16cex w16sdtdh wp14">
   <w:body>
     <w:p>
       <w:pPr>
@@ -734,7 +734,6 @@
           <w:sz w:val="28"/>
           <w:szCs w:val="28"/>
         </w:rPr>
-        <w:lastRenderedPageBreak/>
         <w:t>If you connect a container to multiple networks, you still have one sandbox, but multiple endpoints inside it.</w:t>
       </w:r>
     </w:p>
@@ -809,6 +808,7 @@
           <w:sz w:val="32"/>
           <w:szCs w:val="32"/>
         </w:rPr>
+        <w:lastRenderedPageBreak/>
         <w:t>Network:</w:t>
       </w:r>
     </w:p>
@@ -1529,7 +1529,6 @@
           <w:sz w:val="28"/>
           <w:szCs w:val="28"/>
         </w:rPr>
-        <w:lastRenderedPageBreak/>
         <w:t>CNM Relationship Summary</w:t>
       </w:r>
     </w:p>
@@ -1788,6 +1787,7 @@
           <w:sz w:val="28"/>
           <w:szCs w:val="28"/>
         </w:rPr>
+        <w:lastRenderedPageBreak/>
         <w:t>Creates sandboxes (network namespaces)</w:t>
       </w:r>
     </w:p>
@@ -2510,9 +2510,9 @@
         <w:tblLook w:val="04A0" w:firstRow="1" w:lastRow="0" w:firstColumn="1" w:lastColumn="0" w:noHBand="0" w:noVBand="1"/>
       </w:tblPr>
       <w:tblGrid>
-        <w:gridCol w:w="3326"/>
-        <w:gridCol w:w="3597"/>
-        <w:gridCol w:w="3597"/>
+        <w:gridCol w:w="3220"/>
+        <w:gridCol w:w="3471"/>
+        <w:gridCol w:w="3510"/>
       </w:tblGrid>
       <w:tr>
         <w:trPr>
@@ -2543,7 +2543,6 @@
                 <w:sz w:val="28"/>
                 <w:szCs w:val="28"/>
               </w:rPr>
-              <w:lastRenderedPageBreak/>
               <w:t>Feature</w:t>
             </w:r>
           </w:p>
@@ -3014,6 +3013,7 @@
                 <w:sz w:val="28"/>
                 <w:szCs w:val="28"/>
               </w:rPr>
+              <w:lastRenderedPageBreak/>
               <w:t>Custom subnet</w:t>
             </w:r>
           </w:p>
@@ -4081,7 +4081,6 @@
           <w:sz w:val="28"/>
           <w:szCs w:val="28"/>
         </w:rPr>
-        <w:lastRenderedPageBreak/>
         <w:t>Highest performance</w:t>
       </w:r>
     </w:p>
@@ -4302,6 +4301,7 @@
           <w:sz w:val="28"/>
           <w:szCs w:val="28"/>
         </w:rPr>
+        <w:lastRenderedPageBreak/>
         <w:t>Legacy systems expect real network identities</w:t>
       </w:r>
     </w:p>
@@ -4982,7 +4982,6 @@
           <w:sz w:val="28"/>
           <w:szCs w:val="28"/>
         </w:rPr>
-        <w:lastRenderedPageBreak/>
         <w:t>libnetwork</w:t>
       </w:r>
       <w:proofErr w:type="spellEnd"/>
@@ -5274,6 +5273,7 @@
           <w:sz w:val="28"/>
           <w:szCs w:val="28"/>
         </w:rPr>
+        <w:lastRenderedPageBreak/>
         <w:t>You can define custom subnets:</w:t>
       </w:r>
     </w:p>
@@ -5846,7 +5846,6 @@
           <w:sz w:val="28"/>
           <w:szCs w:val="28"/>
         </w:rPr>
-        <w:lastRenderedPageBreak/>
         <w:t>Why CNM Matters</w:t>
       </w:r>
     </w:p>
@@ -6160,6 +6159,7 @@
           <w:sz w:val="28"/>
           <w:szCs w:val="28"/>
         </w:rPr>
+        <w:lastRenderedPageBreak/>
         <w:t>Execution (drivers + kernel)</w:t>
       </w:r>
     </w:p>
@@ -6607,7 +6607,6 @@
           <w:sz w:val="28"/>
           <w:szCs w:val="28"/>
         </w:rPr>
-        <w:lastRenderedPageBreak/>
         <w:t>libnetwork</w:t>
       </w:r>
       <w:proofErr w:type="spellEnd"/>
@@ -7077,6 +7076,7 @@
           <w:sz w:val="28"/>
           <w:szCs w:val="28"/>
         </w:rPr>
+        <w:lastRenderedPageBreak/>
         <w:t>Network</w:t>
       </w:r>
     </w:p>
@@ -7472,7 +7472,6 @@
           <w:sz w:val="28"/>
           <w:szCs w:val="28"/>
         </w:rPr>
-        <w:lastRenderedPageBreak/>
         <w:t>libnetwork</w:t>
       </w:r>
       <w:proofErr w:type="spellEnd"/>
@@ -8174,6 +8173,7 @@
           <w:sz w:val="28"/>
           <w:szCs w:val="28"/>
         </w:rPr>
+        <w:lastRenderedPageBreak/>
         <w:t>Sandbox</w:t>
       </w:r>
     </w:p>
@@ -8518,7 +8518,6 @@
           <w:sz w:val="28"/>
           <w:szCs w:val="28"/>
         </w:rPr>
-        <w:lastRenderedPageBreak/>
         <w:t>It forwards Ethernet frames</w:t>
       </w:r>
     </w:p>
@@ -9034,6 +9033,7 @@
           <w:sz w:val="28"/>
           <w:szCs w:val="28"/>
         </w:rPr>
+        <w:lastRenderedPageBreak/>
         <w:t>Now you attach interfaces to it:</w:t>
       </w:r>
     </w:p>
@@ -9410,7 +9410,6 @@
           <w:sz w:val="28"/>
           <w:szCs w:val="28"/>
         </w:rPr>
-        <w:lastRenderedPageBreak/>
         <w:t xml:space="preserve">Frame goes through its </w:t>
       </w:r>
       <w:proofErr w:type="spellStart"/>
@@ -9682,6 +9681,7 @@
     </w:p>
     <w:p>
       <w:pPr>
+        <w:spacing w:after="60"/>
         <w:jc w:val="both"/>
         <w:rPr>
           <w:rFonts w:asciiTheme="majorBidi" w:hAnsiTheme="majorBidi" w:cstheme="majorBidi"/>
@@ -9705,6 +9705,7 @@
           <w:ilvl w:val="0"/>
           <w:numId w:val="34"/>
         </w:numPr>
+        <w:spacing w:after="60"/>
         <w:ind w:left="360"/>
         <w:jc w:val="both"/>
         <w:rPr>
@@ -9747,6 +9748,7 @@
           <w:ilvl w:val="0"/>
           <w:numId w:val="34"/>
         </w:numPr>
+        <w:spacing w:after="60"/>
         <w:ind w:left="360"/>
         <w:jc w:val="both"/>
         <w:rPr>
@@ -9771,6 +9773,7 @@
           <w:ilvl w:val="0"/>
           <w:numId w:val="34"/>
         </w:numPr>
+        <w:spacing w:after="60"/>
         <w:ind w:left="360"/>
         <w:jc w:val="both"/>
         <w:rPr>
@@ -9790,6 +9793,7 @@
     </w:p>
     <w:p>
       <w:pPr>
+        <w:spacing w:after="60"/>
         <w:jc w:val="both"/>
         <w:rPr>
           <w:rFonts w:asciiTheme="majorBidi" w:hAnsiTheme="majorBidi" w:cstheme="majorBidi"/>
@@ -9808,6 +9812,7 @@
     </w:p>
     <w:p>
       <w:pPr>
+        <w:spacing w:after="120"/>
         <w:jc w:val="both"/>
         <w:rPr>
           <w:rFonts w:asciiTheme="majorBidi" w:hAnsiTheme="majorBidi" w:cstheme="majorBidi"/>
@@ -9924,6 +9929,7 @@
     </w:p>
     <w:p>
       <w:pPr>
+        <w:spacing w:after="60"/>
         <w:jc w:val="both"/>
         <w:rPr>
           <w:rFonts w:asciiTheme="majorBidi" w:hAnsiTheme="majorBidi" w:cstheme="majorBidi"/>
@@ -9961,6 +9967,7 @@
           <w:sz w:val="28"/>
           <w:szCs w:val="28"/>
         </w:rPr>
+        <w:lastRenderedPageBreak/>
         <w:t>Works at Layer 2</w:t>
       </w:r>
     </w:p>
@@ -9995,6 +10002,7 @@
           <w:ilvl w:val="0"/>
           <w:numId w:val="36"/>
         </w:numPr>
+        <w:spacing w:after="120"/>
         <w:ind w:left="360"/>
         <w:jc w:val="both"/>
         <w:rPr>
@@ -10014,6 +10022,7 @@
     </w:p>
     <w:p>
       <w:pPr>
+        <w:spacing w:after="60"/>
         <w:jc w:val="both"/>
         <w:rPr>
           <w:rFonts w:asciiTheme="majorBidi" w:hAnsiTheme="majorBidi" w:cstheme="majorBidi"/>
@@ -10085,6 +10094,7 @@
           <w:ilvl w:val="0"/>
           <w:numId w:val="35"/>
         </w:numPr>
+        <w:spacing w:after="120"/>
         <w:ind w:left="360"/>
         <w:jc w:val="both"/>
         <w:rPr>
@@ -10104,6 +10114,7 @@
     </w:p>
     <w:p>
       <w:pPr>
+        <w:spacing w:after="60"/>
         <w:jc w:val="both"/>
         <w:rPr>
           <w:rFonts w:asciiTheme="majorBidi" w:hAnsiTheme="majorBidi" w:cstheme="majorBidi"/>
@@ -10170,29 +10181,30 @@
     </w:p>
     <w:p>
       <w:pPr>
-        <w:jc w:val="both"/>
-        <w:rPr>
-          <w:rFonts w:asciiTheme="majorBidi" w:hAnsiTheme="majorBidi" w:cstheme="majorBidi"/>
-          <w:b/>
-          <w:bCs/>
-          <w:sz w:val="28"/>
-          <w:szCs w:val="28"/>
-        </w:rPr>
-      </w:pPr>
-      <w:r>
-        <w:rPr>
-          <w:rFonts w:asciiTheme="majorBidi" w:hAnsiTheme="majorBidi" w:cstheme="majorBidi"/>
-          <w:b/>
-          <w:bCs/>
-          <w:sz w:val="28"/>
-          <w:szCs w:val="28"/>
-        </w:rPr>
-        <w:lastRenderedPageBreak/>
+        <w:spacing w:after="60"/>
+        <w:jc w:val="both"/>
+        <w:rPr>
+          <w:rFonts w:asciiTheme="majorBidi" w:hAnsiTheme="majorBidi" w:cstheme="majorBidi"/>
+          <w:b/>
+          <w:bCs/>
+          <w:sz w:val="28"/>
+          <w:szCs w:val="28"/>
+        </w:rPr>
+      </w:pPr>
+      <w:r>
+        <w:rPr>
+          <w:rFonts w:asciiTheme="majorBidi" w:hAnsiTheme="majorBidi" w:cstheme="majorBidi"/>
+          <w:b/>
+          <w:bCs/>
+          <w:sz w:val="28"/>
+          <w:szCs w:val="28"/>
+        </w:rPr>
         <w:t>Does the Bridge Have an IP?</w:t>
       </w:r>
     </w:p>
     <w:p>
       <w:pPr>
+        <w:spacing w:after="60"/>
         <w:jc w:val="both"/>
         <w:rPr>
           <w:rFonts w:asciiTheme="majorBidi" w:hAnsiTheme="majorBidi" w:cstheme="majorBidi"/>
@@ -10227,6 +10239,7 @@
     </w:p>
     <w:p>
       <w:pPr>
+        <w:spacing w:after="60"/>
         <w:jc w:val="both"/>
         <w:rPr>
           <w:rFonts w:asciiTheme="majorBidi" w:hAnsiTheme="majorBidi" w:cstheme="majorBidi"/>
@@ -10245,6 +10258,7 @@
     </w:p>
     <w:p>
       <w:pPr>
+        <w:spacing w:after="60"/>
         <w:jc w:val="both"/>
         <w:rPr>
           <w:rFonts w:asciiTheme="majorBidi" w:hAnsiTheme="majorBidi" w:cstheme="majorBidi"/>
@@ -10268,6 +10282,7 @@
           <w:ilvl w:val="0"/>
           <w:numId w:val="38"/>
         </w:numPr>
+        <w:spacing w:after="60"/>
         <w:ind w:left="360"/>
         <w:jc w:val="both"/>
         <w:rPr>
@@ -10292,6 +10307,7 @@
           <w:ilvl w:val="0"/>
           <w:numId w:val="38"/>
         </w:numPr>
+        <w:spacing w:after="60"/>
         <w:ind w:left="360"/>
         <w:jc w:val="both"/>
         <w:rPr>
@@ -10311,6 +10327,7 @@
     </w:p>
     <w:p>
       <w:pPr>
+        <w:spacing w:after="120"/>
         <w:jc w:val="both"/>
         <w:rPr>
           <w:rFonts w:asciiTheme="majorBidi" w:hAnsiTheme="majorBidi" w:cstheme="majorBidi"/>
@@ -10345,6 +10362,7 @@
     </w:p>
     <w:p>
       <w:pPr>
+        <w:spacing w:after="60"/>
         <w:jc w:val="both"/>
         <w:rPr>
           <w:rFonts w:asciiTheme="majorBidi" w:hAnsiTheme="majorBidi" w:cstheme="majorBidi"/>
@@ -10367,6 +10385,7 @@
     </w:p>
     <w:p>
       <w:pPr>
+        <w:spacing w:after="120"/>
         <w:jc w:val="both"/>
         <w:rPr>
           <w:rFonts w:asciiTheme="majorBidi" w:hAnsiTheme="majorBidi" w:cstheme="majorBidi"/>
@@ -10385,6 +10404,7 @@
     </w:p>
     <w:p>
       <w:pPr>
+        <w:spacing w:after="60"/>
         <w:jc w:val="both"/>
         <w:rPr>
           <w:rFonts w:asciiTheme="majorBidi" w:hAnsiTheme="majorBidi" w:cstheme="majorBidi"/>
@@ -10965,6 +10985,7 @@
           <w:sz w:val="28"/>
           <w:szCs w:val="28"/>
         </w:rPr>
+        <w:lastRenderedPageBreak/>
         <w:t xml:space="preserve">docker network create --subnet 10.10.0.0/16 --gateway 10.10.0.1 </w:t>
       </w:r>
       <w:proofErr w:type="spellStart"/>
@@ -11387,7 +11408,6 @@
           <w:sz w:val="28"/>
           <w:szCs w:val="28"/>
         </w:rPr>
-        <w:lastRenderedPageBreak/>
         <w:t>for bridge:</w:t>
       </w:r>
     </w:p>
@@ -12472,7 +12492,7 @@
       </w:r>
     </w:p>
     <w:sectPr>
-      <w:pgSz w:w="12240" w:h="15840"/>
+      <w:pgSz w:w="11906" w:h="16838" w:code="9"/>
       <w:pgMar w:top="720" w:right="720" w:bottom="720" w:left="720" w:header="720" w:footer="720" w:gutter="0"/>
       <w:cols w:space="720"/>
       <w:docGrid w:linePitch="360"/>
@@ -12482,7 +12502,7 @@
 </file>
 
 <file path=word/numbering.xml><?xml version="1.0" encoding="utf-8"?>
-<w:numbering xmlns:wpc="http://schemas.microsoft.com/office/word/2010/wordprocessingCanvas" xmlns:cx="http://schemas.microsoft.com/office/drawing/2014/chartex" xmlns:cx1="http://schemas.microsoft.com/office/drawing/2015/9/8/chartex" xmlns:cx2="http://schemas.microsoft.com/office/drawing/2015/10/21/chartex" xmlns:cx3="http://schemas.microsoft.com/office/drawing/2016/5/9/chartex" xmlns:cx4="http://schemas.microsoft.com/office/drawing/2016/5/10/chartex" xmlns:cx5="http://schemas.microsoft.com/office/drawing/2016/5/11/chartex" xmlns:cx6="http://schemas.microsoft.com/office/drawing/2016/5/12/chartex" xmlns:cx7="http://schemas.microsoft.com/office/drawing/2016/5/13/chartex" xmlns:cx8="http://schemas.microsoft.com/office/drawing/2016/5/14/chartex" xmlns:mc="http://schemas.openxmlformats.org/markup-compatibility/2006" xmlns:aink="http://schemas.microsoft.com/office/drawing/2016/ink" xmlns:am3d="http://schemas.microsoft.com/office/drawing/2017/model3d" xmlns:o="urn:schemas-microsoft-com:office:office" xmlns:oel="http://schemas.microsoft.com/office/2019/extlst" xmlns:r="http://schemas.openxmlformats.org/officeDocument/2006/relationships" xmlns:m="http://schemas.openxmlformats.org/officeDocument/2006/math" xmlns:v="urn:schemas-microsoft-com:vml" xmlns:wp14="http://schemas.microsoft.com/office/word/2010/wordprocessingDrawing" xmlns:wp="http://schemas.openxmlformats.org/drawingml/2006/wordprocessingDrawing" xmlns:w10="urn:schemas-microsoft-com:office:word" xmlns:w="http://schemas.openxmlformats.org/wordprocessingml/2006/main" xmlns:w14="http://schemas.microsoft.com/office/word/2010/wordml" xmlns:w15="http://schemas.microsoft.com/office/word/2012/wordml" xmlns:w16cex="http://schemas.microsoft.com/office/word/2018/wordml/cex" xmlns:w16cid="http://schemas.microsoft.com/office/word/2016/wordml/cid" xmlns:w16="http://schemas.microsoft.com/office/word/2018/wordml" xmlns:w16du="http://schemas.microsoft.com/office/word/2023/wordml/word16du" xmlns:w16sdtdh="http://schemas.microsoft.com/office/word/2020/wordml/sdtdatahash" xmlns:w16sdtfl="http://schemas.microsoft.com/office/word/2024/wordml/sdtformatlock" xmlns:w16se="http://schemas.microsoft.com/office/word/2015/wordml/symex" xmlns:wpg="http://schemas.microsoft.com/office/word/2010/wordprocessingGroup" xmlns:wpi="http://schemas.microsoft.com/office/word/2010/wordprocessingInk" xmlns:wne="http://schemas.microsoft.com/office/word/2006/wordml" xmlns:wps="http://schemas.microsoft.com/office/word/2010/wordprocessingShape" mc:Ignorable="w14 w15 w16se w16cid w16 w16cex w16sdtdh w16sdtfl w16du wp14">
+<w:numbering xmlns:wpc="http://schemas.microsoft.com/office/word/2010/wordprocessingCanvas" xmlns:cx="http://schemas.microsoft.com/office/drawing/2014/chartex" xmlns:cx1="http://schemas.microsoft.com/office/drawing/2015/9/8/chartex" xmlns:cx2="http://schemas.microsoft.com/office/drawing/2015/10/21/chartex" xmlns:cx3="http://schemas.microsoft.com/office/drawing/2016/5/9/chartex" xmlns:cx4="http://schemas.microsoft.com/office/drawing/2016/5/10/chartex" xmlns:cx5="http://schemas.microsoft.com/office/drawing/2016/5/11/chartex" xmlns:cx6="http://schemas.microsoft.com/office/drawing/2016/5/12/chartex" xmlns:cx7="http://schemas.microsoft.com/office/drawing/2016/5/13/chartex" xmlns:cx8="http://schemas.microsoft.com/office/drawing/2016/5/14/chartex" xmlns:mc="http://schemas.openxmlformats.org/markup-compatibility/2006" xmlns:aink="http://schemas.microsoft.com/office/drawing/2016/ink" xmlns:am3d="http://schemas.microsoft.com/office/drawing/2017/model3d" xmlns:o="urn:schemas-microsoft-com:office:office" xmlns:oel="http://schemas.microsoft.com/office/2019/extlst" xmlns:r="http://schemas.openxmlformats.org/officeDocument/2006/relationships" xmlns:m="http://schemas.openxmlformats.org/officeDocument/2006/math" xmlns:v="urn:schemas-microsoft-com:vml" xmlns:wp14="http://schemas.microsoft.com/office/word/2010/wordprocessingDrawing" xmlns:wp="http://schemas.openxmlformats.org/drawingml/2006/wordprocessingDrawing" xmlns:w10="urn:schemas-microsoft-com:office:word" xmlns:w="http://schemas.openxmlformats.org/wordprocessingml/2006/main" xmlns:w14="http://schemas.microsoft.com/office/word/2010/wordml" xmlns:w15="http://schemas.microsoft.com/office/word/2012/wordml" xmlns:w16cex="http://schemas.microsoft.com/office/word/2018/wordml/cex" xmlns:w16cid="http://schemas.microsoft.com/office/word/2016/wordml/cid" xmlns:w16="http://schemas.microsoft.com/office/word/2018/wordml" xmlns:w16sdtdh="http://schemas.microsoft.com/office/word/2020/wordml/sdtdatahash" xmlns:w16se="http://schemas.microsoft.com/office/word/2015/wordml/symex" xmlns:wpg="http://schemas.microsoft.com/office/word/2010/wordprocessingGroup" xmlns:wpi="http://schemas.microsoft.com/office/word/2010/wordprocessingInk" xmlns:wne="http://schemas.microsoft.com/office/word/2006/wordml" xmlns:wps="http://schemas.microsoft.com/office/word/2010/wordprocessingShape" mc:Ignorable="w14 w15 w16se w16cid w16 w16cex w16sdtdh wp14">
   <w:abstractNum w:abstractNumId="0" w15:restartNumberingAfterBreak="0">
     <w:nsid w:val="07C30708"/>
     <w:multiLevelType w:val="hybridMultilevel"/>
@@ -18001,7 +18021,7 @@
 </file>
 
 <file path=word/styles.xml><?xml version="1.0" encoding="utf-8"?>
-<w:styles xmlns:mc="http://schemas.openxmlformats.org/markup-compatibility/2006" xmlns:r="http://schemas.openxmlformats.org/officeDocument/2006/relationships" xmlns:w="http://schemas.openxmlformats.org/wordprocessingml/2006/main" xmlns:w14="http://schemas.microsoft.com/office/word/2010/wordml" xmlns:w15="http://schemas.microsoft.com/office/word/2012/wordml" xmlns:w16cex="http://schemas.microsoft.com/office/word/2018/wordml/cex" xmlns:w16cid="http://schemas.microsoft.com/office/word/2016/wordml/cid" xmlns:w16="http://schemas.microsoft.com/office/word/2018/wordml" xmlns:w16du="http://schemas.microsoft.com/office/word/2023/wordml/word16du" xmlns:w16sdtdh="http://schemas.microsoft.com/office/word/2020/wordml/sdtdatahash" xmlns:w16sdtfl="http://schemas.microsoft.com/office/word/2024/wordml/sdtformatlock" xmlns:w16se="http://schemas.microsoft.com/office/word/2015/wordml/symex" mc:Ignorable="w14 w15 w16se w16cid w16 w16cex w16sdtdh w16sdtfl w16du">
+<w:styles xmlns:mc="http://schemas.openxmlformats.org/markup-compatibility/2006" xmlns:r="http://schemas.openxmlformats.org/officeDocument/2006/relationships" xmlns:w="http://schemas.openxmlformats.org/wordprocessingml/2006/main" xmlns:w14="http://schemas.microsoft.com/office/word/2010/wordml" xmlns:w15="http://schemas.microsoft.com/office/word/2012/wordml" xmlns:w16cex="http://schemas.microsoft.com/office/word/2018/wordml/cex" xmlns:w16cid="http://schemas.microsoft.com/office/word/2016/wordml/cid" xmlns:w16="http://schemas.microsoft.com/office/word/2018/wordml" xmlns:w16sdtdh="http://schemas.microsoft.com/office/word/2020/wordml/sdtdatahash" xmlns:w16se="http://schemas.microsoft.com/office/word/2015/wordml/symex" mc:Ignorable="w14 w15 w16se w16cid w16 w16cex w16sdtdh">
   <w:docDefaults>
     <w:rPrDefault>
       <w:rPr>

--- a/Docker/7-network.docx
+++ b/Docker/7-network.docx
@@ -4,6 +4,7 @@
   <w:body>
     <w:p>
       <w:pPr>
+        <w:spacing w:after="120"/>
         <w:jc w:val="both"/>
         <w:rPr>
           <w:rFonts w:asciiTheme="majorBidi" w:hAnsiTheme="majorBidi" w:cstheme="majorBidi"/>
@@ -36,6 +37,13 @@
     </w:p>
     <w:p>
       <w:pPr>
+        <w:pStyle w:val="ListParagraph"/>
+        <w:numPr>
+          <w:ilvl w:val="0"/>
+          <w:numId w:val="49"/>
+        </w:numPr>
+        <w:spacing w:after="60"/>
+        <w:ind w:left="360"/>
         <w:jc w:val="both"/>
         <w:rPr>
           <w:rFonts w:asciiTheme="majorBidi" w:hAnsiTheme="majorBidi" w:cstheme="majorBidi"/>
@@ -51,18 +59,14 @@
         </w:rPr>
         <w:t>Docker networking is built on a formal design called:</w:t>
       </w:r>
-    </w:p>
-    <w:p>
-      <w:pPr>
-        <w:jc w:val="both"/>
-        <w:rPr>
-          <w:rFonts w:asciiTheme="majorBidi" w:hAnsiTheme="majorBidi" w:cstheme="majorBidi"/>
-          <w:b/>
-          <w:bCs/>
-          <w:sz w:val="28"/>
-          <w:szCs w:val="28"/>
-        </w:rPr>
-      </w:pPr>
+      <w:r>
+        <w:rPr>
+          <w:rFonts w:asciiTheme="majorBidi" w:hAnsiTheme="majorBidi" w:cstheme="majorBidi"/>
+          <w:sz w:val="28"/>
+          <w:szCs w:val="28"/>
+        </w:rPr>
+        <w:t xml:space="preserve"> </w:t>
+      </w:r>
       <w:r>
         <w:rPr>
           <w:rFonts w:asciiTheme="majorBidi" w:hAnsiTheme="majorBidi" w:cstheme="majorBidi"/>
@@ -76,6 +80,13 @@
     </w:p>
     <w:p>
       <w:pPr>
+        <w:pStyle w:val="ListParagraph"/>
+        <w:numPr>
+          <w:ilvl w:val="0"/>
+          <w:numId w:val="49"/>
+        </w:numPr>
+        <w:spacing w:after="60"/>
+        <w:ind w:left="360"/>
         <w:jc w:val="both"/>
         <w:rPr>
           <w:rFonts w:asciiTheme="majorBidi" w:hAnsiTheme="majorBidi" w:cstheme="majorBidi"/>
@@ -91,18 +102,14 @@
         </w:rPr>
         <w:t>And it is implemented by:</w:t>
       </w:r>
-    </w:p>
-    <w:p>
-      <w:pPr>
-        <w:jc w:val="both"/>
-        <w:rPr>
-          <w:rFonts w:asciiTheme="majorBidi" w:hAnsiTheme="majorBidi" w:cstheme="majorBidi"/>
-          <w:b/>
-          <w:bCs/>
-          <w:sz w:val="28"/>
-          <w:szCs w:val="28"/>
-        </w:rPr>
-      </w:pPr>
+      <w:r>
+        <w:rPr>
+          <w:rFonts w:asciiTheme="majorBidi" w:hAnsiTheme="majorBidi" w:cstheme="majorBidi"/>
+          <w:sz w:val="28"/>
+          <w:szCs w:val="28"/>
+        </w:rPr>
+        <w:t xml:space="preserve"> </w:t>
+      </w:r>
       <w:proofErr w:type="spellStart"/>
       <w:r>
         <w:rPr>
@@ -118,6 +125,13 @@
     </w:p>
     <w:p>
       <w:pPr>
+        <w:pStyle w:val="ListParagraph"/>
+        <w:numPr>
+          <w:ilvl w:val="0"/>
+          <w:numId w:val="49"/>
+        </w:numPr>
+        <w:spacing w:after="60"/>
+        <w:ind w:left="360"/>
         <w:jc w:val="both"/>
         <w:rPr>
           <w:rFonts w:asciiTheme="majorBidi" w:hAnsiTheme="majorBidi" w:cstheme="majorBidi"/>
@@ -133,18 +147,14 @@
         </w:rPr>
         <w:t>And executed through:</w:t>
       </w:r>
-    </w:p>
-    <w:p>
-      <w:pPr>
-        <w:jc w:val="both"/>
-        <w:rPr>
-          <w:rFonts w:asciiTheme="majorBidi" w:hAnsiTheme="majorBidi" w:cstheme="majorBidi"/>
-          <w:b/>
-          <w:bCs/>
-          <w:sz w:val="28"/>
-          <w:szCs w:val="28"/>
-        </w:rPr>
-      </w:pPr>
+      <w:r>
+        <w:rPr>
+          <w:rFonts w:asciiTheme="majorBidi" w:hAnsiTheme="majorBidi" w:cstheme="majorBidi"/>
+          <w:sz w:val="28"/>
+          <w:szCs w:val="28"/>
+        </w:rPr>
+        <w:t xml:space="preserve"> </w:t>
+      </w:r>
       <w:r>
         <w:rPr>
           <w:rFonts w:asciiTheme="majorBidi" w:hAnsiTheme="majorBidi" w:cstheme="majorBidi"/>
@@ -176,6 +186,7 @@
     </w:p>
     <w:p>
       <w:pPr>
+        <w:spacing w:after="120"/>
         <w:jc w:val="both"/>
         <w:rPr>
           <w:rFonts w:asciiTheme="majorBidi" w:hAnsiTheme="majorBidi" w:cstheme="majorBidi"/>
@@ -198,6 +209,7 @@
     </w:p>
     <w:p>
       <w:pPr>
+        <w:spacing w:after="60"/>
         <w:jc w:val="both"/>
         <w:rPr>
           <w:rFonts w:asciiTheme="majorBidi" w:hAnsiTheme="majorBidi" w:cstheme="majorBidi"/>
@@ -285,6 +297,7 @@
           <w:ilvl w:val="0"/>
           <w:numId w:val="1"/>
         </w:numPr>
+        <w:spacing w:after="120"/>
         <w:ind w:left="360"/>
         <w:jc w:val="both"/>
         <w:rPr>
@@ -304,24 +317,42 @@
     </w:p>
     <w:p>
       <w:pPr>
-        <w:jc w:val="both"/>
-        <w:rPr>
-          <w:rFonts w:asciiTheme="majorBidi" w:hAnsiTheme="majorBidi" w:cstheme="majorBidi"/>
-          <w:sz w:val="28"/>
-          <w:szCs w:val="28"/>
-        </w:rPr>
-      </w:pPr>
-      <w:r>
-        <w:rPr>
-          <w:rFonts w:asciiTheme="majorBidi" w:hAnsiTheme="majorBidi" w:cstheme="majorBidi"/>
-          <w:sz w:val="28"/>
-          <w:szCs w:val="28"/>
-        </w:rPr>
-        <w:t>Everything Docker networking does must map to these three.</w:t>
-      </w:r>
-    </w:p>
-    <w:p>
-      <w:pPr>
+        <w:spacing w:after="60"/>
+        <w:jc w:val="both"/>
+        <w:rPr>
+          <w:rFonts w:asciiTheme="majorBidi" w:hAnsiTheme="majorBidi" w:cstheme="majorBidi"/>
+          <w:sz w:val="28"/>
+          <w:szCs w:val="28"/>
+        </w:rPr>
+      </w:pPr>
+      <w:r>
+        <w:rPr>
+          <w:rFonts w:asciiTheme="majorBidi" w:hAnsiTheme="majorBidi" w:cstheme="majorBidi"/>
+          <w:sz w:val="28"/>
+          <w:szCs w:val="28"/>
+        </w:rPr>
+        <w:t>Everything Docker networking does</w:t>
+      </w:r>
+      <w:r>
+        <w:rPr>
+          <w:rFonts w:asciiTheme="majorBidi" w:hAnsiTheme="majorBidi" w:cstheme="majorBidi"/>
+          <w:sz w:val="28"/>
+          <w:szCs w:val="28"/>
+        </w:rPr>
+        <w:t>,</w:t>
+      </w:r>
+      <w:r>
+        <w:rPr>
+          <w:rFonts w:asciiTheme="majorBidi" w:hAnsiTheme="majorBidi" w:cstheme="majorBidi"/>
+          <w:sz w:val="28"/>
+          <w:szCs w:val="28"/>
+        </w:rPr>
+        <w:t xml:space="preserve"> must map to these three.</w:t>
+      </w:r>
+    </w:p>
+    <w:p>
+      <w:pPr>
+        <w:spacing w:after="120"/>
         <w:jc w:val="both"/>
         <w:rPr>
           <w:rFonts w:asciiTheme="majorBidi" w:hAnsiTheme="majorBidi" w:cstheme="majorBidi"/>
@@ -693,7 +724,27 @@
           <w:sz w:val="28"/>
           <w:szCs w:val="28"/>
         </w:rPr>
-        <w:t xml:space="preserve">If you use --network host, Docker does NOT create a sandbox </w:t>
+        <w:t xml:space="preserve">If you use </w:t>
+      </w:r>
+      <w:r>
+        <w:rPr>
+          <w:rFonts w:asciiTheme="majorBidi" w:hAnsiTheme="majorBidi" w:cstheme="majorBidi"/>
+          <w:b/>
+          <w:bCs/>
+          <w:i/>
+          <w:iCs/>
+          <w:sz w:val="28"/>
+          <w:szCs w:val="28"/>
+        </w:rPr>
+        <w:t>--network host</w:t>
+      </w:r>
+      <w:r>
+        <w:rPr>
+          <w:rFonts w:asciiTheme="majorBidi" w:hAnsiTheme="majorBidi" w:cstheme="majorBidi"/>
+          <w:sz w:val="28"/>
+          <w:szCs w:val="28"/>
+        </w:rPr>
+        <w:t xml:space="preserve">, Docker does NOT create a sandbox </w:t>
       </w:r>
       <w:r>
         <w:rPr>
@@ -739,6 +790,7 @@
     </w:p>
     <w:p>
       <w:pPr>
+        <w:spacing w:after="120"/>
         <w:ind w:left="360"/>
         <w:jc w:val="both"/>
         <w:rPr>
@@ -763,7 +815,25 @@
           <w:sz w:val="28"/>
           <w:szCs w:val="28"/>
         </w:rPr>
-        <w:t xml:space="preserve"> sandbox = isolated networking universe.</w:t>
+        <w:t xml:space="preserve"> </w:t>
+      </w:r>
+      <w:r>
+        <w:rPr>
+          <w:rFonts w:asciiTheme="majorBidi" w:hAnsiTheme="majorBidi" w:cstheme="majorBidi"/>
+          <w:b/>
+          <w:bCs/>
+          <w:sz w:val="28"/>
+          <w:szCs w:val="28"/>
+        </w:rPr>
+        <w:t>sandbox</w:t>
+      </w:r>
+      <w:r>
+        <w:rPr>
+          <w:rFonts w:asciiTheme="majorBidi" w:hAnsiTheme="majorBidi" w:cstheme="majorBidi"/>
+          <w:sz w:val="28"/>
+          <w:szCs w:val="28"/>
+        </w:rPr>
+        <w:t xml:space="preserve"> = isolated networking universe.</w:t>
       </w:r>
       <w:r>
         <w:rPr>
@@ -808,7 +878,6 @@
           <w:sz w:val="32"/>
           <w:szCs w:val="32"/>
         </w:rPr>
-        <w:lastRenderedPageBreak/>
         <w:t>Network:</w:t>
       </w:r>
     </w:p>
@@ -941,6 +1010,7 @@
           <w:sz w:val="28"/>
           <w:szCs w:val="28"/>
         </w:rPr>
+        <w:lastRenderedPageBreak/>
         <w:t>Driver type</w:t>
       </w:r>
     </w:p>
@@ -1094,6 +1164,7 @@
           <w:ilvl w:val="1"/>
           <w:numId w:val="2"/>
         </w:numPr>
+        <w:spacing w:after="120"/>
         <w:ind w:left="720"/>
         <w:jc w:val="both"/>
         <w:rPr>
@@ -1166,29 +1237,91 @@
         </w:rPr>
         <w:t>Containers on the same network can communicate (unless restricted).</w:t>
       </w:r>
-    </w:p>
-    <w:p>
-      <w:pPr>
+      <w:r>
+        <w:rPr>
+          <w:rFonts w:asciiTheme="majorBidi" w:hAnsiTheme="majorBidi" w:cstheme="majorBidi"/>
+          <w:sz w:val="28"/>
+          <w:szCs w:val="28"/>
+        </w:rPr>
+        <w:t xml:space="preserve"> </w:t>
+      </w:r>
+      <w:r>
+        <w:rPr>
+          <w:rFonts w:asciiTheme="majorBidi" w:hAnsiTheme="majorBidi" w:cstheme="majorBidi"/>
+          <w:sz w:val="28"/>
+          <w:szCs w:val="28"/>
+        </w:rPr>
+        <w:t>Containers on different networks cannot (unless attached to both).</w:t>
+      </w:r>
+    </w:p>
+    <w:p>
+      <w:pPr>
+        <w:spacing w:after="120"/>
+        <w:ind w:left="360"/>
+        <w:jc w:val="both"/>
+        <w:rPr>
+          <w:rFonts w:asciiTheme="majorBidi" w:hAnsiTheme="majorBidi" w:cstheme="majorBidi"/>
+          <w:sz w:val="28"/>
+          <w:szCs w:val="28"/>
+        </w:rPr>
+      </w:pPr>
+      <w:r>
+        <w:rPr>
+          <w:rFonts w:asciiTheme="majorBidi" w:hAnsiTheme="majorBidi" w:cstheme="majorBidi"/>
+          <w:sz w:val="28"/>
+          <w:szCs w:val="28"/>
+        </w:rPr>
+        <w:t>A network is not necessarily a Linux bridge.</w:t>
+      </w:r>
+      <w:r>
+        <w:rPr>
+          <w:rFonts w:asciiTheme="majorBidi" w:hAnsiTheme="majorBidi" w:cstheme="majorBidi"/>
+          <w:sz w:val="28"/>
+          <w:szCs w:val="28"/>
+        </w:rPr>
+        <w:t xml:space="preserve"> </w:t>
+      </w:r>
+      <w:r>
+        <w:rPr>
+          <w:rFonts w:asciiTheme="majorBidi" w:hAnsiTheme="majorBidi" w:cstheme="majorBidi"/>
+          <w:sz w:val="28"/>
+          <w:szCs w:val="28"/>
+        </w:rPr>
+        <w:t>It is an abstraction backed by a driver.</w:t>
+      </w:r>
+    </w:p>
+    <w:p>
+      <w:pPr>
+        <w:pStyle w:val="ListParagraph"/>
+        <w:numPr>
+          <w:ilvl w:val="0"/>
+          <w:numId w:val="2"/>
+        </w:numPr>
         <w:spacing w:after="60"/>
         <w:ind w:left="360"/>
         <w:jc w:val="both"/>
         <w:rPr>
           <w:rFonts w:asciiTheme="majorBidi" w:hAnsiTheme="majorBidi" w:cstheme="majorBidi"/>
-          <w:sz w:val="28"/>
-          <w:szCs w:val="28"/>
-        </w:rPr>
-      </w:pPr>
-      <w:r>
-        <w:rPr>
-          <w:rFonts w:asciiTheme="majorBidi" w:hAnsiTheme="majorBidi" w:cstheme="majorBidi"/>
-          <w:sz w:val="28"/>
-          <w:szCs w:val="28"/>
-        </w:rPr>
-        <w:t>Containers on different networks cannot (unless attached to both).</w:t>
-      </w:r>
-    </w:p>
-    <w:p>
-      <w:pPr>
+          <w:b/>
+          <w:bCs/>
+          <w:sz w:val="32"/>
+          <w:szCs w:val="32"/>
+        </w:rPr>
+      </w:pPr>
+      <w:r>
+        <w:rPr>
+          <w:rFonts w:asciiTheme="majorBidi" w:hAnsiTheme="majorBidi" w:cstheme="majorBidi"/>
+          <w:b/>
+          <w:bCs/>
+          <w:sz w:val="32"/>
+          <w:szCs w:val="32"/>
+        </w:rPr>
+        <w:t>Endpoint:</w:t>
+      </w:r>
+    </w:p>
+    <w:p>
+      <w:pPr>
+        <w:spacing w:after="120"/>
         <w:ind w:left="360"/>
         <w:jc w:val="both"/>
         <w:rPr>
@@ -1203,7 +1336,7 @@
           <w:sz w:val="28"/>
           <w:szCs w:val="28"/>
         </w:rPr>
-        <w:t>A network is not necessarily a Linux bridge.</w:t>
+        <w:t>An Endpoint connects a Sandbox to a Network.</w:t>
       </w:r>
       <w:r>
         <w:rPr>
@@ -1219,7 +1352,499 @@
           <w:sz w:val="28"/>
           <w:szCs w:val="28"/>
         </w:rPr>
-        <w:t>It is an abstraction backed by a driver.</w:t>
+        <w:t>It is the attachment point.</w:t>
+      </w:r>
+    </w:p>
+    <w:p>
+      <w:pPr>
+        <w:spacing w:after="60"/>
+        <w:ind w:left="360"/>
+        <w:jc w:val="both"/>
+        <w:rPr>
+          <w:rFonts w:asciiTheme="majorBidi" w:hAnsiTheme="majorBidi" w:cstheme="majorBidi"/>
+          <w:sz w:val="28"/>
+          <w:szCs w:val="28"/>
+        </w:rPr>
+      </w:pPr>
+      <w:r>
+        <w:rPr>
+          <w:rFonts w:asciiTheme="majorBidi" w:hAnsiTheme="majorBidi" w:cstheme="majorBidi"/>
+          <w:sz w:val="28"/>
+          <w:szCs w:val="28"/>
+        </w:rPr>
+        <w:t>In Linux bridge networks, the endpoint is implemented as:</w:t>
+      </w:r>
+    </w:p>
+    <w:p>
+      <w:pPr>
+        <w:pStyle w:val="ListParagraph"/>
+        <w:numPr>
+          <w:ilvl w:val="1"/>
+          <w:numId w:val="2"/>
+        </w:numPr>
+        <w:spacing w:after="120"/>
+        <w:ind w:left="720"/>
+        <w:jc w:val="both"/>
+        <w:rPr>
+          <w:rFonts w:asciiTheme="majorBidi" w:hAnsiTheme="majorBidi" w:cstheme="majorBidi"/>
+          <w:sz w:val="28"/>
+          <w:szCs w:val="28"/>
+        </w:rPr>
+      </w:pPr>
+      <w:r>
+        <w:rPr>
+          <w:rFonts w:asciiTheme="majorBidi" w:hAnsiTheme="majorBidi" w:cstheme="majorBidi"/>
+          <w:sz w:val="28"/>
+          <w:szCs w:val="28"/>
+        </w:rPr>
+        <w:t xml:space="preserve">One side of a </w:t>
+      </w:r>
+      <w:proofErr w:type="spellStart"/>
+      <w:r>
+        <w:rPr>
+          <w:rFonts w:asciiTheme="majorBidi" w:hAnsiTheme="majorBidi" w:cstheme="majorBidi"/>
+          <w:sz w:val="28"/>
+          <w:szCs w:val="28"/>
+        </w:rPr>
+        <w:t>veth</w:t>
+      </w:r>
+      <w:proofErr w:type="spellEnd"/>
+      <w:r>
+        <w:rPr>
+          <w:rFonts w:asciiTheme="majorBidi" w:hAnsiTheme="majorBidi" w:cstheme="majorBidi"/>
+          <w:sz w:val="28"/>
+          <w:szCs w:val="28"/>
+        </w:rPr>
+        <w:t xml:space="preserve"> pair</w:t>
+      </w:r>
+    </w:p>
+    <w:p>
+      <w:pPr>
+        <w:spacing w:after="120"/>
+        <w:ind w:left="360"/>
+        <w:jc w:val="both"/>
+        <w:rPr>
+          <w:rFonts w:asciiTheme="majorBidi" w:hAnsiTheme="majorBidi" w:cstheme="majorBidi"/>
+          <w:sz w:val="28"/>
+          <w:szCs w:val="28"/>
+        </w:rPr>
+      </w:pPr>
+      <w:r>
+        <w:rPr>
+          <w:rFonts w:asciiTheme="majorBidi" w:hAnsiTheme="majorBidi" w:cstheme="majorBidi"/>
+          <w:sz w:val="28"/>
+          <w:szCs w:val="28"/>
+        </w:rPr>
+        <w:t>One end goes into the sandbox.</w:t>
+      </w:r>
+      <w:r>
+        <w:rPr>
+          <w:rFonts w:asciiTheme="majorBidi" w:hAnsiTheme="majorBidi" w:cstheme="majorBidi"/>
+          <w:sz w:val="28"/>
+          <w:szCs w:val="28"/>
+        </w:rPr>
+        <w:t xml:space="preserve"> </w:t>
+      </w:r>
+      <w:r>
+        <w:rPr>
+          <w:rFonts w:asciiTheme="majorBidi" w:hAnsiTheme="majorBidi" w:cstheme="majorBidi"/>
+          <w:sz w:val="28"/>
+          <w:szCs w:val="28"/>
+        </w:rPr>
+        <w:t>The other connects to the bridge.</w:t>
+      </w:r>
+    </w:p>
+    <w:p>
+      <w:pPr>
+        <w:spacing w:after="60"/>
+        <w:ind w:left="360"/>
+        <w:jc w:val="both"/>
+        <w:rPr>
+          <w:rFonts w:asciiTheme="majorBidi" w:hAnsiTheme="majorBidi" w:cstheme="majorBidi"/>
+          <w:sz w:val="28"/>
+          <w:szCs w:val="28"/>
+        </w:rPr>
+      </w:pPr>
+      <w:r>
+        <w:rPr>
+          <w:rFonts w:asciiTheme="majorBidi" w:hAnsiTheme="majorBidi" w:cstheme="majorBidi"/>
+          <w:sz w:val="28"/>
+          <w:szCs w:val="28"/>
+        </w:rPr>
+        <w:t>If a container joins two networks:</w:t>
+      </w:r>
+    </w:p>
+    <w:p>
+      <w:pPr>
+        <w:pStyle w:val="ListParagraph"/>
+        <w:numPr>
+          <w:ilvl w:val="1"/>
+          <w:numId w:val="2"/>
+        </w:numPr>
+        <w:ind w:left="720"/>
+        <w:jc w:val="both"/>
+        <w:rPr>
+          <w:rFonts w:asciiTheme="majorBidi" w:hAnsiTheme="majorBidi" w:cstheme="majorBidi"/>
+          <w:sz w:val="28"/>
+          <w:szCs w:val="28"/>
+        </w:rPr>
+      </w:pPr>
+      <w:r>
+        <w:rPr>
+          <w:rFonts w:asciiTheme="majorBidi" w:hAnsiTheme="majorBidi" w:cstheme="majorBidi"/>
+          <w:sz w:val="28"/>
+          <w:szCs w:val="28"/>
+        </w:rPr>
+        <w:t>One sandbox</w:t>
+      </w:r>
+    </w:p>
+    <w:p>
+      <w:pPr>
+        <w:pStyle w:val="ListParagraph"/>
+        <w:numPr>
+          <w:ilvl w:val="1"/>
+          <w:numId w:val="2"/>
+        </w:numPr>
+        <w:ind w:left="720"/>
+        <w:jc w:val="both"/>
+        <w:rPr>
+          <w:rFonts w:asciiTheme="majorBidi" w:hAnsiTheme="majorBidi" w:cstheme="majorBidi"/>
+          <w:sz w:val="28"/>
+          <w:szCs w:val="28"/>
+        </w:rPr>
+      </w:pPr>
+      <w:r>
+        <w:rPr>
+          <w:rFonts w:asciiTheme="majorBidi" w:hAnsiTheme="majorBidi" w:cstheme="majorBidi"/>
+          <w:sz w:val="28"/>
+          <w:szCs w:val="28"/>
+        </w:rPr>
+        <w:t>Two endpoints</w:t>
+      </w:r>
+    </w:p>
+    <w:p>
+      <w:pPr>
+        <w:pStyle w:val="ListParagraph"/>
+        <w:numPr>
+          <w:ilvl w:val="1"/>
+          <w:numId w:val="2"/>
+        </w:numPr>
+        <w:spacing w:after="120"/>
+        <w:ind w:left="720"/>
+        <w:jc w:val="both"/>
+        <w:rPr>
+          <w:rFonts w:asciiTheme="majorBidi" w:hAnsiTheme="majorBidi" w:cstheme="majorBidi"/>
+          <w:sz w:val="28"/>
+          <w:szCs w:val="28"/>
+        </w:rPr>
+      </w:pPr>
+      <w:r>
+        <w:rPr>
+          <w:rFonts w:asciiTheme="majorBidi" w:hAnsiTheme="majorBidi" w:cstheme="majorBidi"/>
+          <w:sz w:val="28"/>
+          <w:szCs w:val="28"/>
+        </w:rPr>
+        <w:t>Two interfaces (eth0, eth1)</w:t>
+      </w:r>
+    </w:p>
+    <w:p>
+      <w:pPr>
+        <w:spacing w:after="60"/>
+        <w:ind w:left="360"/>
+        <w:jc w:val="both"/>
+        <w:rPr>
+          <w:rFonts w:asciiTheme="majorBidi" w:hAnsiTheme="majorBidi" w:cstheme="majorBidi"/>
+          <w:sz w:val="28"/>
+          <w:szCs w:val="28"/>
+        </w:rPr>
+      </w:pPr>
+      <w:r>
+        <w:rPr>
+          <w:rFonts w:asciiTheme="majorBidi" w:hAnsiTheme="majorBidi" w:cstheme="majorBidi"/>
+          <w:sz w:val="28"/>
+          <w:szCs w:val="28"/>
+        </w:rPr>
+        <w:t>Endpoint = connection interface.</w:t>
+      </w:r>
+    </w:p>
+    <w:p>
+      <w:pPr>
+        <w:ind w:left="360"/>
+        <w:jc w:val="both"/>
+        <w:rPr>
+          <w:rFonts w:asciiTheme="majorBidi" w:hAnsiTheme="majorBidi" w:cstheme="majorBidi"/>
+          <w:sz w:val="28"/>
+          <w:szCs w:val="28"/>
+        </w:rPr>
+      </w:pPr>
+      <w:r>
+        <w:rPr>
+          <w:rFonts w:asciiTheme="majorBidi" w:hAnsiTheme="majorBidi" w:cstheme="majorBidi"/>
+          <w:sz w:val="28"/>
+          <w:szCs w:val="28"/>
+        </w:rPr>
+        <w:t>Without an endpoint, sandbox and network are isolated.</w:t>
+      </w:r>
+    </w:p>
+    <w:p>
+      <w:pPr>
+        <w:jc w:val="both"/>
+        <w:rPr>
+          <w:rFonts w:asciiTheme="majorBidi" w:hAnsiTheme="majorBidi" w:cstheme="majorBidi"/>
+          <w:b/>
+          <w:bCs/>
+          <w:sz w:val="28"/>
+          <w:szCs w:val="28"/>
+        </w:rPr>
+      </w:pPr>
+      <w:r>
+        <w:rPr>
+          <w:rFonts w:asciiTheme="majorBidi" w:hAnsiTheme="majorBidi" w:cstheme="majorBidi"/>
+          <w:b/>
+          <w:bCs/>
+          <w:sz w:val="28"/>
+          <w:szCs w:val="28"/>
+        </w:rPr>
+        <w:t>CNM Relationship Summary</w:t>
+      </w:r>
+    </w:p>
+    <w:p>
+      <w:pPr>
+        <w:jc w:val="both"/>
+        <w:rPr>
+          <w:rFonts w:asciiTheme="majorBidi" w:hAnsiTheme="majorBidi" w:cstheme="majorBidi"/>
+          <w:sz w:val="28"/>
+          <w:szCs w:val="28"/>
+        </w:rPr>
+      </w:pPr>
+      <w:r>
+        <w:rPr>
+          <w:rFonts w:asciiTheme="majorBidi" w:hAnsiTheme="majorBidi" w:cstheme="majorBidi"/>
+          <w:sz w:val="28"/>
+          <w:szCs w:val="28"/>
+        </w:rPr>
+        <w:t>Network</w:t>
+      </w:r>
+      <w:r>
+        <w:rPr>
+          <w:rFonts w:asciiTheme="majorBidi" w:hAnsiTheme="majorBidi" w:cstheme="majorBidi"/>
+          <w:sz w:val="28"/>
+          <w:szCs w:val="28"/>
+        </w:rPr>
+        <w:t xml:space="preserve"> </w:t>
+      </w:r>
+      <w:r>
+        <w:rPr>
+          <w:rFonts w:asciiTheme="majorBidi" w:hAnsiTheme="majorBidi" w:cstheme="majorBidi"/>
+          <w:sz w:val="28"/>
+          <w:szCs w:val="28"/>
+        </w:rPr>
+        <w:t>→</w:t>
+      </w:r>
+      <w:r>
+        <w:rPr>
+          <w:rFonts w:asciiTheme="majorBidi" w:hAnsiTheme="majorBidi" w:cstheme="majorBidi"/>
+          <w:sz w:val="28"/>
+          <w:szCs w:val="28"/>
+        </w:rPr>
+        <w:t xml:space="preserve"> </w:t>
+      </w:r>
+      <w:r>
+        <w:rPr>
+          <w:rFonts w:asciiTheme="majorBidi" w:hAnsiTheme="majorBidi" w:cstheme="majorBidi"/>
+          <w:sz w:val="28"/>
+          <w:szCs w:val="28"/>
+        </w:rPr>
+        <w:t>Endpoint</w:t>
+      </w:r>
+      <w:r>
+        <w:rPr>
+          <w:rFonts w:asciiTheme="majorBidi" w:hAnsiTheme="majorBidi" w:cstheme="majorBidi"/>
+          <w:sz w:val="28"/>
+          <w:szCs w:val="28"/>
+        </w:rPr>
+        <w:t xml:space="preserve"> </w:t>
+      </w:r>
+      <w:r>
+        <w:rPr>
+          <w:rFonts w:asciiTheme="majorBidi" w:hAnsiTheme="majorBidi" w:cstheme="majorBidi"/>
+          <w:sz w:val="28"/>
+          <w:szCs w:val="28"/>
+        </w:rPr>
+        <w:t>→</w:t>
+      </w:r>
+      <w:r>
+        <w:rPr>
+          <w:rFonts w:asciiTheme="majorBidi" w:hAnsiTheme="majorBidi" w:cstheme="majorBidi"/>
+          <w:sz w:val="28"/>
+          <w:szCs w:val="28"/>
+        </w:rPr>
+        <w:t xml:space="preserve"> </w:t>
+      </w:r>
+      <w:r>
+        <w:rPr>
+          <w:rFonts w:asciiTheme="majorBidi" w:hAnsiTheme="majorBidi" w:cstheme="majorBidi"/>
+          <w:sz w:val="28"/>
+          <w:szCs w:val="28"/>
+        </w:rPr>
+        <w:t>Sandbox</w:t>
+      </w:r>
+    </w:p>
+    <w:p>
+      <w:pPr>
+        <w:jc w:val="both"/>
+        <w:rPr>
+          <w:rFonts w:asciiTheme="majorBidi" w:hAnsiTheme="majorBidi" w:cstheme="majorBidi"/>
+          <w:sz w:val="28"/>
+          <w:szCs w:val="28"/>
+        </w:rPr>
+      </w:pPr>
+      <w:r>
+        <w:rPr>
+          <w:rFonts w:asciiTheme="majorBidi" w:hAnsiTheme="majorBidi" w:cstheme="majorBidi"/>
+          <w:sz w:val="28"/>
+          <w:szCs w:val="28"/>
+        </w:rPr>
+        <w:t>That is the fundamental chain.</w:t>
+      </w:r>
+    </w:p>
+    <w:p>
+      <w:pPr>
+        <w:jc w:val="both"/>
+        <w:rPr>
+          <w:rFonts w:asciiTheme="majorBidi" w:hAnsiTheme="majorBidi" w:cstheme="majorBidi"/>
+          <w:b/>
+          <w:bCs/>
+          <w:sz w:val="36"/>
+          <w:szCs w:val="36"/>
+        </w:rPr>
+      </w:pPr>
+      <w:proofErr w:type="spellStart"/>
+      <w:r>
+        <w:rPr>
+          <w:rFonts w:asciiTheme="majorBidi" w:hAnsiTheme="majorBidi" w:cstheme="majorBidi"/>
+          <w:b/>
+          <w:bCs/>
+          <w:sz w:val="36"/>
+          <w:szCs w:val="36"/>
+        </w:rPr>
+        <w:t>libnetwork</w:t>
+      </w:r>
+      <w:proofErr w:type="spellEnd"/>
+      <w:r>
+        <w:rPr>
+          <w:rFonts w:asciiTheme="majorBidi" w:hAnsiTheme="majorBidi" w:cstheme="majorBidi"/>
+          <w:b/>
+          <w:bCs/>
+          <w:sz w:val="36"/>
+          <w:szCs w:val="36"/>
+        </w:rPr>
+        <w:t xml:space="preserve"> </w:t>
+      </w:r>
+      <w:r>
+        <w:rPr>
+          <w:rFonts w:asciiTheme="majorBidi" w:hAnsiTheme="majorBidi" w:cstheme="majorBidi"/>
+          <w:b/>
+          <w:bCs/>
+          <w:sz w:val="36"/>
+          <w:szCs w:val="36"/>
+        </w:rPr>
+        <w:t>-</w:t>
+      </w:r>
+      <w:r>
+        <w:rPr>
+          <w:rFonts w:asciiTheme="majorBidi" w:hAnsiTheme="majorBidi" w:cstheme="majorBidi"/>
+          <w:b/>
+          <w:bCs/>
+          <w:sz w:val="36"/>
+          <w:szCs w:val="36"/>
+        </w:rPr>
+        <w:t xml:space="preserve"> The Implementation Layer</w:t>
+      </w:r>
+      <w:r>
+        <w:rPr>
+          <w:rFonts w:asciiTheme="majorBidi" w:hAnsiTheme="majorBidi" w:cstheme="majorBidi"/>
+          <w:b/>
+          <w:bCs/>
+          <w:sz w:val="36"/>
+          <w:szCs w:val="36"/>
+        </w:rPr>
+        <w:t>:</w:t>
+      </w:r>
+    </w:p>
+    <w:p>
+      <w:pPr>
+        <w:spacing w:after="60"/>
+        <w:jc w:val="both"/>
+        <w:rPr>
+          <w:rFonts w:asciiTheme="majorBidi" w:hAnsiTheme="majorBidi" w:cstheme="majorBidi"/>
+          <w:sz w:val="28"/>
+          <w:szCs w:val="28"/>
+        </w:rPr>
+      </w:pPr>
+      <w:r>
+        <w:rPr>
+          <w:rFonts w:asciiTheme="majorBidi" w:hAnsiTheme="majorBidi" w:cstheme="majorBidi"/>
+          <w:sz w:val="28"/>
+          <w:szCs w:val="28"/>
+        </w:rPr>
+        <w:t>CNM is the model.</w:t>
+      </w:r>
+      <w:r>
+        <w:rPr>
+          <w:rFonts w:asciiTheme="majorBidi" w:hAnsiTheme="majorBidi" w:cstheme="majorBidi"/>
+          <w:sz w:val="28"/>
+          <w:szCs w:val="28"/>
+        </w:rPr>
+        <w:t xml:space="preserve"> </w:t>
+      </w:r>
+      <w:proofErr w:type="spellStart"/>
+      <w:r>
+        <w:rPr>
+          <w:rFonts w:asciiTheme="majorBidi" w:hAnsiTheme="majorBidi" w:cstheme="majorBidi"/>
+          <w:b/>
+          <w:bCs/>
+          <w:sz w:val="28"/>
+          <w:szCs w:val="28"/>
+        </w:rPr>
+        <w:t>libnetwork</w:t>
+      </w:r>
+      <w:proofErr w:type="spellEnd"/>
+      <w:r>
+        <w:rPr>
+          <w:rFonts w:asciiTheme="majorBidi" w:hAnsiTheme="majorBidi" w:cstheme="majorBidi"/>
+          <w:sz w:val="28"/>
+          <w:szCs w:val="28"/>
+        </w:rPr>
+        <w:t xml:space="preserve"> is the engine.</w:t>
+      </w:r>
+      <w:r>
+        <w:rPr>
+          <w:rFonts w:asciiTheme="majorBidi" w:hAnsiTheme="majorBidi" w:cstheme="majorBidi"/>
+          <w:sz w:val="28"/>
+          <w:szCs w:val="28"/>
+        </w:rPr>
+        <w:t xml:space="preserve"> </w:t>
+      </w:r>
+      <w:proofErr w:type="spellStart"/>
+      <w:r>
+        <w:rPr>
+          <w:rFonts w:asciiTheme="majorBidi" w:hAnsiTheme="majorBidi" w:cstheme="majorBidi"/>
+          <w:b/>
+          <w:bCs/>
+          <w:sz w:val="28"/>
+          <w:szCs w:val="28"/>
+        </w:rPr>
+        <w:t>libnetwork</w:t>
+      </w:r>
+      <w:proofErr w:type="spellEnd"/>
+      <w:r>
+        <w:rPr>
+          <w:rFonts w:asciiTheme="majorBidi" w:hAnsiTheme="majorBidi" w:cstheme="majorBidi"/>
+          <w:sz w:val="28"/>
+          <w:szCs w:val="28"/>
+        </w:rPr>
+        <w:t xml:space="preserve"> is a Docker library that:</w:t>
       </w:r>
     </w:p>
     <w:p>
@@ -1233,6 +1858,332 @@
         <w:jc w:val="both"/>
         <w:rPr>
           <w:rFonts w:asciiTheme="majorBidi" w:hAnsiTheme="majorBidi" w:cstheme="majorBidi"/>
+          <w:sz w:val="28"/>
+          <w:szCs w:val="28"/>
+        </w:rPr>
+      </w:pPr>
+      <w:r>
+        <w:rPr>
+          <w:rFonts w:asciiTheme="majorBidi" w:hAnsiTheme="majorBidi" w:cstheme="majorBidi"/>
+          <w:sz w:val="28"/>
+          <w:szCs w:val="28"/>
+        </w:rPr>
+        <w:t>Creates sandboxes (network namespaces)</w:t>
+      </w:r>
+    </w:p>
+    <w:p>
+      <w:pPr>
+        <w:pStyle w:val="ListParagraph"/>
+        <w:numPr>
+          <w:ilvl w:val="0"/>
+          <w:numId w:val="2"/>
+        </w:numPr>
+        <w:ind w:left="360"/>
+        <w:jc w:val="both"/>
+        <w:rPr>
+          <w:rFonts w:asciiTheme="majorBidi" w:hAnsiTheme="majorBidi" w:cstheme="majorBidi"/>
+          <w:sz w:val="28"/>
+          <w:szCs w:val="28"/>
+        </w:rPr>
+      </w:pPr>
+      <w:r>
+        <w:rPr>
+          <w:rFonts w:asciiTheme="majorBidi" w:hAnsiTheme="majorBidi" w:cstheme="majorBidi"/>
+          <w:sz w:val="28"/>
+          <w:szCs w:val="28"/>
+        </w:rPr>
+        <w:t>Manages IP allocation</w:t>
+      </w:r>
+    </w:p>
+    <w:p>
+      <w:pPr>
+        <w:pStyle w:val="ListParagraph"/>
+        <w:numPr>
+          <w:ilvl w:val="0"/>
+          <w:numId w:val="2"/>
+        </w:numPr>
+        <w:ind w:left="360"/>
+        <w:jc w:val="both"/>
+        <w:rPr>
+          <w:rFonts w:asciiTheme="majorBidi" w:hAnsiTheme="majorBidi" w:cstheme="majorBidi"/>
+          <w:sz w:val="28"/>
+          <w:szCs w:val="28"/>
+        </w:rPr>
+      </w:pPr>
+      <w:r>
+        <w:rPr>
+          <w:rFonts w:asciiTheme="majorBidi" w:hAnsiTheme="majorBidi" w:cstheme="majorBidi"/>
+          <w:sz w:val="28"/>
+          <w:szCs w:val="28"/>
+        </w:rPr>
+        <w:t>Creates endpoints</w:t>
+      </w:r>
+    </w:p>
+    <w:p>
+      <w:pPr>
+        <w:pStyle w:val="ListParagraph"/>
+        <w:numPr>
+          <w:ilvl w:val="0"/>
+          <w:numId w:val="2"/>
+        </w:numPr>
+        <w:ind w:left="360"/>
+        <w:jc w:val="both"/>
+        <w:rPr>
+          <w:rFonts w:asciiTheme="majorBidi" w:hAnsiTheme="majorBidi" w:cstheme="majorBidi"/>
+          <w:sz w:val="28"/>
+          <w:szCs w:val="28"/>
+        </w:rPr>
+      </w:pPr>
+      <w:r>
+        <w:rPr>
+          <w:rFonts w:asciiTheme="majorBidi" w:hAnsiTheme="majorBidi" w:cstheme="majorBidi"/>
+          <w:sz w:val="28"/>
+          <w:szCs w:val="28"/>
+        </w:rPr>
+        <w:t>Connects endpoints to drivers</w:t>
+      </w:r>
+    </w:p>
+    <w:p>
+      <w:pPr>
+        <w:pStyle w:val="ListParagraph"/>
+        <w:numPr>
+          <w:ilvl w:val="0"/>
+          <w:numId w:val="2"/>
+        </w:numPr>
+        <w:ind w:left="360"/>
+        <w:jc w:val="both"/>
+        <w:rPr>
+          <w:rFonts w:asciiTheme="majorBidi" w:hAnsiTheme="majorBidi" w:cstheme="majorBidi"/>
+          <w:sz w:val="28"/>
+          <w:szCs w:val="28"/>
+        </w:rPr>
+      </w:pPr>
+      <w:r>
+        <w:rPr>
+          <w:rFonts w:asciiTheme="majorBidi" w:hAnsiTheme="majorBidi" w:cstheme="majorBidi"/>
+          <w:sz w:val="28"/>
+          <w:szCs w:val="28"/>
+        </w:rPr>
+        <w:t>Provides embedded DNS</w:t>
+      </w:r>
+    </w:p>
+    <w:p>
+      <w:pPr>
+        <w:pStyle w:val="ListParagraph"/>
+        <w:numPr>
+          <w:ilvl w:val="0"/>
+          <w:numId w:val="2"/>
+        </w:numPr>
+        <w:ind w:left="360"/>
+        <w:jc w:val="both"/>
+        <w:rPr>
+          <w:rFonts w:asciiTheme="majorBidi" w:hAnsiTheme="majorBidi" w:cstheme="majorBidi"/>
+          <w:sz w:val="28"/>
+          <w:szCs w:val="28"/>
+        </w:rPr>
+      </w:pPr>
+      <w:r>
+        <w:rPr>
+          <w:rFonts w:asciiTheme="majorBidi" w:hAnsiTheme="majorBidi" w:cstheme="majorBidi"/>
+          <w:sz w:val="28"/>
+          <w:szCs w:val="28"/>
+        </w:rPr>
+        <w:t>Handles service discovery</w:t>
+      </w:r>
+    </w:p>
+    <w:p>
+      <w:pPr>
+        <w:pStyle w:val="ListParagraph"/>
+        <w:numPr>
+          <w:ilvl w:val="0"/>
+          <w:numId w:val="2"/>
+        </w:numPr>
+        <w:spacing w:after="120"/>
+        <w:ind w:left="360"/>
+        <w:jc w:val="both"/>
+        <w:rPr>
+          <w:rFonts w:asciiTheme="majorBidi" w:hAnsiTheme="majorBidi" w:cstheme="majorBidi"/>
+          <w:sz w:val="28"/>
+          <w:szCs w:val="28"/>
+        </w:rPr>
+      </w:pPr>
+      <w:r>
+        <w:rPr>
+          <w:rFonts w:asciiTheme="majorBidi" w:hAnsiTheme="majorBidi" w:cstheme="majorBidi"/>
+          <w:sz w:val="28"/>
+          <w:szCs w:val="28"/>
+        </w:rPr>
+        <w:t>Programs iptables rules</w:t>
+      </w:r>
+    </w:p>
+    <w:p>
+      <w:pPr>
+        <w:spacing w:after="120"/>
+        <w:jc w:val="both"/>
+        <w:rPr>
+          <w:rFonts w:asciiTheme="majorBidi" w:hAnsiTheme="majorBidi" w:cstheme="majorBidi"/>
+          <w:sz w:val="28"/>
+          <w:szCs w:val="28"/>
+        </w:rPr>
+      </w:pPr>
+      <w:r>
+        <w:rPr>
+          <w:rFonts w:asciiTheme="majorBidi" w:hAnsiTheme="majorBidi" w:cstheme="majorBidi"/>
+          <w:sz w:val="28"/>
+          <w:szCs w:val="28"/>
+        </w:rPr>
+        <w:lastRenderedPageBreak/>
+        <w:t>It is the control plane of Docker networking.</w:t>
+      </w:r>
+      <w:r>
+        <w:rPr>
+          <w:rFonts w:asciiTheme="majorBidi" w:hAnsiTheme="majorBidi" w:cstheme="majorBidi"/>
+          <w:sz w:val="28"/>
+          <w:szCs w:val="28"/>
+        </w:rPr>
+        <w:t xml:space="preserve"> </w:t>
+      </w:r>
+      <w:r>
+        <w:rPr>
+          <w:rFonts w:asciiTheme="majorBidi" w:hAnsiTheme="majorBidi" w:cstheme="majorBidi"/>
+          <w:sz w:val="28"/>
+          <w:szCs w:val="28"/>
+        </w:rPr>
+        <w:t>It does not move packets itself.</w:t>
+      </w:r>
+      <w:r>
+        <w:rPr>
+          <w:rFonts w:asciiTheme="majorBidi" w:hAnsiTheme="majorBidi" w:cstheme="majorBidi"/>
+          <w:sz w:val="28"/>
+          <w:szCs w:val="28"/>
+        </w:rPr>
+        <w:t xml:space="preserve"> </w:t>
+      </w:r>
+      <w:r>
+        <w:rPr>
+          <w:rFonts w:asciiTheme="majorBidi" w:hAnsiTheme="majorBidi" w:cstheme="majorBidi"/>
+          <w:sz w:val="28"/>
+          <w:szCs w:val="28"/>
+        </w:rPr>
+        <w:t>It configures the system so the kernel moves packets.</w:t>
+      </w:r>
+    </w:p>
+    <w:p>
+      <w:pPr>
+        <w:spacing w:after="120"/>
+        <w:jc w:val="both"/>
+        <w:rPr>
+          <w:rFonts w:asciiTheme="majorBidi" w:hAnsiTheme="majorBidi" w:cstheme="majorBidi"/>
+          <w:b/>
+          <w:bCs/>
+          <w:sz w:val="36"/>
+          <w:szCs w:val="36"/>
+        </w:rPr>
+      </w:pPr>
+      <w:r>
+        <w:rPr>
+          <w:rFonts w:asciiTheme="majorBidi" w:hAnsiTheme="majorBidi" w:cstheme="majorBidi"/>
+          <w:b/>
+          <w:bCs/>
+          <w:sz w:val="36"/>
+          <w:szCs w:val="36"/>
+        </w:rPr>
+        <w:t xml:space="preserve">Drivers </w:t>
+      </w:r>
+      <w:r>
+        <w:rPr>
+          <w:rFonts w:asciiTheme="majorBidi" w:hAnsiTheme="majorBidi" w:cstheme="majorBidi"/>
+          <w:b/>
+          <w:bCs/>
+          <w:sz w:val="36"/>
+          <w:szCs w:val="36"/>
+        </w:rPr>
+        <w:t>-</w:t>
+      </w:r>
+      <w:r>
+        <w:rPr>
+          <w:rFonts w:asciiTheme="majorBidi" w:hAnsiTheme="majorBidi" w:cstheme="majorBidi"/>
+          <w:b/>
+          <w:bCs/>
+          <w:sz w:val="36"/>
+          <w:szCs w:val="36"/>
+        </w:rPr>
+        <w:t xml:space="preserve"> The Data Plane</w:t>
+      </w:r>
+      <w:r>
+        <w:rPr>
+          <w:rFonts w:asciiTheme="majorBidi" w:hAnsiTheme="majorBidi" w:cstheme="majorBidi"/>
+          <w:b/>
+          <w:bCs/>
+          <w:sz w:val="36"/>
+          <w:szCs w:val="36"/>
+        </w:rPr>
+        <w:t>:</w:t>
+      </w:r>
+    </w:p>
+    <w:p>
+      <w:pPr>
+        <w:spacing w:after="60"/>
+        <w:jc w:val="both"/>
+        <w:rPr>
+          <w:rFonts w:asciiTheme="majorBidi" w:hAnsiTheme="majorBidi" w:cstheme="majorBidi"/>
+          <w:sz w:val="28"/>
+          <w:szCs w:val="28"/>
+        </w:rPr>
+      </w:pPr>
+      <w:r>
+        <w:rPr>
+          <w:rFonts w:asciiTheme="majorBidi" w:hAnsiTheme="majorBidi" w:cstheme="majorBidi"/>
+          <w:sz w:val="28"/>
+          <w:szCs w:val="28"/>
+        </w:rPr>
+        <w:t>Drivers implement actual connectivity.</w:t>
+      </w:r>
+      <w:r>
+        <w:rPr>
+          <w:rFonts w:asciiTheme="majorBidi" w:hAnsiTheme="majorBidi" w:cstheme="majorBidi"/>
+          <w:sz w:val="28"/>
+          <w:szCs w:val="28"/>
+        </w:rPr>
+        <w:t xml:space="preserve"> </w:t>
+      </w:r>
+      <w:r>
+        <w:rPr>
+          <w:rFonts w:asciiTheme="majorBidi" w:hAnsiTheme="majorBidi" w:cstheme="majorBidi"/>
+          <w:sz w:val="28"/>
+          <w:szCs w:val="28"/>
+        </w:rPr>
+        <w:t>They are pluggable.</w:t>
+      </w:r>
+      <w:r>
+        <w:rPr>
+          <w:rFonts w:asciiTheme="majorBidi" w:hAnsiTheme="majorBidi" w:cstheme="majorBidi"/>
+          <w:sz w:val="28"/>
+          <w:szCs w:val="28"/>
+        </w:rPr>
+        <w:t xml:space="preserve"> </w:t>
+      </w:r>
+      <w:r>
+        <w:rPr>
+          <w:rFonts w:asciiTheme="majorBidi" w:hAnsiTheme="majorBidi" w:cstheme="majorBidi"/>
+          <w:sz w:val="28"/>
+          <w:szCs w:val="28"/>
+        </w:rPr>
+        <w:t>Each network has a driver.</w:t>
+      </w:r>
+    </w:p>
+    <w:p>
+      <w:pPr>
+        <w:pStyle w:val="ListParagraph"/>
+        <w:numPr>
+          <w:ilvl w:val="0"/>
+          <w:numId w:val="3"/>
+        </w:numPr>
+        <w:spacing w:after="60"/>
+        <w:ind w:left="360"/>
+        <w:jc w:val="both"/>
+        <w:rPr>
+          <w:rFonts w:asciiTheme="majorBidi" w:hAnsiTheme="majorBidi" w:cstheme="majorBidi"/>
           <w:b/>
           <w:bCs/>
           <w:sz w:val="32"/>
@@ -1247,874 +2198,149 @@
           <w:sz w:val="32"/>
           <w:szCs w:val="32"/>
         </w:rPr>
-        <w:t>Endpoint:</w:t>
-      </w:r>
-    </w:p>
-    <w:p>
-      <w:pPr>
-        <w:ind w:left="360"/>
-        <w:jc w:val="both"/>
-        <w:rPr>
-          <w:rFonts w:asciiTheme="majorBidi" w:hAnsiTheme="majorBidi" w:cstheme="majorBidi"/>
-          <w:sz w:val="28"/>
-          <w:szCs w:val="28"/>
-        </w:rPr>
-      </w:pPr>
-      <w:r>
-        <w:rPr>
-          <w:rFonts w:asciiTheme="majorBidi" w:hAnsiTheme="majorBidi" w:cstheme="majorBidi"/>
-          <w:sz w:val="28"/>
-          <w:szCs w:val="28"/>
-        </w:rPr>
-        <w:t>An Endpoint connects a Sandbox to a Network.</w:t>
-      </w:r>
-      <w:r>
-        <w:rPr>
-          <w:rFonts w:asciiTheme="majorBidi" w:hAnsiTheme="majorBidi" w:cstheme="majorBidi"/>
-          <w:sz w:val="28"/>
-          <w:szCs w:val="28"/>
-        </w:rPr>
-        <w:t xml:space="preserve"> </w:t>
-      </w:r>
-      <w:r>
-        <w:rPr>
-          <w:rFonts w:asciiTheme="majorBidi" w:hAnsiTheme="majorBidi" w:cstheme="majorBidi"/>
-          <w:sz w:val="28"/>
-          <w:szCs w:val="28"/>
-        </w:rPr>
-        <w:t>It is the attachment point.</w:t>
-      </w:r>
-    </w:p>
-    <w:p>
-      <w:pPr>
-        <w:ind w:left="360"/>
-        <w:jc w:val="both"/>
-        <w:rPr>
-          <w:rFonts w:asciiTheme="majorBidi" w:hAnsiTheme="majorBidi" w:cstheme="majorBidi"/>
-          <w:sz w:val="28"/>
-          <w:szCs w:val="28"/>
-        </w:rPr>
-      </w:pPr>
-      <w:r>
-        <w:rPr>
-          <w:rFonts w:asciiTheme="majorBidi" w:hAnsiTheme="majorBidi" w:cstheme="majorBidi"/>
-          <w:sz w:val="28"/>
-          <w:szCs w:val="28"/>
-        </w:rPr>
-        <w:t>In Linux bridge networks, the endpoint is implemented as:</w:t>
-      </w:r>
-    </w:p>
-    <w:p>
-      <w:pPr>
-        <w:pStyle w:val="ListParagraph"/>
-        <w:numPr>
-          <w:ilvl w:val="1"/>
-          <w:numId w:val="2"/>
-        </w:numPr>
-        <w:ind w:left="720"/>
-        <w:jc w:val="both"/>
-        <w:rPr>
-          <w:rFonts w:asciiTheme="majorBidi" w:hAnsiTheme="majorBidi" w:cstheme="majorBidi"/>
-          <w:sz w:val="28"/>
-          <w:szCs w:val="28"/>
-        </w:rPr>
-      </w:pPr>
-      <w:r>
-        <w:rPr>
-          <w:rFonts w:asciiTheme="majorBidi" w:hAnsiTheme="majorBidi" w:cstheme="majorBidi"/>
-          <w:sz w:val="28"/>
-          <w:szCs w:val="28"/>
-        </w:rPr>
-        <w:t xml:space="preserve">One side of a </w:t>
-      </w:r>
-      <w:proofErr w:type="spellStart"/>
-      <w:r>
-        <w:rPr>
-          <w:rFonts w:asciiTheme="majorBidi" w:hAnsiTheme="majorBidi" w:cstheme="majorBidi"/>
-          <w:sz w:val="28"/>
-          <w:szCs w:val="28"/>
-        </w:rPr>
-        <w:t>veth</w:t>
-      </w:r>
-      <w:proofErr w:type="spellEnd"/>
-      <w:r>
-        <w:rPr>
-          <w:rFonts w:asciiTheme="majorBidi" w:hAnsiTheme="majorBidi" w:cstheme="majorBidi"/>
-          <w:sz w:val="28"/>
-          <w:szCs w:val="28"/>
-        </w:rPr>
-        <w:t xml:space="preserve"> pair</w:t>
-      </w:r>
-    </w:p>
-    <w:p>
-      <w:pPr>
-        <w:ind w:left="360"/>
-        <w:jc w:val="both"/>
-        <w:rPr>
-          <w:rFonts w:asciiTheme="majorBidi" w:hAnsiTheme="majorBidi" w:cstheme="majorBidi"/>
-          <w:sz w:val="28"/>
-          <w:szCs w:val="28"/>
-        </w:rPr>
-      </w:pPr>
-      <w:r>
-        <w:rPr>
-          <w:rFonts w:asciiTheme="majorBidi" w:hAnsiTheme="majorBidi" w:cstheme="majorBidi"/>
-          <w:sz w:val="28"/>
-          <w:szCs w:val="28"/>
-        </w:rPr>
-        <w:t>One end goes into the sandbox.</w:t>
-      </w:r>
-      <w:r>
-        <w:rPr>
-          <w:rFonts w:asciiTheme="majorBidi" w:hAnsiTheme="majorBidi" w:cstheme="majorBidi"/>
-          <w:sz w:val="28"/>
-          <w:szCs w:val="28"/>
-        </w:rPr>
-        <w:t xml:space="preserve"> </w:t>
-      </w:r>
-      <w:r>
-        <w:rPr>
-          <w:rFonts w:asciiTheme="majorBidi" w:hAnsiTheme="majorBidi" w:cstheme="majorBidi"/>
-          <w:sz w:val="28"/>
-          <w:szCs w:val="28"/>
-        </w:rPr>
-        <w:t>The other connects to the bridge.</w:t>
-      </w:r>
-    </w:p>
-    <w:p>
-      <w:pPr>
-        <w:ind w:left="360"/>
-        <w:jc w:val="both"/>
-        <w:rPr>
-          <w:rFonts w:asciiTheme="majorBidi" w:hAnsiTheme="majorBidi" w:cstheme="majorBidi"/>
-          <w:sz w:val="28"/>
-          <w:szCs w:val="28"/>
-        </w:rPr>
-      </w:pPr>
-      <w:r>
-        <w:rPr>
-          <w:rFonts w:asciiTheme="majorBidi" w:hAnsiTheme="majorBidi" w:cstheme="majorBidi"/>
-          <w:sz w:val="28"/>
-          <w:szCs w:val="28"/>
-        </w:rPr>
-        <w:t>If a container joins two networks:</w:t>
-      </w:r>
-    </w:p>
-    <w:p>
-      <w:pPr>
-        <w:pStyle w:val="ListParagraph"/>
-        <w:numPr>
-          <w:ilvl w:val="1"/>
-          <w:numId w:val="2"/>
-        </w:numPr>
-        <w:ind w:left="720"/>
-        <w:jc w:val="both"/>
-        <w:rPr>
-          <w:rFonts w:asciiTheme="majorBidi" w:hAnsiTheme="majorBidi" w:cstheme="majorBidi"/>
-          <w:sz w:val="28"/>
-          <w:szCs w:val="28"/>
-        </w:rPr>
-      </w:pPr>
-      <w:r>
-        <w:rPr>
-          <w:rFonts w:asciiTheme="majorBidi" w:hAnsiTheme="majorBidi" w:cstheme="majorBidi"/>
-          <w:sz w:val="28"/>
-          <w:szCs w:val="28"/>
-        </w:rPr>
-        <w:t>One sandbox</w:t>
-      </w:r>
-    </w:p>
-    <w:p>
-      <w:pPr>
-        <w:pStyle w:val="ListParagraph"/>
-        <w:numPr>
-          <w:ilvl w:val="1"/>
-          <w:numId w:val="2"/>
-        </w:numPr>
-        <w:ind w:left="720"/>
-        <w:jc w:val="both"/>
-        <w:rPr>
-          <w:rFonts w:asciiTheme="majorBidi" w:hAnsiTheme="majorBidi" w:cstheme="majorBidi"/>
-          <w:sz w:val="28"/>
-          <w:szCs w:val="28"/>
-        </w:rPr>
-      </w:pPr>
-      <w:r>
-        <w:rPr>
-          <w:rFonts w:asciiTheme="majorBidi" w:hAnsiTheme="majorBidi" w:cstheme="majorBidi"/>
-          <w:sz w:val="28"/>
-          <w:szCs w:val="28"/>
-        </w:rPr>
-        <w:t>Two endpoints</w:t>
-      </w:r>
-    </w:p>
-    <w:p>
-      <w:pPr>
-        <w:pStyle w:val="ListParagraph"/>
-        <w:numPr>
-          <w:ilvl w:val="1"/>
-          <w:numId w:val="2"/>
-        </w:numPr>
-        <w:ind w:left="720"/>
-        <w:jc w:val="both"/>
-        <w:rPr>
-          <w:rFonts w:asciiTheme="majorBidi" w:hAnsiTheme="majorBidi" w:cstheme="majorBidi"/>
-          <w:sz w:val="28"/>
-          <w:szCs w:val="28"/>
-        </w:rPr>
-      </w:pPr>
-      <w:r>
-        <w:rPr>
-          <w:rFonts w:asciiTheme="majorBidi" w:hAnsiTheme="majorBidi" w:cstheme="majorBidi"/>
-          <w:sz w:val="28"/>
-          <w:szCs w:val="28"/>
-        </w:rPr>
-        <w:t>Two interfaces (eth0, eth1)</w:t>
-      </w:r>
-    </w:p>
-    <w:p>
-      <w:pPr>
-        <w:ind w:left="360"/>
-        <w:jc w:val="both"/>
-        <w:rPr>
-          <w:rFonts w:asciiTheme="majorBidi" w:hAnsiTheme="majorBidi" w:cstheme="majorBidi"/>
-          <w:sz w:val="28"/>
-          <w:szCs w:val="28"/>
-        </w:rPr>
-      </w:pPr>
-      <w:r>
-        <w:rPr>
-          <w:rFonts w:asciiTheme="majorBidi" w:hAnsiTheme="majorBidi" w:cstheme="majorBidi"/>
-          <w:sz w:val="28"/>
-          <w:szCs w:val="28"/>
-        </w:rPr>
-        <w:t>Endpoint = connection interface.</w:t>
-      </w:r>
-    </w:p>
-    <w:p>
-      <w:pPr>
-        <w:ind w:left="360"/>
-        <w:jc w:val="both"/>
-        <w:rPr>
-          <w:rFonts w:asciiTheme="majorBidi" w:hAnsiTheme="majorBidi" w:cstheme="majorBidi"/>
-          <w:sz w:val="28"/>
-          <w:szCs w:val="28"/>
-        </w:rPr>
-      </w:pPr>
-      <w:r>
-        <w:rPr>
-          <w:rFonts w:asciiTheme="majorBidi" w:hAnsiTheme="majorBidi" w:cstheme="majorBidi"/>
-          <w:sz w:val="28"/>
-          <w:szCs w:val="28"/>
-        </w:rPr>
-        <w:t>Without an endpoint, sandbox and network are isolated.</w:t>
-      </w:r>
-    </w:p>
-    <w:p>
-      <w:pPr>
-        <w:jc w:val="both"/>
-        <w:rPr>
-          <w:rFonts w:asciiTheme="majorBidi" w:hAnsiTheme="majorBidi" w:cstheme="majorBidi"/>
-          <w:b/>
-          <w:bCs/>
-          <w:sz w:val="28"/>
-          <w:szCs w:val="28"/>
-        </w:rPr>
-      </w:pPr>
-      <w:r>
-        <w:rPr>
-          <w:rFonts w:asciiTheme="majorBidi" w:hAnsiTheme="majorBidi" w:cstheme="majorBidi"/>
-          <w:b/>
-          <w:bCs/>
-          <w:sz w:val="28"/>
-          <w:szCs w:val="28"/>
-        </w:rPr>
-        <w:t>CNM Relationship Summary</w:t>
-      </w:r>
-    </w:p>
-    <w:p>
-      <w:pPr>
-        <w:jc w:val="both"/>
-        <w:rPr>
-          <w:rFonts w:asciiTheme="majorBidi" w:hAnsiTheme="majorBidi" w:cstheme="majorBidi"/>
-          <w:sz w:val="28"/>
-          <w:szCs w:val="28"/>
-        </w:rPr>
-      </w:pPr>
-      <w:r>
-        <w:rPr>
-          <w:rFonts w:asciiTheme="majorBidi" w:hAnsiTheme="majorBidi" w:cstheme="majorBidi"/>
-          <w:sz w:val="28"/>
-          <w:szCs w:val="28"/>
-        </w:rPr>
-        <w:t>Network</w:t>
-      </w:r>
-      <w:r>
-        <w:rPr>
-          <w:rFonts w:asciiTheme="majorBidi" w:hAnsiTheme="majorBidi" w:cstheme="majorBidi"/>
-          <w:sz w:val="28"/>
-          <w:szCs w:val="28"/>
-        </w:rPr>
-        <w:t xml:space="preserve"> </w:t>
-      </w:r>
-      <w:r>
-        <w:rPr>
-          <w:rFonts w:asciiTheme="majorBidi" w:hAnsiTheme="majorBidi" w:cstheme="majorBidi"/>
-          <w:sz w:val="28"/>
-          <w:szCs w:val="28"/>
-        </w:rPr>
-        <w:t>→</w:t>
-      </w:r>
-      <w:r>
-        <w:rPr>
-          <w:rFonts w:asciiTheme="majorBidi" w:hAnsiTheme="majorBidi" w:cstheme="majorBidi"/>
-          <w:sz w:val="28"/>
-          <w:szCs w:val="28"/>
-        </w:rPr>
-        <w:t xml:space="preserve"> </w:t>
-      </w:r>
-      <w:r>
-        <w:rPr>
-          <w:rFonts w:asciiTheme="majorBidi" w:hAnsiTheme="majorBidi" w:cstheme="majorBidi"/>
-          <w:sz w:val="28"/>
-          <w:szCs w:val="28"/>
-        </w:rPr>
-        <w:t>Endpoint</w:t>
-      </w:r>
-      <w:r>
-        <w:rPr>
-          <w:rFonts w:asciiTheme="majorBidi" w:hAnsiTheme="majorBidi" w:cstheme="majorBidi"/>
-          <w:sz w:val="28"/>
-          <w:szCs w:val="28"/>
-        </w:rPr>
-        <w:t xml:space="preserve"> </w:t>
-      </w:r>
-      <w:r>
-        <w:rPr>
-          <w:rFonts w:asciiTheme="majorBidi" w:hAnsiTheme="majorBidi" w:cstheme="majorBidi"/>
-          <w:sz w:val="28"/>
-          <w:szCs w:val="28"/>
-        </w:rPr>
-        <w:t>→</w:t>
-      </w:r>
-      <w:r>
-        <w:rPr>
-          <w:rFonts w:asciiTheme="majorBidi" w:hAnsiTheme="majorBidi" w:cstheme="majorBidi"/>
-          <w:sz w:val="28"/>
-          <w:szCs w:val="28"/>
-        </w:rPr>
-        <w:t xml:space="preserve"> </w:t>
-      </w:r>
-      <w:r>
-        <w:rPr>
-          <w:rFonts w:asciiTheme="majorBidi" w:hAnsiTheme="majorBidi" w:cstheme="majorBidi"/>
-          <w:sz w:val="28"/>
-          <w:szCs w:val="28"/>
-        </w:rPr>
-        <w:t>Sandbox</w:t>
-      </w:r>
-    </w:p>
-    <w:p>
-      <w:pPr>
-        <w:jc w:val="both"/>
-        <w:rPr>
-          <w:rFonts w:asciiTheme="majorBidi" w:hAnsiTheme="majorBidi" w:cstheme="majorBidi"/>
-          <w:sz w:val="28"/>
-          <w:szCs w:val="28"/>
-        </w:rPr>
-      </w:pPr>
-      <w:r>
-        <w:rPr>
-          <w:rFonts w:asciiTheme="majorBidi" w:hAnsiTheme="majorBidi" w:cstheme="majorBidi"/>
-          <w:sz w:val="28"/>
-          <w:szCs w:val="28"/>
-        </w:rPr>
-        <w:t>That is the fundamental chain.</w:t>
-      </w:r>
-    </w:p>
-    <w:p>
-      <w:pPr>
-        <w:jc w:val="both"/>
-        <w:rPr>
-          <w:rFonts w:asciiTheme="majorBidi" w:hAnsiTheme="majorBidi" w:cstheme="majorBidi"/>
-          <w:b/>
-          <w:bCs/>
-          <w:sz w:val="36"/>
-          <w:szCs w:val="36"/>
-        </w:rPr>
-      </w:pPr>
-      <w:proofErr w:type="spellStart"/>
-      <w:r>
-        <w:rPr>
-          <w:rFonts w:asciiTheme="majorBidi" w:hAnsiTheme="majorBidi" w:cstheme="majorBidi"/>
-          <w:b/>
-          <w:bCs/>
-          <w:sz w:val="36"/>
-          <w:szCs w:val="36"/>
-        </w:rPr>
-        <w:t>libnetwork</w:t>
-      </w:r>
-      <w:proofErr w:type="spellEnd"/>
-      <w:r>
-        <w:rPr>
-          <w:rFonts w:asciiTheme="majorBidi" w:hAnsiTheme="majorBidi" w:cstheme="majorBidi"/>
-          <w:b/>
-          <w:bCs/>
-          <w:sz w:val="36"/>
-          <w:szCs w:val="36"/>
-        </w:rPr>
-        <w:t xml:space="preserve"> </w:t>
-      </w:r>
-      <w:r>
-        <w:rPr>
-          <w:rFonts w:asciiTheme="majorBidi" w:hAnsiTheme="majorBidi" w:cstheme="majorBidi"/>
-          <w:b/>
-          <w:bCs/>
-          <w:sz w:val="36"/>
-          <w:szCs w:val="36"/>
-        </w:rPr>
-        <w:t>-</w:t>
-      </w:r>
-      <w:r>
-        <w:rPr>
-          <w:rFonts w:asciiTheme="majorBidi" w:hAnsiTheme="majorBidi" w:cstheme="majorBidi"/>
-          <w:b/>
-          <w:bCs/>
-          <w:sz w:val="36"/>
-          <w:szCs w:val="36"/>
-        </w:rPr>
-        <w:t xml:space="preserve"> The Implementation Layer</w:t>
-      </w:r>
-      <w:r>
-        <w:rPr>
-          <w:rFonts w:asciiTheme="majorBidi" w:hAnsiTheme="majorBidi" w:cstheme="majorBidi"/>
-          <w:b/>
-          <w:bCs/>
-          <w:sz w:val="36"/>
-          <w:szCs w:val="36"/>
-        </w:rPr>
-        <w:t>:</w:t>
-      </w:r>
-    </w:p>
-    <w:p>
-      <w:pPr>
-        <w:jc w:val="both"/>
-        <w:rPr>
-          <w:rFonts w:asciiTheme="majorBidi" w:hAnsiTheme="majorBidi" w:cstheme="majorBidi"/>
-          <w:sz w:val="28"/>
-          <w:szCs w:val="28"/>
-        </w:rPr>
-      </w:pPr>
-      <w:r>
-        <w:rPr>
-          <w:rFonts w:asciiTheme="majorBidi" w:hAnsiTheme="majorBidi" w:cstheme="majorBidi"/>
-          <w:sz w:val="28"/>
-          <w:szCs w:val="28"/>
-        </w:rPr>
-        <w:t>CNM is the model.</w:t>
-      </w:r>
-      <w:r>
-        <w:rPr>
-          <w:rFonts w:asciiTheme="majorBidi" w:hAnsiTheme="majorBidi" w:cstheme="majorBidi"/>
-          <w:sz w:val="28"/>
-          <w:szCs w:val="28"/>
-        </w:rPr>
-        <w:t xml:space="preserve"> </w:t>
-      </w:r>
-      <w:proofErr w:type="spellStart"/>
-      <w:r>
-        <w:rPr>
-          <w:rFonts w:asciiTheme="majorBidi" w:hAnsiTheme="majorBidi" w:cstheme="majorBidi"/>
-          <w:sz w:val="28"/>
-          <w:szCs w:val="28"/>
-        </w:rPr>
-        <w:t>libnetwork</w:t>
-      </w:r>
-      <w:proofErr w:type="spellEnd"/>
-      <w:r>
-        <w:rPr>
-          <w:rFonts w:asciiTheme="majorBidi" w:hAnsiTheme="majorBidi" w:cstheme="majorBidi"/>
-          <w:sz w:val="28"/>
-          <w:szCs w:val="28"/>
-        </w:rPr>
-        <w:t xml:space="preserve"> is the engine.</w:t>
-      </w:r>
-      <w:r>
-        <w:rPr>
-          <w:rFonts w:asciiTheme="majorBidi" w:hAnsiTheme="majorBidi" w:cstheme="majorBidi"/>
-          <w:sz w:val="28"/>
-          <w:szCs w:val="28"/>
-        </w:rPr>
-        <w:t xml:space="preserve"> </w:t>
-      </w:r>
-      <w:proofErr w:type="spellStart"/>
-      <w:r>
-        <w:rPr>
-          <w:rFonts w:asciiTheme="majorBidi" w:hAnsiTheme="majorBidi" w:cstheme="majorBidi"/>
-          <w:sz w:val="28"/>
-          <w:szCs w:val="28"/>
-        </w:rPr>
-        <w:t>libnetwork</w:t>
-      </w:r>
-      <w:proofErr w:type="spellEnd"/>
-      <w:r>
-        <w:rPr>
-          <w:rFonts w:asciiTheme="majorBidi" w:hAnsiTheme="majorBidi" w:cstheme="majorBidi"/>
-          <w:sz w:val="28"/>
-          <w:szCs w:val="28"/>
-        </w:rPr>
-        <w:t xml:space="preserve"> is a Docker library that:</w:t>
-      </w:r>
-    </w:p>
-    <w:p>
-      <w:pPr>
-        <w:pStyle w:val="ListParagraph"/>
-        <w:numPr>
-          <w:ilvl w:val="0"/>
-          <w:numId w:val="2"/>
-        </w:numPr>
-        <w:ind w:left="360"/>
-        <w:jc w:val="both"/>
-        <w:rPr>
-          <w:rFonts w:asciiTheme="majorBidi" w:hAnsiTheme="majorBidi" w:cstheme="majorBidi"/>
-          <w:sz w:val="28"/>
-          <w:szCs w:val="28"/>
-        </w:rPr>
-      </w:pPr>
-      <w:r>
-        <w:rPr>
-          <w:rFonts w:asciiTheme="majorBidi" w:hAnsiTheme="majorBidi" w:cstheme="majorBidi"/>
-          <w:sz w:val="28"/>
-          <w:szCs w:val="28"/>
-        </w:rPr>
-        <w:lastRenderedPageBreak/>
-        <w:t>Creates sandboxes (network namespaces)</w:t>
-      </w:r>
-    </w:p>
-    <w:p>
-      <w:pPr>
-        <w:pStyle w:val="ListParagraph"/>
-        <w:numPr>
-          <w:ilvl w:val="0"/>
-          <w:numId w:val="2"/>
-        </w:numPr>
-        <w:ind w:left="360"/>
-        <w:jc w:val="both"/>
-        <w:rPr>
-          <w:rFonts w:asciiTheme="majorBidi" w:hAnsiTheme="majorBidi" w:cstheme="majorBidi"/>
-          <w:sz w:val="28"/>
-          <w:szCs w:val="28"/>
-        </w:rPr>
-      </w:pPr>
-      <w:r>
-        <w:rPr>
-          <w:rFonts w:asciiTheme="majorBidi" w:hAnsiTheme="majorBidi" w:cstheme="majorBidi"/>
-          <w:sz w:val="28"/>
-          <w:szCs w:val="28"/>
-        </w:rPr>
-        <w:t>Manages IP allocation</w:t>
-      </w:r>
-    </w:p>
-    <w:p>
-      <w:pPr>
-        <w:pStyle w:val="ListParagraph"/>
-        <w:numPr>
-          <w:ilvl w:val="0"/>
-          <w:numId w:val="2"/>
-        </w:numPr>
-        <w:ind w:left="360"/>
-        <w:jc w:val="both"/>
-        <w:rPr>
-          <w:rFonts w:asciiTheme="majorBidi" w:hAnsiTheme="majorBidi" w:cstheme="majorBidi"/>
-          <w:sz w:val="28"/>
-          <w:szCs w:val="28"/>
-        </w:rPr>
-      </w:pPr>
-      <w:r>
-        <w:rPr>
-          <w:rFonts w:asciiTheme="majorBidi" w:hAnsiTheme="majorBidi" w:cstheme="majorBidi"/>
-          <w:sz w:val="28"/>
-          <w:szCs w:val="28"/>
-        </w:rPr>
-        <w:t>Creates endpoints</w:t>
-      </w:r>
-    </w:p>
-    <w:p>
-      <w:pPr>
-        <w:pStyle w:val="ListParagraph"/>
-        <w:numPr>
-          <w:ilvl w:val="0"/>
-          <w:numId w:val="2"/>
-        </w:numPr>
-        <w:ind w:left="360"/>
-        <w:jc w:val="both"/>
-        <w:rPr>
-          <w:rFonts w:asciiTheme="majorBidi" w:hAnsiTheme="majorBidi" w:cstheme="majorBidi"/>
-          <w:sz w:val="28"/>
-          <w:szCs w:val="28"/>
-        </w:rPr>
-      </w:pPr>
-      <w:r>
-        <w:rPr>
-          <w:rFonts w:asciiTheme="majorBidi" w:hAnsiTheme="majorBidi" w:cstheme="majorBidi"/>
-          <w:sz w:val="28"/>
-          <w:szCs w:val="28"/>
-        </w:rPr>
-        <w:t>Connects endpoints to drivers</w:t>
-      </w:r>
-    </w:p>
-    <w:p>
-      <w:pPr>
-        <w:pStyle w:val="ListParagraph"/>
-        <w:numPr>
-          <w:ilvl w:val="0"/>
-          <w:numId w:val="2"/>
-        </w:numPr>
-        <w:ind w:left="360"/>
-        <w:jc w:val="both"/>
-        <w:rPr>
-          <w:rFonts w:asciiTheme="majorBidi" w:hAnsiTheme="majorBidi" w:cstheme="majorBidi"/>
-          <w:sz w:val="28"/>
-          <w:szCs w:val="28"/>
-        </w:rPr>
-      </w:pPr>
-      <w:r>
-        <w:rPr>
-          <w:rFonts w:asciiTheme="majorBidi" w:hAnsiTheme="majorBidi" w:cstheme="majorBidi"/>
-          <w:sz w:val="28"/>
-          <w:szCs w:val="28"/>
-        </w:rPr>
-        <w:t>Provides embedded DNS</w:t>
-      </w:r>
-    </w:p>
-    <w:p>
-      <w:pPr>
-        <w:pStyle w:val="ListParagraph"/>
-        <w:numPr>
-          <w:ilvl w:val="0"/>
-          <w:numId w:val="2"/>
-        </w:numPr>
-        <w:ind w:left="360"/>
-        <w:jc w:val="both"/>
-        <w:rPr>
-          <w:rFonts w:asciiTheme="majorBidi" w:hAnsiTheme="majorBidi" w:cstheme="majorBidi"/>
-          <w:sz w:val="28"/>
-          <w:szCs w:val="28"/>
-        </w:rPr>
-      </w:pPr>
-      <w:r>
-        <w:rPr>
-          <w:rFonts w:asciiTheme="majorBidi" w:hAnsiTheme="majorBidi" w:cstheme="majorBidi"/>
-          <w:sz w:val="28"/>
-          <w:szCs w:val="28"/>
-        </w:rPr>
-        <w:t>Handles service discovery</w:t>
-      </w:r>
-    </w:p>
-    <w:p>
-      <w:pPr>
-        <w:pStyle w:val="ListParagraph"/>
-        <w:numPr>
-          <w:ilvl w:val="0"/>
-          <w:numId w:val="2"/>
-        </w:numPr>
-        <w:ind w:left="360"/>
-        <w:jc w:val="both"/>
-        <w:rPr>
-          <w:rFonts w:asciiTheme="majorBidi" w:hAnsiTheme="majorBidi" w:cstheme="majorBidi"/>
-          <w:sz w:val="28"/>
-          <w:szCs w:val="28"/>
-        </w:rPr>
-      </w:pPr>
-      <w:r>
-        <w:rPr>
-          <w:rFonts w:asciiTheme="majorBidi" w:hAnsiTheme="majorBidi" w:cstheme="majorBidi"/>
-          <w:sz w:val="28"/>
-          <w:szCs w:val="28"/>
-        </w:rPr>
-        <w:t>Programs iptables rules</w:t>
-      </w:r>
-    </w:p>
-    <w:p>
-      <w:pPr>
-        <w:jc w:val="both"/>
-        <w:rPr>
-          <w:rFonts w:asciiTheme="majorBidi" w:hAnsiTheme="majorBidi" w:cstheme="majorBidi"/>
-          <w:sz w:val="28"/>
-          <w:szCs w:val="28"/>
-        </w:rPr>
-      </w:pPr>
-      <w:r>
-        <w:rPr>
-          <w:rFonts w:asciiTheme="majorBidi" w:hAnsiTheme="majorBidi" w:cstheme="majorBidi"/>
-          <w:sz w:val="28"/>
-          <w:szCs w:val="28"/>
-        </w:rPr>
-        <w:t>It is the control plane of Docker networking.</w:t>
-      </w:r>
-      <w:r>
-        <w:rPr>
-          <w:rFonts w:asciiTheme="majorBidi" w:hAnsiTheme="majorBidi" w:cstheme="majorBidi"/>
-          <w:sz w:val="28"/>
-          <w:szCs w:val="28"/>
-        </w:rPr>
-        <w:t xml:space="preserve"> </w:t>
-      </w:r>
-      <w:r>
-        <w:rPr>
-          <w:rFonts w:asciiTheme="majorBidi" w:hAnsiTheme="majorBidi" w:cstheme="majorBidi"/>
-          <w:sz w:val="28"/>
-          <w:szCs w:val="28"/>
-        </w:rPr>
-        <w:t>It does not move packets itself.</w:t>
-      </w:r>
-      <w:r>
-        <w:rPr>
-          <w:rFonts w:asciiTheme="majorBidi" w:hAnsiTheme="majorBidi" w:cstheme="majorBidi"/>
-          <w:sz w:val="28"/>
-          <w:szCs w:val="28"/>
-        </w:rPr>
-        <w:t xml:space="preserve"> </w:t>
-      </w:r>
-      <w:r>
-        <w:rPr>
-          <w:rFonts w:asciiTheme="majorBidi" w:hAnsiTheme="majorBidi" w:cstheme="majorBidi"/>
-          <w:sz w:val="28"/>
-          <w:szCs w:val="28"/>
-        </w:rPr>
-        <w:t>It configures the system so the kernel moves packets.</w:t>
-      </w:r>
-    </w:p>
-    <w:p>
-      <w:pPr>
-        <w:spacing w:after="120"/>
-        <w:jc w:val="both"/>
-        <w:rPr>
-          <w:rFonts w:asciiTheme="majorBidi" w:hAnsiTheme="majorBidi" w:cstheme="majorBidi"/>
-          <w:b/>
-          <w:bCs/>
-          <w:sz w:val="36"/>
-          <w:szCs w:val="36"/>
-        </w:rPr>
-      </w:pPr>
-      <w:r>
-        <w:rPr>
-          <w:rFonts w:asciiTheme="majorBidi" w:hAnsiTheme="majorBidi" w:cstheme="majorBidi"/>
-          <w:b/>
-          <w:bCs/>
-          <w:sz w:val="36"/>
-          <w:szCs w:val="36"/>
-        </w:rPr>
-        <w:t xml:space="preserve">Drivers </w:t>
-      </w:r>
-      <w:r>
-        <w:rPr>
-          <w:rFonts w:asciiTheme="majorBidi" w:hAnsiTheme="majorBidi" w:cstheme="majorBidi"/>
-          <w:b/>
-          <w:bCs/>
-          <w:sz w:val="36"/>
-          <w:szCs w:val="36"/>
-        </w:rPr>
-        <w:t>-</w:t>
-      </w:r>
-      <w:r>
-        <w:rPr>
-          <w:rFonts w:asciiTheme="majorBidi" w:hAnsiTheme="majorBidi" w:cstheme="majorBidi"/>
-          <w:b/>
-          <w:bCs/>
-          <w:sz w:val="36"/>
-          <w:szCs w:val="36"/>
-        </w:rPr>
-        <w:t xml:space="preserve"> The Data Plane</w:t>
-      </w:r>
-      <w:r>
-        <w:rPr>
-          <w:rFonts w:asciiTheme="majorBidi" w:hAnsiTheme="majorBidi" w:cstheme="majorBidi"/>
-          <w:b/>
-          <w:bCs/>
-          <w:sz w:val="36"/>
-          <w:szCs w:val="36"/>
-        </w:rPr>
-        <w:t>:</w:t>
-      </w:r>
-    </w:p>
-    <w:p>
-      <w:pPr>
-        <w:jc w:val="both"/>
-        <w:rPr>
-          <w:rFonts w:asciiTheme="majorBidi" w:hAnsiTheme="majorBidi" w:cstheme="majorBidi"/>
-          <w:sz w:val="28"/>
-          <w:szCs w:val="28"/>
-        </w:rPr>
-      </w:pPr>
-      <w:r>
-        <w:rPr>
-          <w:rFonts w:asciiTheme="majorBidi" w:hAnsiTheme="majorBidi" w:cstheme="majorBidi"/>
-          <w:sz w:val="28"/>
-          <w:szCs w:val="28"/>
-        </w:rPr>
-        <w:t>Drivers implement actual connectivity.</w:t>
-      </w:r>
-      <w:r>
-        <w:rPr>
-          <w:rFonts w:asciiTheme="majorBidi" w:hAnsiTheme="majorBidi" w:cstheme="majorBidi"/>
-          <w:sz w:val="28"/>
-          <w:szCs w:val="28"/>
-        </w:rPr>
-        <w:t xml:space="preserve"> </w:t>
-      </w:r>
-      <w:r>
-        <w:rPr>
-          <w:rFonts w:asciiTheme="majorBidi" w:hAnsiTheme="majorBidi" w:cstheme="majorBidi"/>
-          <w:sz w:val="28"/>
-          <w:szCs w:val="28"/>
-        </w:rPr>
-        <w:t>They are pluggable.</w:t>
-      </w:r>
-      <w:r>
-        <w:rPr>
-          <w:rFonts w:asciiTheme="majorBidi" w:hAnsiTheme="majorBidi" w:cstheme="majorBidi"/>
-          <w:sz w:val="28"/>
-          <w:szCs w:val="28"/>
-        </w:rPr>
-        <w:t xml:space="preserve"> </w:t>
-      </w:r>
-      <w:r>
-        <w:rPr>
-          <w:rFonts w:asciiTheme="majorBidi" w:hAnsiTheme="majorBidi" w:cstheme="majorBidi"/>
-          <w:sz w:val="28"/>
-          <w:szCs w:val="28"/>
-        </w:rPr>
-        <w:t>Each network has a driver.</w:t>
-      </w:r>
-    </w:p>
-    <w:p>
-      <w:pPr>
-        <w:pStyle w:val="ListParagraph"/>
-        <w:numPr>
-          <w:ilvl w:val="0"/>
-          <w:numId w:val="3"/>
-        </w:numPr>
+        <w:t>Bridge Driver</w:t>
+      </w:r>
+    </w:p>
+    <w:p>
+      <w:pPr>
         <w:spacing w:after="60"/>
         <w:ind w:left="360"/>
         <w:jc w:val="both"/>
         <w:rPr>
           <w:rFonts w:asciiTheme="majorBidi" w:hAnsiTheme="majorBidi" w:cstheme="majorBidi"/>
-          <w:b/>
-          <w:bCs/>
-          <w:sz w:val="32"/>
-          <w:szCs w:val="32"/>
-        </w:rPr>
-      </w:pPr>
-      <w:r>
-        <w:rPr>
-          <w:rFonts w:asciiTheme="majorBidi" w:hAnsiTheme="majorBidi" w:cstheme="majorBidi"/>
-          <w:b/>
-          <w:bCs/>
-          <w:sz w:val="32"/>
-          <w:szCs w:val="32"/>
-        </w:rPr>
-        <w:t>Bridge Driver</w:t>
+          <w:sz w:val="28"/>
+          <w:szCs w:val="28"/>
+        </w:rPr>
+      </w:pPr>
+      <w:r>
+        <w:rPr>
+          <w:rFonts w:asciiTheme="majorBidi" w:hAnsiTheme="majorBidi" w:cstheme="majorBidi"/>
+          <w:sz w:val="28"/>
+          <w:szCs w:val="28"/>
+        </w:rPr>
+        <w:t>Default for single-host containers.</w:t>
+      </w:r>
+      <w:r>
+        <w:rPr>
+          <w:rFonts w:asciiTheme="majorBidi" w:hAnsiTheme="majorBidi" w:cstheme="majorBidi"/>
+          <w:sz w:val="28"/>
+          <w:szCs w:val="28"/>
+        </w:rPr>
+        <w:t xml:space="preserve"> </w:t>
+      </w:r>
+      <w:r>
+        <w:rPr>
+          <w:rFonts w:asciiTheme="majorBidi" w:hAnsiTheme="majorBidi" w:cstheme="majorBidi"/>
+          <w:sz w:val="28"/>
+          <w:szCs w:val="28"/>
+        </w:rPr>
+        <w:t>Implements:</w:t>
+      </w:r>
+    </w:p>
+    <w:p>
+      <w:pPr>
+        <w:pStyle w:val="ListParagraph"/>
+        <w:numPr>
+          <w:ilvl w:val="0"/>
+          <w:numId w:val="6"/>
+        </w:numPr>
+        <w:spacing w:after="60"/>
+        <w:jc w:val="both"/>
+        <w:rPr>
+          <w:rFonts w:asciiTheme="majorBidi" w:hAnsiTheme="majorBidi" w:cstheme="majorBidi"/>
+          <w:sz w:val="28"/>
+          <w:szCs w:val="28"/>
+        </w:rPr>
+      </w:pPr>
+      <w:r>
+        <w:rPr>
+          <w:rFonts w:asciiTheme="majorBidi" w:hAnsiTheme="majorBidi" w:cstheme="majorBidi"/>
+          <w:sz w:val="28"/>
+          <w:szCs w:val="28"/>
+        </w:rPr>
+        <w:t>Linux bridge (docker0 or custom)</w:t>
+      </w:r>
+    </w:p>
+    <w:p>
+      <w:pPr>
+        <w:pStyle w:val="ListParagraph"/>
+        <w:numPr>
+          <w:ilvl w:val="0"/>
+          <w:numId w:val="6"/>
+        </w:numPr>
+        <w:spacing w:after="60"/>
+        <w:jc w:val="both"/>
+        <w:rPr>
+          <w:rFonts w:asciiTheme="majorBidi" w:hAnsiTheme="majorBidi" w:cstheme="majorBidi"/>
+          <w:sz w:val="28"/>
+          <w:szCs w:val="28"/>
+        </w:rPr>
+      </w:pPr>
+      <w:proofErr w:type="spellStart"/>
+      <w:r>
+        <w:rPr>
+          <w:rFonts w:asciiTheme="majorBidi" w:hAnsiTheme="majorBidi" w:cstheme="majorBidi"/>
+          <w:sz w:val="28"/>
+          <w:szCs w:val="28"/>
+        </w:rPr>
+        <w:t>veth</w:t>
+      </w:r>
+      <w:proofErr w:type="spellEnd"/>
+      <w:r>
+        <w:rPr>
+          <w:rFonts w:asciiTheme="majorBidi" w:hAnsiTheme="majorBidi" w:cstheme="majorBidi"/>
+          <w:sz w:val="28"/>
+          <w:szCs w:val="28"/>
+        </w:rPr>
+        <w:t xml:space="preserve"> pairs</w:t>
+      </w:r>
+    </w:p>
+    <w:p>
+      <w:pPr>
+        <w:pStyle w:val="ListParagraph"/>
+        <w:numPr>
+          <w:ilvl w:val="0"/>
+          <w:numId w:val="6"/>
+        </w:numPr>
+        <w:spacing w:after="60"/>
+        <w:jc w:val="both"/>
+        <w:rPr>
+          <w:rFonts w:asciiTheme="majorBidi" w:hAnsiTheme="majorBidi" w:cstheme="majorBidi"/>
+          <w:sz w:val="28"/>
+          <w:szCs w:val="28"/>
+        </w:rPr>
+      </w:pPr>
+      <w:r>
+        <w:rPr>
+          <w:rFonts w:asciiTheme="majorBidi" w:hAnsiTheme="majorBidi" w:cstheme="majorBidi"/>
+          <w:sz w:val="28"/>
+          <w:szCs w:val="28"/>
+        </w:rPr>
+        <w:t>NAT rules</w:t>
+      </w:r>
+    </w:p>
+    <w:p>
+      <w:pPr>
+        <w:pStyle w:val="ListParagraph"/>
+        <w:numPr>
+          <w:ilvl w:val="0"/>
+          <w:numId w:val="6"/>
+        </w:numPr>
+        <w:spacing w:after="60"/>
+        <w:jc w:val="both"/>
+        <w:rPr>
+          <w:rFonts w:asciiTheme="majorBidi" w:hAnsiTheme="majorBidi" w:cstheme="majorBidi"/>
+          <w:sz w:val="28"/>
+          <w:szCs w:val="28"/>
+        </w:rPr>
+      </w:pPr>
+      <w:r>
+        <w:rPr>
+          <w:rFonts w:asciiTheme="majorBidi" w:hAnsiTheme="majorBidi" w:cstheme="majorBidi"/>
+          <w:sz w:val="28"/>
+          <w:szCs w:val="28"/>
+        </w:rPr>
+        <w:t>IP masquerading</w:t>
       </w:r>
     </w:p>
     <w:p>
@@ -2124,155 +2350,17 @@
         <w:jc w:val="both"/>
         <w:rPr>
           <w:rFonts w:asciiTheme="majorBidi" w:hAnsiTheme="majorBidi" w:cstheme="majorBidi"/>
-          <w:sz w:val="28"/>
-          <w:szCs w:val="28"/>
-        </w:rPr>
-      </w:pPr>
-      <w:r>
-        <w:rPr>
-          <w:rFonts w:asciiTheme="majorBidi" w:hAnsiTheme="majorBidi" w:cstheme="majorBidi"/>
-          <w:sz w:val="28"/>
-          <w:szCs w:val="28"/>
-        </w:rPr>
-        <w:t>Default for single-host containers.</w:t>
-      </w:r>
-      <w:r>
-        <w:rPr>
-          <w:rFonts w:asciiTheme="majorBidi" w:hAnsiTheme="majorBidi" w:cstheme="majorBidi"/>
-          <w:sz w:val="28"/>
-          <w:szCs w:val="28"/>
-        </w:rPr>
-        <w:t xml:space="preserve"> </w:t>
-      </w:r>
-      <w:r>
-        <w:rPr>
-          <w:rFonts w:asciiTheme="majorBidi" w:hAnsiTheme="majorBidi" w:cstheme="majorBidi"/>
-          <w:sz w:val="28"/>
-          <w:szCs w:val="28"/>
-        </w:rPr>
-        <w:t>Implements:</w:t>
-      </w:r>
-    </w:p>
-    <w:p>
-      <w:pPr>
-        <w:pStyle w:val="ListParagraph"/>
-        <w:numPr>
-          <w:ilvl w:val="0"/>
-          <w:numId w:val="6"/>
-        </w:numPr>
-        <w:spacing w:after="60"/>
-        <w:jc w:val="both"/>
-        <w:rPr>
-          <w:rFonts w:asciiTheme="majorBidi" w:hAnsiTheme="majorBidi" w:cstheme="majorBidi"/>
-          <w:sz w:val="28"/>
-          <w:szCs w:val="28"/>
-        </w:rPr>
-      </w:pPr>
-      <w:r>
-        <w:rPr>
-          <w:rFonts w:asciiTheme="majorBidi" w:hAnsiTheme="majorBidi" w:cstheme="majorBidi"/>
-          <w:sz w:val="28"/>
-          <w:szCs w:val="28"/>
-        </w:rPr>
-        <w:t>Linux bridge (docker0 or custom)</w:t>
-      </w:r>
-    </w:p>
-    <w:p>
-      <w:pPr>
-        <w:pStyle w:val="ListParagraph"/>
-        <w:numPr>
-          <w:ilvl w:val="0"/>
-          <w:numId w:val="6"/>
-        </w:numPr>
-        <w:spacing w:after="60"/>
-        <w:jc w:val="both"/>
-        <w:rPr>
-          <w:rFonts w:asciiTheme="majorBidi" w:hAnsiTheme="majorBidi" w:cstheme="majorBidi"/>
-          <w:sz w:val="28"/>
-          <w:szCs w:val="28"/>
-        </w:rPr>
-      </w:pPr>
-      <w:proofErr w:type="spellStart"/>
-      <w:r>
-        <w:rPr>
-          <w:rFonts w:asciiTheme="majorBidi" w:hAnsiTheme="majorBidi" w:cstheme="majorBidi"/>
-          <w:sz w:val="28"/>
-          <w:szCs w:val="28"/>
-        </w:rPr>
-        <w:t>veth</w:t>
-      </w:r>
-      <w:proofErr w:type="spellEnd"/>
-      <w:r>
-        <w:rPr>
-          <w:rFonts w:asciiTheme="majorBidi" w:hAnsiTheme="majorBidi" w:cstheme="majorBidi"/>
-          <w:sz w:val="28"/>
-          <w:szCs w:val="28"/>
-        </w:rPr>
-        <w:t xml:space="preserve"> pairs</w:t>
-      </w:r>
-    </w:p>
-    <w:p>
-      <w:pPr>
-        <w:pStyle w:val="ListParagraph"/>
-        <w:numPr>
-          <w:ilvl w:val="0"/>
-          <w:numId w:val="6"/>
-        </w:numPr>
-        <w:spacing w:after="60"/>
-        <w:jc w:val="both"/>
-        <w:rPr>
-          <w:rFonts w:asciiTheme="majorBidi" w:hAnsiTheme="majorBidi" w:cstheme="majorBidi"/>
-          <w:sz w:val="28"/>
-          <w:szCs w:val="28"/>
-        </w:rPr>
-      </w:pPr>
-      <w:r>
-        <w:rPr>
-          <w:rFonts w:asciiTheme="majorBidi" w:hAnsiTheme="majorBidi" w:cstheme="majorBidi"/>
-          <w:sz w:val="28"/>
-          <w:szCs w:val="28"/>
-        </w:rPr>
-        <w:t>NAT rules</w:t>
-      </w:r>
-    </w:p>
-    <w:p>
-      <w:pPr>
-        <w:pStyle w:val="ListParagraph"/>
-        <w:numPr>
-          <w:ilvl w:val="0"/>
-          <w:numId w:val="6"/>
-        </w:numPr>
-        <w:spacing w:after="60"/>
-        <w:jc w:val="both"/>
-        <w:rPr>
-          <w:rFonts w:asciiTheme="majorBidi" w:hAnsiTheme="majorBidi" w:cstheme="majorBidi"/>
-          <w:sz w:val="28"/>
-          <w:szCs w:val="28"/>
-        </w:rPr>
-      </w:pPr>
-      <w:r>
-        <w:rPr>
-          <w:rFonts w:asciiTheme="majorBidi" w:hAnsiTheme="majorBidi" w:cstheme="majorBidi"/>
-          <w:sz w:val="28"/>
-          <w:szCs w:val="28"/>
-        </w:rPr>
-        <w:t>IP masquerading</w:t>
-      </w:r>
-    </w:p>
-    <w:p>
-      <w:pPr>
-        <w:spacing w:after="60"/>
-        <w:ind w:left="360"/>
-        <w:jc w:val="both"/>
-        <w:rPr>
-          <w:rFonts w:asciiTheme="majorBidi" w:hAnsiTheme="majorBidi" w:cstheme="majorBidi"/>
-          <w:sz w:val="28"/>
-          <w:szCs w:val="28"/>
-        </w:rPr>
-      </w:pPr>
-      <w:r>
-        <w:rPr>
-          <w:rFonts w:asciiTheme="majorBidi" w:hAnsiTheme="majorBidi" w:cstheme="majorBidi"/>
+          <w:b/>
+          <w:bCs/>
+          <w:sz w:val="28"/>
+          <w:szCs w:val="28"/>
+        </w:rPr>
+      </w:pPr>
+      <w:r>
+        <w:rPr>
+          <w:rFonts w:asciiTheme="majorBidi" w:hAnsiTheme="majorBidi" w:cstheme="majorBidi"/>
+          <w:b/>
+          <w:bCs/>
           <w:sz w:val="28"/>
           <w:szCs w:val="28"/>
         </w:rPr>
@@ -2510,9 +2598,9 @@
         <w:tblLook w:val="04A0" w:firstRow="1" w:lastRow="0" w:firstColumn="1" w:lastColumn="0" w:noHBand="0" w:noVBand="1"/>
       </w:tblPr>
       <w:tblGrid>
-        <w:gridCol w:w="3220"/>
-        <w:gridCol w:w="3471"/>
-        <w:gridCol w:w="3510"/>
+        <w:gridCol w:w="3219"/>
+        <w:gridCol w:w="3469"/>
+        <w:gridCol w:w="3513"/>
       </w:tblGrid>
       <w:tr>
         <w:trPr>
@@ -2530,7 +2618,7 @@
           <w:p>
             <w:pPr>
               <w:spacing w:before="120" w:after="120"/>
-              <w:jc w:val="both"/>
+              <w:jc w:val="center"/>
               <w:rPr>
                 <w:rFonts w:asciiTheme="majorBidi" w:hAnsiTheme="majorBidi" w:cstheme="majorBidi"/>
                 <w:sz w:val="28"/>
@@ -2558,7 +2646,7 @@
           <w:p>
             <w:pPr>
               <w:spacing w:before="120" w:after="120"/>
-              <w:jc w:val="both"/>
+              <w:jc w:val="center"/>
               <w:cnfStyle w:val="100000000000" w:firstRow="1" w:lastRow="0" w:firstColumn="0" w:lastColumn="0" w:oddVBand="0" w:evenVBand="0" w:oddHBand="0" w:evenHBand="0" w:firstRowFirstColumn="0" w:firstRowLastColumn="0" w:lastRowFirstColumn="0" w:lastRowLastColumn="0"/>
               <w:rPr>
                 <w:rFonts w:asciiTheme="majorBidi" w:hAnsiTheme="majorBidi" w:cstheme="majorBidi"/>
@@ -2604,7 +2692,7 @@
           <w:p>
             <w:pPr>
               <w:spacing w:before="120" w:after="120"/>
-              <w:jc w:val="both"/>
+              <w:jc w:val="center"/>
               <w:cnfStyle w:val="100000000000" w:firstRow="1" w:lastRow="0" w:firstColumn="0" w:lastColumn="0" w:oddVBand="0" w:evenVBand="0" w:oddHBand="0" w:evenHBand="0" w:firstRowFirstColumn="0" w:firstRowLastColumn="0" w:lastRowFirstColumn="0" w:lastRowLastColumn="0"/>
               <w:rPr>
                 <w:rFonts w:asciiTheme="majorBidi" w:hAnsiTheme="majorBidi" w:cstheme="majorBidi"/>
@@ -2636,7 +2724,7 @@
           <w:p>
             <w:pPr>
               <w:spacing w:before="60" w:after="60"/>
-              <w:jc w:val="both"/>
+              <w:jc w:val="center"/>
               <w:rPr>
                 <w:rFonts w:asciiTheme="majorBidi" w:hAnsiTheme="majorBidi" w:cstheme="majorBidi"/>
                 <w:b/>
@@ -2665,7 +2753,7 @@
           <w:p>
             <w:pPr>
               <w:spacing w:before="60" w:after="60"/>
-              <w:jc w:val="both"/>
+              <w:jc w:val="center"/>
               <w:cnfStyle w:val="000000100000" w:firstRow="0" w:lastRow="0" w:firstColumn="0" w:lastColumn="0" w:oddVBand="0" w:evenVBand="0" w:oddHBand="1" w:evenHBand="0" w:firstRowFirstColumn="0" w:firstRowLastColumn="0" w:lastRowFirstColumn="0" w:lastRowLastColumn="0"/>
               <w:rPr>
                 <w:rFonts w:asciiTheme="majorBidi" w:hAnsiTheme="majorBidi" w:cstheme="majorBidi"/>
@@ -2691,7 +2779,7 @@
           <w:p>
             <w:pPr>
               <w:spacing w:before="60" w:after="60"/>
-              <w:jc w:val="both"/>
+              <w:jc w:val="center"/>
               <w:cnfStyle w:val="000000100000" w:firstRow="0" w:lastRow="0" w:firstColumn="0" w:lastColumn="0" w:oddVBand="0" w:evenVBand="0" w:oddHBand="1" w:evenHBand="0" w:firstRowFirstColumn="0" w:firstRowLastColumn="0" w:lastRowFirstColumn="0" w:lastRowLastColumn="0"/>
               <w:rPr>
                 <w:rFonts w:asciiTheme="majorBidi" w:hAnsiTheme="majorBidi" w:cstheme="majorBidi"/>
@@ -2720,7 +2808,7 @@
           <w:p>
             <w:pPr>
               <w:spacing w:before="60" w:after="60"/>
-              <w:jc w:val="both"/>
+              <w:jc w:val="center"/>
               <w:rPr>
                 <w:rFonts w:asciiTheme="majorBidi" w:hAnsiTheme="majorBidi" w:cstheme="majorBidi"/>
                 <w:b/>
@@ -2749,7 +2837,7 @@
           <w:p>
             <w:pPr>
               <w:spacing w:before="60" w:after="60"/>
-              <w:jc w:val="both"/>
+              <w:jc w:val="center"/>
               <w:cnfStyle w:val="000000000000" w:firstRow="0" w:lastRow="0" w:firstColumn="0" w:lastColumn="0" w:oddVBand="0" w:evenVBand="0" w:oddHBand="0" w:evenHBand="0" w:firstRowFirstColumn="0" w:firstRowLastColumn="0" w:lastRowFirstColumn="0" w:lastRowLastColumn="0"/>
               <w:rPr>
                 <w:rFonts w:asciiTheme="majorBidi" w:hAnsiTheme="majorBidi" w:cstheme="majorBidi"/>
@@ -2775,7 +2863,7 @@
           <w:p>
             <w:pPr>
               <w:spacing w:before="60" w:after="60"/>
-              <w:jc w:val="both"/>
+              <w:jc w:val="center"/>
               <w:cnfStyle w:val="000000000000" w:firstRow="0" w:lastRow="0" w:firstColumn="0" w:lastColumn="0" w:oddVBand="0" w:evenVBand="0" w:oddHBand="0" w:evenHBand="0" w:firstRowFirstColumn="0" w:firstRowLastColumn="0" w:lastRowFirstColumn="0" w:lastRowLastColumn="0"/>
               <w:rPr>
                 <w:rFonts w:asciiTheme="majorBidi" w:hAnsiTheme="majorBidi" w:cstheme="majorBidi"/>
@@ -2807,7 +2895,7 @@
           <w:p>
             <w:pPr>
               <w:spacing w:before="60" w:after="60"/>
-              <w:jc w:val="both"/>
+              <w:jc w:val="center"/>
               <w:rPr>
                 <w:rFonts w:asciiTheme="majorBidi" w:hAnsiTheme="majorBidi" w:cstheme="majorBidi"/>
                 <w:b/>
@@ -2836,7 +2924,7 @@
           <w:p>
             <w:pPr>
               <w:spacing w:before="60" w:after="60"/>
-              <w:jc w:val="both"/>
+              <w:jc w:val="center"/>
               <w:cnfStyle w:val="000000100000" w:firstRow="0" w:lastRow="0" w:firstColumn="0" w:lastColumn="0" w:oddVBand="0" w:evenVBand="0" w:oddHBand="1" w:evenHBand="0" w:firstRowFirstColumn="0" w:firstRowLastColumn="0" w:lastRowFirstColumn="0" w:lastRowLastColumn="0"/>
               <w:rPr>
                 <w:rFonts w:asciiTheme="majorBidi" w:hAnsiTheme="majorBidi" w:cstheme="majorBidi"/>
@@ -2879,7 +2967,7 @@
           <w:p>
             <w:pPr>
               <w:spacing w:before="60" w:after="60"/>
-              <w:jc w:val="both"/>
+              <w:jc w:val="center"/>
               <w:cnfStyle w:val="000000100000" w:firstRow="0" w:lastRow="0" w:firstColumn="0" w:lastColumn="0" w:oddVBand="0" w:evenVBand="0" w:oddHBand="1" w:evenHBand="0" w:firstRowFirstColumn="0" w:firstRowLastColumn="0" w:lastRowFirstColumn="0" w:lastRowLastColumn="0"/>
               <w:rPr>
                 <w:rFonts w:asciiTheme="majorBidi" w:hAnsiTheme="majorBidi" w:cstheme="majorBidi"/>
@@ -2908,7 +2996,7 @@
           <w:p>
             <w:pPr>
               <w:spacing w:before="60" w:after="60"/>
-              <w:jc w:val="both"/>
+              <w:jc w:val="center"/>
               <w:rPr>
                 <w:rFonts w:asciiTheme="majorBidi" w:hAnsiTheme="majorBidi" w:cstheme="majorBidi"/>
                 <w:b/>
@@ -2937,7 +3025,7 @@
           <w:p>
             <w:pPr>
               <w:spacing w:before="60" w:after="60"/>
-              <w:jc w:val="both"/>
+              <w:jc w:val="center"/>
               <w:cnfStyle w:val="000000000000" w:firstRow="0" w:lastRow="0" w:firstColumn="0" w:lastColumn="0" w:oddVBand="0" w:evenVBand="0" w:oddHBand="0" w:evenHBand="0" w:firstRowFirstColumn="0" w:firstRowLastColumn="0" w:lastRowFirstColumn="0" w:lastRowLastColumn="0"/>
               <w:rPr>
                 <w:rFonts w:asciiTheme="majorBidi" w:hAnsiTheme="majorBidi" w:cstheme="majorBidi"/>
@@ -2963,10 +3051,14 @@
           <w:p>
             <w:pPr>
               <w:spacing w:before="60" w:after="60"/>
-              <w:jc w:val="both"/>
+              <w:jc w:val="center"/>
               <w:cnfStyle w:val="000000000000" w:firstRow="0" w:lastRow="0" w:firstColumn="0" w:lastColumn="0" w:oddVBand="0" w:evenVBand="0" w:oddHBand="0" w:evenHBand="0" w:firstRowFirstColumn="0" w:firstRowLastColumn="0" w:lastRowFirstColumn="0" w:lastRowLastColumn="0"/>
               <w:rPr>
                 <w:rFonts w:asciiTheme="majorBidi" w:hAnsiTheme="majorBidi" w:cstheme="majorBidi"/>
+                <w:b/>
+                <w:bCs/>
+                <w:i/>
+                <w:iCs/>
                 <w:sz w:val="28"/>
                 <w:szCs w:val="28"/>
               </w:rPr>
@@ -2975,6 +3067,10 @@
               <w:rPr>
                 <w:rStyle w:val="HTMLCode"/>
                 <w:rFonts w:asciiTheme="majorBidi" w:eastAsiaTheme="majorEastAsia" w:hAnsiTheme="majorBidi" w:cstheme="majorBidi"/>
+                <w:b/>
+                <w:bCs/>
+                <w:i/>
+                <w:iCs/>
                 <w:sz w:val="28"/>
                 <w:szCs w:val="28"/>
               </w:rPr>
@@ -2996,7 +3092,7 @@
           <w:p>
             <w:pPr>
               <w:spacing w:before="60" w:after="60"/>
-              <w:jc w:val="both"/>
+              <w:jc w:val="center"/>
               <w:rPr>
                 <w:rFonts w:asciiTheme="majorBidi" w:hAnsiTheme="majorBidi" w:cstheme="majorBidi"/>
                 <w:b/>
@@ -3013,7 +3109,6 @@
                 <w:sz w:val="28"/>
                 <w:szCs w:val="28"/>
               </w:rPr>
-              <w:lastRenderedPageBreak/>
               <w:t>Custom subnet</w:t>
             </w:r>
           </w:p>
@@ -3026,7 +3121,7 @@
           <w:p>
             <w:pPr>
               <w:spacing w:before="60" w:after="60"/>
-              <w:jc w:val="both"/>
+              <w:jc w:val="center"/>
               <w:cnfStyle w:val="000000100000" w:firstRow="0" w:lastRow="0" w:firstColumn="0" w:lastColumn="0" w:oddVBand="0" w:evenVBand="0" w:oddHBand="1" w:evenHBand="0" w:firstRowFirstColumn="0" w:firstRowLastColumn="0" w:lastRowFirstColumn="0" w:lastRowLastColumn="0"/>
               <w:rPr>
                 <w:rFonts w:asciiTheme="majorBidi" w:hAnsiTheme="majorBidi" w:cstheme="majorBidi"/>
@@ -3052,7 +3147,7 @@
           <w:p>
             <w:pPr>
               <w:spacing w:before="60" w:after="60"/>
-              <w:jc w:val="both"/>
+              <w:jc w:val="center"/>
               <w:cnfStyle w:val="000000100000" w:firstRow="0" w:lastRow="0" w:firstColumn="0" w:lastColumn="0" w:oddVBand="0" w:evenVBand="0" w:oddHBand="1" w:evenHBand="0" w:firstRowFirstColumn="0" w:firstRowLastColumn="0" w:lastRowFirstColumn="0" w:lastRowLastColumn="0"/>
               <w:rPr>
                 <w:rFonts w:asciiTheme="majorBidi" w:hAnsiTheme="majorBidi" w:cstheme="majorBidi"/>
@@ -3064,6 +3159,10 @@
               <w:rPr>
                 <w:rStyle w:val="HTMLCode"/>
                 <w:rFonts w:asciiTheme="majorBidi" w:eastAsiaTheme="majorEastAsia" w:hAnsiTheme="majorBidi" w:cstheme="majorBidi"/>
+                <w:b/>
+                <w:bCs/>
+                <w:i/>
+                <w:iCs/>
                 <w:sz w:val="28"/>
                 <w:szCs w:val="28"/>
               </w:rPr>
@@ -3081,6 +3180,10 @@
               <w:rPr>
                 <w:rStyle w:val="HTMLCode"/>
                 <w:rFonts w:asciiTheme="majorBidi" w:eastAsiaTheme="majorEastAsia" w:hAnsiTheme="majorBidi" w:cstheme="majorBidi"/>
+                <w:b/>
+                <w:bCs/>
+                <w:i/>
+                <w:iCs/>
                 <w:sz w:val="28"/>
                 <w:szCs w:val="28"/>
               </w:rPr>
@@ -3107,7 +3210,7 @@
           <w:p>
             <w:pPr>
               <w:spacing w:before="60" w:after="60"/>
-              <w:jc w:val="both"/>
+              <w:jc w:val="center"/>
               <w:rPr>
                 <w:rFonts w:asciiTheme="majorBidi" w:hAnsiTheme="majorBidi" w:cstheme="majorBidi"/>
                 <w:b/>
@@ -3136,7 +3239,7 @@
           <w:p>
             <w:pPr>
               <w:spacing w:before="60" w:after="60"/>
-              <w:jc w:val="both"/>
+              <w:jc w:val="center"/>
               <w:cnfStyle w:val="000000000000" w:firstRow="0" w:lastRow="0" w:firstColumn="0" w:lastColumn="0" w:oddVBand="0" w:evenVBand="0" w:oddHBand="0" w:evenHBand="0" w:firstRowFirstColumn="0" w:firstRowLastColumn="0" w:lastRowFirstColumn="0" w:lastRowLastColumn="0"/>
               <w:rPr>
                 <w:rFonts w:asciiTheme="majorBidi" w:hAnsiTheme="majorBidi" w:cstheme="majorBidi"/>
@@ -3162,7 +3265,7 @@
           <w:p>
             <w:pPr>
               <w:spacing w:before="60" w:after="60"/>
-              <w:jc w:val="both"/>
+              <w:jc w:val="center"/>
               <w:cnfStyle w:val="000000000000" w:firstRow="0" w:lastRow="0" w:firstColumn="0" w:lastColumn="0" w:oddVBand="0" w:evenVBand="0" w:oddHBand="0" w:evenHBand="0" w:firstRowFirstColumn="0" w:firstRowLastColumn="0" w:lastRowFirstColumn="0" w:lastRowLastColumn="0"/>
               <w:rPr>
                 <w:rFonts w:asciiTheme="majorBidi" w:hAnsiTheme="majorBidi" w:cstheme="majorBidi"/>
@@ -3176,12 +3279,28 @@
                 <w:sz w:val="28"/>
                 <w:szCs w:val="28"/>
               </w:rPr>
-              <w:t>Yes (</w:t>
+              <w:t xml:space="preserve">Yes </w:t>
+            </w:r>
+            <w:r>
+              <w:rPr>
+                <w:rFonts w:asciiTheme="majorBidi" w:hAnsiTheme="majorBidi" w:cstheme="majorBidi"/>
+                <w:b/>
+                <w:bCs/>
+                <w:i/>
+                <w:iCs/>
+                <w:sz w:val="28"/>
+                <w:szCs w:val="28"/>
+              </w:rPr>
+              <w:t>(</w:t>
             </w:r>
             <w:r>
               <w:rPr>
                 <w:rStyle w:val="HTMLCode"/>
                 <w:rFonts w:asciiTheme="majorBidi" w:eastAsiaTheme="majorEastAsia" w:hAnsiTheme="majorBidi" w:cstheme="majorBidi"/>
+                <w:b/>
+                <w:bCs/>
+                <w:i/>
+                <w:iCs/>
                 <w:sz w:val="28"/>
                 <w:szCs w:val="28"/>
               </w:rPr>
@@ -3192,6 +3311,10 @@
               <w:rPr>
                 <w:rStyle w:val="HTMLCode"/>
                 <w:rFonts w:asciiTheme="majorBidi" w:eastAsiaTheme="majorEastAsia" w:hAnsiTheme="majorBidi" w:cstheme="majorBidi"/>
+                <w:b/>
+                <w:bCs/>
+                <w:i/>
+                <w:iCs/>
                 <w:sz w:val="28"/>
                 <w:szCs w:val="28"/>
               </w:rPr>
@@ -3225,7 +3348,7 @@
           <w:p>
             <w:pPr>
               <w:spacing w:before="60" w:after="60"/>
-              <w:jc w:val="both"/>
+              <w:jc w:val="center"/>
               <w:rPr>
                 <w:rFonts w:asciiTheme="majorBidi" w:hAnsiTheme="majorBidi" w:cstheme="majorBidi"/>
                 <w:b/>
@@ -3257,7 +3380,7 @@
           <w:p>
             <w:pPr>
               <w:spacing w:before="60" w:after="60"/>
-              <w:jc w:val="both"/>
+              <w:jc w:val="center"/>
               <w:cnfStyle w:val="000000100000" w:firstRow="0" w:lastRow="0" w:firstColumn="0" w:lastColumn="0" w:oddVBand="0" w:evenVBand="0" w:oddHBand="1" w:evenHBand="0" w:firstRowFirstColumn="0" w:firstRowLastColumn="0" w:lastRowFirstColumn="0" w:lastRowLastColumn="0"/>
               <w:rPr>
                 <w:rFonts w:asciiTheme="majorBidi" w:hAnsiTheme="majorBidi" w:cstheme="majorBidi"/>
@@ -3286,7 +3409,7 @@
           <w:p>
             <w:pPr>
               <w:spacing w:before="60" w:after="60"/>
-              <w:jc w:val="both"/>
+              <w:jc w:val="center"/>
               <w:cnfStyle w:val="000000100000" w:firstRow="0" w:lastRow="0" w:firstColumn="0" w:lastColumn="0" w:oddVBand="0" w:evenVBand="0" w:oddHBand="1" w:evenHBand="0" w:firstRowFirstColumn="0" w:firstRowLastColumn="0" w:lastRowFirstColumn="0" w:lastRowLastColumn="0"/>
               <w:rPr>
                 <w:rFonts w:asciiTheme="majorBidi" w:hAnsiTheme="majorBidi" w:cstheme="majorBidi"/>
@@ -3504,6 +3627,7 @@
           <w:sz w:val="28"/>
           <w:szCs w:val="28"/>
         </w:rPr>
+        <w:lastRenderedPageBreak/>
         <w:t>-p 127.0.0.1:8080:80</w:t>
       </w:r>
       <w:r>
@@ -3792,6 +3916,7 @@
           <w:ilvl w:val="1"/>
           <w:numId w:val="7"/>
         </w:numPr>
+        <w:spacing w:after="120"/>
         <w:ind w:left="720"/>
         <w:jc w:val="both"/>
         <w:rPr>
@@ -3897,17 +4022,14 @@
         </w:rPr>
         <w:t>It encapsulates packets inside UDP and transports them between hosts.</w:t>
       </w:r>
-    </w:p>
-    <w:p>
-      <w:pPr>
-        <w:ind w:left="360"/>
-        <w:jc w:val="both"/>
-        <w:rPr>
-          <w:rFonts w:asciiTheme="majorBidi" w:hAnsiTheme="majorBidi" w:cstheme="majorBidi"/>
-          <w:sz w:val="28"/>
-          <w:szCs w:val="28"/>
-        </w:rPr>
-      </w:pPr>
+      <w:r>
+        <w:rPr>
+          <w:rFonts w:asciiTheme="majorBidi" w:hAnsiTheme="majorBidi" w:cstheme="majorBidi"/>
+          <w:sz w:val="28"/>
+          <w:szCs w:val="28"/>
+        </w:rPr>
+        <w:t xml:space="preserve"> </w:t>
+      </w:r>
       <w:r>
         <w:rPr>
           <w:rFonts w:asciiTheme="majorBidi" w:hAnsiTheme="majorBidi" w:cstheme="majorBidi"/>
@@ -4301,7 +4423,6 @@
           <w:sz w:val="28"/>
           <w:szCs w:val="28"/>
         </w:rPr>
-        <w:lastRenderedPageBreak/>
         <w:t>Legacy systems expect real network identities</w:t>
       </w:r>
     </w:p>
@@ -4430,6 +4551,10 @@
       <w:r>
         <w:rPr>
           <w:rFonts w:asciiTheme="majorBidi" w:hAnsiTheme="majorBidi" w:cstheme="majorBidi"/>
+          <w:b/>
+          <w:bCs/>
+          <w:i/>
+          <w:iCs/>
           <w:sz w:val="28"/>
           <w:szCs w:val="28"/>
           <w:lang w:bidi="fa-IR"/>
@@ -4466,6 +4591,7 @@
           <w:szCs w:val="28"/>
           <w:lang w:bidi="fa-IR"/>
         </w:rPr>
+        <w:lastRenderedPageBreak/>
         <w:t>Promiscuous mode means</w:t>
       </w:r>
       <w:r>
@@ -4613,6 +4739,10 @@
       <w:r>
         <w:rPr>
           <w:rFonts w:asciiTheme="majorBidi" w:hAnsiTheme="majorBidi" w:cstheme="majorBidi"/>
+          <w:b/>
+          <w:bCs/>
+          <w:i/>
+          <w:iCs/>
           <w:sz w:val="28"/>
           <w:szCs w:val="28"/>
           <w:lang w:bidi="fa-IR"/>
@@ -4695,11 +4825,22 @@
       <w:r>
         <w:rPr>
           <w:rFonts w:asciiTheme="majorBidi" w:hAnsiTheme="majorBidi" w:cstheme="majorBidi"/>
+          <w:b/>
+          <w:bCs/>
           <w:sz w:val="28"/>
           <w:szCs w:val="28"/>
           <w:lang w:bidi="fa-IR"/>
         </w:rPr>
-        <w:t>Bridge driver = virtual Layer 2 network isolated inside the host</w:t>
+        <w:t>Bridge</w:t>
+      </w:r>
+      <w:r>
+        <w:rPr>
+          <w:rFonts w:asciiTheme="majorBidi" w:hAnsiTheme="majorBidi" w:cstheme="majorBidi"/>
+          <w:sz w:val="28"/>
+          <w:szCs w:val="28"/>
+          <w:lang w:bidi="fa-IR"/>
+        </w:rPr>
+        <w:t xml:space="preserve"> driver = virtual Layer 2 network isolated inside the host</w:t>
       </w:r>
     </w:p>
     <w:p>
@@ -4722,6 +4863,8 @@
       <w:r>
         <w:rPr>
           <w:rFonts w:asciiTheme="majorBidi" w:hAnsiTheme="majorBidi" w:cstheme="majorBidi"/>
+          <w:b/>
+          <w:bCs/>
           <w:sz w:val="28"/>
           <w:szCs w:val="28"/>
           <w:lang w:bidi="fa-IR"/>
@@ -4834,6 +4977,7 @@
     </w:p>
     <w:p>
       <w:pPr>
+        <w:spacing w:after="120"/>
         <w:jc w:val="both"/>
         <w:rPr>
           <w:rFonts w:asciiTheme="majorBidi" w:hAnsiTheme="majorBidi" w:cstheme="majorBidi"/>
@@ -4866,6 +5010,7 @@
     </w:p>
     <w:p>
       <w:pPr>
+        <w:spacing w:after="120"/>
         <w:jc w:val="both"/>
         <w:rPr>
           <w:rFonts w:asciiTheme="majorBidi" w:hAnsiTheme="majorBidi" w:cstheme="majorBidi"/>
@@ -4979,6 +5124,8 @@
       <w:r>
         <w:rPr>
           <w:rFonts w:asciiTheme="majorBidi" w:hAnsiTheme="majorBidi" w:cstheme="majorBidi"/>
+          <w:b/>
+          <w:bCs/>
           <w:sz w:val="28"/>
           <w:szCs w:val="28"/>
         </w:rPr>
@@ -5013,6 +5160,8 @@
       <w:r>
         <w:rPr>
           <w:rFonts w:asciiTheme="majorBidi" w:hAnsiTheme="majorBidi" w:cstheme="majorBidi"/>
+          <w:b/>
+          <w:bCs/>
           <w:sz w:val="28"/>
           <w:szCs w:val="28"/>
         </w:rPr>
@@ -5047,6 +5196,8 @@
       <w:r>
         <w:rPr>
           <w:rFonts w:asciiTheme="majorBidi" w:hAnsiTheme="majorBidi" w:cstheme="majorBidi"/>
+          <w:b/>
+          <w:bCs/>
           <w:sz w:val="28"/>
           <w:szCs w:val="28"/>
         </w:rPr>
@@ -5093,6 +5244,7 @@
           <w:ilvl w:val="0"/>
           <w:numId w:val="9"/>
         </w:numPr>
+        <w:spacing w:after="120"/>
         <w:ind w:left="360"/>
         <w:jc w:val="both"/>
         <w:rPr>
@@ -5273,7 +5425,6 @@
           <w:sz w:val="28"/>
           <w:szCs w:val="28"/>
         </w:rPr>
-        <w:lastRenderedPageBreak/>
         <w:t>You can define custom subnets:</w:t>
       </w:r>
     </w:p>
@@ -5355,6 +5506,7 @@
     </w:p>
     <w:p>
       <w:pPr>
+        <w:spacing w:after="60"/>
         <w:jc w:val="both"/>
         <w:rPr>
           <w:rFonts w:asciiTheme="majorBidi" w:hAnsiTheme="majorBidi" w:cstheme="majorBidi"/>
@@ -5537,6 +5689,7 @@
           <w:sz w:val="28"/>
           <w:szCs w:val="28"/>
         </w:rPr>
+        <w:lastRenderedPageBreak/>
         <w:t>CNM</w:t>
       </w:r>
     </w:p>
@@ -5923,6 +6076,7 @@
           <w:ilvl w:val="0"/>
           <w:numId w:val="12"/>
         </w:numPr>
+        <w:spacing w:after="120"/>
         <w:ind w:left="360"/>
         <w:jc w:val="both"/>
         <w:rPr>
@@ -5942,6 +6096,7 @@
     </w:p>
     <w:p>
       <w:pPr>
+        <w:spacing w:after="60"/>
         <w:jc w:val="both"/>
         <w:rPr>
           <w:rFonts w:asciiTheme="majorBidi" w:hAnsiTheme="majorBidi" w:cstheme="majorBidi"/>
@@ -6037,6 +6192,7 @@
           <w:ilvl w:val="0"/>
           <w:numId w:val="13"/>
         </w:numPr>
+        <w:spacing w:after="120"/>
         <w:ind w:left="360"/>
         <w:jc w:val="both"/>
         <w:rPr>
@@ -6056,6 +6212,7 @@
     </w:p>
     <w:p>
       <w:pPr>
+        <w:spacing w:after="60"/>
         <w:jc w:val="both"/>
         <w:rPr>
           <w:rFonts w:asciiTheme="majorBidi" w:hAnsiTheme="majorBidi" w:cstheme="majorBidi"/>
@@ -6145,6 +6302,7 @@
           <w:ilvl w:val="0"/>
           <w:numId w:val="14"/>
         </w:numPr>
+        <w:spacing w:after="120"/>
         <w:ind w:left="360"/>
         <w:jc w:val="both"/>
         <w:rPr>
@@ -6159,12 +6317,12 @@
           <w:sz w:val="28"/>
           <w:szCs w:val="28"/>
         </w:rPr>
-        <w:lastRenderedPageBreak/>
         <w:t>Execution (drivers + kernel)</w:t>
       </w:r>
     </w:p>
     <w:p>
       <w:pPr>
+        <w:spacing w:after="60"/>
         <w:jc w:val="both"/>
         <w:rPr>
           <w:rFonts w:asciiTheme="majorBidi" w:hAnsiTheme="majorBidi" w:cstheme="majorBidi"/>
@@ -6187,6 +6345,7 @@
     </w:p>
     <w:p>
       <w:pPr>
+        <w:spacing w:after="60"/>
         <w:jc w:val="both"/>
         <w:rPr>
           <w:rFonts w:asciiTheme="majorBidi" w:hAnsiTheme="majorBidi" w:cstheme="majorBidi"/>
@@ -6198,6 +6357,8 @@
       <w:r>
         <w:rPr>
           <w:rFonts w:asciiTheme="majorBidi" w:hAnsiTheme="majorBidi" w:cstheme="majorBidi"/>
+          <w:b/>
+          <w:bCs/>
           <w:sz w:val="28"/>
           <w:szCs w:val="28"/>
         </w:rPr>
@@ -6420,6 +6581,7 @@
           <w:ilvl w:val="0"/>
           <w:numId w:val="15"/>
         </w:numPr>
+        <w:spacing w:after="120"/>
         <w:ind w:left="360"/>
         <w:jc w:val="both"/>
         <w:rPr>
@@ -6434,11 +6596,13 @@
           <w:sz w:val="28"/>
           <w:szCs w:val="28"/>
         </w:rPr>
+        <w:lastRenderedPageBreak/>
         <w:t>Managing lifecycle of networks</w:t>
       </w:r>
     </w:p>
     <w:p>
       <w:pPr>
+        <w:spacing w:after="60"/>
         <w:jc w:val="both"/>
         <w:rPr>
           <w:rFonts w:asciiTheme="majorBidi" w:hAnsiTheme="majorBidi" w:cstheme="majorBidi"/>
@@ -6574,6 +6738,7 @@
           <w:ilvl w:val="0"/>
           <w:numId w:val="16"/>
         </w:numPr>
+        <w:spacing w:after="120"/>
         <w:ind w:left="360"/>
         <w:jc w:val="both"/>
         <w:rPr>
@@ -6593,6 +6758,7 @@
     </w:p>
     <w:p>
       <w:pPr>
+        <w:spacing w:after="120"/>
         <w:jc w:val="both"/>
         <w:rPr>
           <w:rFonts w:asciiTheme="majorBidi" w:hAnsiTheme="majorBidi" w:cstheme="majorBidi"/>
@@ -6637,6 +6803,7 @@
     </w:p>
     <w:p>
       <w:pPr>
+        <w:spacing w:after="60"/>
         <w:jc w:val="both"/>
         <w:rPr>
           <w:rFonts w:asciiTheme="majorBidi" w:hAnsiTheme="majorBidi" w:cstheme="majorBidi"/>
@@ -6798,6 +6965,7 @@
           <w:ilvl w:val="0"/>
           <w:numId w:val="17"/>
         </w:numPr>
+        <w:spacing w:after="120"/>
         <w:ind w:left="360"/>
         <w:jc w:val="both"/>
         <w:rPr>
@@ -6835,6 +7003,7 @@
     </w:p>
     <w:p>
       <w:pPr>
+        <w:spacing w:after="120"/>
         <w:jc w:val="both"/>
         <w:rPr>
           <w:rFonts w:asciiTheme="majorBidi" w:hAnsiTheme="majorBidi" w:cstheme="majorBidi"/>
@@ -6901,6 +7070,7 @@
     </w:p>
     <w:p>
       <w:pPr>
+        <w:spacing w:after="60"/>
         <w:jc w:val="both"/>
         <w:rPr>
           <w:rFonts w:asciiTheme="majorBidi" w:hAnsiTheme="majorBidi" w:cstheme="majorBidi"/>
@@ -6949,10 +7119,20 @@
       <w:r>
         <w:rPr>
           <w:rFonts w:asciiTheme="majorBidi" w:hAnsiTheme="majorBidi" w:cstheme="majorBidi"/>
-          <w:sz w:val="28"/>
-          <w:szCs w:val="28"/>
-        </w:rPr>
-        <w:t>CNM = the architectural blueprint</w:t>
+          <w:b/>
+          <w:bCs/>
+          <w:sz w:val="28"/>
+          <w:szCs w:val="28"/>
+        </w:rPr>
+        <w:t>CNM</w:t>
+      </w:r>
+      <w:r>
+        <w:rPr>
+          <w:rFonts w:asciiTheme="majorBidi" w:hAnsiTheme="majorBidi" w:cstheme="majorBidi"/>
+          <w:sz w:val="28"/>
+          <w:szCs w:val="28"/>
+        </w:rPr>
+        <w:t xml:space="preserve"> = the architectural blueprint</w:t>
       </w:r>
     </w:p>
     <w:p>
@@ -6974,6 +7154,8 @@
       <w:r>
         <w:rPr>
           <w:rFonts w:asciiTheme="majorBidi" w:hAnsiTheme="majorBidi" w:cstheme="majorBidi"/>
+          <w:b/>
+          <w:bCs/>
           <w:sz w:val="28"/>
           <w:szCs w:val="28"/>
         </w:rPr>
@@ -7007,14 +7189,25 @@
       <w:r>
         <w:rPr>
           <w:rFonts w:asciiTheme="majorBidi" w:hAnsiTheme="majorBidi" w:cstheme="majorBidi"/>
-          <w:sz w:val="28"/>
-          <w:szCs w:val="28"/>
-        </w:rPr>
-        <w:t>driver = the construction crew</w:t>
-      </w:r>
-    </w:p>
-    <w:p>
-      <w:pPr>
+          <w:b/>
+          <w:bCs/>
+          <w:sz w:val="28"/>
+          <w:szCs w:val="28"/>
+        </w:rPr>
+        <w:t>driver</w:t>
+      </w:r>
+      <w:r>
+        <w:rPr>
+          <w:rFonts w:asciiTheme="majorBidi" w:hAnsiTheme="majorBidi" w:cstheme="majorBidi"/>
+          <w:sz w:val="28"/>
+          <w:szCs w:val="28"/>
+        </w:rPr>
+        <w:t xml:space="preserve"> = the construction crew</w:t>
+      </w:r>
+    </w:p>
+    <w:p>
+      <w:pPr>
+        <w:spacing w:after="60"/>
         <w:jc w:val="both"/>
         <w:rPr>
           <w:rFonts w:asciiTheme="majorBidi" w:hAnsiTheme="majorBidi" w:cstheme="majorBidi"/>
@@ -7076,7 +7269,6 @@
           <w:sz w:val="28"/>
           <w:szCs w:val="28"/>
         </w:rPr>
-        <w:lastRenderedPageBreak/>
         <w:t>Network</w:t>
       </w:r>
     </w:p>
@@ -7087,6 +7279,7 @@
           <w:ilvl w:val="0"/>
           <w:numId w:val="19"/>
         </w:numPr>
+        <w:spacing w:after="120"/>
         <w:ind w:left="360"/>
         <w:jc w:val="both"/>
         <w:rPr>
@@ -7106,9 +7299,12 @@
     </w:p>
     <w:p>
       <w:pPr>
-        <w:jc w:val="both"/>
-        <w:rPr>
-          <w:rFonts w:asciiTheme="majorBidi" w:hAnsiTheme="majorBidi" w:cstheme="majorBidi"/>
+        <w:spacing w:after="60"/>
+        <w:jc w:val="both"/>
+        <w:rPr>
+          <w:rFonts w:asciiTheme="majorBidi" w:hAnsiTheme="majorBidi" w:cstheme="majorBidi"/>
+          <w:b/>
+          <w:bCs/>
           <w:sz w:val="28"/>
           <w:szCs w:val="28"/>
         </w:rPr>
@@ -7117,6 +7313,8 @@
       <w:r>
         <w:rPr>
           <w:rFonts w:asciiTheme="majorBidi" w:hAnsiTheme="majorBidi" w:cstheme="majorBidi"/>
+          <w:b/>
+          <w:bCs/>
           <w:sz w:val="28"/>
           <w:szCs w:val="28"/>
         </w:rPr>
@@ -7126,6 +7324,8 @@
       <w:r>
         <w:rPr>
           <w:rFonts w:asciiTheme="majorBidi" w:hAnsiTheme="majorBidi" w:cstheme="majorBidi"/>
+          <w:b/>
+          <w:bCs/>
           <w:sz w:val="28"/>
           <w:szCs w:val="28"/>
         </w:rPr>
@@ -7211,6 +7411,7 @@
           <w:ilvl w:val="0"/>
           <w:numId w:val="20"/>
         </w:numPr>
+        <w:spacing w:after="120"/>
         <w:ind w:left="360"/>
         <w:jc w:val="both"/>
         <w:rPr>
@@ -7230,16 +7431,21 @@
     </w:p>
     <w:p>
       <w:pPr>
-        <w:jc w:val="both"/>
-        <w:rPr>
-          <w:rFonts w:asciiTheme="majorBidi" w:hAnsiTheme="majorBidi" w:cstheme="majorBidi"/>
-          <w:sz w:val="28"/>
-          <w:szCs w:val="28"/>
-        </w:rPr>
-      </w:pPr>
-      <w:r>
-        <w:rPr>
-          <w:rFonts w:asciiTheme="majorBidi" w:hAnsiTheme="majorBidi" w:cstheme="majorBidi"/>
+        <w:spacing w:after="60"/>
+        <w:jc w:val="both"/>
+        <w:rPr>
+          <w:rFonts w:asciiTheme="majorBidi" w:hAnsiTheme="majorBidi" w:cstheme="majorBidi"/>
+          <w:b/>
+          <w:bCs/>
+          <w:sz w:val="28"/>
+          <w:szCs w:val="28"/>
+        </w:rPr>
+      </w:pPr>
+      <w:r>
+        <w:rPr>
+          <w:rFonts w:asciiTheme="majorBidi" w:hAnsiTheme="majorBidi" w:cstheme="majorBidi"/>
+          <w:b/>
+          <w:bCs/>
           <w:sz w:val="28"/>
           <w:szCs w:val="28"/>
         </w:rPr>
@@ -7325,6 +7531,7 @@
           <w:ilvl w:val="0"/>
           <w:numId w:val="21"/>
         </w:numPr>
+        <w:spacing w:after="120"/>
         <w:ind w:left="360"/>
         <w:jc w:val="both"/>
         <w:rPr>
@@ -7349,40 +7556,35 @@
           <w:rFonts w:asciiTheme="majorBidi" w:hAnsiTheme="majorBidi" w:cstheme="majorBidi"/>
           <w:sz w:val="28"/>
           <w:szCs w:val="28"/>
-        </w:rPr>
-      </w:pPr>
-      <w:r>
-        <w:rPr>
-          <w:rFonts w:asciiTheme="majorBidi" w:hAnsiTheme="majorBidi" w:cstheme="majorBidi"/>
-          <w:sz w:val="28"/>
-          <w:szCs w:val="28"/>
-        </w:rPr>
-        <w:t>Example</w:t>
-      </w:r>
-      <w:r>
-        <w:rPr>
-          <w:rFonts w:asciiTheme="majorBidi" w:hAnsiTheme="majorBidi" w:cstheme="majorBidi"/>
-          <w:sz w:val="28"/>
-          <w:szCs w:val="28"/>
-        </w:rPr>
-        <w:t>:</w:t>
-      </w:r>
-    </w:p>
-    <w:p>
-      <w:pPr>
-        <w:jc w:val="both"/>
-        <w:rPr>
-          <w:rFonts w:asciiTheme="majorBidi" w:hAnsiTheme="majorBidi" w:cstheme="majorBidi"/>
-          <w:sz w:val="28"/>
-          <w:szCs w:val="28"/>
-        </w:rPr>
-      </w:pPr>
-      <w:r>
-        <w:rPr>
-          <w:rFonts w:asciiTheme="majorBidi" w:hAnsiTheme="majorBidi" w:cstheme="majorBidi"/>
-          <w:sz w:val="28"/>
-          <w:szCs w:val="28"/>
-        </w:rPr>
+          <w:u w:val="single"/>
+        </w:rPr>
+      </w:pPr>
+      <w:r>
+        <w:rPr>
+          <w:rFonts w:asciiTheme="majorBidi" w:hAnsiTheme="majorBidi" w:cstheme="majorBidi"/>
+          <w:sz w:val="28"/>
+          <w:szCs w:val="28"/>
+          <w:u w:val="single"/>
+        </w:rPr>
+        <w:t>Example:</w:t>
+      </w:r>
+    </w:p>
+    <w:p>
+      <w:pPr>
+        <w:jc w:val="both"/>
+        <w:rPr>
+          <w:rFonts w:asciiTheme="majorBidi" w:hAnsiTheme="majorBidi" w:cstheme="majorBidi"/>
+          <w:sz w:val="28"/>
+          <w:szCs w:val="28"/>
+        </w:rPr>
+      </w:pPr>
+      <w:r>
+        <w:rPr>
+          <w:rFonts w:asciiTheme="majorBidi" w:hAnsiTheme="majorBidi" w:cstheme="majorBidi"/>
+          <w:sz w:val="28"/>
+          <w:szCs w:val="28"/>
+        </w:rPr>
+        <w:lastRenderedPageBreak/>
         <w:t>You run:</w:t>
       </w:r>
       <w:r>
@@ -7469,6 +7671,8 @@
       <w:r>
         <w:rPr>
           <w:rFonts w:asciiTheme="majorBidi" w:hAnsiTheme="majorBidi" w:cstheme="majorBidi"/>
+          <w:b/>
+          <w:bCs/>
           <w:sz w:val="28"/>
           <w:szCs w:val="28"/>
         </w:rPr>
@@ -7503,6 +7707,8 @@
       <w:r>
         <w:rPr>
           <w:rFonts w:asciiTheme="majorBidi" w:hAnsiTheme="majorBidi" w:cstheme="majorBidi"/>
+          <w:b/>
+          <w:bCs/>
           <w:sz w:val="28"/>
           <w:szCs w:val="28"/>
         </w:rPr>
@@ -7537,6 +7743,8 @@
       <w:r>
         <w:rPr>
           <w:rFonts w:asciiTheme="majorBidi" w:hAnsiTheme="majorBidi" w:cstheme="majorBidi"/>
+          <w:b/>
+          <w:bCs/>
           <w:sz w:val="28"/>
           <w:szCs w:val="28"/>
         </w:rPr>
@@ -7571,6 +7779,8 @@
       <w:r>
         <w:rPr>
           <w:rFonts w:asciiTheme="majorBidi" w:hAnsiTheme="majorBidi" w:cstheme="majorBidi"/>
+          <w:b/>
+          <w:bCs/>
           <w:sz w:val="28"/>
           <w:szCs w:val="28"/>
         </w:rPr>
@@ -7613,6 +7823,8 @@
       <w:r>
         <w:rPr>
           <w:rFonts w:asciiTheme="majorBidi" w:hAnsiTheme="majorBidi" w:cstheme="majorBidi"/>
+          <w:b/>
+          <w:bCs/>
           <w:sz w:val="28"/>
           <w:szCs w:val="28"/>
         </w:rPr>
@@ -7635,6 +7847,7 @@
           <w:ilvl w:val="0"/>
           <w:numId w:val="22"/>
         </w:numPr>
+        <w:spacing w:after="120"/>
         <w:ind w:left="360"/>
         <w:jc w:val="both"/>
         <w:rPr>
@@ -7698,6 +7911,7 @@
     </w:p>
     <w:p>
       <w:pPr>
+        <w:spacing w:after="60"/>
         <w:jc w:val="both"/>
         <w:rPr>
           <w:rFonts w:asciiTheme="majorBidi" w:hAnsiTheme="majorBidi" w:cstheme="majorBidi"/>
@@ -7771,6 +7985,7 @@
           <w:ilvl w:val="0"/>
           <w:numId w:val="23"/>
         </w:numPr>
+        <w:spacing w:after="120"/>
         <w:ind w:left="360"/>
         <w:jc w:val="both"/>
         <w:rPr>
@@ -7800,6 +8015,7 @@
     </w:p>
     <w:p>
       <w:pPr>
+        <w:spacing w:after="60"/>
         <w:jc w:val="both"/>
         <w:rPr>
           <w:rFonts w:asciiTheme="majorBidi" w:hAnsiTheme="majorBidi" w:cstheme="majorBidi"/>
@@ -7819,6 +8035,8 @@
       <w:r>
         <w:rPr>
           <w:rFonts w:asciiTheme="majorBidi" w:hAnsiTheme="majorBidi" w:cstheme="majorBidi"/>
+          <w:b/>
+          <w:bCs/>
           <w:sz w:val="28"/>
           <w:szCs w:val="28"/>
         </w:rPr>
@@ -7871,7 +8089,25 @@
           <w:sz w:val="28"/>
           <w:szCs w:val="28"/>
         </w:rPr>
-        <w:t xml:space="preserve">If the driver is bridge: It creates a </w:t>
+        <w:t xml:space="preserve">If the driver is </w:t>
+      </w:r>
+      <w:r>
+        <w:rPr>
+          <w:rFonts w:asciiTheme="majorBidi" w:hAnsiTheme="majorBidi" w:cstheme="majorBidi"/>
+          <w:b/>
+          <w:bCs/>
+          <w:sz w:val="28"/>
+          <w:szCs w:val="28"/>
+        </w:rPr>
+        <w:t>bridge</w:t>
+      </w:r>
+      <w:r>
+        <w:rPr>
+          <w:rFonts w:asciiTheme="majorBidi" w:hAnsiTheme="majorBidi" w:cstheme="majorBidi"/>
+          <w:sz w:val="28"/>
+          <w:szCs w:val="28"/>
+        </w:rPr>
+        <w:t xml:space="preserve">: It creates a </w:t>
       </w:r>
       <w:proofErr w:type="spellStart"/>
       <w:r>
@@ -7913,7 +8149,25 @@
           <w:sz w:val="28"/>
           <w:szCs w:val="28"/>
         </w:rPr>
-        <w:t xml:space="preserve">If the driver is overlay: It creates a </w:t>
+        <w:t xml:space="preserve">If the driver is </w:t>
+      </w:r>
+      <w:r>
+        <w:rPr>
+          <w:rFonts w:asciiTheme="majorBidi" w:hAnsiTheme="majorBidi" w:cstheme="majorBidi"/>
+          <w:b/>
+          <w:bCs/>
+          <w:sz w:val="28"/>
+          <w:szCs w:val="28"/>
+        </w:rPr>
+        <w:t>overlay</w:t>
+      </w:r>
+      <w:r>
+        <w:rPr>
+          <w:rFonts w:asciiTheme="majorBidi" w:hAnsiTheme="majorBidi" w:cstheme="majorBidi"/>
+          <w:sz w:val="28"/>
+          <w:szCs w:val="28"/>
+        </w:rPr>
+        <w:t xml:space="preserve">: It creates a </w:t>
       </w:r>
       <w:proofErr w:type="spellStart"/>
       <w:r>
@@ -7941,6 +8195,7 @@
           <w:ilvl w:val="0"/>
           <w:numId w:val="24"/>
         </w:numPr>
+        <w:spacing w:after="120"/>
         <w:ind w:left="360"/>
         <w:jc w:val="both"/>
         <w:rPr>
@@ -7961,6 +8216,8 @@
       <w:r>
         <w:rPr>
           <w:rFonts w:asciiTheme="majorBidi" w:hAnsiTheme="majorBidi" w:cstheme="majorBidi"/>
+          <w:b/>
+          <w:bCs/>
           <w:sz w:val="28"/>
           <w:szCs w:val="28"/>
         </w:rPr>
@@ -7997,6 +8254,8 @@
       <w:r>
         <w:rPr>
           <w:rFonts w:asciiTheme="majorBidi" w:hAnsiTheme="majorBidi" w:cstheme="majorBidi"/>
+          <w:b/>
+          <w:bCs/>
           <w:sz w:val="28"/>
           <w:szCs w:val="28"/>
         </w:rPr>
@@ -8014,6 +8273,7 @@
     </w:p>
     <w:p>
       <w:pPr>
+        <w:spacing w:after="60"/>
         <w:jc w:val="both"/>
         <w:rPr>
           <w:rFonts w:asciiTheme="majorBidi" w:hAnsiTheme="majorBidi" w:cstheme="majorBidi"/>
@@ -8110,6 +8370,7 @@
     </w:p>
     <w:p>
       <w:pPr>
+        <w:spacing w:after="60"/>
         <w:jc w:val="both"/>
         <w:rPr>
           <w:rFonts w:asciiTheme="majorBidi" w:hAnsiTheme="majorBidi" w:cstheme="majorBidi"/>
@@ -8173,7 +8434,6 @@
           <w:sz w:val="28"/>
           <w:szCs w:val="28"/>
         </w:rPr>
-        <w:lastRenderedPageBreak/>
         <w:t>Sandbox</w:t>
       </w:r>
     </w:p>
@@ -8208,6 +8468,7 @@
           <w:ilvl w:val="0"/>
           <w:numId w:val="25"/>
         </w:numPr>
+        <w:spacing w:after="120"/>
         <w:ind w:left="360"/>
         <w:jc w:val="both"/>
         <w:rPr>
@@ -8227,6 +8488,7 @@
     </w:p>
     <w:p>
       <w:pPr>
+        <w:spacing w:after="60"/>
         <w:jc w:val="both"/>
         <w:rPr>
           <w:rFonts w:asciiTheme="majorBidi" w:hAnsiTheme="majorBidi" w:cstheme="majorBidi"/>
@@ -8370,6 +8632,7 @@
           <w:ilvl w:val="0"/>
           <w:numId w:val="26"/>
         </w:numPr>
+        <w:spacing w:after="60"/>
         <w:ind w:left="360"/>
         <w:jc w:val="both"/>
         <w:rPr>
@@ -8433,6 +8696,7 @@
     </w:p>
     <w:p>
       <w:pPr>
+        <w:spacing w:after="120"/>
         <w:jc w:val="both"/>
         <w:rPr>
           <w:rFonts w:asciiTheme="majorBidi" w:hAnsiTheme="majorBidi" w:cstheme="majorBidi"/>
@@ -8465,6 +8729,7 @@
     </w:p>
     <w:p>
       <w:pPr>
+        <w:spacing w:after="60"/>
         <w:jc w:val="both"/>
         <w:rPr>
           <w:rFonts w:asciiTheme="majorBidi" w:hAnsiTheme="majorBidi" w:cstheme="majorBidi"/>
@@ -8571,6 +8836,7 @@
     </w:p>
     <w:p>
       <w:pPr>
+        <w:spacing w:after="120"/>
         <w:jc w:val="both"/>
         <w:rPr>
           <w:rFonts w:asciiTheme="majorBidi" w:hAnsiTheme="majorBidi" w:cstheme="majorBidi"/>
@@ -8585,6 +8851,7 @@
           <w:sz w:val="28"/>
           <w:szCs w:val="28"/>
         </w:rPr>
+        <w:lastRenderedPageBreak/>
         <w:t>So</w:t>
       </w:r>
       <w:proofErr w:type="gramEnd"/>
@@ -8607,6 +8874,7 @@
     </w:p>
     <w:p>
       <w:pPr>
+        <w:spacing w:after="60"/>
         <w:jc w:val="both"/>
         <w:rPr>
           <w:rFonts w:asciiTheme="majorBidi" w:hAnsiTheme="majorBidi" w:cstheme="majorBidi"/>
@@ -8678,6 +8946,7 @@
           <w:ilvl w:val="0"/>
           <w:numId w:val="28"/>
         </w:numPr>
+        <w:spacing w:after="120"/>
         <w:ind w:left="360"/>
         <w:jc w:val="both"/>
         <w:rPr>
@@ -8697,6 +8966,7 @@
     </w:p>
     <w:p>
       <w:pPr>
+        <w:spacing w:after="120"/>
         <w:jc w:val="both"/>
         <w:rPr>
           <w:rFonts w:asciiTheme="majorBidi" w:hAnsiTheme="majorBidi" w:cstheme="majorBidi"/>
@@ -8747,6 +9017,7 @@
     </w:p>
     <w:p>
       <w:pPr>
+        <w:spacing w:after="60"/>
         <w:jc w:val="both"/>
         <w:rPr>
           <w:rFonts w:asciiTheme="majorBidi" w:hAnsiTheme="majorBidi" w:cstheme="majorBidi"/>
@@ -8818,6 +9089,7 @@
           <w:ilvl w:val="0"/>
           <w:numId w:val="29"/>
         </w:numPr>
+        <w:spacing w:after="60"/>
         <w:ind w:left="360"/>
         <w:jc w:val="both"/>
         <w:rPr>
@@ -8837,6 +9109,7 @@
     </w:p>
     <w:p>
       <w:pPr>
+        <w:spacing w:after="120"/>
         <w:jc w:val="both"/>
         <w:rPr>
           <w:rFonts w:asciiTheme="majorBidi" w:hAnsiTheme="majorBidi" w:cstheme="majorBidi"/>
@@ -8855,6 +9128,7 @@
     </w:p>
     <w:p>
       <w:pPr>
+        <w:spacing w:after="120"/>
         <w:jc w:val="both"/>
         <w:rPr>
           <w:rFonts w:asciiTheme="majorBidi" w:hAnsiTheme="majorBidi" w:cstheme="majorBidi"/>
@@ -8887,6 +9161,7 @@
     </w:p>
     <w:p>
       <w:pPr>
+        <w:spacing w:after="60"/>
         <w:jc w:val="both"/>
         <w:rPr>
           <w:rFonts w:asciiTheme="majorBidi" w:hAnsiTheme="majorBidi" w:cstheme="majorBidi"/>
@@ -8905,6 +9180,7 @@
     </w:p>
     <w:p>
       <w:pPr>
+        <w:spacing w:after="60"/>
         <w:jc w:val="both"/>
         <w:rPr>
           <w:rFonts w:asciiTheme="majorBidi" w:hAnsiTheme="majorBidi" w:cstheme="majorBidi"/>
@@ -8998,49 +9274,7 @@
         </w:rPr>
         <w:t>.</w:t>
       </w:r>
-    </w:p>
-    <w:p>
-      <w:pPr>
-        <w:jc w:val="both"/>
-        <w:rPr>
-          <w:rFonts w:asciiTheme="majorBidi" w:hAnsiTheme="majorBidi" w:cstheme="majorBidi"/>
-          <w:sz w:val="28"/>
-          <w:szCs w:val="28"/>
-        </w:rPr>
-      </w:pPr>
-      <w:r>
-        <w:rPr>
-          <w:rFonts w:asciiTheme="majorBidi" w:hAnsiTheme="majorBidi" w:cstheme="majorBidi"/>
-          <w:sz w:val="28"/>
-          <w:szCs w:val="28"/>
-        </w:rPr>
-        <w:t>But at this point, it has no ports.</w:t>
-      </w:r>
-    </w:p>
-    <w:p>
-      <w:pPr>
-        <w:spacing w:after="60"/>
-        <w:jc w:val="both"/>
-        <w:rPr>
-          <w:rFonts w:asciiTheme="majorBidi" w:hAnsiTheme="majorBidi" w:cstheme="majorBidi"/>
-          <w:sz w:val="28"/>
-          <w:szCs w:val="28"/>
-        </w:rPr>
-      </w:pPr>
-      <w:r>
-        <w:rPr>
-          <w:rFonts w:asciiTheme="majorBidi" w:hAnsiTheme="majorBidi" w:cstheme="majorBidi"/>
-          <w:sz w:val="28"/>
-          <w:szCs w:val="28"/>
-        </w:rPr>
-        <w:lastRenderedPageBreak/>
-        <w:t>Now you attach interfaces to it:</w:t>
-      </w:r>
-    </w:p>
-    <w:p>
-      <w:pPr>
-        <w:spacing w:after="0"/>
-        <w:jc w:val="both"/>
+      <w:r>
         <w:rPr>
           <w:rFonts w:asciiTheme="majorBidi" w:hAnsiTheme="majorBidi" w:cstheme="majorBidi"/>
           <w:b/>
@@ -9050,8 +9284,16 @@
           <w:sz w:val="28"/>
           <w:szCs w:val="28"/>
         </w:rPr>
-      </w:pPr>
-      <w:proofErr w:type="spellStart"/>
+        <w:t xml:space="preserve"> </w:t>
+      </w:r>
+      <w:r>
+        <w:rPr>
+          <w:rFonts w:asciiTheme="majorBidi" w:hAnsiTheme="majorBidi" w:cstheme="majorBidi"/>
+          <w:sz w:val="28"/>
+          <w:szCs w:val="28"/>
+        </w:rPr>
+        <w:t>But at this point, it has no ports.</w:t>
+      </w:r>
       <w:r>
         <w:rPr>
           <w:rFonts w:asciiTheme="majorBidi" w:hAnsiTheme="majorBidi" w:cstheme="majorBidi"/>
@@ -9062,10 +9304,21 @@
           <w:sz w:val="28"/>
           <w:szCs w:val="28"/>
         </w:rPr>
-        <w:t>ip</w:t>
-      </w:r>
-      <w:proofErr w:type="spellEnd"/>
-      <w:r>
+        <w:t xml:space="preserve"> </w:t>
+      </w:r>
+      <w:r>
+        <w:rPr>
+          <w:rFonts w:asciiTheme="majorBidi" w:hAnsiTheme="majorBidi" w:cstheme="majorBidi"/>
+          <w:sz w:val="28"/>
+          <w:szCs w:val="28"/>
+        </w:rPr>
+        <w:t>Now you attach interfaces to it:</w:t>
+      </w:r>
+    </w:p>
+    <w:p>
+      <w:pPr>
+        <w:spacing w:after="0"/>
+        <w:jc w:val="both"/>
         <w:rPr>
           <w:rFonts w:asciiTheme="majorBidi" w:hAnsiTheme="majorBidi" w:cstheme="majorBidi"/>
           <w:b/>
@@ -9075,13 +9328,9 @@
           <w:sz w:val="28"/>
           <w:szCs w:val="28"/>
         </w:rPr>
-        <w:t xml:space="preserve"> link set eth0 master br0</w:t>
-      </w:r>
-    </w:p>
-    <w:p>
-      <w:pPr>
-        <w:spacing w:after="60"/>
-        <w:jc w:val="both"/>
+      </w:pPr>
+      <w:proofErr w:type="spellStart"/>
+      <w:r>
         <w:rPr>
           <w:rFonts w:asciiTheme="majorBidi" w:hAnsiTheme="majorBidi" w:cstheme="majorBidi"/>
           <w:b/>
@@ -9091,8 +9340,9 @@
           <w:sz w:val="28"/>
           <w:szCs w:val="28"/>
         </w:rPr>
-      </w:pPr>
-      <w:proofErr w:type="spellStart"/>
+        <w:t>ip</w:t>
+      </w:r>
+      <w:proofErr w:type="spellEnd"/>
       <w:r>
         <w:rPr>
           <w:rFonts w:asciiTheme="majorBidi" w:hAnsiTheme="majorBidi" w:cstheme="majorBidi"/>
@@ -9103,10 +9353,13 @@
           <w:sz w:val="28"/>
           <w:szCs w:val="28"/>
         </w:rPr>
-        <w:t>ip</w:t>
-      </w:r>
-      <w:proofErr w:type="spellEnd"/>
-      <w:r>
+        <w:t xml:space="preserve"> link set eth0 master br0</w:t>
+      </w:r>
+    </w:p>
+    <w:p>
+      <w:pPr>
+        <w:spacing w:after="60"/>
+        <w:jc w:val="both"/>
         <w:rPr>
           <w:rFonts w:asciiTheme="majorBidi" w:hAnsiTheme="majorBidi" w:cstheme="majorBidi"/>
           <w:b/>
@@ -9116,26 +9369,8 @@
           <w:sz w:val="28"/>
           <w:szCs w:val="28"/>
         </w:rPr>
-        <w:t xml:space="preserve"> link set veth1 master br0</w:t>
-      </w:r>
-    </w:p>
-    <w:p>
-      <w:pPr>
-        <w:jc w:val="both"/>
-        <w:rPr>
-          <w:rFonts w:asciiTheme="majorBidi" w:hAnsiTheme="majorBidi" w:cstheme="majorBidi"/>
-          <w:sz w:val="28"/>
-          <w:szCs w:val="28"/>
-        </w:rPr>
-      </w:pPr>
-      <w:r>
-        <w:rPr>
-          <w:rFonts w:asciiTheme="majorBidi" w:hAnsiTheme="majorBidi" w:cstheme="majorBidi"/>
-          <w:sz w:val="28"/>
-          <w:szCs w:val="28"/>
-        </w:rPr>
-        <w:t xml:space="preserve">Now </w:t>
-      </w:r>
+      </w:pPr>
+      <w:proofErr w:type="spellStart"/>
       <w:r>
         <w:rPr>
           <w:rFonts w:asciiTheme="majorBidi" w:hAnsiTheme="majorBidi" w:cstheme="majorBidi"/>
@@ -9146,16 +9381,9 @@
           <w:sz w:val="28"/>
           <w:szCs w:val="28"/>
         </w:rPr>
-        <w:t>eth0</w:t>
-      </w:r>
-      <w:r>
-        <w:rPr>
-          <w:rFonts w:asciiTheme="majorBidi" w:hAnsiTheme="majorBidi" w:cstheme="majorBidi"/>
-          <w:sz w:val="28"/>
-          <w:szCs w:val="28"/>
-        </w:rPr>
-        <w:t xml:space="preserve"> and </w:t>
-      </w:r>
+        <w:t>ip</w:t>
+      </w:r>
+      <w:proofErr w:type="spellEnd"/>
       <w:r>
         <w:rPr>
           <w:rFonts w:asciiTheme="majorBidi" w:hAnsiTheme="majorBidi" w:cstheme="majorBidi"/>
@@ -9166,6 +9394,57 @@
           <w:sz w:val="28"/>
           <w:szCs w:val="28"/>
         </w:rPr>
+        <w:t xml:space="preserve"> link set veth1 master br0</w:t>
+      </w:r>
+    </w:p>
+    <w:p>
+      <w:pPr>
+        <w:spacing w:after="120"/>
+        <w:jc w:val="both"/>
+        <w:rPr>
+          <w:rFonts w:asciiTheme="majorBidi" w:hAnsiTheme="majorBidi" w:cstheme="majorBidi"/>
+          <w:sz w:val="28"/>
+          <w:szCs w:val="28"/>
+        </w:rPr>
+      </w:pPr>
+      <w:r>
+        <w:rPr>
+          <w:rFonts w:asciiTheme="majorBidi" w:hAnsiTheme="majorBidi" w:cstheme="majorBidi"/>
+          <w:sz w:val="28"/>
+          <w:szCs w:val="28"/>
+        </w:rPr>
+        <w:t xml:space="preserve">Now </w:t>
+      </w:r>
+      <w:r>
+        <w:rPr>
+          <w:rFonts w:asciiTheme="majorBidi" w:hAnsiTheme="majorBidi" w:cstheme="majorBidi"/>
+          <w:b/>
+          <w:bCs/>
+          <w:i/>
+          <w:iCs/>
+          <w:sz w:val="28"/>
+          <w:szCs w:val="28"/>
+        </w:rPr>
+        <w:t>eth0</w:t>
+      </w:r>
+      <w:r>
+        <w:rPr>
+          <w:rFonts w:asciiTheme="majorBidi" w:hAnsiTheme="majorBidi" w:cstheme="majorBidi"/>
+          <w:sz w:val="28"/>
+          <w:szCs w:val="28"/>
+        </w:rPr>
+        <w:t xml:space="preserve"> and </w:t>
+      </w:r>
+      <w:r>
+        <w:rPr>
+          <w:rFonts w:asciiTheme="majorBidi" w:hAnsiTheme="majorBidi" w:cstheme="majorBidi"/>
+          <w:b/>
+          <w:bCs/>
+          <w:i/>
+          <w:iCs/>
+          <w:sz w:val="28"/>
+          <w:szCs w:val="28"/>
+        </w:rPr>
         <w:t>veth1</w:t>
       </w:r>
       <w:r>
@@ -9179,6 +9458,7 @@
     </w:p>
     <w:p>
       <w:pPr>
+        <w:spacing w:after="60"/>
         <w:jc w:val="both"/>
         <w:rPr>
           <w:rFonts w:asciiTheme="majorBidi" w:hAnsiTheme="majorBidi" w:cstheme="majorBidi"/>
@@ -9242,6 +9522,7 @@
           <w:ilvl w:val="0"/>
           <w:numId w:val="30"/>
         </w:numPr>
+        <w:spacing w:after="60"/>
         <w:ind w:left="360"/>
         <w:jc w:val="both"/>
         <w:rPr>
@@ -9261,6 +9542,7 @@
     </w:p>
     <w:p>
       <w:pPr>
+        <w:spacing w:after="120"/>
         <w:jc w:val="both"/>
         <w:rPr>
           <w:rFonts w:asciiTheme="majorBidi" w:hAnsiTheme="majorBidi" w:cstheme="majorBidi"/>
@@ -9295,6 +9577,7 @@
     </w:p>
     <w:p>
       <w:pPr>
+        <w:spacing w:after="60"/>
         <w:jc w:val="both"/>
         <w:rPr>
           <w:rFonts w:asciiTheme="majorBidi" w:hAnsiTheme="majorBidi" w:cstheme="majorBidi"/>
@@ -9317,6 +9600,7 @@
     </w:p>
     <w:p>
       <w:pPr>
+        <w:spacing w:after="60"/>
         <w:jc w:val="both"/>
         <w:rPr>
           <w:rFonts w:asciiTheme="majorBidi" w:hAnsiTheme="majorBidi" w:cstheme="majorBidi"/>
@@ -9576,6 +9860,7 @@
           <w:ilvl w:val="0"/>
           <w:numId w:val="33"/>
         </w:numPr>
+        <w:spacing w:after="120"/>
         <w:ind w:left="360"/>
         <w:jc w:val="both"/>
         <w:rPr>
@@ -9613,23 +9898,25 @@
     </w:p>
     <w:p>
       <w:pPr>
-        <w:jc w:val="both"/>
-        <w:rPr>
-          <w:rFonts w:asciiTheme="majorBidi" w:hAnsiTheme="majorBidi" w:cstheme="majorBidi"/>
-          <w:b/>
-          <w:bCs/>
-          <w:sz w:val="28"/>
-          <w:szCs w:val="28"/>
-        </w:rPr>
-      </w:pPr>
-      <w:r>
-        <w:rPr>
-          <w:rFonts w:asciiTheme="majorBidi" w:hAnsiTheme="majorBidi" w:cstheme="majorBidi"/>
-          <w:b/>
-          <w:bCs/>
-          <w:sz w:val="28"/>
-          <w:szCs w:val="28"/>
-        </w:rPr>
+        <w:spacing w:after="120"/>
+        <w:jc w:val="both"/>
+        <w:rPr>
+          <w:rFonts w:asciiTheme="majorBidi" w:hAnsiTheme="majorBidi" w:cstheme="majorBidi"/>
+          <w:b/>
+          <w:bCs/>
+          <w:sz w:val="28"/>
+          <w:szCs w:val="28"/>
+        </w:rPr>
+      </w:pPr>
+      <w:r>
+        <w:rPr>
+          <w:rFonts w:asciiTheme="majorBidi" w:hAnsiTheme="majorBidi" w:cstheme="majorBidi"/>
+          <w:b/>
+          <w:bCs/>
+          <w:sz w:val="28"/>
+          <w:szCs w:val="28"/>
+        </w:rPr>
+        <w:lastRenderedPageBreak/>
         <w:t>Why Docker Uses It</w:t>
       </w:r>
       <w:r>
@@ -9645,42 +9932,6 @@
     </w:p>
     <w:p>
       <w:pPr>
-        <w:jc w:val="both"/>
-        <w:rPr>
-          <w:rFonts w:asciiTheme="majorBidi" w:hAnsiTheme="majorBidi" w:cstheme="majorBidi"/>
-          <w:sz w:val="28"/>
-          <w:szCs w:val="28"/>
-        </w:rPr>
-      </w:pPr>
-      <w:r>
-        <w:rPr>
-          <w:rFonts w:asciiTheme="majorBidi" w:hAnsiTheme="majorBidi" w:cstheme="majorBidi"/>
-          <w:sz w:val="28"/>
-          <w:szCs w:val="28"/>
-        </w:rPr>
-        <w:t>In bridge networking mode:</w:t>
-      </w:r>
-    </w:p>
-    <w:p>
-      <w:pPr>
-        <w:jc w:val="both"/>
-        <w:rPr>
-          <w:rFonts w:asciiTheme="majorBidi" w:hAnsiTheme="majorBidi" w:cstheme="majorBidi"/>
-          <w:sz w:val="28"/>
-          <w:szCs w:val="28"/>
-        </w:rPr>
-      </w:pPr>
-      <w:r>
-        <w:rPr>
-          <w:rFonts w:asciiTheme="majorBidi" w:hAnsiTheme="majorBidi" w:cstheme="majorBidi"/>
-          <w:sz w:val="28"/>
-          <w:szCs w:val="28"/>
-        </w:rPr>
-        <w:t>Docker creates a Linux bridge (usually docker0).</w:t>
-      </w:r>
-    </w:p>
-    <w:p>
-      <w:pPr>
         <w:spacing w:after="60"/>
         <w:jc w:val="both"/>
         <w:rPr>
@@ -9689,6 +9940,58 @@
           <w:szCs w:val="28"/>
         </w:rPr>
       </w:pPr>
+      <w:r>
+        <w:rPr>
+          <w:rFonts w:asciiTheme="majorBidi" w:hAnsiTheme="majorBidi" w:cstheme="majorBidi"/>
+          <w:sz w:val="28"/>
+          <w:szCs w:val="28"/>
+        </w:rPr>
+        <w:t>In bridge networking mode</w:t>
+      </w:r>
+      <w:r>
+        <w:rPr>
+          <w:rFonts w:asciiTheme="majorBidi" w:hAnsiTheme="majorBidi" w:cstheme="majorBidi"/>
+          <w:sz w:val="28"/>
+          <w:szCs w:val="28"/>
+        </w:rPr>
+        <w:t xml:space="preserve">, </w:t>
+      </w:r>
+      <w:r>
+        <w:rPr>
+          <w:rFonts w:asciiTheme="majorBidi" w:hAnsiTheme="majorBidi" w:cstheme="majorBidi"/>
+          <w:sz w:val="28"/>
+          <w:szCs w:val="28"/>
+        </w:rPr>
+        <w:t xml:space="preserve">Docker creates a Linux bridge (usually </w:t>
+      </w:r>
+      <w:r>
+        <w:rPr>
+          <w:rFonts w:asciiTheme="majorBidi" w:hAnsiTheme="majorBidi" w:cstheme="majorBidi"/>
+          <w:b/>
+          <w:bCs/>
+          <w:i/>
+          <w:iCs/>
+          <w:sz w:val="28"/>
+          <w:szCs w:val="28"/>
+        </w:rPr>
+        <w:t>docker0</w:t>
+      </w:r>
+      <w:r>
+        <w:rPr>
+          <w:rFonts w:asciiTheme="majorBidi" w:hAnsiTheme="majorBidi" w:cstheme="majorBidi"/>
+          <w:sz w:val="28"/>
+          <w:szCs w:val="28"/>
+        </w:rPr>
+        <w:t>).</w:t>
+      </w:r>
+      <w:r>
+        <w:rPr>
+          <w:rFonts w:asciiTheme="majorBidi" w:hAnsiTheme="majorBidi" w:cstheme="majorBidi"/>
+          <w:sz w:val="28"/>
+          <w:szCs w:val="28"/>
+        </w:rPr>
+        <w:t xml:space="preserve"> </w:t>
+      </w:r>
       <w:r>
         <w:rPr>
           <w:rFonts w:asciiTheme="majorBidi" w:hAnsiTheme="majorBidi" w:cstheme="majorBidi"/>
@@ -9828,16 +10131,14 @@
         </w:rPr>
         <w:t>Containers become devices plugged into a virtual switch.</w:t>
       </w:r>
-    </w:p>
-    <w:p>
-      <w:pPr>
-        <w:jc w:val="both"/>
-        <w:rPr>
-          <w:rFonts w:asciiTheme="majorBidi" w:hAnsiTheme="majorBidi" w:cstheme="majorBidi"/>
-          <w:sz w:val="28"/>
-          <w:szCs w:val="28"/>
-        </w:rPr>
-      </w:pPr>
+      <w:r>
+        <w:rPr>
+          <w:rFonts w:asciiTheme="majorBidi" w:hAnsiTheme="majorBidi" w:cstheme="majorBidi"/>
+          <w:sz w:val="28"/>
+          <w:szCs w:val="28"/>
+        </w:rPr>
+        <w:t xml:space="preserve"> </w:t>
+      </w:r>
       <w:r>
         <w:rPr>
           <w:rFonts w:asciiTheme="majorBidi" w:hAnsiTheme="majorBidi" w:cstheme="majorBidi"/>
@@ -9897,49 +10198,44 @@
     </w:p>
     <w:p>
       <w:pPr>
-        <w:jc w:val="both"/>
-        <w:rPr>
-          <w:rFonts w:asciiTheme="majorBidi" w:hAnsiTheme="majorBidi" w:cstheme="majorBidi"/>
-          <w:b/>
-          <w:bCs/>
-          <w:sz w:val="28"/>
-          <w:szCs w:val="28"/>
-        </w:rPr>
-      </w:pPr>
-      <w:r>
-        <w:rPr>
-          <w:rFonts w:asciiTheme="majorBidi" w:hAnsiTheme="majorBidi" w:cstheme="majorBidi"/>
-          <w:b/>
-          <w:bCs/>
-          <w:sz w:val="28"/>
-          <w:szCs w:val="28"/>
-        </w:rPr>
-        <w:t>Bridge vs Router</w:t>
-      </w:r>
-      <w:r>
-        <w:rPr>
-          <w:rFonts w:asciiTheme="majorBidi" w:hAnsiTheme="majorBidi" w:cstheme="majorBidi"/>
-          <w:b/>
-          <w:bCs/>
-          <w:sz w:val="28"/>
-          <w:szCs w:val="28"/>
-        </w:rPr>
-        <w:t>:</w:t>
-      </w:r>
-    </w:p>
-    <w:p>
-      <w:pPr>
         <w:spacing w:after="60"/>
         <w:jc w:val="both"/>
         <w:rPr>
           <w:rFonts w:asciiTheme="majorBidi" w:hAnsiTheme="majorBidi" w:cstheme="majorBidi"/>
-          <w:sz w:val="28"/>
-          <w:szCs w:val="28"/>
-        </w:rPr>
-      </w:pPr>
-      <w:r>
-        <w:rPr>
-          <w:rFonts w:asciiTheme="majorBidi" w:hAnsiTheme="majorBidi" w:cstheme="majorBidi"/>
+          <w:b/>
+          <w:bCs/>
+          <w:sz w:val="32"/>
+          <w:szCs w:val="32"/>
+        </w:rPr>
+      </w:pPr>
+      <w:r>
+        <w:rPr>
+          <w:rFonts w:asciiTheme="majorBidi" w:hAnsiTheme="majorBidi" w:cstheme="majorBidi"/>
+          <w:b/>
+          <w:bCs/>
+          <w:sz w:val="32"/>
+          <w:szCs w:val="32"/>
+        </w:rPr>
+        <w:t>Bridge vs Router:</w:t>
+      </w:r>
+    </w:p>
+    <w:p>
+      <w:pPr>
+        <w:spacing w:after="60"/>
+        <w:jc w:val="both"/>
+        <w:rPr>
+          <w:rFonts w:asciiTheme="majorBidi" w:hAnsiTheme="majorBidi" w:cstheme="majorBidi"/>
+          <w:b/>
+          <w:bCs/>
+          <w:sz w:val="28"/>
+          <w:szCs w:val="28"/>
+        </w:rPr>
+      </w:pPr>
+      <w:r>
+        <w:rPr>
+          <w:rFonts w:asciiTheme="majorBidi" w:hAnsiTheme="majorBidi" w:cstheme="majorBidi"/>
+          <w:b/>
+          <w:bCs/>
           <w:sz w:val="28"/>
           <w:szCs w:val="28"/>
         </w:rPr>
@@ -9967,7 +10263,6 @@
           <w:sz w:val="28"/>
           <w:szCs w:val="28"/>
         </w:rPr>
-        <w:lastRenderedPageBreak/>
         <w:t>Works at Layer 2</w:t>
       </w:r>
     </w:p>
@@ -10026,13 +10321,17 @@
         <w:jc w:val="both"/>
         <w:rPr>
           <w:rFonts w:asciiTheme="majorBidi" w:hAnsiTheme="majorBidi" w:cstheme="majorBidi"/>
-          <w:sz w:val="28"/>
-          <w:szCs w:val="28"/>
-        </w:rPr>
-      </w:pPr>
-      <w:r>
-        <w:rPr>
-          <w:rFonts w:asciiTheme="majorBidi" w:hAnsiTheme="majorBidi" w:cstheme="majorBidi"/>
+          <w:b/>
+          <w:bCs/>
+          <w:sz w:val="28"/>
+          <w:szCs w:val="28"/>
+        </w:rPr>
+      </w:pPr>
+      <w:r>
+        <w:rPr>
+          <w:rFonts w:asciiTheme="majorBidi" w:hAnsiTheme="majorBidi" w:cstheme="majorBidi"/>
+          <w:b/>
+          <w:bCs/>
           <w:sz w:val="28"/>
           <w:szCs w:val="28"/>
         </w:rPr>
@@ -10162,6 +10461,7 @@
           <w:ilvl w:val="0"/>
           <w:numId w:val="37"/>
         </w:numPr>
+        <w:spacing w:after="120"/>
         <w:ind w:left="360"/>
         <w:jc w:val="both"/>
         <w:rPr>
@@ -10523,6 +10823,7 @@
           <w:sz w:val="28"/>
           <w:szCs w:val="28"/>
         </w:rPr>
+        <w:lastRenderedPageBreak/>
         <w:t xml:space="preserve">docker network create </w:t>
       </w:r>
       <w:proofErr w:type="spellStart"/>
@@ -10670,13 +10971,21 @@
         <w:jc w:val="both"/>
         <w:rPr>
           <w:rFonts w:asciiTheme="majorBidi" w:hAnsiTheme="majorBidi" w:cstheme="majorBidi"/>
-          <w:sz w:val="28"/>
-          <w:szCs w:val="28"/>
-        </w:rPr>
-      </w:pPr>
-      <w:r>
-        <w:rPr>
-          <w:rFonts w:asciiTheme="majorBidi" w:hAnsiTheme="majorBidi" w:cstheme="majorBidi"/>
+          <w:b/>
+          <w:bCs/>
+          <w:i/>
+          <w:iCs/>
+          <w:sz w:val="28"/>
+          <w:szCs w:val="28"/>
+        </w:rPr>
+      </w:pPr>
+      <w:r>
+        <w:rPr>
+          <w:rFonts w:asciiTheme="majorBidi" w:hAnsiTheme="majorBidi" w:cstheme="majorBidi"/>
+          <w:b/>
+          <w:bCs/>
+          <w:i/>
+          <w:iCs/>
           <w:sz w:val="28"/>
           <w:szCs w:val="28"/>
         </w:rPr>
@@ -10694,13 +11003,21 @@
         <w:jc w:val="both"/>
         <w:rPr>
           <w:rFonts w:asciiTheme="majorBidi" w:hAnsiTheme="majorBidi" w:cstheme="majorBidi"/>
-          <w:sz w:val="28"/>
-          <w:szCs w:val="28"/>
-        </w:rPr>
-      </w:pPr>
-      <w:r>
-        <w:rPr>
-          <w:rFonts w:asciiTheme="majorBidi" w:hAnsiTheme="majorBidi" w:cstheme="majorBidi"/>
+          <w:b/>
+          <w:bCs/>
+          <w:i/>
+          <w:iCs/>
+          <w:sz w:val="28"/>
+          <w:szCs w:val="28"/>
+        </w:rPr>
+      </w:pPr>
+      <w:r>
+        <w:rPr>
+          <w:rFonts w:asciiTheme="majorBidi" w:hAnsiTheme="majorBidi" w:cstheme="majorBidi"/>
+          <w:b/>
+          <w:bCs/>
+          <w:i/>
+          <w:iCs/>
           <w:sz w:val="28"/>
           <w:szCs w:val="28"/>
         </w:rPr>
@@ -10718,13 +11035,21 @@
         <w:jc w:val="both"/>
         <w:rPr>
           <w:rFonts w:asciiTheme="majorBidi" w:hAnsiTheme="majorBidi" w:cstheme="majorBidi"/>
-          <w:sz w:val="28"/>
-          <w:szCs w:val="28"/>
-        </w:rPr>
-      </w:pPr>
-      <w:r>
-        <w:rPr>
-          <w:rFonts w:asciiTheme="majorBidi" w:hAnsiTheme="majorBidi" w:cstheme="majorBidi"/>
+          <w:b/>
+          <w:bCs/>
+          <w:i/>
+          <w:iCs/>
+          <w:sz w:val="28"/>
+          <w:szCs w:val="28"/>
+        </w:rPr>
+      </w:pPr>
+      <w:r>
+        <w:rPr>
+          <w:rFonts w:asciiTheme="majorBidi" w:hAnsiTheme="majorBidi" w:cstheme="majorBidi"/>
+          <w:b/>
+          <w:bCs/>
+          <w:i/>
+          <w:iCs/>
           <w:sz w:val="28"/>
           <w:szCs w:val="28"/>
         </w:rPr>
@@ -10742,6 +11067,10 @@
         <w:jc w:val="both"/>
         <w:rPr>
           <w:rFonts w:asciiTheme="majorBidi" w:hAnsiTheme="majorBidi" w:cstheme="majorBidi"/>
+          <w:b/>
+          <w:bCs/>
+          <w:i/>
+          <w:iCs/>
           <w:sz w:val="28"/>
           <w:szCs w:val="28"/>
         </w:rPr>
@@ -10750,6 +11079,10 @@
       <w:r>
         <w:rPr>
           <w:rFonts w:asciiTheme="majorBidi" w:hAnsiTheme="majorBidi" w:cstheme="majorBidi"/>
+          <w:b/>
+          <w:bCs/>
+          <w:i/>
+          <w:iCs/>
           <w:sz w:val="28"/>
           <w:szCs w:val="28"/>
         </w:rPr>
@@ -10768,13 +11101,21 @@
         <w:jc w:val="both"/>
         <w:rPr>
           <w:rFonts w:asciiTheme="majorBidi" w:hAnsiTheme="majorBidi" w:cstheme="majorBidi"/>
-          <w:sz w:val="28"/>
-          <w:szCs w:val="28"/>
-        </w:rPr>
-      </w:pPr>
-      <w:r>
-        <w:rPr>
-          <w:rFonts w:asciiTheme="majorBidi" w:hAnsiTheme="majorBidi" w:cstheme="majorBidi"/>
+          <w:b/>
+          <w:bCs/>
+          <w:i/>
+          <w:iCs/>
+          <w:sz w:val="28"/>
+          <w:szCs w:val="28"/>
+        </w:rPr>
+      </w:pPr>
+      <w:r>
+        <w:rPr>
+          <w:rFonts w:asciiTheme="majorBidi" w:hAnsiTheme="majorBidi" w:cstheme="majorBidi"/>
+          <w:b/>
+          <w:bCs/>
+          <w:i/>
+          <w:iCs/>
           <w:sz w:val="28"/>
           <w:szCs w:val="28"/>
         </w:rPr>
@@ -10985,7 +11326,6 @@
           <w:sz w:val="28"/>
           <w:szCs w:val="28"/>
         </w:rPr>
-        <w:lastRenderedPageBreak/>
         <w:t xml:space="preserve">docker network create --subnet 10.10.0.0/16 --gateway 10.10.0.1 </w:t>
       </w:r>
       <w:proofErr w:type="spellStart"/>
@@ -12002,6 +12342,7 @@
           <w:sz w:val="28"/>
           <w:szCs w:val="28"/>
         </w:rPr>
+        <w:lastRenderedPageBreak/>
         <w:t>--</w:t>
       </w:r>
       <w:proofErr w:type="spellStart"/>
@@ -12034,13 +12375,21 @@
         <w:jc w:val="both"/>
         <w:rPr>
           <w:rFonts w:asciiTheme="majorBidi" w:hAnsiTheme="majorBidi" w:cstheme="majorBidi"/>
-          <w:sz w:val="28"/>
-          <w:szCs w:val="28"/>
-        </w:rPr>
-      </w:pPr>
-      <w:r>
-        <w:rPr>
-          <w:rFonts w:asciiTheme="majorBidi" w:hAnsiTheme="majorBidi" w:cstheme="majorBidi"/>
+          <w:b/>
+          <w:bCs/>
+          <w:i/>
+          <w:iCs/>
+          <w:sz w:val="28"/>
+          <w:szCs w:val="28"/>
+        </w:rPr>
+      </w:pPr>
+      <w:r>
+        <w:rPr>
+          <w:rFonts w:asciiTheme="majorBidi" w:hAnsiTheme="majorBidi" w:cstheme="majorBidi"/>
+          <w:b/>
+          <w:bCs/>
+          <w:i/>
+          <w:iCs/>
           <w:sz w:val="28"/>
           <w:szCs w:val="28"/>
         </w:rPr>
@@ -12050,6 +12399,10 @@
       <w:r>
         <w:rPr>
           <w:rFonts w:asciiTheme="majorBidi" w:hAnsiTheme="majorBidi" w:cstheme="majorBidi"/>
+          <w:b/>
+          <w:bCs/>
+          <w:i/>
+          <w:iCs/>
           <w:sz w:val="28"/>
           <w:szCs w:val="28"/>
         </w:rPr>
@@ -12059,6 +12412,10 @@
       <w:r>
         <w:rPr>
           <w:rFonts w:asciiTheme="majorBidi" w:hAnsiTheme="majorBidi" w:cstheme="majorBidi"/>
+          <w:b/>
+          <w:bCs/>
+          <w:i/>
+          <w:iCs/>
           <w:sz w:val="28"/>
           <w:szCs w:val="28"/>
         </w:rPr>
@@ -12068,6 +12425,10 @@
       <w:r>
         <w:rPr>
           <w:rFonts w:asciiTheme="majorBidi" w:hAnsiTheme="majorBidi" w:cstheme="majorBidi"/>
+          <w:b/>
+          <w:bCs/>
+          <w:i/>
+          <w:iCs/>
           <w:sz w:val="28"/>
           <w:szCs w:val="28"/>
         </w:rPr>
@@ -12077,6 +12438,10 @@
       <w:r>
         <w:rPr>
           <w:rFonts w:asciiTheme="majorBidi" w:hAnsiTheme="majorBidi" w:cstheme="majorBidi"/>
+          <w:b/>
+          <w:bCs/>
+          <w:i/>
+          <w:iCs/>
           <w:sz w:val="28"/>
           <w:szCs w:val="28"/>
         </w:rPr>
@@ -17535,6 +17900,119 @@
     </w:lvl>
   </w:abstractNum>
   <w:abstractNum w:abstractNumId="45" w15:restartNumberingAfterBreak="0">
+    <w:nsid w:val="798B13A3"/>
+    <w:multiLevelType w:val="hybridMultilevel"/>
+    <w:tmpl w:val="2D28D81C"/>
+    <w:lvl w:ilvl="0" w:tplc="04090001">
+      <w:start w:val="1"/>
+      <w:numFmt w:val="bullet"/>
+      <w:lvlText w:val=""/>
+      <w:lvlJc w:val="left"/>
+      <w:pPr>
+        <w:ind w:left="720" w:hanging="360"/>
+      </w:pPr>
+      <w:rPr>
+        <w:rFonts w:ascii="Symbol" w:hAnsi="Symbol" w:hint="default"/>
+      </w:rPr>
+    </w:lvl>
+    <w:lvl w:ilvl="1" w:tplc="04090003" w:tentative="1">
+      <w:start w:val="1"/>
+      <w:numFmt w:val="bullet"/>
+      <w:lvlText w:val="o"/>
+      <w:lvlJc w:val="left"/>
+      <w:pPr>
+        <w:ind w:left="1440" w:hanging="360"/>
+      </w:pPr>
+      <w:rPr>
+        <w:rFonts w:ascii="Courier New" w:hAnsi="Courier New" w:cs="Courier New" w:hint="default"/>
+      </w:rPr>
+    </w:lvl>
+    <w:lvl w:ilvl="2" w:tplc="04090005" w:tentative="1">
+      <w:start w:val="1"/>
+      <w:numFmt w:val="bullet"/>
+      <w:lvlText w:val=""/>
+      <w:lvlJc w:val="left"/>
+      <w:pPr>
+        <w:ind w:left="2160" w:hanging="360"/>
+      </w:pPr>
+      <w:rPr>
+        <w:rFonts w:ascii="Wingdings" w:hAnsi="Wingdings" w:hint="default"/>
+      </w:rPr>
+    </w:lvl>
+    <w:lvl w:ilvl="3" w:tplc="04090001" w:tentative="1">
+      <w:start w:val="1"/>
+      <w:numFmt w:val="bullet"/>
+      <w:lvlText w:val=""/>
+      <w:lvlJc w:val="left"/>
+      <w:pPr>
+        <w:ind w:left="2880" w:hanging="360"/>
+      </w:pPr>
+      <w:rPr>
+        <w:rFonts w:ascii="Symbol" w:hAnsi="Symbol" w:hint="default"/>
+      </w:rPr>
+    </w:lvl>
+    <w:lvl w:ilvl="4" w:tplc="04090003" w:tentative="1">
+      <w:start w:val="1"/>
+      <w:numFmt w:val="bullet"/>
+      <w:lvlText w:val="o"/>
+      <w:lvlJc w:val="left"/>
+      <w:pPr>
+        <w:ind w:left="3600" w:hanging="360"/>
+      </w:pPr>
+      <w:rPr>
+        <w:rFonts w:ascii="Courier New" w:hAnsi="Courier New" w:cs="Courier New" w:hint="default"/>
+      </w:rPr>
+    </w:lvl>
+    <w:lvl w:ilvl="5" w:tplc="04090005" w:tentative="1">
+      <w:start w:val="1"/>
+      <w:numFmt w:val="bullet"/>
+      <w:lvlText w:val=""/>
+      <w:lvlJc w:val="left"/>
+      <w:pPr>
+        <w:ind w:left="4320" w:hanging="360"/>
+      </w:pPr>
+      <w:rPr>
+        <w:rFonts w:ascii="Wingdings" w:hAnsi="Wingdings" w:hint="default"/>
+      </w:rPr>
+    </w:lvl>
+    <w:lvl w:ilvl="6" w:tplc="04090001" w:tentative="1">
+      <w:start w:val="1"/>
+      <w:numFmt w:val="bullet"/>
+      <w:lvlText w:val=""/>
+      <w:lvlJc w:val="left"/>
+      <w:pPr>
+        <w:ind w:left="5040" w:hanging="360"/>
+      </w:pPr>
+      <w:rPr>
+        <w:rFonts w:ascii="Symbol" w:hAnsi="Symbol" w:hint="default"/>
+      </w:rPr>
+    </w:lvl>
+    <w:lvl w:ilvl="7" w:tplc="04090003" w:tentative="1">
+      <w:start w:val="1"/>
+      <w:numFmt w:val="bullet"/>
+      <w:lvlText w:val="o"/>
+      <w:lvlJc w:val="left"/>
+      <w:pPr>
+        <w:ind w:left="5760" w:hanging="360"/>
+      </w:pPr>
+      <w:rPr>
+        <w:rFonts w:ascii="Courier New" w:hAnsi="Courier New" w:cs="Courier New" w:hint="default"/>
+      </w:rPr>
+    </w:lvl>
+    <w:lvl w:ilvl="8" w:tplc="04090005" w:tentative="1">
+      <w:start w:val="1"/>
+      <w:numFmt w:val="bullet"/>
+      <w:lvlText w:val=""/>
+      <w:lvlJc w:val="left"/>
+      <w:pPr>
+        <w:ind w:left="6480" w:hanging="360"/>
+      </w:pPr>
+      <w:rPr>
+        <w:rFonts w:ascii="Wingdings" w:hAnsi="Wingdings" w:hint="default"/>
+      </w:rPr>
+    </w:lvl>
+  </w:abstractNum>
+  <w:abstractNum w:abstractNumId="46" w15:restartNumberingAfterBreak="0">
     <w:nsid w:val="79AA416B"/>
     <w:multiLevelType w:val="hybridMultilevel"/>
     <w:tmpl w:val="E1D2DBB6"/>
@@ -17647,7 +18125,7 @@
       </w:rPr>
     </w:lvl>
   </w:abstractNum>
-  <w:abstractNum w:abstractNumId="46" w15:restartNumberingAfterBreak="0">
+  <w:abstractNum w:abstractNumId="47" w15:restartNumberingAfterBreak="0">
     <w:nsid w:val="7A9041B9"/>
     <w:multiLevelType w:val="hybridMultilevel"/>
     <w:tmpl w:val="45F437CC"/>
@@ -17760,7 +18238,7 @@
       </w:rPr>
     </w:lvl>
   </w:abstractNum>
-  <w:abstractNum w:abstractNumId="47" w15:restartNumberingAfterBreak="0">
+  <w:abstractNum w:abstractNumId="48" w15:restartNumberingAfterBreak="0">
     <w:nsid w:val="7CAD4690"/>
     <w:multiLevelType w:val="hybridMultilevel"/>
     <w:tmpl w:val="A9BACDB0"/>
@@ -17892,7 +18370,7 @@
     <w:abstractNumId w:val="3"/>
   </w:num>
   <w:num w:numId="7" w16cid:durableId="1638026638">
-    <w:abstractNumId w:val="45"/>
+    <w:abstractNumId w:val="46"/>
   </w:num>
   <w:num w:numId="8" w16cid:durableId="1120681555">
     <w:abstractNumId w:val="33"/>
@@ -17916,7 +18394,7 @@
     <w:abstractNumId w:val="1"/>
   </w:num>
   <w:num w:numId="15" w16cid:durableId="211161098">
-    <w:abstractNumId w:val="46"/>
+    <w:abstractNumId w:val="47"/>
   </w:num>
   <w:num w:numId="16" w16cid:durableId="1435441451">
     <w:abstractNumId w:val="21"/>
@@ -17931,7 +18409,7 @@
     <w:abstractNumId w:val="24"/>
   </w:num>
   <w:num w:numId="20" w16cid:durableId="1656032199">
-    <w:abstractNumId w:val="47"/>
+    <w:abstractNumId w:val="48"/>
   </w:num>
   <w:num w:numId="21" w16cid:durableId="487332287">
     <w:abstractNumId w:val="37"/>
@@ -18016,6 +18494,9 @@
   </w:num>
   <w:num w:numId="48" w16cid:durableId="1446271087">
     <w:abstractNumId w:val="31"/>
+  </w:num>
+  <w:num w:numId="49" w16cid:durableId="519785806">
+    <w:abstractNumId w:val="45"/>
   </w:num>
 </w:numbering>
 </file>
